--- a/downloads/teacher/ai-2-week-25.docx
+++ b/downloads/teacher/ai-2-week-25.docx
@@ -2785,6 +2785,396 @@
         <w:t>Document the recommender’s text representation and unknown-token behavior rather than assuming every model counts words identically.</w:t>
       </w:r>
     </w:p>
+    <w:p>
+      <w:pPr>
+        <w:pStyle w:val="Heading1"/>
+      </w:pPr>
+      <w:r>
+        <w:t>07. Prepare, teach and assess</w:t>
+      </w:r>
+    </w:p>
+    <w:p>
+      <w:r>
+        <w:t>Teaching target: Encode and decode text under an explicit toy vocabulary</w:t>
+      </w:r>
+    </w:p>
+    <w:p>
+      <w:r>
+        <w:t>Prepare the labelled worked-case picture, the matching workbook, fictional input cards and a place for individual responses. No paid AI account is required for the paper reasoning activities.</w:t>
+      </w:r>
+    </w:p>
+    <w:tbl>
+      <w:tblPr>
+        <w:tblStyle w:val="LightShading-Accent1"/>
+        <w:tblW w:type="auto" w:w="0"/>
+        <w:tblLook w:firstColumn="1" w:firstRow="1" w:lastColumn="0" w:lastRow="0" w:noHBand="0" w:noVBand="1" w:val="04A0"/>
+      </w:tblPr>
+      <w:tblGrid>
+        <w:gridCol w:w="3408"/>
+        <w:gridCol w:w="3408"/>
+        <w:gridCol w:w="3408"/>
+      </w:tblGrid>
+      <w:tr>
+        <w:trPr>
+          <w:tblHeader/>
+        </w:trPr>
+        <w:tc>
+          <w:tcPr>
+            <w:tcW w:type="dxa" w:w="3408"/>
+          </w:tcPr>
+          <w:p>
+            <w:r>
+              <w:t>Session</w:t>
+            </w:r>
+          </w:p>
+        </w:tc>
+        <w:tc>
+          <w:tcPr>
+            <w:tcW w:type="dxa" w:w="3408"/>
+          </w:tcPr>
+          <w:p>
+            <w:r>
+              <w:t>Plan</w:t>
+            </w:r>
+          </w:p>
+        </w:tc>
+        <w:tc>
+          <w:tcPr>
+            <w:tcW w:type="dxa" w:w="3408"/>
+          </w:tcPr>
+          <w:p>
+            <w:r>
+              <w:t>Resources</w:t>
+            </w:r>
+          </w:p>
+        </w:tc>
+      </w:tr>
+      <w:tr>
+        <w:tc>
+          <w:tcPr>
+            <w:tcW w:type="dxa" w:w="3408"/>
+          </w:tcPr>
+          <w:p>
+            <w:r>
+              <w:t>Session 1 · Understand · 45 min</w:t>
+            </w:r>
+          </w:p>
+        </w:tc>
+        <w:tc>
+          <w:tcPr>
+            <w:tcW w:type="dxa" w:w="3408"/>
+          </w:tcPr>
+          <w:p>
+            <w:r>
+              <w:t>0–7: recall and prerequisite; 7–15: inspect the concrete case and predict; 15–30: teacher models the worked trace; 30–40: learners explain a step using the text and visual; 40–45: check the core idea.</w:t>
+            </w:r>
+          </w:p>
+        </w:tc>
+        <w:tc>
+          <w:tcPr>
+            <w:tcW w:type="dxa" w:w="3408"/>
+          </w:tcPr>
+          <w:p>
+            <w:r>
+              <w:t>Sections 1–6; record the brief recall in the workbook.</w:t>
+            </w:r>
+          </w:p>
+        </w:tc>
+      </w:tr>
+      <w:tr>
+        <w:tc>
+          <w:tcPr>
+            <w:tcW w:type="dxa" w:w="3408"/>
+          </w:tcPr>
+          <w:p>
+            <w:r>
+              <w:t>Session 2 · Practise · 45 min</w:t>
+            </w:r>
+          </w:p>
+        </w:tc>
+        <w:tc>
+          <w:tcPr>
+            <w:tcW w:type="dxa" w:w="3408"/>
+          </w:tcPr>
+          <w:p>
+            <w:r>
+              <w:t>0–5: retrieve the procedure; 5–15: W2 completion practice; 15–23: explain and check with a partner; 23–30: each learner answers the misconception check; 30–40: targeted reteaching or a harder variation; 40–45: prepare the investigation.</w:t>
+            </w:r>
+          </w:p>
+        </w:tc>
+        <w:tc>
+          <w:tcPr>
+            <w:tcW w:type="dxa" w:w="3408"/>
+          </w:tcPr>
+          <w:p>
+            <w:r>
+              <w:t>Sections 7–10; use the matching workbook W2 and misconception check.</w:t>
+            </w:r>
+          </w:p>
+        </w:tc>
+      </w:tr>
+      <w:tr>
+        <w:tc>
+          <w:tcPr>
+            <w:tcW w:type="dxa" w:w="3408"/>
+          </w:tcPr>
+          <w:p>
+            <w:r>
+              <w:t>Session 3 · Investigate and transfer · 45 min</w:t>
+            </w:r>
+          </w:p>
+        </w:tc>
+        <w:tc>
+          <w:tcPr>
+            <w:tcW w:type="dxa" w:w="3408"/>
+          </w:tcPr>
+          <w:p>
+            <w:r>
+              <w:t>0–5: retrieve the decision rule; 5–20: investigate or trace; 20–30: start the independent case; 30–38: connect the project; 38–43: act on feedback; 43–45: plan the return check.</w:t>
+            </w:r>
+          </w:p>
+        </w:tc>
+        <w:tc>
+          <w:tcPr>
+            <w:tcW w:type="dxa" w:w="3408"/>
+          </w:tcPr>
+          <w:p>
+            <w:r>
+              <w:t>Sections 9 and 11–14. Give extra time to finish the full task set; use Section 15 when the week includes a coding lab.</w:t>
+            </w:r>
+          </w:p>
+        </w:tc>
+      </w:tr>
+    </w:tbl>
+    <w:p>
+      <w:r>
+        <w:t>Before class, solve the supported practice: Encode cats sat using the given vocabulary, decode it, and count with and without an appended end marker.</w:t>
+      </w:r>
+    </w:p>
+    <w:p>
+      <w:r>
+        <w:t>Reasoned practice answer: Teacher explanation: Text IDs [1,5,6,7] decode cats sat. Four text tokens; five sequence items if the protocol appends end ID 0.</w:t>
+      </w:r>
+    </w:p>
+    <w:p>
+      <w:r>
+        <w:t>Check every learner before discussion: Use the worked case for Tokenisation and vocabulary. Proposed explanation: “A token always equals a word”. Decide whether this explanation is supported. Point to the step or supplied fact that decides; explain your repair if needed.</w:t>
+      </w:r>
+    </w:p>
+    <w:p>
+      <w:r>
+        <w:t>Misconception repair: The vocabulary contains both whole strings and character pieces, so one word can take multiple tokens.</w:t>
+      </w:r>
+    </w:p>
+    <w:p>
+      <w:r>
+        <w:t>Support: read the exact case aloud, enlarge the labelled picture, supply input cards and model only the first deciding step. Accept a spoken explanation or drawing; retain the reasoning goal.</w:t>
+      </w:r>
+    </w:p>
+    <w:p>
+      <w:r>
+        <w:t>Extension: Use a character vocabulary covering b,o,k,s and space instead. Require a prediction and a reason before comparing. Expected result: The same phrase uses ten character tokens. Reason: There are five letters, one space and four letters; its decoded text remains unchanged.</w:t>
+      </w:r>
+    </w:p>
+    <w:p>
+      <w:r>
+        <w:t>Independent assessment: withhold the reserved answer until the learner has attempted the new case. Record support separately from correctness.</w:t>
+      </w:r>
+    </w:p>
+    <w:tbl>
+      <w:tblPr>
+        <w:tblStyle w:val="LightShading-Accent1"/>
+        <w:tblW w:type="auto" w:w="0"/>
+        <w:tblLook w:firstColumn="1" w:firstRow="1" w:lastColumn="0" w:lastRow="0" w:noHBand="0" w:noVBand="1" w:val="04A0"/>
+      </w:tblPr>
+      <w:tblGrid>
+        <w:gridCol w:w="2556"/>
+        <w:gridCol w:w="2556"/>
+        <w:gridCol w:w="2556"/>
+        <w:gridCol w:w="2556"/>
+      </w:tblGrid>
+      <w:tr>
+        <w:trPr>
+          <w:tblHeader/>
+        </w:trPr>
+        <w:tc>
+          <w:tcPr>
+            <w:tcW w:type="dxa" w:w="2556"/>
+          </w:tcPr>
+          <w:p>
+            <w:r>
+              <w:t>Criterion</w:t>
+            </w:r>
+          </w:p>
+        </w:tc>
+        <w:tc>
+          <w:tcPr>
+            <w:tcW w:type="dxa" w:w="2556"/>
+          </w:tcPr>
+          <w:p>
+            <w:r>
+              <w:t>Not yet</w:t>
+            </w:r>
+          </w:p>
+        </w:tc>
+        <w:tc>
+          <w:tcPr>
+            <w:tcW w:type="dxa" w:w="2556"/>
+          </w:tcPr>
+          <w:p>
+            <w:r>
+              <w:t>With support</w:t>
+            </w:r>
+          </w:p>
+        </w:tc>
+        <w:tc>
+          <w:tcPr>
+            <w:tcW w:type="dxa" w:w="2556"/>
+          </w:tcPr>
+          <w:p>
+            <w:r>
+              <w:t>Independent</w:t>
+            </w:r>
+          </w:p>
+        </w:tc>
+      </w:tr>
+      <w:tr>
+        <w:tc>
+          <w:tcPr>
+            <w:tcW w:type="dxa" w:w="2556"/>
+          </w:tcPr>
+          <w:p>
+            <w:r>
+              <w:t>Explanation</w:t>
+            </w:r>
+          </w:p>
+        </w:tc>
+        <w:tc>
+          <w:tcPr>
+            <w:tcW w:type="dxa" w:w="2556"/>
+          </w:tcPr>
+          <w:p>
+            <w:r>
+              <w:t>Names an answer without a deciding fact</w:t>
+            </w:r>
+          </w:p>
+        </w:tc>
+        <w:tc>
+          <w:tcPr>
+            <w:tcW w:type="dxa" w:w="2556"/>
+          </w:tcPr>
+          <w:p>
+            <w:r>
+              <w:t>Uses a hint to link fact and decision</w:t>
+            </w:r>
+          </w:p>
+        </w:tc>
+        <w:tc>
+          <w:tcPr>
+            <w:tcW w:type="dxa" w:w="2556"/>
+          </w:tcPr>
+          <w:p>
+            <w:r>
+              <w:t>Explains the deciding fact in own words</w:t>
+            </w:r>
+          </w:p>
+        </w:tc>
+      </w:tr>
+      <w:tr>
+        <w:tc>
+          <w:tcPr>
+            <w:tcW w:type="dxa" w:w="2556"/>
+          </w:tcPr>
+          <w:p>
+            <w:r>
+              <w:t>Trace or test</w:t>
+            </w:r>
+          </w:p>
+        </w:tc>
+        <w:tc>
+          <w:tcPr>
+            <w:tcW w:type="dxa" w:w="2556"/>
+          </w:tcPr>
+          <w:p>
+            <w:r>
+              <w:t>Cannot connect input and result</w:t>
+            </w:r>
+          </w:p>
+        </w:tc>
+        <w:tc>
+          <w:tcPr>
+            <w:tcW w:type="dxa" w:w="2556"/>
+          </w:tcPr>
+          <w:p>
+            <w:r>
+              <w:t>Completes steps with prompts</w:t>
+            </w:r>
+          </w:p>
+        </w:tc>
+        <w:tc>
+          <w:tcPr>
+            <w:tcW w:type="dxa" w:w="2556"/>
+          </w:tcPr>
+          <w:p>
+            <w:r>
+              <w:t>Traces or tests a changed case accurately</w:t>
+            </w:r>
+          </w:p>
+        </w:tc>
+      </w:tr>
+      <w:tr>
+        <w:tc>
+          <w:tcPr>
+            <w:tcW w:type="dxa" w:w="2556"/>
+          </w:tcPr>
+          <w:p>
+            <w:r>
+              <w:t>Limits and revision</w:t>
+            </w:r>
+          </w:p>
+        </w:tc>
+        <w:tc>
+          <w:tcPr>
+            <w:tcW w:type="dxa" w:w="2556"/>
+          </w:tcPr>
+          <w:p>
+            <w:r>
+              <w:t>Claims more than evidence supports</w:t>
+            </w:r>
+          </w:p>
+        </w:tc>
+        <w:tc>
+          <w:tcPr>
+            <w:tcW w:type="dxa" w:w="2556"/>
+          </w:tcPr>
+          <w:p>
+            <w:r>
+              <w:t>Names a limit after a prompt</w:t>
+            </w:r>
+          </w:p>
+        </w:tc>
+        <w:tc>
+          <w:tcPr>
+            <w:tcW w:type="dxa" w:w="2556"/>
+          </w:tcPr>
+          <w:p>
+            <w:r>
+              <w:t>States a defensible limit and useful next test</w:t>
+            </w:r>
+          </w:p>
+        </w:tc>
+      </w:tr>
+    </w:tbl>
+    <w:p>
+      <w:r>
+        <w:t>Project checkpoint: Prepare the demonstration. Gather reproducible instructions, evidence, access checks and remaining limitations.</w:t>
+      </w:r>
+    </w:p>
+    <w:p>
+      <w:r>
+        <w:t>Use the weekly teacher answer for topic-specific reasoning. A saved progress tick is an activity record; judge mastery from the learner’s explanation and evidence.</w:t>
+      </w:r>
+    </w:p>
     <w:sectPr>
       <w:pgSz w:w="12240" w:h="15840"/>
       <w:pgMar w:top="936" w:right="1008" w:bottom="936" w:left="1008" w:header="720" w:footer="720" w:gutter="0"/>

--- a/downloads/teacher/ai-2-week-25.docx
+++ b/downloads/teacher/ai-2-week-25.docx
@@ -3175,6 +3175,39 @@
         <w:t>Use the weekly teacher answer for topic-specific reasoning. A saved progress tick is an activity record; judge mastery from the learner’s explanation and evidence.</w:t>
       </w:r>
     </w:p>
+    <w:p>
+      <w:pPr>
+        <w:pStyle w:val="Heading1"/>
+      </w:pPr>
+      <w:r>
+        <w:t>08. Use feedback, labs and repair paths</w:t>
+      </w:r>
+    </w:p>
+    <w:p>
+      <w:r>
+        <w:t>Use the two formative questions as supported practice, not as independent mastery scores. Discuss the deciding evidence rather than accepting a guessed selection.</w:t>
+      </w:r>
+    </w:p>
+    <w:p>
+      <w:r>
+        <w:t>The feedback comes from the reviewed public worked case. Do not reveal the separately reserved independent teacher answer until the learner has attempted that case.</w:t>
+      </w:r>
+    </w:p>
+    <w:p>
+      <w:r>
+        <w:t>Ask students to predict before running code. Preserve errors and actual outputs; collect a changed test and an explanation. The branch-boundary and indexing lessons deliberately include failure cases.</w:t>
+      </w:r>
+    </w:p>
+    <w:p>
+      <w:r>
+        <w:t>Use the earlier worked-explanation links to address a specific missing building block, then return to the current question. Adapt this suggestion after observing the learner; it is not an automatic diagnosis.</w:t>
+      </w:r>
+    </w:p>
+    <w:p>
+      <w:r>
+        <w:t>Collect the completed-work portfolio as evidence. Record support separately from correctness, and assess explanation, trace/test and limitations. Progress ticks and quiz selections alone do not establish mastery.</w:t>
+      </w:r>
+    </w:p>
     <w:sectPr>
       <w:pgSz w:w="12240" w:h="15840"/>
       <w:pgMar w:top="936" w:right="1008" w:bottom="936" w:left="1008" w:header="720" w:footer="720" w:gutter="0"/>

--- a/downloads/teacher/ai-2-week-25.docx
+++ b/downloads/teacher/ai-2-week-25.docx
@@ -29,6 +29,11 @@
       </w:r>
     </w:p>
     <w:p>
+      <w:r>
+        <w:t>Prepare Text as Pieces: check the target, prerequisites, resources and adaptable teaching schedule.</w:t>
+      </w:r>
+    </w:p>
+    <w:p>
       <w:pPr>
         <w:pStyle w:val="Heading3"/>
       </w:pPr>
@@ -37,8 +42,20 @@
       </w:r>
     </w:p>
     <w:p>
-      <w:r>
-        <w:t>Primary target: Encode and decode text under an explicit toy vocabulary</w:t>
+      <w:pPr>
+        <w:spacing w:line="336" w:lineRule="auto" w:after="180"/>
+      </w:pPr>
+      <w:r>
+        <w:rPr>
+          <w:b w:val="0"/>
+        </w:rPr>
+        <w:t xml:space="preserve">Primary target: Encode and decode text under an explicit toy </w:t>
+      </w:r>
+      <w:r>
+        <w:rPr>
+          <w:b/>
+        </w:rPr>
+        <w:t>vocabulary</w:t>
       </w:r>
     </w:p>
     <w:tbl>
@@ -185,8 +202,37 @@
       </w:tr>
     </w:tbl>
     <w:p>
-      <w:r>
-        <w:t>This is a starting allocation of 135 minutes, not a validated duration. Preserve all named topics. Schedule extra time for connected examples, the full investigation, independent cases and project building. Repeated copies of a case share one recorded attempt; they are not new evidence.</w:t>
+      <w:pPr>
+        <w:spacing w:line="336" w:lineRule="auto" w:after="180"/>
+      </w:pPr>
+      <w:r>
+        <w:rPr>
+          <w:b w:val="0"/>
+        </w:rPr>
+        <w:t>This is a starting allocation of 135 minutes, not a validated duration. Preserve all named topics. Schedule extra time for connected examples, the full investigation, independent cases and project building.</w:t>
+      </w:r>
+    </w:p>
+    <w:p>
+      <w:pPr>
+        <w:spacing w:line="336" w:lineRule="auto" w:after="180"/>
+      </w:pPr>
+      <w:r>
+        <w:rPr>
+          <w:b w:val="0"/>
+        </w:rPr>
+        <w:t xml:space="preserve">Repeated copies of a case share one recorded attempt; they are not new </w:t>
+      </w:r>
+      <w:r>
+        <w:rPr>
+          <w:b/>
+        </w:rPr>
+        <w:t>evidence</w:t>
+      </w:r>
+      <w:r>
+        <w:rPr>
+          <w:b w:val="0"/>
+        </w:rPr>
+        <w:t>.</w:t>
       </w:r>
     </w:p>
     <w:p>
@@ -206,17 +252,35 @@
       </w:r>
     </w:p>
     <w:p>
-      <w:r>
+      <w:pPr>
+        <w:spacing w:line="336" w:lineRule="auto" w:after="180"/>
+      </w:pPr>
+      <w:r>
+        <w:rPr>
+          <w:b w:val="0"/>
+        </w:rPr>
         <w:t>Without opening the old lesson, explain one key idea from Feedback Loops. Give an example and a mistake that the idea helps you avoid.</w:t>
       </w:r>
     </w:p>
     <w:p>
-      <w:r>
+      <w:pPr>
+        <w:spacing w:line="336" w:lineRule="auto" w:after="180"/>
+      </w:pPr>
+      <w:r>
+        <w:rPr>
+          <w:b w:val="0"/>
+        </w:rPr>
         <w:t>Look for: Implement a deterministic recommender</w:t>
       </w:r>
     </w:p>
     <w:p>
-      <w:r>
+      <w:pPr>
+        <w:spacing w:line="336" w:lineRule="auto" w:after="180"/>
+      </w:pPr>
+      <w:r>
+        <w:rPr>
+          <w:b w:val="0"/>
+        </w:rPr>
         <w:t>Reference example, not the only acceptable wording: Both score 8 and qualify; A is alphabetically first under the tie rule.</w:t>
       </w:r>
     </w:p>
@@ -229,17 +293,47 @@
       </w:r>
     </w:p>
     <w:p>
-      <w:r>
+      <w:pPr>
+        <w:spacing w:line="336" w:lineRule="auto" w:after="180"/>
+      </w:pPr>
+      <w:r>
+        <w:rPr>
+          <w:b w:val="0"/>
+        </w:rPr>
         <w:t>Without opening the old lesson, explain one key idea from Nearest Neighbor Reasoning. Give an example and a mistake that the idea helps you avoid.</w:t>
       </w:r>
     </w:p>
     <w:p>
-      <w:r>
-        <w:t>Look for: Compute absolute distances and rank training neighbours</w:t>
-      </w:r>
-    </w:p>
-    <w:p>
-      <w:r>
+      <w:pPr>
+        <w:spacing w:line="336" w:lineRule="auto" w:after="180"/>
+      </w:pPr>
+      <w:r>
+        <w:rPr>
+          <w:b w:val="0"/>
+        </w:rPr>
+        <w:t xml:space="preserve">Look for: Compute absolute distances and rank </w:t>
+      </w:r>
+      <w:r>
+        <w:rPr>
+          <w:b/>
+        </w:rPr>
+        <w:t>training</w:t>
+      </w:r>
+      <w:r>
+        <w:rPr>
+          <w:b w:val="0"/>
+        </w:rPr>
+        <w:t xml:space="preserve"> neighbours</w:t>
+      </w:r>
+    </w:p>
+    <w:p>
+      <w:pPr>
+        <w:spacing w:line="336" w:lineRule="auto" w:after="180"/>
+      </w:pPr>
+      <w:r>
+        <w:rPr>
+          <w:b w:val="0"/>
+        </w:rPr>
         <w:t>Reference example, not the only acceptable wording: Distances to A,B,C,D,E are 1,1,5,7,9 cm. A and B are equally far from 3 on the numeric feature; their labels do not enter the distance calculation.</w:t>
       </w:r>
     </w:p>
@@ -252,22 +346,46 @@
       </w:r>
     </w:p>
     <w:p>
-      <w:r>
+      <w:pPr>
+        <w:spacing w:line="336" w:lineRule="auto" w:after="180"/>
+      </w:pPr>
+      <w:r>
+        <w:rPr>
+          <w:b w:val="0"/>
+        </w:rPr>
         <w:t>Without opening the old lesson, explain one key idea from Sampling and Representation. Give an example and a mistake that the idea helps you avoid.</w:t>
       </w:r>
     </w:p>
     <w:p>
-      <w:r>
+      <w:pPr>
+        <w:spacing w:line="336" w:lineRule="auto" w:after="180"/>
+      </w:pPr>
+      <w:r>
+        <w:rPr>
+          <w:b w:val="0"/>
+        </w:rPr>
         <w:t>Look for: Define a question and target population</w:t>
       </w:r>
     </w:p>
     <w:p>
-      <w:r>
+      <w:pPr>
+        <w:spacing w:line="336" w:lineRule="auto" w:after="180"/>
+      </w:pPr>
+      <w:r>
+        <w:rPr>
+          <w:b w:val="0"/>
+        </w:rPr>
         <w:t>Reference example, not the only acceptable wording: Population: all Grade 7 students. Only lunch-club members or one friend group is an unsuitable basis for a whole-grade claim.</w:t>
       </w:r>
     </w:p>
     <w:p>
-      <w:r>
+      <w:pPr>
+        <w:spacing w:line="336" w:lineRule="auto" w:after="180"/>
+      </w:pPr>
+      <w:r>
+        <w:rPr>
+          <w:b w:val="0"/>
+        </w:rPr>
         <w:t>Use the student module and workbook section with this exact week title. The worked case, independent question and answers below form one aligned lesson sequence.</w:t>
       </w:r>
     </w:p>
@@ -280,8 +398,50 @@
       </w:r>
     </w:p>
     <w:p>
-      <w:r>
-        <w:t>Toy tokenizer A splits 'unhelpful' into un/help/ful; B keeps it whole. Count tokens for each and explain why a three-word sentence need not use three tokens.</w:t>
+      <w:pPr>
+        <w:spacing w:line="336" w:lineRule="auto" w:after="180"/>
+      </w:pPr>
+      <w:r>
+        <w:rPr>
+          <w:b w:val="0"/>
+        </w:rPr>
+        <w:t xml:space="preserve">Toy </w:t>
+      </w:r>
+      <w:r>
+        <w:rPr>
+          <w:b/>
+        </w:rPr>
+        <w:t>token</w:t>
+      </w:r>
+      <w:r>
+        <w:rPr>
+          <w:b w:val="0"/>
+        </w:rPr>
+        <w:t xml:space="preserve">izer A splits 'unhelpful' into un/help/ful; B keeps it whole. Count </w:t>
+      </w:r>
+      <w:r>
+        <w:rPr>
+          <w:b/>
+        </w:rPr>
+        <w:t>token</w:t>
+      </w:r>
+      <w:r>
+        <w:rPr>
+          <w:b w:val="0"/>
+        </w:rPr>
+        <w:t xml:space="preserve">s for each and explain why a three-word sentence need not use three </w:t>
+      </w:r>
+      <w:r>
+        <w:rPr>
+          <w:b/>
+        </w:rPr>
+        <w:t>token</w:t>
+      </w:r>
+      <w:r>
+        <w:rPr>
+          <w:b w:val="0"/>
+        </w:rPr>
+        <w:t>s.</w:t>
       </w:r>
     </w:p>
     <w:p>
@@ -293,8 +453,50 @@
       </w:r>
     </w:p>
     <w:p>
-      <w:r>
-        <w:t>Language systems process tokens and patterns rather than whole human meanings.</w:t>
+      <w:pPr>
+        <w:spacing w:line="336" w:lineRule="auto" w:after="180"/>
+      </w:pPr>
+      <w:r>
+        <w:rPr>
+          <w:b w:val="0"/>
+        </w:rPr>
+        <w:t xml:space="preserve">Language systems </w:t>
+      </w:r>
+      <w:r>
+        <w:rPr>
+          <w:b/>
+        </w:rPr>
+        <w:t>process</w:t>
+      </w:r>
+      <w:r>
+        <w:rPr>
+          <w:b w:val="0"/>
+        </w:rPr>
+        <w:t xml:space="preserve"> </w:t>
+      </w:r>
+      <w:r>
+        <w:rPr>
+          <w:b/>
+        </w:rPr>
+        <w:t>token</w:t>
+      </w:r>
+      <w:r>
+        <w:rPr>
+          <w:b w:val="0"/>
+        </w:rPr>
+        <w:t xml:space="preserve">s and </w:t>
+      </w:r>
+      <w:r>
+        <w:rPr>
+          <w:b/>
+        </w:rPr>
+        <w:t>pattern</w:t>
+      </w:r>
+      <w:r>
+        <w:rPr>
+          <w:b w:val="0"/>
+        </w:rPr>
+        <w:t>s rather than whole human meanings.</w:t>
       </w:r>
     </w:p>
     <w:tbl>
@@ -430,12 +632,38 @@
       </w:r>
     </w:p>
     <w:p>
-      <w:r>
+      <w:pPr>
+        <w:spacing w:line="336" w:lineRule="auto" w:after="180"/>
+      </w:pPr>
+      <w:r>
+        <w:rPr>
+          <w:b w:val="0"/>
+        </w:rPr>
         <w:t>Use the supplied scenario, student illustrations and blank paper. For numeric work, offer counters or a calculator after learners show the setup. Fictional records are supplied; personal data and paid accounts are unnecessary.</w:t>
       </w:r>
     </w:p>
     <w:p>
-      <w:r>
+      <w:pPr>
+        <w:pStyle w:val="Heading3"/>
+      </w:pPr>
+      <w:r>
+        <w:t>Alternative compact allocation</w:t>
+      </w:r>
+    </w:p>
+    <w:p>
+      <w:r>
+        <w:t>This compact option is not the full-week schedule. Use the main teaching cycle and allow extra sessions for the investigation, independent work and project.</w:t>
+      </w:r>
+    </w:p>
+    <w:p>
+      <w:pPr>
+        <w:spacing w:line="336" w:lineRule="auto" w:after="180"/>
+        <w:shd w:fill="F1F6F8"/>
+      </w:pPr>
+      <w:r>
+        <w:rPr>
+          <w:b w:val="0"/>
+        </w:rPr>
         <w:t>Allow 80 minutes: recall 8; explanation 12; worked demonstration 15; guided practice 20; independent assessment 15; project and reflection 10. Extend the lab into a second session when needed.</w:t>
       </w:r>
     </w:p>
@@ -448,8 +676,37 @@
       </w:r>
     </w:p>
     <w:p>
-      <w:r>
-        <w:t>Use two 45-minute sessions. All model outputs and probability tables are constructed classroom examples. No hosted AI service, external API or student account is needed. Distinguish a model objective from factual support and system permissions. Collect independent work before discussing its solutions.</w:t>
+      <w:pPr>
+        <w:spacing w:line="336" w:lineRule="auto" w:after="180"/>
+      </w:pPr>
+      <w:r>
+        <w:rPr>
+          <w:b w:val="0"/>
+        </w:rPr>
+        <w:t xml:space="preserve">Use two 45-minute sessions. All model </w:t>
+      </w:r>
+      <w:r>
+        <w:rPr>
+          <w:b/>
+        </w:rPr>
+        <w:t>output</w:t>
+      </w:r>
+      <w:r>
+        <w:rPr>
+          <w:b w:val="0"/>
+        </w:rPr>
+        <w:t>s and probability tables are constructed classroom examples. No hosted AI service, external API or student account is needed.</w:t>
+      </w:r>
+    </w:p>
+    <w:p>
+      <w:pPr>
+        <w:spacing w:line="336" w:lineRule="auto" w:after="180"/>
+      </w:pPr>
+      <w:r>
+        <w:rPr>
+          <w:b w:val="0"/>
+        </w:rPr>
+        <w:t>Distinguish a model objective from factual support and system permissions. Collect independent work before discussing its solutions.</w:t>
       </w:r>
     </w:p>
     <w:p>
@@ -461,22 +718,82 @@
       </w:r>
     </w:p>
     <w:p>
-      <w:r>
-        <w:t>The preceding token sequence, together with the model and any stated context. Changing segmentation changes that token sequence.</w:t>
-      </w:r>
-    </w:p>
-    <w:p>
-      <w:r>
+      <w:pPr>
+        <w:spacing w:line="336" w:lineRule="auto" w:after="180"/>
+      </w:pPr>
+      <w:r>
+        <w:rPr>
+          <w:b w:val="0"/>
+        </w:rPr>
+        <w:t xml:space="preserve">The preceding </w:t>
+      </w:r>
+      <w:r>
+        <w:rPr>
+          <w:b/>
+        </w:rPr>
+        <w:t>token</w:t>
+      </w:r>
+      <w:r>
+        <w:rPr>
+          <w:b w:val="0"/>
+        </w:rPr>
+        <w:t xml:space="preserve"> sequence, together with the model and any stated </w:t>
+      </w:r>
+      <w:r>
+        <w:rPr>
+          <w:b/>
+        </w:rPr>
+        <w:t>context</w:t>
+      </w:r>
+      <w:r>
+        <w:rPr>
+          <w:b w:val="0"/>
+        </w:rPr>
+        <w:t xml:space="preserve">. Changing segmentation changes that </w:t>
+      </w:r>
+      <w:r>
+        <w:rPr>
+          <w:b/>
+        </w:rPr>
+        <w:t>token</w:t>
+      </w:r>
+      <w:r>
+        <w:rPr>
+          <w:b w:val="0"/>
+        </w:rPr>
+        <w:t xml:space="preserve"> sequence.</w:t>
+      </w:r>
+    </w:p>
+    <w:p>
+      <w:pPr>
+        <w:spacing w:line="336" w:lineRule="auto" w:after="180"/>
+      </w:pPr>
+      <w:r>
+        <w:rPr>
+          <w:b w:val="0"/>
+        </w:rPr>
         <w:t>Printed lesson and workbook; paper and pencil</w:t>
       </w:r>
     </w:p>
     <w:p>
-      <w:r>
+      <w:pPr>
+        <w:spacing w:line="336" w:lineRule="auto" w:after="180"/>
+      </w:pPr>
+      <w:r>
+        <w:rPr>
+          <w:b w:val="0"/>
+        </w:rPr>
         <w:t>Calculator; optional local Python 3 interpreter</w:t>
       </w:r>
     </w:p>
     <w:p>
-      <w:r>
+      <w:pPr>
+        <w:spacing w:line="336" w:lineRule="auto" w:after="180"/>
+      </w:pPr>
+      <w:r>
+        <w:rPr>
+          <w:b w:val="0"/>
+        </w:rPr>
         <w:t>Prepare the independent task and fresh retry without displaying solutions</w:t>
       </w:r>
     </w:p>
@@ -489,12 +806,36 @@
       </w:r>
     </w:p>
     <w:p>
-      <w:r>
-        <w:t>By the end, I can encode and decode text using a specified vocabulary and matching rule.</w:t>
-      </w:r>
-    </w:p>
-    <w:p>
-      <w:r>
+      <w:pPr>
+        <w:spacing w:line="336" w:lineRule="auto" w:after="180"/>
+      </w:pPr>
+      <w:r>
+        <w:rPr>
+          <w:b w:val="0"/>
+        </w:rPr>
+        <w:t xml:space="preserve">By the end, I can encode and decode text using a specified </w:t>
+      </w:r>
+      <w:r>
+        <w:rPr>
+          <w:b/>
+        </w:rPr>
+        <w:t>vocabulary</w:t>
+      </w:r>
+      <w:r>
+        <w:rPr>
+          <w:b w:val="0"/>
+        </w:rPr>
+        <w:t xml:space="preserve"> and matching rule.</w:t>
+      </w:r>
+    </w:p>
+    <w:p>
+      <w:pPr>
+        <w:spacing w:line="336" w:lineRule="auto" w:after="180"/>
+      </w:pPr>
+      <w:r>
+        <w:rPr>
+          <w:b w:val="0"/>
+        </w:rPr>
         <w:t>This added worked case illustrates the week’s main idea. Retain all original and connected topics; schedule its practice within the teaching cycle.</w:t>
       </w:r>
     </w:p>
@@ -507,61 +848,239 @@
       </w:r>
     </w:p>
     <w:p>
+      <w:r>
+        <w:t>Model Text as Pieces using the supplied case, labelled mechanism and reasoning. Make the scope of each conclusion explicit.</w:t>
+      </w:r>
+    </w:p>
+    <w:p>
+      <w:pPr>
+        <w:spacing w:line="336" w:lineRule="auto" w:after="180"/>
+      </w:pPr>
+      <w:r>
+        <w:rPr>
+          <w:b/>
+        </w:rPr>
+        <w:t>Input</w:t>
+      </w:r>
+      <w:r>
+        <w:rPr>
+          <w:b w:val="0"/>
+        </w:rPr>
+        <w:t xml:space="preserve"> → </w:t>
+      </w:r>
+      <w:r>
+        <w:rPr>
+          <w:b/>
+        </w:rPr>
+        <w:t>Process</w:t>
+      </w:r>
+      <w:r>
+        <w:rPr>
+          <w:b w:val="0"/>
+        </w:rPr>
+        <w:t xml:space="preserve"> → </w:t>
+      </w:r>
+      <w:r>
+        <w:rPr>
+          <w:b/>
+        </w:rPr>
+        <w:t>Output</w:t>
+      </w:r>
+    </w:p>
+    <w:p>
+      <w:pPr>
+        <w:spacing w:line="336" w:lineRule="auto" w:after="180"/>
+      </w:pPr>
+      <w:r>
+        <w:rPr>
+          <w:b w:val="0"/>
+        </w:rPr>
+        <w:t>Trace the information. At each stage, ask what changed and how you could test it.</w:t>
+      </w:r>
+    </w:p>
+    <w:p>
+      <w:pPr>
+        <w:spacing w:line="336" w:lineRule="auto" w:after="180"/>
+      </w:pPr>
+      <w:r>
+        <w:rPr>
+          <w:b w:val="0"/>
+        </w:rPr>
+        <w:t>Which stage could fail even when the other two are correct? Explain:</w:t>
+      </w:r>
+    </w:p>
+    <w:p>
+      <w:pPr>
+        <w:spacing w:line="336" w:lineRule="auto" w:after="180"/>
+      </w:pPr>
+      <w:r>
+        <w:rPr>
+          <w:b w:val="0"/>
+        </w:rPr>
+        <w:t xml:space="preserve">Predict first. Then check each step. A correct answer without visible reasoning is incomplete </w:t>
+      </w:r>
+      <w:r>
+        <w:rPr>
+          <w:b/>
+        </w:rPr>
+        <w:t>evidence</w:t>
+      </w:r>
+      <w:r>
+        <w:rPr>
+          <w:b w:val="0"/>
+        </w:rPr>
+        <w:t>.</w:t>
+      </w:r>
+    </w:p>
+    <w:p>
+      <w:pPr>
+        <w:spacing w:line="336" w:lineRule="auto" w:after="180"/>
+        <w:shd w:fill="F4F9FC"/>
+      </w:pPr>
+      <w:r>
+        <w:rPr>
+          <w:b w:val="0"/>
+        </w:rPr>
+        <w:t>1. ‘unhelpful’ might split as ‘un’ + ‘help’ + ‘ful’.</w:t>
+      </w:r>
+    </w:p>
+    <w:p>
+      <w:pPr>
+        <w:spacing w:line="336" w:lineRule="auto" w:after="180"/>
+        <w:shd w:fill="F4F9FC"/>
+      </w:pPr>
+      <w:r>
+        <w:rPr>
+          <w:b w:val="0"/>
+        </w:rPr>
+        <w:t xml:space="preserve">2. A name or emoji may use unexpected </w:t>
+      </w:r>
+      <w:r>
+        <w:rPr>
+          <w:b/>
+        </w:rPr>
+        <w:t>token</w:t>
+      </w:r>
+      <w:r>
+        <w:rPr>
+          <w:b w:val="0"/>
+        </w:rPr>
+        <w:t xml:space="preserve"> pieces.</w:t>
+      </w:r>
+    </w:p>
+    <w:p>
+      <w:pPr>
+        <w:spacing w:line="336" w:lineRule="auto" w:after="180"/>
+        <w:shd w:fill="F4F9FC"/>
+      </w:pPr>
+      <w:r>
+        <w:rPr>
+          <w:b w:val="0"/>
+        </w:rPr>
+        <w:t xml:space="preserve">3. </w:t>
+      </w:r>
+      <w:r>
+        <w:rPr>
+          <w:b/>
+        </w:rPr>
+        <w:t>Token</w:t>
+      </w:r>
+      <w:r>
+        <w:rPr>
+          <w:b w:val="0"/>
+        </w:rPr>
+        <w:t xml:space="preserve"> boundaries need not match whole words.</w:t>
+      </w:r>
+    </w:p>
+    <w:p>
+      <w:pPr>
+        <w:spacing w:line="336" w:lineRule="auto" w:after="180"/>
+        <w:shd w:fill="F4F9FC"/>
+      </w:pPr>
+      <w:r>
+        <w:rPr>
+          <w:b w:val="0"/>
+        </w:rPr>
+        <w:t xml:space="preserve">4. Meaning emerges from </w:t>
+      </w:r>
+      <w:r>
+        <w:rPr>
+          <w:b/>
+        </w:rPr>
+        <w:t>pattern</w:t>
+      </w:r>
+      <w:r>
+        <w:rPr>
+          <w:b w:val="0"/>
+        </w:rPr>
+        <w:t xml:space="preserve">s across </w:t>
+      </w:r>
+      <w:r>
+        <w:rPr>
+          <w:b/>
+        </w:rPr>
+        <w:t>context</w:t>
+      </w:r>
+      <w:r>
+        <w:rPr>
+          <w:b w:val="0"/>
+        </w:rPr>
+        <w:t xml:space="preserve">, not from one </w:t>
+      </w:r>
+      <w:r>
+        <w:rPr>
+          <w:b/>
+        </w:rPr>
+        <w:t>token</w:t>
+      </w:r>
+      <w:r>
+        <w:rPr>
+          <w:b w:val="0"/>
+        </w:rPr>
+        <w:t xml:space="preserve"> acting like a dictionary.</w:t>
+      </w:r>
+    </w:p>
+    <w:p>
+      <w:pPr>
+        <w:spacing w:line="336" w:lineRule="auto" w:after="180"/>
+      </w:pPr>
+      <w:r>
+        <w:rPr>
+          <w:b w:val="0"/>
+        </w:rPr>
+        <w:t>Recalculate, retrace, or restate the reasoning in your own representation:</w:t>
+      </w:r>
+    </w:p>
+    <w:p>
+      <w:pPr>
+        <w:spacing w:line="336" w:lineRule="auto" w:after="180"/>
+        <w:shd w:fill="F5F1FB"/>
+      </w:pPr>
+      <w:r>
+        <w:rPr>
+          <w:b w:val="0"/>
+        </w:rPr>
+        <w:t xml:space="preserve">CHECK Did the </w:t>
+      </w:r>
+      <w:r>
+        <w:rPr>
+          <w:b/>
+        </w:rPr>
+        <w:t>evidence</w:t>
+      </w:r>
+      <w:r>
+        <w:rPr>
+          <w:b w:val="0"/>
+        </w:rPr>
+        <w:t xml:space="preserve"> answer the exact question? Did the total, path, or source record stay consistent?</w:t>
+      </w:r>
+    </w:p>
+    <w:p>
       <w:pPr>
         <w:pStyle w:val="Heading3"/>
       </w:pPr>
       <w:r>
-        <w:t>Explain the mechanism</w:t>
-      </w:r>
-    </w:p>
-    <w:p>
-      <w:r>
-        <w:t>Input → Process → Output</w:t>
-      </w:r>
-    </w:p>
-    <w:p>
-      <w:r>
-        <w:t>Trace the information. At each stage, ask what changed and how you could test it.</w:t>
-      </w:r>
-    </w:p>
-    <w:p>
-      <w:r>
-        <w:t>Which stage could fail even when the other two are correct? Explain:</w:t>
-      </w:r>
-    </w:p>
-    <w:p>
-      <w:r>
-        <w:t>Predict first. Then check each step. A correct answer without visible reasoning is incomplete evidence.</w:t>
-      </w:r>
-    </w:p>
-    <w:p>
-      <w:r>
-        <w:t>1. ‘unhelpful’ might split as ‘un’ + ‘help’ + ‘ful’.</w:t>
-      </w:r>
-    </w:p>
-    <w:p>
-      <w:r>
-        <w:t>2. A name or emoji may use unexpected token pieces.</w:t>
-      </w:r>
-    </w:p>
-    <w:p>
-      <w:r>
-        <w:t>3. Token boundaries need not match whole words.</w:t>
-      </w:r>
-    </w:p>
-    <w:p>
-      <w:r>
-        <w:t>4. Meaning emerges from patterns across context, not from one token acting like a dictionary.</w:t>
-      </w:r>
-    </w:p>
-    <w:p>
-      <w:r>
-        <w:t>Recalculate, retrace, or restate the reasoning in your own representation:</w:t>
-      </w:r>
-    </w:p>
-    <w:p>
-      <w:r>
-        <w:t>CHECK Did the evidence answer the exact question? Did the total, path, or source record stay consistent?</w:t>
+        <w:t>Concrete teaching case</w:t>
       </w:r>
     </w:p>
     <w:p>
@@ -569,17 +1088,31 @@
         <w:pStyle w:val="Heading3"/>
       </w:pPr>
       <w:r>
-        <w:t>Concrete teaching case</w:t>
-      </w:r>
-    </w:p>
-    <w:p>
-      <w:r>
-        <w:t>Toy tokenizer A splits rainbows as [rain][bow][s]; B uses [rainbows].</w:t>
-      </w:r>
-    </w:p>
-    <w:p>
-      <w:r>
-        <w:t>Count tokens and state the limit of the example.</w:t>
+        <w:t>The teaching case</w:t>
+      </w:r>
+    </w:p>
+    <w:p>
+      <w:pPr>
+        <w:spacing w:line="336" w:lineRule="auto" w:after="180"/>
+        <w:shd w:fill="F1F6FC"/>
+      </w:pPr>
+      <w:r>
+        <w:rPr>
+          <w:b w:val="0"/>
+        </w:rPr>
+        <w:t xml:space="preserve">Toy </w:t>
+      </w:r>
+      <w:r>
+        <w:rPr>
+          <w:b/>
+        </w:rPr>
+        <w:t>token</w:t>
+      </w:r>
+      <w:r>
+        <w:rPr>
+          <w:b w:val="0"/>
+        </w:rPr>
+        <w:t>izer A splits rainbows as [rain][bow][s]; B uses [rainbows].</w:t>
       </w:r>
     </w:p>
     <w:p>
@@ -587,35 +1120,379 @@
         <w:pStyle w:val="Heading3"/>
       </w:pPr>
       <w:r>
+        <w:t>The teaching case</w:t>
+      </w:r>
+    </w:p>
+    <w:p>
+      <w:pPr>
+        <w:spacing w:line="336" w:lineRule="auto" w:after="180"/>
+        <w:shd w:fill="F1F6FC"/>
+      </w:pPr>
+      <w:r>
+        <w:rPr>
+          <w:b w:val="0"/>
+        </w:rPr>
+        <w:t xml:space="preserve">Count </w:t>
+      </w:r>
+      <w:r>
+        <w:rPr>
+          <w:b/>
+        </w:rPr>
+        <w:t>token</w:t>
+      </w:r>
+      <w:r>
+        <w:rPr>
+          <w:b w:val="0"/>
+        </w:rPr>
+        <w:t>s and state the limit of the example.</w:t>
+      </w:r>
+    </w:p>
+    <w:p>
+      <w:pPr>
+        <w:pStyle w:val="Heading3"/>
+      </w:pPr>
+      <w:r>
         <w:t>Exact explanation to model</w:t>
       </w:r>
     </w:p>
     <w:p>
-      <w:r>
-        <w:t>Three versus one. Token count depends on tokenizer; tokens need not equal words or letters.</w:t>
-      </w:r>
-    </w:p>
-    <w:p>
       <w:pPr>
         <w:pStyle w:val="Heading3"/>
       </w:pPr>
       <w:r>
+        <w:t>Why the result follows</w:t>
+      </w:r>
+    </w:p>
+    <w:p>
+      <w:pPr>
+        <w:spacing w:line="336" w:lineRule="auto" w:after="180"/>
+        <w:shd w:fill="F1F6FC"/>
+      </w:pPr>
+      <w:r>
+        <w:rPr>
+          <w:b w:val="0"/>
+        </w:rPr>
+        <w:t xml:space="preserve">Three versus one. </w:t>
+      </w:r>
+      <w:r>
+        <w:rPr>
+          <w:b/>
+        </w:rPr>
+        <w:t>Token</w:t>
+      </w:r>
+      <w:r>
+        <w:rPr>
+          <w:b w:val="0"/>
+        </w:rPr>
+        <w:t xml:space="preserve"> count depends on </w:t>
+      </w:r>
+      <w:r>
+        <w:rPr>
+          <w:b/>
+        </w:rPr>
+        <w:t>token</w:t>
+      </w:r>
+      <w:r>
+        <w:rPr>
+          <w:b w:val="0"/>
+        </w:rPr>
+        <w:t xml:space="preserve">izer; </w:t>
+      </w:r>
+      <w:r>
+        <w:rPr>
+          <w:b/>
+        </w:rPr>
+        <w:t>token</w:t>
+      </w:r>
+      <w:r>
+        <w:rPr>
+          <w:b w:val="0"/>
+        </w:rPr>
+        <w:t>s need not equal words or letters.</w:t>
+      </w:r>
+    </w:p>
+    <w:p>
+      <w:pPr>
+        <w:pStyle w:val="Heading3"/>
+      </w:pPr>
+      <w:r>
         <w:t>Explain the added worked example</w:t>
       </w:r>
     </w:p>
     <w:p>
-      <w:r>
-        <w:t>Tokens need not be words. A classroom tokenizer can use an exact, case-sensitive vocabulary and greedily choose the longest matching token from left to right. This is a toy rule, not a claim about every production tokenizer. Define IDs: 0=end, 1=cat, 2=c, 3=a, 4=t, 5=s, 6=space, 7=sat. The space token represents one literal space. The end token is a special terminator, not ordinary text.</w:t>
-      </w:r>
-    </w:p>
-    <w:p>
-      <w:r>
-        <w:t>At each position choose the longest matching ordinary token. If no token matches, stop and report the unsupported character and its position. Do not delete the character or guess a replacement. IDs identify entries; a larger ID does not mean a token is more valuable or more similar.</w:t>
-      </w:r>
-    </w:p>
-    <w:p>
-      <w:r>
-        <w:t>The encoding of cats sat is [1,5,6,7], followed by [0] only if the protocol appends an end token. Decoding concatenates the ordinary token strings to recover cats sat. Count four text tokens, or five sequence items with the end marker included; always state the counting convention. The two written words do not imply two tokens.</w:t>
+      <w:pPr>
+        <w:pStyle w:val="Heading3"/>
+      </w:pPr>
+      <w:r>
+        <w:t>Explain the added worked example · 1</w:t>
+      </w:r>
+    </w:p>
+    <w:p>
+      <w:pPr>
+        <w:spacing w:line="336" w:lineRule="auto" w:after="180"/>
+      </w:pPr>
+      <w:r>
+        <w:rPr>
+          <w:b/>
+        </w:rPr>
+        <w:t>Token</w:t>
+      </w:r>
+      <w:r>
+        <w:rPr>
+          <w:b w:val="0"/>
+        </w:rPr>
+        <w:t xml:space="preserve">s need not be words. A classroom </w:t>
+      </w:r>
+      <w:r>
+        <w:rPr>
+          <w:b/>
+        </w:rPr>
+        <w:t>token</w:t>
+      </w:r>
+      <w:r>
+        <w:rPr>
+          <w:b w:val="0"/>
+        </w:rPr>
+        <w:t xml:space="preserve">izer can use an exact, case-sensitive </w:t>
+      </w:r>
+      <w:r>
+        <w:rPr>
+          <w:b/>
+        </w:rPr>
+        <w:t>vocabulary</w:t>
+      </w:r>
+      <w:r>
+        <w:rPr>
+          <w:b w:val="0"/>
+        </w:rPr>
+        <w:t xml:space="preserve"> and greedily choose the longest matching </w:t>
+      </w:r>
+      <w:r>
+        <w:rPr>
+          <w:b/>
+        </w:rPr>
+        <w:t>token</w:t>
+      </w:r>
+      <w:r>
+        <w:rPr>
+          <w:b w:val="0"/>
+        </w:rPr>
+        <w:t xml:space="preserve"> from left to right. This is a toy rule, not a claim about every production </w:t>
+      </w:r>
+      <w:r>
+        <w:rPr>
+          <w:b/>
+        </w:rPr>
+        <w:t>token</w:t>
+      </w:r>
+      <w:r>
+        <w:rPr>
+          <w:b w:val="0"/>
+        </w:rPr>
+        <w:t>izer.</w:t>
+      </w:r>
+    </w:p>
+    <w:p>
+      <w:pPr>
+        <w:spacing w:line="336" w:lineRule="auto" w:after="180"/>
+      </w:pPr>
+      <w:r>
+        <w:rPr>
+          <w:b w:val="0"/>
+        </w:rPr>
+        <w:t xml:space="preserve">Define IDs: 0=end, 1=cat, 2=c, 3=a, 4=t, 5=s, 6=space, 7=sat. The space </w:t>
+      </w:r>
+      <w:r>
+        <w:rPr>
+          <w:b/>
+        </w:rPr>
+        <w:t>token</w:t>
+      </w:r>
+      <w:r>
+        <w:rPr>
+          <w:b w:val="0"/>
+        </w:rPr>
+        <w:t xml:space="preserve"> represents one literal space. The end </w:t>
+      </w:r>
+      <w:r>
+        <w:rPr>
+          <w:b/>
+        </w:rPr>
+        <w:t>token</w:t>
+      </w:r>
+      <w:r>
+        <w:rPr>
+          <w:b w:val="0"/>
+        </w:rPr>
+        <w:t xml:space="preserve"> is a special terminator, not ordinary text.</w:t>
+      </w:r>
+    </w:p>
+    <w:p>
+      <w:pPr>
+        <w:pStyle w:val="Heading3"/>
+      </w:pPr>
+      <w:r>
+        <w:t>Explain the added worked example · 2</w:t>
+      </w:r>
+    </w:p>
+    <w:p>
+      <w:pPr>
+        <w:spacing w:line="336" w:lineRule="auto" w:after="180"/>
+      </w:pPr>
+      <w:r>
+        <w:rPr>
+          <w:b w:val="0"/>
+        </w:rPr>
+        <w:t xml:space="preserve">At each position choose the longest matching ordinary </w:t>
+      </w:r>
+      <w:r>
+        <w:rPr>
+          <w:b/>
+        </w:rPr>
+        <w:t>token</w:t>
+      </w:r>
+      <w:r>
+        <w:rPr>
+          <w:b w:val="0"/>
+        </w:rPr>
+        <w:t xml:space="preserve">. If no </w:t>
+      </w:r>
+      <w:r>
+        <w:rPr>
+          <w:b/>
+        </w:rPr>
+        <w:t>token</w:t>
+      </w:r>
+      <w:r>
+        <w:rPr>
+          <w:b w:val="0"/>
+        </w:rPr>
+        <w:t xml:space="preserve"> matches, stop and report the unsupported character and its position. Do not delete the character or guess a replacement.</w:t>
+      </w:r>
+    </w:p>
+    <w:p>
+      <w:pPr>
+        <w:spacing w:line="336" w:lineRule="auto" w:after="180"/>
+      </w:pPr>
+      <w:r>
+        <w:rPr>
+          <w:b w:val="0"/>
+        </w:rPr>
+        <w:t xml:space="preserve">IDs identify entries; a larger ID does not mean a </w:t>
+      </w:r>
+      <w:r>
+        <w:rPr>
+          <w:b/>
+        </w:rPr>
+        <w:t>token</w:t>
+      </w:r>
+      <w:r>
+        <w:rPr>
+          <w:b w:val="0"/>
+        </w:rPr>
+        <w:t xml:space="preserve"> is more valuable or more similar.</w:t>
+      </w:r>
+    </w:p>
+    <w:p>
+      <w:pPr>
+        <w:pStyle w:val="Heading3"/>
+      </w:pPr>
+      <w:r>
+        <w:t>Explain the added worked example · 3</w:t>
+      </w:r>
+    </w:p>
+    <w:p>
+      <w:pPr>
+        <w:spacing w:line="336" w:lineRule="auto" w:after="180"/>
+      </w:pPr>
+      <w:r>
+        <w:rPr>
+          <w:b w:val="0"/>
+        </w:rPr>
+        <w:t xml:space="preserve">The </w:t>
+      </w:r>
+      <w:r>
+        <w:rPr>
+          <w:b/>
+        </w:rPr>
+        <w:t>encoding</w:t>
+      </w:r>
+      <w:r>
+        <w:rPr>
+          <w:b w:val="0"/>
+        </w:rPr>
+        <w:t xml:space="preserve"> of cats sat is [1,5,6,7], followed by [0] only if the protocol appends an end </w:t>
+      </w:r>
+      <w:r>
+        <w:rPr>
+          <w:b/>
+        </w:rPr>
+        <w:t>token</w:t>
+      </w:r>
+      <w:r>
+        <w:rPr>
+          <w:b w:val="0"/>
+        </w:rPr>
+        <w:t xml:space="preserve">. </w:t>
+      </w:r>
+      <w:r>
+        <w:rPr>
+          <w:b/>
+        </w:rPr>
+        <w:t>Decoding</w:t>
+      </w:r>
+      <w:r>
+        <w:rPr>
+          <w:b w:val="0"/>
+        </w:rPr>
+        <w:t xml:space="preserve"> concatenates the ordinary </w:t>
+      </w:r>
+      <w:r>
+        <w:rPr>
+          <w:b/>
+        </w:rPr>
+        <w:t>token</w:t>
+      </w:r>
+      <w:r>
+        <w:rPr>
+          <w:b w:val="0"/>
+        </w:rPr>
+        <w:t xml:space="preserve"> strings to recover cats sat.</w:t>
+      </w:r>
+    </w:p>
+    <w:p>
+      <w:pPr>
+        <w:spacing w:line="336" w:lineRule="auto" w:after="180"/>
+      </w:pPr>
+      <w:r>
+        <w:rPr>
+          <w:b w:val="0"/>
+        </w:rPr>
+        <w:t xml:space="preserve">Count four text </w:t>
+      </w:r>
+      <w:r>
+        <w:rPr>
+          <w:b/>
+        </w:rPr>
+        <w:t>token</w:t>
+      </w:r>
+      <w:r>
+        <w:rPr>
+          <w:b w:val="0"/>
+        </w:rPr>
+        <w:t xml:space="preserve">s, or five sequence items with the end marker included; always state the counting convention. The two written words do not imply two </w:t>
+      </w:r>
+      <w:r>
+        <w:rPr>
+          <w:b/>
+        </w:rPr>
+        <w:t>token</w:t>
+      </w:r>
+      <w:r>
+        <w:rPr>
+          <w:b w:val="0"/>
+        </w:rPr>
+        <w:t>s.</w:t>
       </w:r>
     </w:p>
     <w:p>
@@ -759,18 +1636,221 @@
       </w:r>
     </w:p>
     <w:p>
-      <w:r>
-        <w:t>Use the complete worked example below before asking learners to complete W2. Reveal a small part, invite a prediction, then explain the deciding step. These teacher notes contain solutions; do not reveal the independent case answer during modelling.</w:t>
-      </w:r>
-    </w:p>
-    <w:p>
-      <w:r>
-        <w:t>A character-only vocabulary c,a,t,s,space could encode cats sat as c,a,t,s,space,s,a,t: eight text tokens. The original vocabulary uses four. Both decode to the same source text. Sequence length is a property of the text, vocabulary and encoding rule together. Counts from different tokenizers are not automatically comparable.</w:t>
-      </w:r>
-    </w:p>
-    <w:p>
-      <w:r>
-        <w:t>In this vocabulary, sat is chosen over s because it is longer. The toy longest-match rule is defined explicitly. Real tokenizers may use different algorithms, byte encodings and special-token policies. Never infer an unknown tokenizer’s count from word count alone.</w:t>
+      <w:pPr>
+        <w:spacing w:line="336" w:lineRule="auto" w:after="180"/>
+      </w:pPr>
+      <w:r>
+        <w:rPr>
+          <w:b w:val="0"/>
+        </w:rPr>
+        <w:t xml:space="preserve">Use the complete worked example below before asking learners to complete W2. Reveal a small part, invite a </w:t>
+      </w:r>
+      <w:r>
+        <w:rPr>
+          <w:b/>
+        </w:rPr>
+        <w:t>prediction</w:t>
+      </w:r>
+      <w:r>
+        <w:rPr>
+          <w:b w:val="0"/>
+        </w:rPr>
+        <w:t>, then explain the deciding step.</w:t>
+      </w:r>
+    </w:p>
+    <w:p>
+      <w:pPr>
+        <w:spacing w:line="336" w:lineRule="auto" w:after="180"/>
+      </w:pPr>
+      <w:r>
+        <w:rPr>
+          <w:b w:val="0"/>
+        </w:rPr>
+        <w:t>These teacher notes contain solutions; do not reveal the independent case answer during modelling.</w:t>
+      </w:r>
+    </w:p>
+    <w:p>
+      <w:pPr>
+        <w:pStyle w:val="Heading3"/>
+      </w:pPr>
+      <w:r>
+        <w:t>Model the reasoning aloud · 4</w:t>
+      </w:r>
+    </w:p>
+    <w:p>
+      <w:pPr>
+        <w:spacing w:line="336" w:lineRule="auto" w:after="180"/>
+      </w:pPr>
+      <w:r>
+        <w:rPr>
+          <w:b w:val="0"/>
+        </w:rPr>
+        <w:t xml:space="preserve">A character-only </w:t>
+      </w:r>
+      <w:r>
+        <w:rPr>
+          <w:b/>
+        </w:rPr>
+        <w:t>vocabulary</w:t>
+      </w:r>
+      <w:r>
+        <w:rPr>
+          <w:b w:val="0"/>
+        </w:rPr>
+        <w:t xml:space="preserve"> c,a,t,s,space could encode cats sat as c,a,t,s,space,s,a,t: eight text </w:t>
+      </w:r>
+      <w:r>
+        <w:rPr>
+          <w:b/>
+        </w:rPr>
+        <w:t>token</w:t>
+      </w:r>
+      <w:r>
+        <w:rPr>
+          <w:b w:val="0"/>
+        </w:rPr>
+        <w:t xml:space="preserve">s. The original </w:t>
+      </w:r>
+      <w:r>
+        <w:rPr>
+          <w:b/>
+        </w:rPr>
+        <w:t>vocabulary</w:t>
+      </w:r>
+      <w:r>
+        <w:rPr>
+          <w:b w:val="0"/>
+        </w:rPr>
+        <w:t xml:space="preserve"> uses four. Both decode to the same source text.</w:t>
+      </w:r>
+    </w:p>
+    <w:p>
+      <w:pPr>
+        <w:spacing w:line="336" w:lineRule="auto" w:after="180"/>
+      </w:pPr>
+      <w:r>
+        <w:rPr>
+          <w:b w:val="0"/>
+        </w:rPr>
+        <w:t xml:space="preserve">Sequence length is a property of the text, </w:t>
+      </w:r>
+      <w:r>
+        <w:rPr>
+          <w:b/>
+        </w:rPr>
+        <w:t>vocabulary</w:t>
+      </w:r>
+      <w:r>
+        <w:rPr>
+          <w:b w:val="0"/>
+        </w:rPr>
+        <w:t xml:space="preserve"> and </w:t>
+      </w:r>
+      <w:r>
+        <w:rPr>
+          <w:b/>
+        </w:rPr>
+        <w:t>encoding</w:t>
+      </w:r>
+      <w:r>
+        <w:rPr>
+          <w:b w:val="0"/>
+        </w:rPr>
+        <w:t xml:space="preserve"> rule together. Counts from different </w:t>
+      </w:r>
+      <w:r>
+        <w:rPr>
+          <w:b/>
+        </w:rPr>
+        <w:t>token</w:t>
+      </w:r>
+      <w:r>
+        <w:rPr>
+          <w:b w:val="0"/>
+        </w:rPr>
+        <w:t>izers are not automatically comparable.</w:t>
+      </w:r>
+    </w:p>
+    <w:p>
+      <w:pPr>
+        <w:spacing w:line="336" w:lineRule="auto" w:after="180"/>
+      </w:pPr>
+      <w:r>
+        <w:rPr>
+          <w:b w:val="0"/>
+        </w:rPr>
+        <w:t xml:space="preserve">In this </w:t>
+      </w:r>
+      <w:r>
+        <w:rPr>
+          <w:b/>
+        </w:rPr>
+        <w:t>vocabulary</w:t>
+      </w:r>
+      <w:r>
+        <w:rPr>
+          <w:b w:val="0"/>
+        </w:rPr>
+        <w:t xml:space="preserve">, sat is chosen over s because it is longer. The toy longest-match rule is defined explicitly. Real </w:t>
+      </w:r>
+      <w:r>
+        <w:rPr>
+          <w:b/>
+        </w:rPr>
+        <w:t>token</w:t>
+      </w:r>
+      <w:r>
+        <w:rPr>
+          <w:b w:val="0"/>
+        </w:rPr>
+        <w:t xml:space="preserve">izers may use different algorithms, byte </w:t>
+      </w:r>
+      <w:r>
+        <w:rPr>
+          <w:b/>
+        </w:rPr>
+        <w:t>encoding</w:t>
+      </w:r>
+      <w:r>
+        <w:rPr>
+          <w:b w:val="0"/>
+        </w:rPr>
+        <w:t>s and special-</w:t>
+      </w:r>
+      <w:r>
+        <w:rPr>
+          <w:b/>
+        </w:rPr>
+        <w:t>token</w:t>
+      </w:r>
+      <w:r>
+        <w:rPr>
+          <w:b w:val="0"/>
+        </w:rPr>
+        <w:t xml:space="preserve"> policies.</w:t>
+      </w:r>
+    </w:p>
+    <w:p>
+      <w:pPr>
+        <w:spacing w:line="336" w:lineRule="auto" w:after="180"/>
+      </w:pPr>
+      <w:r>
+        <w:rPr>
+          <w:b w:val="0"/>
+        </w:rPr>
+        <w:t xml:space="preserve">Never infer an unknown </w:t>
+      </w:r>
+      <w:r>
+        <w:rPr>
+          <w:b/>
+        </w:rPr>
+        <w:t>token</w:t>
+      </w:r>
+      <w:r>
+        <w:rPr>
+          <w:b w:val="0"/>
+        </w:rPr>
+        <w:t>izer’s count from word count alone.</w:t>
       </w:r>
     </w:p>
     <w:tbl>
@@ -876,7 +1956,13 @@
       </w:tr>
     </w:tbl>
     <w:p>
-      <w:r>
+      <w:pPr>
+        <w:spacing w:line="336" w:lineRule="auto" w:after="180"/>
+      </w:pPr>
+      <w:r>
+        <w:rPr>
+          <w:b w:val="0"/>
+        </w:rPr>
         <w:t>Use the diagram and verbal explanation together. Ask learners to match a sentence to a specific visual step; do not assign learners fixed visual or auditory learning styles.</w:t>
       </w:r>
     </w:p>
@@ -889,8 +1975,38 @@
       </w:r>
     </w:p>
     <w:p>
-      <w:r>
-        <w:t>A fictional tokenizer converts a short catalogue phrase into tokens.</w:t>
+      <w:pPr>
+        <w:spacing w:line="336" w:lineRule="auto" w:after="180"/>
+      </w:pPr>
+      <w:r>
+        <w:rPr>
+          <w:b w:val="0"/>
+        </w:rPr>
+        <w:t xml:space="preserve">A fictional </w:t>
+      </w:r>
+      <w:r>
+        <w:rPr>
+          <w:b/>
+        </w:rPr>
+        <w:t>token</w:t>
+      </w:r>
+      <w:r>
+        <w:rPr>
+          <w:b w:val="0"/>
+        </w:rPr>
+        <w:t xml:space="preserve">izer converts a short catalogue phrase into </w:t>
+      </w:r>
+      <w:r>
+        <w:rPr>
+          <w:b/>
+        </w:rPr>
+        <w:t>token</w:t>
+      </w:r>
+      <w:r>
+        <w:rPr>
+          <w:b w:val="0"/>
+        </w:rPr>
+        <w:t>s.</w:t>
       </w:r>
     </w:p>
     <w:p>
@@ -902,13 +2018,61 @@
       </w:r>
     </w:p>
     <w:p>
-      <w:r>
-        <w:t>Vocabulary entries: book, books and the space character. At each position choose the longest matching entry; preserve the actual space.</w:t>
-      </w:r>
-    </w:p>
-    <w:p>
-      <w:r>
-        <w:t>Text is “books book”. Exclamation marks have no token; zero-based character positions are used.</w:t>
+      <w:pPr>
+        <w:pStyle w:val="Heading3"/>
+      </w:pPr>
+      <w:r>
+        <w:t>Supplied facts</w:t>
+      </w:r>
+    </w:p>
+    <w:p>
+      <w:pPr>
+        <w:spacing w:line="336" w:lineRule="auto" w:after="180"/>
+        <w:shd w:fill="F1F6FC"/>
+      </w:pPr>
+      <w:r>
+        <w:rPr>
+          <w:b/>
+        </w:rPr>
+        <w:t>Vocabulary</w:t>
+      </w:r>
+      <w:r>
+        <w:rPr>
+          <w:b w:val="0"/>
+        </w:rPr>
+        <w:t xml:space="preserve"> entries: book, books and the space character. At each position choose the longest matching entry; preserve the actual space.</w:t>
+      </w:r>
+    </w:p>
+    <w:p>
+      <w:pPr>
+        <w:pStyle w:val="Heading3"/>
+      </w:pPr>
+      <w:r>
+        <w:t>Supplied facts</w:t>
+      </w:r>
+    </w:p>
+    <w:p>
+      <w:pPr>
+        <w:spacing w:line="336" w:lineRule="auto" w:after="180"/>
+        <w:shd w:fill="F1F6FC"/>
+      </w:pPr>
+      <w:r>
+        <w:rPr>
+          <w:b w:val="0"/>
+        </w:rPr>
+        <w:t xml:space="preserve">Text is “books book”. Exclamation marks have no </w:t>
+      </w:r>
+      <w:r>
+        <w:rPr>
+          <w:b/>
+        </w:rPr>
+        <w:t>token</w:t>
+      </w:r>
+      <w:r>
+        <w:rPr>
+          <w:b w:val="0"/>
+        </w:rPr>
+        <w:t>; zero-based character positions are used.</w:t>
       </w:r>
     </w:p>
     <w:p>
@@ -1093,43 +2257,268 @@
       </w:r>
     </w:p>
     <w:p>
-      <w:r>
-        <w:t>A token is defined by the vocabulary and encoding rule; it need not be one word or one character. Longest matching matters where vocabulary entries overlap. Counting text tokens here does not count letters. Preserve spaces during decoding so the reconstructed text matches the original exactly.</w:t>
-      </w:r>
-    </w:p>
-    <w:p>
       <w:pPr>
         <w:pStyle w:val="Heading3"/>
       </w:pPr>
       <w:r>
+        <w:t>Why the result follows</w:t>
+      </w:r>
+    </w:p>
+    <w:p>
+      <w:pPr>
+        <w:spacing w:line="336" w:lineRule="auto" w:after="180"/>
+        <w:shd w:fill="F1F6FC"/>
+      </w:pPr>
+      <w:r>
+        <w:rPr>
+          <w:b w:val="0"/>
+        </w:rPr>
+        <w:t xml:space="preserve">A </w:t>
+      </w:r>
+      <w:r>
+        <w:rPr>
+          <w:b/>
+        </w:rPr>
+        <w:t>token</w:t>
+      </w:r>
+      <w:r>
+        <w:rPr>
+          <w:b w:val="0"/>
+        </w:rPr>
+        <w:t xml:space="preserve"> is defined by the </w:t>
+      </w:r>
+      <w:r>
+        <w:rPr>
+          <w:b/>
+        </w:rPr>
+        <w:t>vocabulary</w:t>
+      </w:r>
+      <w:r>
+        <w:rPr>
+          <w:b w:val="0"/>
+        </w:rPr>
+        <w:t xml:space="preserve"> and </w:t>
+      </w:r>
+      <w:r>
+        <w:rPr>
+          <w:b/>
+        </w:rPr>
+        <w:t>encoding</w:t>
+      </w:r>
+      <w:r>
+        <w:rPr>
+          <w:b w:val="0"/>
+        </w:rPr>
+        <w:t xml:space="preserve"> rule; it need not be one word or one character. Longest matching matters where </w:t>
+      </w:r>
+      <w:r>
+        <w:rPr>
+          <w:b/>
+        </w:rPr>
+        <w:t>vocabulary</w:t>
+      </w:r>
+      <w:r>
+        <w:rPr>
+          <w:b w:val="0"/>
+        </w:rPr>
+        <w:t xml:space="preserve"> entries overlap. Counting text </w:t>
+      </w:r>
+      <w:r>
+        <w:rPr>
+          <w:b/>
+        </w:rPr>
+        <w:t>token</w:t>
+      </w:r>
+      <w:r>
+        <w:rPr>
+          <w:b w:val="0"/>
+        </w:rPr>
+        <w:t>s here does not count letters.</w:t>
+      </w:r>
+    </w:p>
+    <w:p>
+      <w:pPr>
+        <w:spacing w:line="336" w:lineRule="auto" w:after="180"/>
+        <w:shd w:fill="F1F6FC"/>
+      </w:pPr>
+      <w:r>
+        <w:rPr>
+          <w:b w:val="0"/>
+        </w:rPr>
+        <w:t xml:space="preserve">Preserve spaces during </w:t>
+      </w:r>
+      <w:r>
+        <w:rPr>
+          <w:b/>
+        </w:rPr>
+        <w:t>decoding</w:t>
+      </w:r>
+      <w:r>
+        <w:rPr>
+          <w:b w:val="0"/>
+        </w:rPr>
+        <w:t xml:space="preserve"> so the reconstructed text matches the original exactly.</w:t>
+      </w:r>
+    </w:p>
+    <w:p>
+      <w:pPr>
+        <w:pStyle w:val="Heading3"/>
+      </w:pPr>
+      <w:r>
         <w:t>What this example does not establish</w:t>
       </w:r>
     </w:p>
     <w:p>
-      <w:r>
-        <w:t>This deterministic toy tokenizer omits real subword training, Unicode handling and model-specific special tokens.</w:t>
-      </w:r>
-    </w:p>
-    <w:p>
       <w:pPr>
         <w:pStyle w:val="Heading3"/>
       </w:pPr>
       <w:r>
+        <w:t>Keep the stated limit</w:t>
+      </w:r>
+    </w:p>
+    <w:p>
+      <w:pPr>
+        <w:spacing w:line="336" w:lineRule="auto" w:after="180"/>
+        <w:shd w:fill="FFF5E6"/>
+      </w:pPr>
+      <w:r>
+        <w:rPr>
+          <w:b w:val="0"/>
+        </w:rPr>
+        <w:t xml:space="preserve">This deterministic toy </w:t>
+      </w:r>
+      <w:r>
+        <w:rPr>
+          <w:b/>
+        </w:rPr>
+        <w:t>token</w:t>
+      </w:r>
+      <w:r>
+        <w:rPr>
+          <w:b w:val="0"/>
+        </w:rPr>
+        <w:t xml:space="preserve">izer omits real subword </w:t>
+      </w:r>
+      <w:r>
+        <w:rPr>
+          <w:b/>
+        </w:rPr>
+        <w:t>training</w:t>
+      </w:r>
+      <w:r>
+        <w:rPr>
+          <w:b w:val="0"/>
+        </w:rPr>
+        <w:t xml:space="preserve">, Unicode handling and model-specific special </w:t>
+      </w:r>
+      <w:r>
+        <w:rPr>
+          <w:b/>
+        </w:rPr>
+        <w:t>token</w:t>
+      </w:r>
+      <w:r>
+        <w:rPr>
+          <w:b w:val="0"/>
+        </w:rPr>
+        <w:t>s.</w:t>
+      </w:r>
+    </w:p>
+    <w:p>
+      <w:pPr>
+        <w:pStyle w:val="Heading3"/>
+      </w:pPr>
+      <w:r>
         <w:t>Change one thing in the pictured case</w:t>
       </w:r>
     </w:p>
     <w:p>
-      <w:r>
-        <w:t>Change: Use a character vocabulary covering b,o,k,s and space instead.</w:t>
-      </w:r>
-    </w:p>
-    <w:p>
-      <w:r>
-        <w:t>Prediction: The same phrase uses ten character tokens.</w:t>
-      </w:r>
-    </w:p>
-    <w:p>
-      <w:r>
+      <w:pPr>
+        <w:pStyle w:val="Heading3"/>
+      </w:pPr>
+      <w:r>
+        <w:t>Change one thing</w:t>
+      </w:r>
+    </w:p>
+    <w:p>
+      <w:pPr>
+        <w:spacing w:line="336" w:lineRule="auto" w:after="180"/>
+        <w:shd w:fill="F5F1FB"/>
+      </w:pPr>
+      <w:r>
+        <w:rPr>
+          <w:b w:val="0"/>
+        </w:rPr>
+        <w:t xml:space="preserve">Change: Use a character </w:t>
+      </w:r>
+      <w:r>
+        <w:rPr>
+          <w:b/>
+        </w:rPr>
+        <w:t>vocabulary</w:t>
+      </w:r>
+      <w:r>
+        <w:rPr>
+          <w:b w:val="0"/>
+        </w:rPr>
+        <w:t xml:space="preserve"> covering b,o,k,s and space instead.</w:t>
+      </w:r>
+    </w:p>
+    <w:p>
+      <w:pPr>
+        <w:pStyle w:val="Heading3"/>
+      </w:pPr>
+      <w:r>
+        <w:t>Predicted result</w:t>
+      </w:r>
+    </w:p>
+    <w:p>
+      <w:pPr>
+        <w:spacing w:line="336" w:lineRule="auto" w:after="180"/>
+        <w:shd w:fill="F1F6FC"/>
+      </w:pPr>
+      <w:r>
+        <w:rPr>
+          <w:b/>
+        </w:rPr>
+        <w:t>Prediction</w:t>
+      </w:r>
+      <w:r>
+        <w:rPr>
+          <w:b w:val="0"/>
+        </w:rPr>
+        <w:t xml:space="preserve">: The same phrase uses ten character </w:t>
+      </w:r>
+      <w:r>
+        <w:rPr>
+          <w:b/>
+        </w:rPr>
+        <w:t>token</w:t>
+      </w:r>
+      <w:r>
+        <w:rPr>
+          <w:b w:val="0"/>
+        </w:rPr>
+        <w:t>s.</w:t>
+      </w:r>
+    </w:p>
+    <w:p>
+      <w:pPr>
+        <w:pStyle w:val="Heading3"/>
+      </w:pPr>
+      <w:r>
+        <w:t>Why the result follows</w:t>
+      </w:r>
+    </w:p>
+    <w:p>
+      <w:pPr>
+        <w:spacing w:line="336" w:lineRule="auto" w:after="180"/>
+        <w:shd w:fill="F1F6FC"/>
+      </w:pPr>
+      <w:r>
+        <w:rPr>
+          <w:b w:val="0"/>
+        </w:rPr>
         <w:t>Reason: There are five letters, one space and four letters; its decoded text remains unchanged.</w:t>
       </w:r>
     </w:p>
@@ -1142,8 +2531,57 @@
       </w:r>
     </w:p>
     <w:p>
-      <w:r>
-        <w:t>Cover the result. Ask learners to name the inputs and predict the next step. Uncover one step, connect the icon to the actual procedure, and explain its evidence. Then change the supplied condition and compare. The picture is a representation; it does not document execution of a real AI model.</w:t>
+      <w:pPr>
+        <w:pStyle w:val="Heading3"/>
+      </w:pPr>
+      <w:r>
+        <w:t>Ask while showing the picture · 5</w:t>
+      </w:r>
+    </w:p>
+    <w:p>
+      <w:pPr>
+        <w:spacing w:line="336" w:lineRule="auto" w:after="180"/>
+      </w:pPr>
+      <w:r>
+        <w:rPr>
+          <w:b w:val="0"/>
+        </w:rPr>
+        <w:t xml:space="preserve">Cover the result. Ask learners to name the </w:t>
+      </w:r>
+      <w:r>
+        <w:rPr>
+          <w:b/>
+        </w:rPr>
+        <w:t>input</w:t>
+      </w:r>
+      <w:r>
+        <w:rPr>
+          <w:b w:val="0"/>
+        </w:rPr>
+        <w:t xml:space="preserve">s and predict the next step. Uncover one step, connect the icon to the actual procedure, and explain its </w:t>
+      </w:r>
+      <w:r>
+        <w:rPr>
+          <w:b/>
+        </w:rPr>
+        <w:t>evidence</w:t>
+      </w:r>
+      <w:r>
+        <w:rPr>
+          <w:b w:val="0"/>
+        </w:rPr>
+        <w:t>. Then change the supplied condition and compare.</w:t>
+      </w:r>
+    </w:p>
+    <w:p>
+      <w:pPr>
+        <w:spacing w:line="336" w:lineRule="auto" w:after="180"/>
+      </w:pPr>
+      <w:r>
+        <w:rPr>
+          <w:b w:val="0"/>
+        </w:rPr>
+        <w:t>The picture is a representation; it does not document execution of a real AI model.</w:t>
       </w:r>
     </w:p>
     <w:p>
@@ -1155,11 +2593,16 @@
       </w:r>
     </w:p>
     <w:p>
+      <w:r>
+        <w:t>Demonstrate Text as Pieces, reduce support deliberately and check individual reasoning before discussing answers.</w:t>
+      </w:r>
+    </w:p>
+    <w:p>
       <w:pPr>
         <w:pStyle w:val="Heading3"/>
       </w:pPr>
       <w:r>
-        <w:t>Demonstrate and guide practice</w:t>
+        <w:t>Board sequence</w:t>
       </w:r>
     </w:p>
     <w:p>
@@ -1167,27 +2610,31 @@
         <w:pStyle w:val="Heading3"/>
       </w:pPr>
       <w:r>
-        <w:t>Board sequence</w:t>
-      </w:r>
-    </w:p>
-    <w:p>
-      <w:r>
-        <w:t>Write the given facts: Toy tokenizer A splits rainbows as [rain][bow][s]; B uses [rainbows].</w:t>
-      </w:r>
-    </w:p>
-    <w:p>
-      <w:r>
-        <w:t>Write the question to explain: Count tokens and state the limit of the example.</w:t>
-      </w:r>
-    </w:p>
-    <w:p>
-      <w:r>
-        <w:t>Reveal after predictions: Three versus one. Token count depends on tokenizer; tokens need not equal words or letters.</w:t>
-      </w:r>
-    </w:p>
-    <w:p>
-      <w:r>
-        <w:t>Keep for an independent attempt: A classroom tokenizer splits sunflower into sun and flower. How many pieces result? Must every real tokenizer split it the same way?</w:t>
+        <w:t>1. Put the facts on the board</w:t>
+      </w:r>
+    </w:p>
+    <w:p>
+      <w:pPr>
+        <w:spacing w:line="336" w:lineRule="auto" w:after="180"/>
+        <w:shd w:fill="F4F9FC"/>
+      </w:pPr>
+      <w:r>
+        <w:rPr>
+          <w:b w:val="0"/>
+        </w:rPr>
+        <w:t xml:space="preserve">Write the given facts: Toy </w:t>
+      </w:r>
+      <w:r>
+        <w:rPr>
+          <w:b/>
+        </w:rPr>
+        <w:t>token</w:t>
+      </w:r>
+      <w:r>
+        <w:rPr>
+          <w:b w:val="0"/>
+        </w:rPr>
+        <w:t>izer A splits rainbows as [rain][bow][s]; B uses [rainbows].</w:t>
       </w:r>
     </w:p>
     <w:p>
@@ -1195,27 +2642,225 @@
         <w:pStyle w:val="Heading3"/>
       </w:pPr>
       <w:r>
+        <w:t>2. State the decision to explain</w:t>
+      </w:r>
+    </w:p>
+    <w:p>
+      <w:pPr>
+        <w:spacing w:line="336" w:lineRule="auto" w:after="180"/>
+        <w:shd w:fill="F4F9FC"/>
+      </w:pPr>
+      <w:r>
+        <w:rPr>
+          <w:b w:val="0"/>
+        </w:rPr>
+        <w:t xml:space="preserve">Write the question to explain: Count </w:t>
+      </w:r>
+      <w:r>
+        <w:rPr>
+          <w:b/>
+        </w:rPr>
+        <w:t>token</w:t>
+      </w:r>
+      <w:r>
+        <w:rPr>
+          <w:b w:val="0"/>
+        </w:rPr>
+        <w:t>s and state the limit of the example.</w:t>
+      </w:r>
+    </w:p>
+    <w:p>
+      <w:pPr>
+        <w:pStyle w:val="Heading3"/>
+      </w:pPr>
+      <w:r>
+        <w:t>3. Reveal the worked reasoning</w:t>
+      </w:r>
+    </w:p>
+    <w:p>
+      <w:pPr>
+        <w:spacing w:line="336" w:lineRule="auto" w:after="180"/>
+        <w:shd w:fill="F1F6FC"/>
+      </w:pPr>
+      <w:r>
+        <w:rPr>
+          <w:b w:val="0"/>
+        </w:rPr>
+        <w:t xml:space="preserve">Reveal after </w:t>
+      </w:r>
+      <w:r>
+        <w:rPr>
+          <w:b/>
+        </w:rPr>
+        <w:t>prediction</w:t>
+      </w:r>
+      <w:r>
+        <w:rPr>
+          <w:b w:val="0"/>
+        </w:rPr>
+        <w:t xml:space="preserve">s: Three versus one. </w:t>
+      </w:r>
+      <w:r>
+        <w:rPr>
+          <w:b/>
+        </w:rPr>
+        <w:t>Token</w:t>
+      </w:r>
+      <w:r>
+        <w:rPr>
+          <w:b w:val="0"/>
+        </w:rPr>
+        <w:t xml:space="preserve"> count depends on </w:t>
+      </w:r>
+      <w:r>
+        <w:rPr>
+          <w:b/>
+        </w:rPr>
+        <w:t>token</w:t>
+      </w:r>
+      <w:r>
+        <w:rPr>
+          <w:b w:val="0"/>
+        </w:rPr>
+        <w:t xml:space="preserve">izer; </w:t>
+      </w:r>
+      <w:r>
+        <w:rPr>
+          <w:b/>
+        </w:rPr>
+        <w:t>token</w:t>
+      </w:r>
+      <w:r>
+        <w:rPr>
+          <w:b w:val="0"/>
+        </w:rPr>
+        <w:t>s need not equal words or letters.</w:t>
+      </w:r>
+    </w:p>
+    <w:p>
+      <w:pPr>
+        <w:pStyle w:val="Heading3"/>
+      </w:pPr>
+      <w:r>
+        <w:t>Hold back the independent task</w:t>
+      </w:r>
+    </w:p>
+    <w:p>
+      <w:pPr>
+        <w:spacing w:line="336" w:lineRule="auto" w:after="180"/>
+        <w:shd w:fill="F5F1FB"/>
+      </w:pPr>
+      <w:r>
+        <w:rPr>
+          <w:b w:val="0"/>
+        </w:rPr>
+        <w:t xml:space="preserve">Keep for an independent attempt: A classroom </w:t>
+      </w:r>
+      <w:r>
+        <w:rPr>
+          <w:b/>
+        </w:rPr>
+        <w:t>token</w:t>
+      </w:r>
+      <w:r>
+        <w:rPr>
+          <w:b w:val="0"/>
+        </w:rPr>
+        <w:t xml:space="preserve">izer splits sunflower into sun and flower. How many pieces result? Must every real </w:t>
+      </w:r>
+      <w:r>
+        <w:rPr>
+          <w:b/>
+        </w:rPr>
+        <w:t>token</w:t>
+      </w:r>
+      <w:r>
+        <w:rPr>
+          <w:b w:val="0"/>
+        </w:rPr>
+        <w:t>izer split it the same way?</w:t>
+      </w:r>
+    </w:p>
+    <w:p>
+      <w:pPr>
+        <w:pStyle w:val="Heading3"/>
+      </w:pPr>
+      <w:r>
         <w:t>Classroom dialogue</w:t>
       </w:r>
     </w:p>
     <w:p>
-      <w:r>
+      <w:pPr>
+        <w:pStyle w:val="Heading3"/>
+      </w:pPr>
+      <w:r>
+        <w:t>Ask the class</w:t>
+      </w:r>
+    </w:p>
+    <w:p>
+      <w:pPr>
+        <w:spacing w:line="336" w:lineRule="auto" w:after="180"/>
+        <w:shd w:fill="F5F1FB"/>
+      </w:pPr>
+      <w:r>
+        <w:rPr>
+          <w:b w:val="0"/>
+        </w:rPr>
         <w:t>Ask: Which facts are given, and which would we have to assume? Learners mark relevant details before discussing answers.</w:t>
       </w:r>
     </w:p>
     <w:p>
-      <w:r>
+      <w:pPr>
+        <w:pStyle w:val="Heading3"/>
+      </w:pPr>
+      <w:r>
+        <w:t>Language to model</w:t>
+      </w:r>
+    </w:p>
+    <w:p>
+      <w:pPr>
+        <w:spacing w:line="336" w:lineRule="auto" w:after="180"/>
+        <w:shd w:fill="F1F6F8"/>
+      </w:pPr>
+      <w:r>
+        <w:rPr>
+          <w:b w:val="0"/>
+        </w:rPr>
         <w:t>Say: Predict first. Show the rule, information path or calculation that would produce the result. A correct guess is not yet an explanation.</w:t>
       </w:r>
     </w:p>
     <w:p>
-      <w:r>
+      <w:pPr>
+        <w:spacing w:line="336" w:lineRule="auto" w:after="180"/>
+      </w:pPr>
+      <w:r>
+        <w:rPr>
+          <w:b w:val="0"/>
+        </w:rPr>
         <w:t>Reveal reasoning one step at a time. Explain why a tempting alternative fails. Write units and denominators for arithmetic, trace conditions for decisions, and identify supporting sources for claims.</w:t>
       </w:r>
     </w:p>
     <w:p>
-      <w:r>
-        <w:t>In pairs, one learner solves while the other checks evidence; exchange roles. Remove the worked answer before independent assessment.</w:t>
+      <w:pPr>
+        <w:spacing w:line="336" w:lineRule="auto" w:after="180"/>
+      </w:pPr>
+      <w:r>
+        <w:rPr>
+          <w:b w:val="0"/>
+        </w:rPr>
+        <w:t xml:space="preserve">In pairs, one learner solves while the other checks </w:t>
+      </w:r>
+      <w:r>
+        <w:rPr>
+          <w:b/>
+        </w:rPr>
+        <w:t>evidence</w:t>
+      </w:r>
+      <w:r>
+        <w:rPr>
+          <w:b w:val="0"/>
+        </w:rPr>
+        <w:t>; exchange roles. Remove the worked answer before independent assessment.</w:t>
       </w:r>
     </w:p>
     <w:p>
@@ -1227,8 +2872,73 @@
       </w:r>
     </w:p>
     <w:p>
-      <w:r>
-        <w:t>Guided: c at gives [2,6,3,4], four text tokens. cat! fails on ! at zero-based position 3 after partial [1]. Exit: deleting ! changes the input; report unsupported punctuation or use a separately specified preprocessing/versioned vocabulary.</w:t>
+      <w:pPr>
+        <w:spacing w:line="336" w:lineRule="auto" w:after="180"/>
+      </w:pPr>
+      <w:r>
+        <w:rPr>
+          <w:b w:val="0"/>
+        </w:rPr>
+        <w:t xml:space="preserve">Guided: c at gives [2,6,3,4], four text </w:t>
+      </w:r>
+      <w:r>
+        <w:rPr>
+          <w:b/>
+        </w:rPr>
+        <w:t>token</w:t>
+      </w:r>
+      <w:r>
+        <w:rPr>
+          <w:b w:val="0"/>
+        </w:rPr>
+        <w:t>s. cat! fails on ! at zero-based position 3 after partial [1].</w:t>
+      </w:r>
+    </w:p>
+    <w:p>
+      <w:pPr>
+        <w:spacing w:line="336" w:lineRule="auto" w:after="180"/>
+      </w:pPr>
+      <w:r>
+        <w:rPr>
+          <w:b w:val="0"/>
+        </w:rPr>
+        <w:t xml:space="preserve">Exit: deleting ! changes the </w:t>
+      </w:r>
+      <w:r>
+        <w:rPr>
+          <w:b/>
+        </w:rPr>
+        <w:t>input</w:t>
+      </w:r>
+      <w:r>
+        <w:rPr>
+          <w:b w:val="0"/>
+        </w:rPr>
+        <w:t>; report unsupported punctuation or use a separately specified pre</w:t>
+      </w:r>
+      <w:r>
+        <w:rPr>
+          <w:b/>
+        </w:rPr>
+        <w:t>process</w:t>
+      </w:r>
+      <w:r>
+        <w:rPr>
+          <w:b w:val="0"/>
+        </w:rPr>
+        <w:t xml:space="preserve">ing/versioned </w:t>
+      </w:r>
+      <w:r>
+        <w:rPr>
+          <w:b/>
+        </w:rPr>
+        <w:t>vocabulary</w:t>
+      </w:r>
+      <w:r>
+        <w:rPr>
+          <w:b w:val="0"/>
+        </w:rPr>
+        <w:t>.</w:t>
       </w:r>
     </w:p>
     <w:p>
@@ -1460,41 +3170,167 @@
       </w:r>
     </w:p>
     <w:p>
-      <w:r>
-        <w:t>Completion task: Encode cats sat using the given vocabulary, decode it, and count with and without an appended end marker.</w:t>
-      </w:r>
-    </w:p>
-    <w:p>
-      <w:r>
-        <w:t>Teacher check: Teacher explanation: Text IDs [1,5,6,7] decode cats sat. Four text tokens; five sequence items if the protocol appends end ID 0.</w:t>
-      </w:r>
-    </w:p>
-    <w:p>
-      <w:r>
-        <w:t>Start by identifying the given inputs together. Leave the intermediate steps blank. If needed, model one step, then withdraw that help on the next step. Move to a full trace only when the partial trace is understood. For partners, alternate explainer and checker; collect a response from every learner before discussion.</w:t>
-      </w:r>
-    </w:p>
-    <w:p>
       <w:pPr>
         <w:pStyle w:val="Heading3"/>
       </w:pPr>
       <w:r>
+        <w:t>Completion practice</w:t>
+      </w:r>
+    </w:p>
+    <w:p>
+      <w:pPr>
+        <w:spacing w:line="336" w:lineRule="auto" w:after="180"/>
+        <w:shd w:fill="F5F1FB"/>
+      </w:pPr>
+      <w:r>
+        <w:rPr>
+          <w:b w:val="0"/>
+        </w:rPr>
+        <w:t xml:space="preserve">Completion task: Encode cats sat using the given </w:t>
+      </w:r>
+      <w:r>
+        <w:rPr>
+          <w:b/>
+        </w:rPr>
+        <w:t>vocabulary</w:t>
+      </w:r>
+      <w:r>
+        <w:rPr>
+          <w:b w:val="0"/>
+        </w:rPr>
+        <w:t>, decode it, and count with and without an appended end marker.</w:t>
+      </w:r>
+    </w:p>
+    <w:p>
+      <w:pPr>
+        <w:pStyle w:val="Heading3"/>
+      </w:pPr>
+      <w:r>
+        <w:t>Reasoning to listen for</w:t>
+      </w:r>
+    </w:p>
+    <w:p>
+      <w:pPr>
+        <w:spacing w:line="336" w:lineRule="auto" w:after="180"/>
+        <w:shd w:fill="F1F6FC"/>
+      </w:pPr>
+      <w:r>
+        <w:rPr>
+          <w:b w:val="0"/>
+        </w:rPr>
+        <w:t xml:space="preserve">Teacher check: Teacher explanation: Text IDs [1,5,6,7] decode cats sat. Four text </w:t>
+      </w:r>
+      <w:r>
+        <w:rPr>
+          <w:b/>
+        </w:rPr>
+        <w:t>token</w:t>
+      </w:r>
+      <w:r>
+        <w:rPr>
+          <w:b w:val="0"/>
+        </w:rPr>
+        <w:t>s; five sequence items if the protocol appends end ID 0.</w:t>
+      </w:r>
+    </w:p>
+    <w:p>
+      <w:pPr>
+        <w:spacing w:line="336" w:lineRule="auto" w:after="180"/>
+      </w:pPr>
+      <w:r>
+        <w:rPr>
+          <w:b w:val="0"/>
+        </w:rPr>
+        <w:t xml:space="preserve">Start by identifying the given </w:t>
+      </w:r>
+      <w:r>
+        <w:rPr>
+          <w:b/>
+        </w:rPr>
+        <w:t>input</w:t>
+      </w:r>
+      <w:r>
+        <w:rPr>
+          <w:b w:val="0"/>
+        </w:rPr>
+        <w:t>s together. Leave the intermediate steps blank. If needed, model one step, then withdraw that help on the next step. Move to a full trace only when the partial trace is understood.</w:t>
+      </w:r>
+    </w:p>
+    <w:p>
+      <w:pPr>
+        <w:spacing w:line="336" w:lineRule="auto" w:after="180"/>
+      </w:pPr>
+      <w:r>
+        <w:rPr>
+          <w:b w:val="0"/>
+        </w:rPr>
+        <w:t>For partners, alternate explainer and checker; collect a response from every learner before discussion.</w:t>
+      </w:r>
+    </w:p>
+    <w:p>
+      <w:pPr>
+        <w:pStyle w:val="Heading3"/>
+      </w:pPr>
+      <w:r>
         <w:t>Individual reasoning check</w:t>
       </w:r>
     </w:p>
     <w:p>
-      <w:r>
-        <w:t>Use the worked case for Tokenisation and vocabulary. Proposed explanation: “A token always equals a word”. Decide whether this explanation is supported. Point to the step or supplied fact that decides; explain your repair if needed.</w:t>
-      </w:r>
-    </w:p>
-    <w:p>
-      <w:r>
-        <w:t>Expected correction: The vocabulary contains both whole strings and character pieces, so one word can take multiple tokens.</w:t>
-      </w:r>
-    </w:p>
-    <w:p>
-      <w:r>
-        <w:t>Collect explanations, not only yes/no votes. If a misunderstanding is common, re-model the relevant step for the class. If it affects a few learners, give a short targeted group explanation while others solve a more demanding variation.</w:t>
+      <w:pPr>
+        <w:spacing w:line="336" w:lineRule="auto" w:after="180"/>
+      </w:pPr>
+      <w:r>
+        <w:rPr>
+          <w:b w:val="0"/>
+        </w:rPr>
+        <w:t xml:space="preserve">Use the worked case for </w:t>
+      </w:r>
+      <w:r>
+        <w:rPr>
+          <w:b/>
+        </w:rPr>
+        <w:t>Token</w:t>
+      </w:r>
+      <w:r>
+        <w:rPr>
+          <w:b w:val="0"/>
+        </w:rPr>
+        <w:t xml:space="preserve">isation and </w:t>
+      </w:r>
+      <w:r>
+        <w:rPr>
+          <w:b/>
+        </w:rPr>
+        <w:t>vocabulary</w:t>
+      </w:r>
+      <w:r>
+        <w:rPr>
+          <w:b w:val="0"/>
+        </w:rPr>
+        <w:t xml:space="preserve">. Proposed explanation: “A </w:t>
+      </w:r>
+      <w:r>
+        <w:rPr>
+          <w:b/>
+        </w:rPr>
+        <w:t>token</w:t>
+      </w:r>
+      <w:r>
+        <w:rPr>
+          <w:b w:val="0"/>
+        </w:rPr>
+        <w:t xml:space="preserve"> always equals a word”. Decide whether this explanation is supported.</w:t>
+      </w:r>
+    </w:p>
+    <w:p>
+      <w:pPr>
+        <w:spacing w:line="336" w:lineRule="auto" w:after="180"/>
+      </w:pPr>
+      <w:r>
+        <w:rPr>
+          <w:b w:val="0"/>
+        </w:rPr>
+        <w:t>Point to the step or supplied fact that decides; explain your repair if needed.</w:t>
       </w:r>
     </w:p>
     <w:p>
@@ -1502,11 +3338,84 @@
         <w:pStyle w:val="Heading3"/>
       </w:pPr>
       <w:r>
+        <w:t>Expected repair</w:t>
+      </w:r>
+    </w:p>
+    <w:p>
+      <w:pPr>
+        <w:spacing w:line="336" w:lineRule="auto" w:after="180"/>
+        <w:shd w:fill="F1F6FC"/>
+      </w:pPr>
+      <w:r>
+        <w:rPr>
+          <w:b w:val="0"/>
+        </w:rPr>
+        <w:t xml:space="preserve">Expected correction: The </w:t>
+      </w:r>
+      <w:r>
+        <w:rPr>
+          <w:b/>
+        </w:rPr>
+        <w:t>vocabulary</w:t>
+      </w:r>
+      <w:r>
+        <w:rPr>
+          <w:b w:val="0"/>
+        </w:rPr>
+        <w:t xml:space="preserve"> contains both whole strings and character pieces, so one word can take multiple </w:t>
+      </w:r>
+      <w:r>
+        <w:rPr>
+          <w:b/>
+        </w:rPr>
+        <w:t>token</w:t>
+      </w:r>
+      <w:r>
+        <w:rPr>
+          <w:b w:val="0"/>
+        </w:rPr>
+        <w:t>s.</w:t>
+      </w:r>
+    </w:p>
+    <w:p>
+      <w:pPr>
+        <w:spacing w:line="336" w:lineRule="auto" w:after="180"/>
+      </w:pPr>
+      <w:r>
+        <w:rPr>
+          <w:b w:val="0"/>
+        </w:rPr>
+        <w:t>Collect explanations, not only yes/no votes. If a misunderstanding is common, re-model the relevant step for the class.</w:t>
+      </w:r>
+    </w:p>
+    <w:p>
+      <w:pPr>
+        <w:spacing w:line="336" w:lineRule="auto" w:after="180"/>
+      </w:pPr>
+      <w:r>
+        <w:rPr>
+          <w:b w:val="0"/>
+        </w:rPr>
+        <w:t>If it affects a few learners, give a short targeted group explanation while others solve a more demanding variation.</w:t>
+      </w:r>
+    </w:p>
+    <w:p>
+      <w:pPr>
+        <w:pStyle w:val="Heading3"/>
+      </w:pPr>
+      <w:r>
         <w:t>Pictorial practice question</w:t>
       </w:r>
     </w:p>
     <w:p>
-      <w:r>
+      <w:pPr>
+        <w:spacing w:line="336" w:lineRule="auto" w:after="180"/>
+        <w:shd w:fill="F5F1FB"/>
+      </w:pPr>
+      <w:r>
+        <w:rPr>
+          <w:b w:val="0"/>
+        </w:rPr>
         <w:t>Why is the unknown ! at position 10 rather than position 9?</w:t>
       </w:r>
     </w:p>
@@ -1519,18 +3428,72 @@
       </w:r>
     </w:p>
     <w:p>
-      <w:r>
+      <w:pPr>
+        <w:spacing w:line="336" w:lineRule="auto" w:after="180"/>
+      </w:pPr>
+      <w:r>
+        <w:rPr>
+          <w:b w:val="0"/>
+        </w:rPr>
         <w:t>books occupies 0–4, space is 5, book is 6–9, so ! is character 10.</w:t>
       </w:r>
     </w:p>
     <w:p>
-      <w:r>
-        <w:t>Changed-case reasoning: The same phrase uses ten character tokens. There are five letters, one space and four letters; its decoded text remains unchanged.</w:t>
-      </w:r>
-    </w:p>
-    <w:p>
-      <w:r>
-        <w:t>Collect each learner’s explanation before discussion. Use the first missing connection between input, deciding step and result to choose support. This question is worked-case practice, not fresh mastery evidence.</w:t>
+      <w:pPr>
+        <w:spacing w:line="336" w:lineRule="auto" w:after="180"/>
+      </w:pPr>
+      <w:r>
+        <w:rPr>
+          <w:b w:val="0"/>
+        </w:rPr>
+        <w:t xml:space="preserve">Changed-case reasoning: The same phrase uses ten character </w:t>
+      </w:r>
+      <w:r>
+        <w:rPr>
+          <w:b/>
+        </w:rPr>
+        <w:t>token</w:t>
+      </w:r>
+      <w:r>
+        <w:rPr>
+          <w:b w:val="0"/>
+        </w:rPr>
+        <w:t>s. There are five letters, one space and four letters; its decoded text remains unchanged.</w:t>
+      </w:r>
+    </w:p>
+    <w:p>
+      <w:pPr>
+        <w:spacing w:line="336" w:lineRule="auto" w:after="180"/>
+      </w:pPr>
+      <w:r>
+        <w:rPr>
+          <w:b w:val="0"/>
+        </w:rPr>
+        <w:t xml:space="preserve">Collect each learner’s explanation before discussion. Use the first missing connection between </w:t>
+      </w:r>
+      <w:r>
+        <w:rPr>
+          <w:b/>
+        </w:rPr>
+        <w:t>input</w:t>
+      </w:r>
+      <w:r>
+        <w:rPr>
+          <w:b w:val="0"/>
+        </w:rPr>
+        <w:t xml:space="preserve">, deciding step and result to choose support. This question is worked-case practice, not fresh mastery </w:t>
+      </w:r>
+      <w:r>
+        <w:rPr>
+          <w:b/>
+        </w:rPr>
+        <w:t>evidence</w:t>
+      </w:r>
+      <w:r>
+        <w:rPr>
+          <w:b w:val="0"/>
+        </w:rPr>
+        <w:t>.</w:t>
       </w:r>
     </w:p>
     <w:p>
@@ -1542,54 +3505,129 @@
       </w:r>
     </w:p>
     <w:p>
+      <w:r>
+        <w:t>Run the Text as Pieces investigation and use the first unsupported step to choose a teaching response.</w:t>
+      </w:r>
+    </w:p>
+    <w:p>
+      <w:pPr>
+        <w:spacing w:line="336" w:lineRule="auto" w:after="180"/>
+      </w:pPr>
+      <w:r>
+        <w:rPr>
+          <w:b w:val="0"/>
+        </w:rPr>
+        <w:t>Words You Can Use to Reason</w:t>
+      </w:r>
+    </w:p>
+    <w:p>
+      <w:pPr>
+        <w:spacing w:line="336" w:lineRule="auto" w:after="180"/>
+      </w:pPr>
+      <w:r>
+        <w:rPr>
+          <w:b w:val="0"/>
+        </w:rPr>
+        <w:t>A definition matters when you can recognize the idea, use it, and contrast it with a near-miss.</w:t>
+      </w:r>
+    </w:p>
+    <w:p>
+      <w:pPr>
+        <w:spacing w:line="336" w:lineRule="auto" w:after="180"/>
+      </w:pPr>
+      <w:r>
+        <w:rPr>
+          <w:b w:val="0"/>
+        </w:rPr>
+        <w:t>Predict → Test → Record → Explain</w:t>
+      </w:r>
+    </w:p>
+    <w:p>
+      <w:pPr>
+        <w:spacing w:line="336" w:lineRule="auto" w:after="180"/>
+      </w:pPr>
+      <w:r>
+        <w:rPr>
+          <w:b w:val="0"/>
+        </w:rPr>
+        <w:t>Keep expected and actual results separate. Surprises are useful data when recorded honestly.</w:t>
+      </w:r>
+    </w:p>
+    <w:p>
+      <w:pPr>
+        <w:spacing w:line="336" w:lineRule="auto" w:after="180"/>
+      </w:pPr>
+      <w:r>
+        <w:rPr>
+          <w:b w:val="0"/>
+        </w:rPr>
+        <w:t xml:space="preserve">Cut sentence cards into two plausible </w:t>
+      </w:r>
+      <w:r>
+        <w:rPr>
+          <w:b/>
+        </w:rPr>
+        <w:t>tokenization</w:t>
+      </w:r>
+      <w:r>
+        <w:rPr>
+          <w:b w:val="0"/>
+        </w:rPr>
+        <w:t xml:space="preserve">s, compare piece counts, remove </w:t>
+      </w:r>
+      <w:r>
+        <w:rPr>
+          <w:b/>
+        </w:rPr>
+        <w:t>context</w:t>
+      </w:r>
+      <w:r>
+        <w:rPr>
+          <w:b w:val="0"/>
+        </w:rPr>
+        <w:t>, and predict which continuation becomes less certain.</w:t>
+      </w:r>
+    </w:p>
+    <w:p>
+      <w:pPr>
+        <w:spacing w:line="336" w:lineRule="auto" w:after="180"/>
+        <w:shd w:fill="F5F1FB"/>
+      </w:pPr>
+      <w:r>
+        <w:rPr>
+          <w:b w:val="0"/>
+        </w:rPr>
+        <w:t>What did the hardest test teach you that the normal test did not?</w:t>
+      </w:r>
+    </w:p>
+    <w:p>
       <w:pPr>
         <w:pStyle w:val="Heading3"/>
       </w:pPr>
       <w:r>
-        <w:t>Run the weekly evidence lab</w:t>
-      </w:r>
-    </w:p>
-    <w:p>
-      <w:r>
-        <w:t>Words You Can Use to Reason</w:t>
-      </w:r>
-    </w:p>
-    <w:p>
-      <w:r>
-        <w:t>A definition matters when you can recognize the idea, use it, and contrast it with a near-miss.</w:t>
-      </w:r>
-    </w:p>
-    <w:p>
-      <w:r>
-        <w:t>Predict → Test → Record → Explain</w:t>
-      </w:r>
-    </w:p>
-    <w:p>
-      <w:r>
-        <w:t>Keep expected and actual results separate. Surprises are useful data when recorded honestly.</w:t>
-      </w:r>
-    </w:p>
-    <w:p>
-      <w:r>
-        <w:t>Cut sentence cards into two plausible tokenizations, compare piece counts, remove context, and predict which continuation becomes less certain.</w:t>
-      </w:r>
-    </w:p>
-    <w:p>
-      <w:r>
-        <w:t>What did the hardest test teach you that the normal test did not?</w:t>
-      </w:r>
-    </w:p>
-    <w:p>
-      <w:pPr>
-        <w:pStyle w:val="Heading3"/>
-      </w:pPr>
-      <w:r>
         <w:t>Make the lab runnable</w:t>
       </w:r>
     </w:p>
     <w:p>
-      <w:r>
-        <w:t>Use the concrete case as the shared normal case and the independent question as a second case. Each pair creates a boundary or missing-information case and predicts its result before testing. Keep the expected result separate from an observed mistake.</w:t>
+      <w:pPr>
+        <w:spacing w:line="336" w:lineRule="auto" w:after="180"/>
+      </w:pPr>
+      <w:r>
+        <w:rPr>
+          <w:b w:val="0"/>
+        </w:rPr>
+        <w:t>Use the concrete case as the shared normal case and the independent question as a second case. Each pair creates a boundary or missing-information case and predicts its result before testing.</w:t>
+      </w:r>
+    </w:p>
+    <w:p>
+      <w:pPr>
+        <w:spacing w:line="336" w:lineRule="auto" w:after="180"/>
+      </w:pPr>
+      <w:r>
+        <w:rPr>
+          <w:b w:val="0"/>
+        </w:rPr>
+        <w:t>Keep the expected result separate from an observed mistake.</w:t>
       </w:r>
     </w:p>
     <w:tbl>
@@ -1747,8 +3785,37 @@
       </w:r>
     </w:p>
     <w:p>
-      <w:r>
-        <w:t>For guessing, return to given facts and request a trace. For vocabulary without application, use one example and one non-example. For arithmetic errors, check the setup before the calculation. Finish with a different uncoached case before recording mastery.</w:t>
+      <w:pPr>
+        <w:spacing w:line="336" w:lineRule="auto" w:after="180"/>
+      </w:pPr>
+      <w:r>
+        <w:rPr>
+          <w:b w:val="0"/>
+        </w:rPr>
+        <w:t xml:space="preserve">For guessing, return to given facts and request a trace. For </w:t>
+      </w:r>
+      <w:r>
+        <w:rPr>
+          <w:b/>
+        </w:rPr>
+        <w:t>vocabulary</w:t>
+      </w:r>
+      <w:r>
+        <w:rPr>
+          <w:b w:val="0"/>
+        </w:rPr>
+        <w:t xml:space="preserve"> without application, use one example and one non-example. For arithmetic errors, check the setup before the calculation.</w:t>
+      </w:r>
+    </w:p>
+    <w:p>
+      <w:pPr>
+        <w:spacing w:line="336" w:lineRule="auto" w:after="180"/>
+      </w:pPr>
+      <w:r>
+        <w:rPr>
+          <w:b w:val="0"/>
+        </w:rPr>
+        <w:t>Finish with a different uncoached case before recording mastery.</w:t>
       </w:r>
     </w:p>
     <w:p>
@@ -1760,17 +3827,83 @@
       </w:r>
     </w:p>
     <w:p>
-      <w:r>
-        <w:t>A token always equals a word: The vocabulary contains both whole strings and character pieces, so one word can take multiple tokens.</w:t>
-      </w:r>
-    </w:p>
-    <w:p>
-      <w:r>
-        <w:t>IDs measure semantic similarity: IDs are vocabulary indices; their numerical spacing does not establish meaning.</w:t>
-      </w:r>
-    </w:p>
-    <w:p>
-      <w:r>
+      <w:pPr>
+        <w:spacing w:line="336" w:lineRule="auto" w:after="180"/>
+      </w:pPr>
+      <w:r>
+        <w:rPr>
+          <w:b w:val="0"/>
+        </w:rPr>
+        <w:t xml:space="preserve">A </w:t>
+      </w:r>
+      <w:r>
+        <w:rPr>
+          <w:b/>
+        </w:rPr>
+        <w:t>token</w:t>
+      </w:r>
+      <w:r>
+        <w:rPr>
+          <w:b w:val="0"/>
+        </w:rPr>
+        <w:t xml:space="preserve"> always equals a word: The </w:t>
+      </w:r>
+      <w:r>
+        <w:rPr>
+          <w:b/>
+        </w:rPr>
+        <w:t>vocabulary</w:t>
+      </w:r>
+      <w:r>
+        <w:rPr>
+          <w:b w:val="0"/>
+        </w:rPr>
+        <w:t xml:space="preserve"> contains both whole strings and character pieces, so one word can take multiple </w:t>
+      </w:r>
+      <w:r>
+        <w:rPr>
+          <w:b/>
+        </w:rPr>
+        <w:t>token</w:t>
+      </w:r>
+      <w:r>
+        <w:rPr>
+          <w:b w:val="0"/>
+        </w:rPr>
+        <w:t>s.</w:t>
+      </w:r>
+    </w:p>
+    <w:p>
+      <w:pPr>
+        <w:spacing w:line="336" w:lineRule="auto" w:after="180"/>
+      </w:pPr>
+      <w:r>
+        <w:rPr>
+          <w:b w:val="0"/>
+        </w:rPr>
+        <w:t xml:space="preserve">IDs measure semantic similarity: IDs are </w:t>
+      </w:r>
+      <w:r>
+        <w:rPr>
+          <w:b/>
+        </w:rPr>
+        <w:t>vocabulary</w:t>
+      </w:r>
+      <w:r>
+        <w:rPr>
+          <w:b w:val="0"/>
+        </w:rPr>
+        <w:t xml:space="preserve"> indices; their numerical spacing does not establish meaning.</w:t>
+      </w:r>
+    </w:p>
+    <w:p>
+      <w:pPr>
+        <w:spacing w:line="336" w:lineRule="auto" w:after="180"/>
+      </w:pPr>
+      <w:r>
+        <w:rPr>
+          <w:b w:val="0"/>
+        </w:rPr>
         <w:t>Dropping characters preserves an exact round trip: Deleted characters change the source and must not be hidden.</w:t>
       </w:r>
     </w:p>
@@ -1929,8 +4062,25 @@
       </w:tr>
     </w:tbl>
     <w:p>
-      <w:r>
-        <w:t>Offer an oral explanation, drawing, enlarged visual or fewer examples when that removes a reading/writing barrier. Keep the same reasoning goal. Stretch secure learners by changing a boundary or assumption and asking them to defend the effect, not simply by assigning more of the same questions.</w:t>
+      <w:pPr>
+        <w:spacing w:line="336" w:lineRule="auto" w:after="180"/>
+      </w:pPr>
+      <w:r>
+        <w:rPr>
+          <w:b w:val="0"/>
+        </w:rPr>
+        <w:t>Offer an oral explanation, drawing, enlarged visual or fewer examples when that removes a reading/writing barrier. Keep the same reasoning goal.</w:t>
+      </w:r>
+    </w:p>
+    <w:p>
+      <w:pPr>
+        <w:spacing w:line="336" w:lineRule="auto" w:after="180"/>
+      </w:pPr>
+      <w:r>
+        <w:rPr>
+          <w:b w:val="0"/>
+        </w:rPr>
+        <w:t>Stretch secure learners by changing a boundary or assumption and asking them to defend the effect, not simply by assigning more of the same questions.</w:t>
       </w:r>
     </w:p>
     <w:p>
@@ -1942,11 +4092,16 @@
       </w:r>
     </w:p>
     <w:p>
+      <w:r>
+        <w:t>Use the Text as Pieces questions, teacher keys and criteria after the relevant attempts. Previously discussed cases are practice; protect the separately selected independent task.</w:t>
+      </w:r>
+    </w:p>
+    <w:p>
       <w:pPr>
         <w:pStyle w:val="Heading3"/>
       </w:pPr>
       <w:r>
-        <w:t>Assess and explain the answers</w:t>
+        <w:t>Worked case answer</w:t>
       </w:r>
     </w:p>
     <w:p>
@@ -1954,12 +4109,55 @@
         <w:pStyle w:val="Heading3"/>
       </w:pPr>
       <w:r>
-        <w:t>Worked case answer</w:t>
-      </w:r>
-    </w:p>
-    <w:p>
-      <w:r>
-        <w:t>Three versus one. Token count depends on tokenizer; tokens need not equal words or letters.</w:t>
+        <w:t>Teacher key · Worked case answer</w:t>
+      </w:r>
+    </w:p>
+    <w:p>
+      <w:pPr>
+        <w:spacing w:line="336" w:lineRule="auto" w:after="180"/>
+        <w:shd w:fill="F1F6FC"/>
+      </w:pPr>
+      <w:r>
+        <w:rPr>
+          <w:b w:val="0"/>
+        </w:rPr>
+        <w:t xml:space="preserve">Three versus one. </w:t>
+      </w:r>
+      <w:r>
+        <w:rPr>
+          <w:b/>
+        </w:rPr>
+        <w:t>Token</w:t>
+      </w:r>
+      <w:r>
+        <w:rPr>
+          <w:b w:val="0"/>
+        </w:rPr>
+        <w:t xml:space="preserve"> count depends on </w:t>
+      </w:r>
+      <w:r>
+        <w:rPr>
+          <w:b/>
+        </w:rPr>
+        <w:t>token</w:t>
+      </w:r>
+      <w:r>
+        <w:rPr>
+          <w:b w:val="0"/>
+        </w:rPr>
+        <w:t xml:space="preserve">izer; </w:t>
+      </w:r>
+      <w:r>
+        <w:rPr>
+          <w:b/>
+        </w:rPr>
+        <w:t>token</w:t>
+      </w:r>
+      <w:r>
+        <w:rPr>
+          <w:b w:val="0"/>
+        </w:rPr>
+        <w:t>s need not equal words or letters.</w:t>
       </w:r>
     </w:p>
     <w:p>
@@ -1971,21 +4169,87 @@
       </w:r>
     </w:p>
     <w:p>
-      <w:r>
-        <w:t>A classroom tokenizer splits sunflower into sun and flower. How many pieces result? Must every real tokenizer split it the same way?</w:t>
-      </w:r>
-    </w:p>
-    <w:p>
       <w:pPr>
         <w:pStyle w:val="Heading3"/>
       </w:pPr>
       <w:r>
+        <w:t>Independent question · withhold the key</w:t>
+      </w:r>
+    </w:p>
+    <w:p>
+      <w:pPr>
+        <w:spacing w:line="336" w:lineRule="auto" w:after="180"/>
+        <w:shd w:fill="F5F1FB"/>
+      </w:pPr>
+      <w:r>
+        <w:rPr>
+          <w:b w:val="0"/>
+        </w:rPr>
+        <w:t xml:space="preserve">A classroom </w:t>
+      </w:r>
+      <w:r>
+        <w:rPr>
+          <w:b/>
+        </w:rPr>
+        <w:t>token</w:t>
+      </w:r>
+      <w:r>
+        <w:rPr>
+          <w:b w:val="0"/>
+        </w:rPr>
+        <w:t xml:space="preserve">izer splits sunflower into sun and flower. How many pieces result? Must every real </w:t>
+      </w:r>
+      <w:r>
+        <w:rPr>
+          <w:b/>
+        </w:rPr>
+        <w:t>token</w:t>
+      </w:r>
+      <w:r>
+        <w:rPr>
+          <w:b w:val="0"/>
+        </w:rPr>
+        <w:t>izer split it the same way?</w:t>
+      </w:r>
+    </w:p>
+    <w:p>
+      <w:pPr>
+        <w:pStyle w:val="Heading3"/>
+      </w:pPr>
+      <w:r>
         <w:t>Expected independent answer</w:t>
       </w:r>
     </w:p>
     <w:p>
-      <w:r>
-        <w:t>Two pieces result under this supplied scheme. Real tokenizers use different vocabularies and rules, so their splits may differ.</w:t>
+      <w:pPr>
+        <w:pStyle w:val="Heading3"/>
+      </w:pPr>
+      <w:r>
+        <w:t>Teacher key · Expected independent answer</w:t>
+      </w:r>
+    </w:p>
+    <w:p>
+      <w:pPr>
+        <w:spacing w:line="336" w:lineRule="auto" w:after="180"/>
+        <w:shd w:fill="F1F6FC"/>
+      </w:pPr>
+      <w:r>
+        <w:rPr>
+          <w:b w:val="0"/>
+        </w:rPr>
+        <w:t xml:space="preserve">Two pieces result under this supplied scheme. Real </w:t>
+      </w:r>
+      <w:r>
+        <w:rPr>
+          <w:b/>
+        </w:rPr>
+        <w:t>token</w:t>
+      </w:r>
+      <w:r>
+        <w:rPr>
+          <w:b w:val="0"/>
+        </w:rPr>
+        <w:t>izers use different vocabularies and rules, so their splits may differ.</w:t>
       </w:r>
     </w:p>
     <w:p>
@@ -2223,8 +4487,25 @@
       </w:tr>
     </w:tbl>
     <w:p>
-      <w:r>
-        <w:t>Use 6/8 as a classroom checkpoint, with 2 required for both Result and Reasoning. This is a proposed teaching rule, not a validated certification threshold. Do not count a coached answer as independent mastery; correct unsafe or unsupported claims regardless of total.</w:t>
+      <w:pPr>
+        <w:spacing w:line="336" w:lineRule="auto" w:after="180"/>
+      </w:pPr>
+      <w:r>
+        <w:rPr>
+          <w:b w:val="0"/>
+        </w:rPr>
+        <w:t>Use 6/8 as a classroom checkpoint, with 2 required for both Result and Reasoning. This is a proposed teaching rule, not a validated certification threshold.</w:t>
+      </w:r>
+    </w:p>
+    <w:p>
+      <w:pPr>
+        <w:spacing w:line="336" w:lineRule="auto" w:after="180"/>
+      </w:pPr>
+      <w:r>
+        <w:rPr>
+          <w:b w:val="0"/>
+        </w:rPr>
+        <w:t>Do not count a coached answer as independent mastery; correct unsafe or unsupported claims regardless of total.</w:t>
       </w:r>
     </w:p>
     <w:p>
@@ -2236,8 +4517,38 @@
       </w:r>
     </w:p>
     <w:p>
-      <w:r>
-        <w:t>Ask the learner to find the evidence that challenges this claim: “One word always equals one token.” Keep the first attempt and an uncoached retry separate.</w:t>
+      <w:pPr>
+        <w:spacing w:line="336" w:lineRule="auto" w:after="180"/>
+      </w:pPr>
+      <w:r>
+        <w:rPr>
+          <w:b w:val="0"/>
+        </w:rPr>
+        <w:t xml:space="preserve">Ask the learner to find the </w:t>
+      </w:r>
+      <w:r>
+        <w:rPr>
+          <w:b/>
+        </w:rPr>
+        <w:t>evidence</w:t>
+      </w:r>
+      <w:r>
+        <w:rPr>
+          <w:b w:val="0"/>
+        </w:rPr>
+        <w:t xml:space="preserve"> that challenges this claim: “One word always equals one </w:t>
+      </w:r>
+      <w:r>
+        <w:rPr>
+          <w:b/>
+        </w:rPr>
+        <w:t>token</w:t>
+      </w:r>
+      <w:r>
+        <w:rPr>
+          <w:b w:val="0"/>
+        </w:rPr>
+        <w:t>.” Keep the first attempt and an uncoached retry separate.</w:t>
       </w:r>
     </w:p>
     <w:p>
@@ -2249,15 +4560,78 @@
       </w:r>
     </w:p>
     <w:p>
-      <w:r>
-        <w:t>A uses 3 tokens, B uses 1. Real tokenizers can split words, include spaces or punctuation and use different vocabularies. A word count alone cannot determine a token budget; these toy splits illustrate the idea rather than document a particular model.</w:t>
-      </w:r>
-    </w:p>
-    <w:p>
       <w:pPr>
         <w:pStyle w:val="Heading3"/>
       </w:pPr>
       <w:r>
+        <w:t>Teacher key · Original transfer answer</w:t>
+      </w:r>
+    </w:p>
+    <w:p>
+      <w:pPr>
+        <w:spacing w:line="336" w:lineRule="auto" w:after="180"/>
+        <w:shd w:fill="F1F6FC"/>
+      </w:pPr>
+      <w:r>
+        <w:rPr>
+          <w:b w:val="0"/>
+        </w:rPr>
+        <w:t xml:space="preserve">A uses 3 </w:t>
+      </w:r>
+      <w:r>
+        <w:rPr>
+          <w:b/>
+        </w:rPr>
+        <w:t>token</w:t>
+      </w:r>
+      <w:r>
+        <w:rPr>
+          <w:b w:val="0"/>
+        </w:rPr>
+        <w:t xml:space="preserve">s, B uses 1. Real </w:t>
+      </w:r>
+      <w:r>
+        <w:rPr>
+          <w:b/>
+        </w:rPr>
+        <w:t>token</w:t>
+      </w:r>
+      <w:r>
+        <w:rPr>
+          <w:b w:val="0"/>
+        </w:rPr>
+        <w:t>izers can split words, include spaces or punctuation and use different vocabularies.</w:t>
+      </w:r>
+    </w:p>
+    <w:p>
+      <w:pPr>
+        <w:spacing w:line="336" w:lineRule="auto" w:after="180"/>
+        <w:shd w:fill="F1F6FC"/>
+      </w:pPr>
+      <w:r>
+        <w:rPr>
+          <w:b w:val="0"/>
+        </w:rPr>
+        <w:t xml:space="preserve">A word count alone cannot determine a </w:t>
+      </w:r>
+      <w:r>
+        <w:rPr>
+          <w:b/>
+        </w:rPr>
+        <w:t>token</w:t>
+      </w:r>
+      <w:r>
+        <w:rPr>
+          <w:b w:val="0"/>
+        </w:rPr>
+        <w:t xml:space="preserve"> budget; these toy splits illustrate the idea rather than document a particular model.</w:t>
+      </w:r>
+    </w:p>
+    <w:p>
+      <w:pPr>
+        <w:pStyle w:val="Heading3"/>
+      </w:pPr>
+      <w:r>
         <w:t>Explanations for the additional workbook examples</w:t>
       </w:r>
     </w:p>
@@ -2270,111 +4644,531 @@
       </w:r>
     </w:p>
     <w:p>
-      <w:r>
+      <w:pPr>
+        <w:pStyle w:val="Heading3"/>
+      </w:pPr>
+      <w:r>
+        <w:t>Workbook question · W1</w:t>
+      </w:r>
+    </w:p>
+    <w:p>
+      <w:pPr>
+        <w:spacing w:line="336" w:lineRule="auto" w:after="180"/>
+        <w:shd w:fill="F5F1FB"/>
+      </w:pPr>
+      <w:r>
+        <w:rPr>
+          <w:b w:val="0"/>
+        </w:rPr>
         <w:t>Explain why sat wins over s at the start of sat and why uppercase C is unsupported.</w:t>
       </w:r>
     </w:p>
     <w:p>
-      <w:r>
-        <w:t>Teacher explanation: The rule chooses the longest matching ordinary token; sat has length three and s length one. Vocabulary and matching are case sensitive and contain no uppercase C.</w:t>
-      </w:r>
-    </w:p>
-    <w:p>
       <w:pPr>
         <w:pStyle w:val="Heading3"/>
       </w:pPr>
       <w:r>
+        <w:t>Teacher reasoning · W1</w:t>
+      </w:r>
+    </w:p>
+    <w:p>
+      <w:pPr>
+        <w:spacing w:line="336" w:lineRule="auto" w:after="180"/>
+        <w:shd w:fill="F1F6FC"/>
+      </w:pPr>
+      <w:r>
+        <w:rPr>
+          <w:b w:val="0"/>
+        </w:rPr>
+        <w:t xml:space="preserve">Teacher explanation: The rule chooses the longest matching ordinary </w:t>
+      </w:r>
+      <w:r>
+        <w:rPr>
+          <w:b/>
+        </w:rPr>
+        <w:t>token</w:t>
+      </w:r>
+      <w:r>
+        <w:rPr>
+          <w:b w:val="0"/>
+        </w:rPr>
+        <w:t xml:space="preserve">; sat has length three and s length one. </w:t>
+      </w:r>
+      <w:r>
+        <w:rPr>
+          <w:b/>
+        </w:rPr>
+        <w:t>Vocabulary</w:t>
+      </w:r>
+      <w:r>
+        <w:rPr>
+          <w:b w:val="0"/>
+        </w:rPr>
+        <w:t xml:space="preserve"> and matching are case sensitive and contain no uppercase C.</w:t>
+      </w:r>
+    </w:p>
+    <w:p>
+      <w:pPr>
+        <w:pStyle w:val="Heading3"/>
+      </w:pPr>
+      <w:r>
         <w:t>W2 Encode and decode</w:t>
       </w:r>
     </w:p>
     <w:p>
-      <w:r>
-        <w:t>Encode cats sat using the given vocabulary, decode it, and count with and without an appended end marker.</w:t>
-      </w:r>
-    </w:p>
-    <w:p>
-      <w:r>
-        <w:t>Teacher explanation: Text IDs [1,5,6,7] decode cats sat. Four text tokens; five sequence items if the protocol appends end ID 0.</w:t>
-      </w:r>
-    </w:p>
-    <w:p>
       <w:pPr>
         <w:pStyle w:val="Heading3"/>
       </w:pPr>
       <w:r>
+        <w:t>Workbook question · W2</w:t>
+      </w:r>
+    </w:p>
+    <w:p>
+      <w:pPr>
+        <w:spacing w:line="336" w:lineRule="auto" w:after="180"/>
+        <w:shd w:fill="F5F1FB"/>
+      </w:pPr>
+      <w:r>
+        <w:rPr>
+          <w:b w:val="0"/>
+        </w:rPr>
+        <w:t xml:space="preserve">Encode cats sat using the given </w:t>
+      </w:r>
+      <w:r>
+        <w:rPr>
+          <w:b/>
+        </w:rPr>
+        <w:t>vocabulary</w:t>
+      </w:r>
+      <w:r>
+        <w:rPr>
+          <w:b w:val="0"/>
+        </w:rPr>
+        <w:t>, decode it, and count with and without an appended end marker.</w:t>
+      </w:r>
+    </w:p>
+    <w:p>
+      <w:pPr>
+        <w:pStyle w:val="Heading3"/>
+      </w:pPr>
+      <w:r>
+        <w:t>Teacher reasoning · W2</w:t>
+      </w:r>
+    </w:p>
+    <w:p>
+      <w:pPr>
+        <w:spacing w:line="336" w:lineRule="auto" w:after="180"/>
+        <w:shd w:fill="F1F6FC"/>
+      </w:pPr>
+      <w:r>
+        <w:rPr>
+          <w:b w:val="0"/>
+        </w:rPr>
+        <w:t xml:space="preserve">Teacher explanation: Text IDs [1,5,6,7] decode cats sat. Four text </w:t>
+      </w:r>
+      <w:r>
+        <w:rPr>
+          <w:b/>
+        </w:rPr>
+        <w:t>token</w:t>
+      </w:r>
+      <w:r>
+        <w:rPr>
+          <w:b w:val="0"/>
+        </w:rPr>
+        <w:t>s; five sequence items if the protocol appends end ID 0.</w:t>
+      </w:r>
+    </w:p>
+    <w:p>
+      <w:pPr>
+        <w:pStyle w:val="Heading3"/>
+      </w:pPr>
+      <w:r>
         <w:t>W3 Compare sequence lengths</w:t>
       </w:r>
     </w:p>
     <w:p>
-      <w:r>
-        <w:t>Encode cats sat with character tokens only. Explain the difference from four text tokens in the original vocabulary.</w:t>
-      </w:r>
-    </w:p>
-    <w:p>
-      <w:r>
-        <w:t>Teacher explanation: c,a,t,s,space,s,a,t is eight text tokens. Larger chunks in the original vocabulary compress this representation; the source text is unchanged.</w:t>
-      </w:r>
-    </w:p>
-    <w:p>
       <w:pPr>
         <w:pStyle w:val="Heading3"/>
       </w:pPr>
       <w:r>
+        <w:t>Workbook question · W3</w:t>
+      </w:r>
+    </w:p>
+    <w:p>
+      <w:pPr>
+        <w:spacing w:line="336" w:lineRule="auto" w:after="180"/>
+        <w:shd w:fill="F5F1FB"/>
+      </w:pPr>
+      <w:r>
+        <w:rPr>
+          <w:b w:val="0"/>
+        </w:rPr>
+        <w:t xml:space="preserve">Encode cats sat with character </w:t>
+      </w:r>
+      <w:r>
+        <w:rPr>
+          <w:b/>
+        </w:rPr>
+        <w:t>token</w:t>
+      </w:r>
+      <w:r>
+        <w:rPr>
+          <w:b w:val="0"/>
+        </w:rPr>
+        <w:t xml:space="preserve">s only. Explain the difference from four text </w:t>
+      </w:r>
+      <w:r>
+        <w:rPr>
+          <w:b/>
+        </w:rPr>
+        <w:t>token</w:t>
+      </w:r>
+      <w:r>
+        <w:rPr>
+          <w:b w:val="0"/>
+        </w:rPr>
+        <w:t xml:space="preserve">s in the original </w:t>
+      </w:r>
+      <w:r>
+        <w:rPr>
+          <w:b/>
+        </w:rPr>
+        <w:t>vocabulary</w:t>
+      </w:r>
+      <w:r>
+        <w:rPr>
+          <w:b w:val="0"/>
+        </w:rPr>
+        <w:t>.</w:t>
+      </w:r>
+    </w:p>
+    <w:p>
+      <w:pPr>
+        <w:pStyle w:val="Heading3"/>
+      </w:pPr>
+      <w:r>
+        <w:t>Teacher reasoning · W3</w:t>
+      </w:r>
+    </w:p>
+    <w:p>
+      <w:pPr>
+        <w:spacing w:line="336" w:lineRule="auto" w:after="180"/>
+        <w:shd w:fill="F1F6FC"/>
+      </w:pPr>
+      <w:r>
+        <w:rPr>
+          <w:b w:val="0"/>
+        </w:rPr>
+        <w:t xml:space="preserve">Teacher explanation: c,a,t,s,space,s,a,t is eight text </w:t>
+      </w:r>
+      <w:r>
+        <w:rPr>
+          <w:b/>
+        </w:rPr>
+        <w:t>token</w:t>
+      </w:r>
+      <w:r>
+        <w:rPr>
+          <w:b w:val="0"/>
+        </w:rPr>
+        <w:t xml:space="preserve">s. Larger chunks in the original </w:t>
+      </w:r>
+      <w:r>
+        <w:rPr>
+          <w:b/>
+        </w:rPr>
+        <w:t>vocabulary</w:t>
+      </w:r>
+      <w:r>
+        <w:rPr>
+          <w:b w:val="0"/>
+        </w:rPr>
+        <w:t xml:space="preserve"> compress this representation; the source text is unchanged.</w:t>
+      </w:r>
+    </w:p>
+    <w:p>
+      <w:pPr>
+        <w:pStyle w:val="Heading3"/>
+      </w:pPr>
+      <w:r>
         <w:t>W4 Trace a new input independently</w:t>
       </w:r>
     </w:p>
     <w:p>
-      <w:r>
-        <w:t>Under the original vocabulary encode sat cats, decode it and count text tokens. Then trace sat cat! and state the exact failure position using zero-based character positions.</w:t>
-      </w:r>
-    </w:p>
-    <w:p>
-      <w:r>
-        <w:t>Teacher explanation: sat cats encodes [7,6,1,5], decodes exactly and has four text tokens. sat cat! has partial IDs [7,6,1] then unsupported ! at position 7. Report failure with the partial trace, not complete success.</w:t>
-      </w:r>
-    </w:p>
-    <w:p>
       <w:pPr>
         <w:pStyle w:val="Heading3"/>
       </w:pPr>
       <w:r>
+        <w:t>Workbook question · W4</w:t>
+      </w:r>
+    </w:p>
+    <w:p>
+      <w:pPr>
+        <w:spacing w:line="336" w:lineRule="auto" w:after="180"/>
+        <w:shd w:fill="F5F1FB"/>
+      </w:pPr>
+      <w:r>
+        <w:rPr>
+          <w:b w:val="0"/>
+        </w:rPr>
+        <w:t xml:space="preserve">Under the original </w:t>
+      </w:r>
+      <w:r>
+        <w:rPr>
+          <w:b/>
+        </w:rPr>
+        <w:t>vocabulary</w:t>
+      </w:r>
+      <w:r>
+        <w:rPr>
+          <w:b w:val="0"/>
+        </w:rPr>
+        <w:t xml:space="preserve"> encode sat cats, decode it and count text </w:t>
+      </w:r>
+      <w:r>
+        <w:rPr>
+          <w:b/>
+        </w:rPr>
+        <w:t>token</w:t>
+      </w:r>
+      <w:r>
+        <w:rPr>
+          <w:b w:val="0"/>
+        </w:rPr>
+        <w:t>s. Then trace sat cat! and state the exact failure position using zero-based character positions.</w:t>
+      </w:r>
+    </w:p>
+    <w:p>
+      <w:pPr>
+        <w:pStyle w:val="Heading3"/>
+      </w:pPr>
+      <w:r>
+        <w:t>Teacher reasoning · W4</w:t>
+      </w:r>
+    </w:p>
+    <w:p>
+      <w:pPr>
+        <w:spacing w:line="336" w:lineRule="auto" w:after="180"/>
+        <w:shd w:fill="F1F6FC"/>
+      </w:pPr>
+      <w:r>
+        <w:rPr>
+          <w:b w:val="0"/>
+        </w:rPr>
+        <w:t xml:space="preserve">Teacher explanation: sat cats encodes [7,6,1,5], decodes exactly and has four text </w:t>
+      </w:r>
+      <w:r>
+        <w:rPr>
+          <w:b/>
+        </w:rPr>
+        <w:t>token</w:t>
+      </w:r>
+      <w:r>
+        <w:rPr>
+          <w:b w:val="0"/>
+        </w:rPr>
+        <w:t>s. sat cat! has partial IDs [7,6,1] then unsupported ! at position 7. Report failure with the partial trace, not complete success.</w:t>
+      </w:r>
+    </w:p>
+    <w:p>
+      <w:pPr>
+        <w:pStyle w:val="Heading3"/>
+      </w:pPr>
+      <w:r>
         <w:t>W5 Audit silent repair</w:t>
       </w:r>
     </w:p>
     <w:p>
-      <w:r>
-        <w:t>An encoder lowercases Cat and removes punctuation before encoding, but labels its output an exact encoding of the original. Explain what must be recorded or changed.</w:t>
-      </w:r>
-    </w:p>
-    <w:p>
-      <w:r>
-        <w:t>Teacher explanation: Lowercasing and punctuation removal alter the source. Record preprocessing separately and label the transformed text; an exact encoder under this contract must report unsupported characters rather than silently change them.</w:t>
-      </w:r>
-    </w:p>
-    <w:p>
       <w:pPr>
         <w:pStyle w:val="Heading3"/>
       </w:pPr>
       <w:r>
+        <w:t>Workbook question · W5</w:t>
+      </w:r>
+    </w:p>
+    <w:p>
+      <w:pPr>
+        <w:spacing w:line="336" w:lineRule="auto" w:after="180"/>
+        <w:shd w:fill="F5F1FB"/>
+      </w:pPr>
+      <w:r>
+        <w:rPr>
+          <w:b w:val="0"/>
+        </w:rPr>
+        <w:t xml:space="preserve">An encoder lowercases Cat and removes punctuation before </w:t>
+      </w:r>
+      <w:r>
+        <w:rPr>
+          <w:b/>
+        </w:rPr>
+        <w:t>encoding</w:t>
+      </w:r>
+      <w:r>
+        <w:rPr>
+          <w:b w:val="0"/>
+        </w:rPr>
+        <w:t xml:space="preserve">, but labels its </w:t>
+      </w:r>
+      <w:r>
+        <w:rPr>
+          <w:b/>
+        </w:rPr>
+        <w:t>output</w:t>
+      </w:r>
+      <w:r>
+        <w:rPr>
+          <w:b w:val="0"/>
+        </w:rPr>
+        <w:t xml:space="preserve"> an exact </w:t>
+      </w:r>
+      <w:r>
+        <w:rPr>
+          <w:b/>
+        </w:rPr>
+        <w:t>encoding</w:t>
+      </w:r>
+      <w:r>
+        <w:rPr>
+          <w:b w:val="0"/>
+        </w:rPr>
+        <w:t xml:space="preserve"> of the original. Explain what must be recorded or changed.</w:t>
+      </w:r>
+    </w:p>
+    <w:p>
+      <w:pPr>
+        <w:pStyle w:val="Heading3"/>
+      </w:pPr>
+      <w:r>
+        <w:t>Teacher reasoning · W5</w:t>
+      </w:r>
+    </w:p>
+    <w:p>
+      <w:pPr>
+        <w:spacing w:line="336" w:lineRule="auto" w:after="180"/>
+        <w:shd w:fill="F1F6FC"/>
+      </w:pPr>
+      <w:r>
+        <w:rPr>
+          <w:b w:val="0"/>
+        </w:rPr>
+        <w:t>Teacher explanation: Lowercasing and punctuation removal alter the source.</w:t>
+      </w:r>
+    </w:p>
+    <w:p>
+      <w:pPr>
+        <w:spacing w:line="336" w:lineRule="auto" w:after="180"/>
+        <w:shd w:fill="F1F6FC"/>
+      </w:pPr>
+      <w:r>
+        <w:rPr>
+          <w:b w:val="0"/>
+        </w:rPr>
+        <w:t>Record pre</w:t>
+      </w:r>
+      <w:r>
+        <w:rPr>
+          <w:b/>
+        </w:rPr>
+        <w:t>process</w:t>
+      </w:r>
+      <w:r>
+        <w:rPr>
+          <w:b w:val="0"/>
+        </w:rPr>
+        <w:t>ing separately and label the transformed text; an exact encoder under this contract must report unsupported characters rather than silently change them.</w:t>
+      </w:r>
+    </w:p>
+    <w:p>
+      <w:pPr>
+        <w:pStyle w:val="Heading3"/>
+      </w:pPr>
+      <w:r>
         <w:t>Assess independent transfer</w:t>
       </w:r>
     </w:p>
     <w:p>
-      <w:r>
-        <w:t>Selected case: Under the original vocabulary encode sat cats, decode it and count text tokens. Then trace sat cat! and state the exact failure position using zero-based character positions.</w:t>
-      </w:r>
-    </w:p>
-    <w:p>
       <w:pPr>
         <w:pStyle w:val="Heading3"/>
       </w:pPr>
       <w:r>
+        <w:t>Independent question · withhold the key</w:t>
+      </w:r>
+    </w:p>
+    <w:p>
+      <w:pPr>
+        <w:spacing w:line="336" w:lineRule="auto" w:after="180"/>
+        <w:shd w:fill="F5F1FB"/>
+      </w:pPr>
+      <w:r>
+        <w:rPr>
+          <w:b w:val="0"/>
+        </w:rPr>
+        <w:t xml:space="preserve">Selected case: Under the original </w:t>
+      </w:r>
+      <w:r>
+        <w:rPr>
+          <w:b/>
+        </w:rPr>
+        <w:t>vocabulary</w:t>
+      </w:r>
+      <w:r>
+        <w:rPr>
+          <w:b w:val="0"/>
+        </w:rPr>
+        <w:t xml:space="preserve"> encode sat cats, decode it and count text </w:t>
+      </w:r>
+      <w:r>
+        <w:rPr>
+          <w:b/>
+        </w:rPr>
+        <w:t>token</w:t>
+      </w:r>
+      <w:r>
+        <w:rPr>
+          <w:b w:val="0"/>
+        </w:rPr>
+        <w:t>s. Then trace sat cat! and state the exact failure position using zero-based character positions.</w:t>
+      </w:r>
+    </w:p>
+    <w:p>
+      <w:pPr>
+        <w:pStyle w:val="Heading3"/>
+      </w:pPr>
+      <w:r>
         <w:t>Selected case answer</w:t>
       </w:r>
     </w:p>
     <w:p>
-      <w:r>
-        <w:t>Teacher explanation: sat cats encodes [7,6,1,5], decodes exactly and has four text tokens. sat cat! has partial IDs [7,6,1] then unsupported ! at position 7. Report failure with the partial trace, not complete success.</w:t>
+      <w:pPr>
+        <w:pStyle w:val="Heading3"/>
+      </w:pPr>
+      <w:r>
+        <w:t>Teacher key · Selected case answer</w:t>
+      </w:r>
+    </w:p>
+    <w:p>
+      <w:pPr>
+        <w:spacing w:line="336" w:lineRule="auto" w:after="180"/>
+        <w:shd w:fill="F1F6FC"/>
+      </w:pPr>
+      <w:r>
+        <w:rPr>
+          <w:b w:val="0"/>
+        </w:rPr>
+        <w:t xml:space="preserve">Teacher explanation: sat cats encodes [7,6,1,5], decodes exactly and has four text </w:t>
+      </w:r>
+      <w:r>
+        <w:rPr>
+          <w:b/>
+        </w:rPr>
+        <w:t>token</w:t>
+      </w:r>
+      <w:r>
+        <w:rPr>
+          <w:b w:val="0"/>
+        </w:rPr>
+        <w:t>s. sat cat! has partial IDs [7,6,1] then unsupported ! at position 7. Report failure with the partial trace, not complete success.</w:t>
       </w:r>
     </w:p>
     <w:tbl>
@@ -2480,21 +5274,77 @@
       </w:tr>
     </w:tbl>
     <w:p>
-      <w:r>
-        <w:t>Record each dimension as not yet, with support, or independent. Accept a valid alternative procedure with a defensible trace. Do not penalise an honestly recorded model failure if the learner correctly explains its evidence and limits.</w:t>
-      </w:r>
-    </w:p>
-    <w:p>
       <w:pPr>
         <w:pStyle w:val="Heading3"/>
       </w:pPr>
       <w:r>
+        <w:t>Teacher key · Selected case answer</w:t>
+      </w:r>
+    </w:p>
+    <w:p>
+      <w:pPr>
+        <w:spacing w:line="336" w:lineRule="auto" w:after="180"/>
+        <w:shd w:fill="F1F6FC"/>
+      </w:pPr>
+      <w:r>
+        <w:rPr>
+          <w:b w:val="0"/>
+        </w:rPr>
+        <w:t>Record each dimension as not yet, with support, or independent. Accept a valid alternative procedure with a defensible trace.</w:t>
+      </w:r>
+    </w:p>
+    <w:p>
+      <w:pPr>
+        <w:spacing w:line="336" w:lineRule="auto" w:after="180"/>
+        <w:shd w:fill="F1F6FC"/>
+      </w:pPr>
+      <w:r>
+        <w:rPr>
+          <w:b w:val="0"/>
+        </w:rPr>
+        <w:t xml:space="preserve">Do not penalise an honestly recorded model failure if the learner correctly explains its </w:t>
+      </w:r>
+      <w:r>
+        <w:rPr>
+          <w:b/>
+        </w:rPr>
+        <w:t>evidence</w:t>
+      </w:r>
+      <w:r>
+        <w:rPr>
+          <w:b w:val="0"/>
+        </w:rPr>
+        <w:t xml:space="preserve"> and limits.</w:t>
+      </w:r>
+    </w:p>
+    <w:p>
+      <w:pPr>
+        <w:pStyle w:val="Heading3"/>
+      </w:pPr>
+      <w:r>
         <w:t>Feedback that the learner uses</w:t>
       </w:r>
     </w:p>
     <w:p>
-      <w:r>
-        <w:t>Name the earliest unsupported step and give one action to repair it. Have the learner make that repair now and explain why. Then assess the relevant skill on a fresh, fully specified case. Confirm it was not previously practised with feedback; solve and check the new case before assigning it. A follow-up design prompt is a starting brief, not automatically an equivalent test.</w:t>
+      <w:pPr>
+        <w:spacing w:line="336" w:lineRule="auto" w:after="180"/>
+      </w:pPr>
+      <w:r>
+        <w:rPr>
+          <w:b w:val="0"/>
+        </w:rPr>
+        <w:t>Name the earliest unsupported step and give one action to repair it. Have the learner make that repair now and explain why. Then assess the relevant skill on a fresh, fully specified case.</w:t>
+      </w:r>
+    </w:p>
+    <w:p>
+      <w:pPr>
+        <w:spacing w:line="336" w:lineRule="auto" w:after="180"/>
+      </w:pPr>
+      <w:r>
+        <w:rPr>
+          <w:b w:val="0"/>
+        </w:rPr>
+        <w:t>Confirm it was not previously practised with feedback; solve and check the new case before assigning it. A follow-up design prompt is a starting brief, not automatically an equivalent test.</w:t>
       </w:r>
     </w:p>
     <w:p>
@@ -2506,11 +5356,68 @@
       </w:r>
     </w:p>
     <w:p>
+      <w:r>
+        <w:t>Connect Text as Pieces to Transparent Book Recommender, adapt support and plan a later changed-case check.</w:t>
+      </w:r>
+    </w:p>
+    <w:p>
       <w:pPr>
         <w:pStyle w:val="Heading3"/>
       </w:pPr>
       <w:r>
-        <w:t>Connect and extend learning</w:t>
+        <w:t>Transparent Book Recommender</w:t>
+      </w:r>
+    </w:p>
+    <w:p>
+      <w:pPr>
+        <w:spacing w:line="336" w:lineRule="auto" w:after="180"/>
+      </w:pPr>
+      <w:r>
+        <w:rPr>
+          <w:b/>
+        </w:rPr>
+        <w:t>Token</w:t>
+      </w:r>
+      <w:r>
+        <w:rPr>
+          <w:b w:val="0"/>
+        </w:rPr>
+        <w:t>ize book descriptions before any text-based matching, while preserving the original source text.</w:t>
+      </w:r>
+    </w:p>
+    <w:p>
+      <w:pPr>
+        <w:spacing w:line="336" w:lineRule="auto" w:after="180"/>
+      </w:pPr>
+      <w:r>
+        <w:rPr>
+          <w:b w:val="0"/>
+        </w:rPr>
+        <w:t xml:space="preserve">Keep the decision, </w:t>
+      </w:r>
+      <w:r>
+        <w:rPr>
+          <w:b/>
+        </w:rPr>
+        <w:t>input</w:t>
+      </w:r>
+      <w:r>
+        <w:rPr>
+          <w:b w:val="0"/>
+        </w:rPr>
+        <w:t xml:space="preserve">, result, explanation and remaining limitation in the project </w:t>
+      </w:r>
+      <w:r>
+        <w:rPr>
+          <w:b/>
+        </w:rPr>
+        <w:t>evidence</w:t>
+      </w:r>
+      <w:r>
+        <w:rPr>
+          <w:b w:val="0"/>
+        </w:rPr>
+        <w:t xml:space="preserve"> record. Retrieve this record next week rather than restarting the project.</w:t>
       </w:r>
     </w:p>
     <w:p>
@@ -2518,17 +5425,18 @@
         <w:pStyle w:val="Heading3"/>
       </w:pPr>
       <w:r>
-        <w:t>Transparent Book Recommender</w:t>
-      </w:r>
-    </w:p>
-    <w:p>
-      <w:r>
-        <w:t>Tokenize book descriptions before any text-based matching, while preserving the original source text.</w:t>
-      </w:r>
-    </w:p>
-    <w:p>
-      <w:r>
-        <w:t>Keep the decision, input, result, explanation and remaining limitation in the project evidence record. Retrieve this record next week rather than restarting the project.</w:t>
+        <w:t>Support and stretch</w:t>
+      </w:r>
+    </w:p>
+    <w:p>
+      <w:pPr>
+        <w:spacing w:line="336" w:lineRule="auto" w:after="180"/>
+      </w:pPr>
+      <w:r>
+        <w:rPr>
+          <w:b w:val="0"/>
+        </w:rPr>
+        <w:t>Trace one record or condition at a time with counters and labelled columns. Stretch: introduce a tie, boundary or missing field and declare its handling policy before rerunning.</w:t>
       </w:r>
     </w:p>
     <w:p>
@@ -2536,12 +5444,30 @@
         <w:pStyle w:val="Heading3"/>
       </w:pPr>
       <w:r>
-        <w:t>Support and stretch</w:t>
-      </w:r>
-    </w:p>
-    <w:p>
-      <w:r>
-        <w:t>Trace one record or condition at a time with counters and labelled columns. Stretch: introduce a tie, boundary or missing field and declare its handling policy before rerunning.</w:t>
+        <w:t>Exit reflection</w:t>
+      </w:r>
+    </w:p>
+    <w:p>
+      <w:pPr>
+        <w:spacing w:line="336" w:lineRule="auto" w:after="180"/>
+      </w:pPr>
+      <w:r>
+        <w:rPr>
+          <w:b w:val="0"/>
+        </w:rPr>
+        <w:t xml:space="preserve">Ask for one decision the learner can now justify and one situation requiring more </w:t>
+      </w:r>
+      <w:r>
+        <w:rPr>
+          <w:b/>
+        </w:rPr>
+        <w:t>evidence</w:t>
+      </w:r>
+      <w:r>
+        <w:rPr>
+          <w:b w:val="0"/>
+        </w:rPr>
+        <w:t xml:space="preserve"> or human review. Confidence ratings are separate from correct independent performance.</w:t>
       </w:r>
     </w:p>
     <w:p>
@@ -2549,12 +5475,30 @@
         <w:pStyle w:val="Heading3"/>
       </w:pPr>
       <w:r>
-        <w:t>Exit reflection</w:t>
-      </w:r>
-    </w:p>
-    <w:p>
-      <w:r>
-        <w:t>Ask for one decision the learner can now justify and one situation requiring more evidence or human review. Confidence ratings are separate from correct independent performance.</w:t>
+        <w:t>Bridge to the next week</w:t>
+      </w:r>
+    </w:p>
+    <w:p>
+      <w:pPr>
+        <w:spacing w:line="336" w:lineRule="auto" w:after="180"/>
+      </w:pPr>
+      <w:r>
+        <w:rPr>
+          <w:b w:val="0"/>
+        </w:rPr>
+        <w:t xml:space="preserve">Next: Week 26: Image and Voice Pipelines. Retrieve today’s </w:t>
+      </w:r>
+      <w:r>
+        <w:rPr>
+          <w:b/>
+        </w:rPr>
+        <w:t>evidence</w:t>
+      </w:r>
+      <w:r>
+        <w:rPr>
+          <w:b w:val="0"/>
+        </w:rPr>
+        <w:t xml:space="preserve"> and identify what carries forward and what is new.</w:t>
       </w:r>
     </w:p>
     <w:p>
@@ -2562,12 +5506,122 @@
         <w:pStyle w:val="Heading3"/>
       </w:pPr>
       <w:r>
-        <w:t>Bridge to the next week</w:t>
-      </w:r>
-    </w:p>
-    <w:p>
-      <w:r>
-        <w:t>Next: Week 26: Image and Voice Pipelines. Retrieve today’s evidence and identify what carries forward and what is new.</w:t>
+        <w:t>Support and fresh reassessment</w:t>
+      </w:r>
+    </w:p>
+    <w:p>
+      <w:pPr>
+        <w:spacing w:line="336" w:lineRule="auto" w:after="180"/>
+      </w:pPr>
+      <w:r>
+        <w:rPr>
+          <w:b w:val="0"/>
+        </w:rPr>
+        <w:t>Provide labelled intermediate columns and allow a calculator. Ask students to state the meaning and denominator of a value before interpreting it.</w:t>
+      </w:r>
+    </w:p>
+    <w:p>
+      <w:pPr>
+        <w:spacing w:line="336" w:lineRule="auto" w:after="180"/>
+      </w:pPr>
+      <w:r>
+        <w:rPr>
+          <w:b w:val="0"/>
+        </w:rPr>
+        <w:t>Extension: implement the classroom calculation locally and test boundary cases without using personal data.</w:t>
+      </w:r>
+    </w:p>
+    <w:p>
+      <w:pPr>
+        <w:spacing w:line="336" w:lineRule="auto" w:after="180"/>
+      </w:pPr>
+      <w:r>
+        <w:rPr>
+          <w:b w:val="0"/>
+        </w:rPr>
+        <w:t xml:space="preserve">W4 requires [7,6,1,5], four text </w:t>
+      </w:r>
+      <w:r>
+        <w:rPr>
+          <w:b/>
+        </w:rPr>
+        <w:t>token</w:t>
+      </w:r>
+      <w:r>
+        <w:rPr>
+          <w:b w:val="0"/>
+        </w:rPr>
+        <w:t xml:space="preserve">s and unsupported ! at position 7. Fresh retry: cats cat encodes [1,5,6,1], four text </w:t>
+      </w:r>
+      <w:r>
+        <w:rPr>
+          <w:b/>
+        </w:rPr>
+        <w:t>token</w:t>
+      </w:r>
+      <w:r>
+        <w:rPr>
+          <w:b w:val="0"/>
+        </w:rPr>
+        <w:t>s; cats Cat fails at uppercase C position 5 after [1,5,6].</w:t>
+      </w:r>
+    </w:p>
+    <w:p>
+      <w:pPr>
+        <w:spacing w:line="336" w:lineRule="auto" w:after="180"/>
+      </w:pPr>
+      <w:r>
+        <w:rPr>
+          <w:b w:val="0"/>
+        </w:rPr>
+        <w:t xml:space="preserve">Require exact </w:t>
+      </w:r>
+      <w:r>
+        <w:rPr>
+          <w:b/>
+        </w:rPr>
+        <w:t>decoding</w:t>
+      </w:r>
+      <w:r>
+        <w:rPr>
+          <w:b w:val="0"/>
+        </w:rPr>
+        <w:t xml:space="preserve"> and an explicit failure.</w:t>
+      </w:r>
+    </w:p>
+    <w:p>
+      <w:pPr>
+        <w:spacing w:line="336" w:lineRule="auto" w:after="180"/>
+      </w:pPr>
+      <w:r>
+        <w:rPr>
+          <w:b w:val="0"/>
+        </w:rPr>
+        <w:t xml:space="preserve">Week 3 uses </w:t>
+      </w:r>
+      <w:r>
+        <w:rPr>
+          <w:b/>
+        </w:rPr>
+        <w:t>vocabulary</w:t>
+      </w:r>
+      <w:r>
+        <w:rPr>
+          <w:b w:val="0"/>
+        </w:rPr>
+        <w:t xml:space="preserve"> alternatives to inspect next-</w:t>
+      </w:r>
+      <w:r>
+        <w:rPr>
+          <w:b/>
+        </w:rPr>
+        <w:t>token</w:t>
+      </w:r>
+      <w:r>
+        <w:rPr>
+          <w:b w:val="0"/>
+        </w:rPr>
+        <w:t xml:space="preserve"> probability distributions and sequence probabilities.</w:t>
       </w:r>
     </w:p>
     <w:p>
@@ -2575,40 +5629,40 @@
         <w:pStyle w:val="Heading3"/>
       </w:pPr>
       <w:r>
-        <w:t>Support and fresh reassessment</w:t>
-      </w:r>
-    </w:p>
-    <w:p>
-      <w:r>
-        <w:t>Provide labelled intermediate columns and allow a calculator. Ask students to state the meaning and denominator of a value before interpreting it. Extension: implement the classroom calculation locally and test boundary cases without using personal data.</w:t>
-      </w:r>
-    </w:p>
-    <w:p>
-      <w:r>
-        <w:t>W4 requires [7,6,1,5], four text tokens and unsupported ! at position 7. Fresh retry: cats cat encodes [1,5,6,1], four text tokens; cats Cat fails at uppercase C position 5 after [1,5,6]. Require exact decoding and an explicit failure.</w:t>
-      </w:r>
-    </w:p>
-    <w:p>
-      <w:r>
-        <w:t>Week 3 uses vocabulary alternatives to inspect next-token probability distributions and sequence probabilities.</w:t>
-      </w:r>
-    </w:p>
-    <w:p>
-      <w:pPr>
-        <w:pStyle w:val="Heading3"/>
-      </w:pPr>
-      <w:r>
         <w:t>Plan the delayed return</w:t>
       </w:r>
     </w:p>
     <w:p>
-      <w:r>
+      <w:pPr>
+        <w:spacing w:line="336" w:lineRule="auto" w:after="180"/>
+      </w:pPr>
+      <w:r>
+        <w:rPr>
+          <w:b w:val="0"/>
+        </w:rPr>
         <w:t>Suggested return points in this level: ai-2/26, ai-2/28, ai-2/31. Use actual classroom dates, adjusting for holidays and gaps. One, three and six teaching weeks are scheduling choices, not a claimed optimal spacing.</w:t>
       </w:r>
     </w:p>
     <w:p>
-      <w:r>
-        <w:t>At a delayed check, ask for the idea from memory and a changed application. Compare with the earlier independent response and record support used. For a new level, revisit the previous capstone before checking the new prerequisites.</w:t>
+      <w:pPr>
+        <w:spacing w:line="336" w:lineRule="auto" w:after="180"/>
+      </w:pPr>
+      <w:r>
+        <w:rPr>
+          <w:b w:val="0"/>
+        </w:rPr>
+        <w:t>At a delayed check, ask for the idea from memory and a changed application. Compare with the earlier independent response and record support used.</w:t>
+      </w:r>
+    </w:p>
+    <w:p>
+      <w:pPr>
+        <w:spacing w:line="336" w:lineRule="auto" w:after="180"/>
+      </w:pPr>
+      <w:r>
+        <w:rPr>
+          <w:b w:val="0"/>
+        </w:rPr>
+        <w:t>For a new level, revisit the previous capstone before checking the new prerequisites.</w:t>
       </w:r>
     </w:p>
     <w:tbl>
@@ -2768,8 +5822,26 @@
       </w:tr>
     </w:tbl>
     <w:p>
-      <w:r>
-        <w:t>Use the evidence to choose reteaching or the next step. A completed page, confidence rating or attractive project does not by itself demonstrate understanding.</w:t>
+      <w:pPr>
+        <w:spacing w:line="336" w:lineRule="auto" w:after="180"/>
+      </w:pPr>
+      <w:r>
+        <w:rPr>
+          <w:b w:val="0"/>
+        </w:rPr>
+        <w:t xml:space="preserve">Use the </w:t>
+      </w:r>
+      <w:r>
+        <w:rPr>
+          <w:b/>
+        </w:rPr>
+        <w:t>evidence</w:t>
+      </w:r>
+      <w:r>
+        <w:rPr>
+          <w:b w:val="0"/>
+        </w:rPr>
+        <w:t xml:space="preserve"> to choose reteaching or the next step. A completed page, confidence rating or attractive project does not by itself demonstrate understanding.</w:t>
       </w:r>
     </w:p>
     <w:p>
@@ -2781,8 +5853,26 @@
       </w:r>
     </w:p>
     <w:p>
-      <w:r>
-        <w:t>Document the recommender’s text representation and unknown-token behavior rather than assuming every model counts words identically.</w:t>
+      <w:pPr>
+        <w:spacing w:line="336" w:lineRule="auto" w:after="180"/>
+      </w:pPr>
+      <w:r>
+        <w:rPr>
+          <w:b w:val="0"/>
+        </w:rPr>
+        <w:t>Document the recommender’s text representation and unknown-</w:t>
+      </w:r>
+      <w:r>
+        <w:rPr>
+          <w:b/>
+        </w:rPr>
+        <w:t>token</w:t>
+      </w:r>
+      <w:r>
+        <w:rPr>
+          <w:b w:val="0"/>
+        </w:rPr>
+        <w:t xml:space="preserve"> behavior rather than assuming every model counts words identically.</w:t>
       </w:r>
     </w:p>
     <w:p>
@@ -2795,12 +5885,56 @@
     </w:p>
     <w:p>
       <w:r>
-        <w:t>Teaching target: Encode and decode text under an explicit toy vocabulary</w:t>
-      </w:r>
-    </w:p>
-    <w:p>
-      <w:r>
-        <w:t>Prepare the labelled worked-case picture, the matching workbook, fictional input cards and a place for individual responses. No paid AI account is required for the paper reasoning activities.</w:t>
+        <w:t>Use this preparation summary alongside the detailed Text as Pieces lesson; it is a checklist rather than a replacement for the full sequence.</w:t>
+      </w:r>
+    </w:p>
+    <w:p>
+      <w:pPr>
+        <w:pStyle w:val="Heading3"/>
+      </w:pPr>
+      <w:r>
+        <w:t>Teaching target</w:t>
+      </w:r>
+    </w:p>
+    <w:p>
+      <w:pPr>
+        <w:spacing w:line="336" w:lineRule="auto" w:after="180"/>
+        <w:shd w:fill="EDF7F3"/>
+      </w:pPr>
+      <w:r>
+        <w:rPr>
+          <w:b w:val="0"/>
+        </w:rPr>
+        <w:t xml:space="preserve">Teaching target: Encode and decode text under an explicit toy </w:t>
+      </w:r>
+      <w:r>
+        <w:rPr>
+          <w:b/>
+        </w:rPr>
+        <w:t>vocabulary</w:t>
+      </w:r>
+    </w:p>
+    <w:p>
+      <w:pPr>
+        <w:spacing w:line="336" w:lineRule="auto" w:after="180"/>
+      </w:pPr>
+      <w:r>
+        <w:rPr>
+          <w:b w:val="0"/>
+        </w:rPr>
+        <w:t xml:space="preserve">Prepare the labelled worked-case picture, the matching workbook, fictional </w:t>
+      </w:r>
+      <w:r>
+        <w:rPr>
+          <w:b/>
+        </w:rPr>
+        <w:t>input</w:t>
+      </w:r>
+      <w:r>
+        <w:rPr>
+          <w:b w:val="0"/>
+        </w:rPr>
+        <w:t xml:space="preserve"> cards and a place for individual responses. No paid AI account is required for the paper reasoning activities.</w:t>
       </w:r>
     </w:p>
     <w:tbl>
@@ -2947,37 +6081,279 @@
       </w:tr>
     </w:tbl>
     <w:p>
-      <w:r>
-        <w:t>Before class, solve the supported practice: Encode cats sat using the given vocabulary, decode it, and count with and without an appended end marker.</w:t>
-      </w:r>
-    </w:p>
-    <w:p>
-      <w:r>
-        <w:t>Reasoned practice answer: Teacher explanation: Text IDs [1,5,6,7] decode cats sat. Four text tokens; five sequence items if the protocol appends end ID 0.</w:t>
-      </w:r>
-    </w:p>
-    <w:p>
-      <w:r>
-        <w:t>Check every learner before discussion: Use the worked case for Tokenisation and vocabulary. Proposed explanation: “A token always equals a word”. Decide whether this explanation is supported. Point to the step or supplied fact that decides; explain your repair if needed.</w:t>
-      </w:r>
-    </w:p>
-    <w:p>
-      <w:r>
-        <w:t>Misconception repair: The vocabulary contains both whole strings and character pieces, so one word can take multiple tokens.</w:t>
-      </w:r>
-    </w:p>
-    <w:p>
-      <w:r>
-        <w:t>Support: read the exact case aloud, enlarge the labelled picture, supply input cards and model only the first deciding step. Accept a spoken explanation or drawing; retain the reasoning goal.</w:t>
-      </w:r>
-    </w:p>
-    <w:p>
-      <w:r>
-        <w:t>Extension: Use a character vocabulary covering b,o,k,s and space instead. Require a prediction and a reason before comparing. Expected result: The same phrase uses ten character tokens. Reason: There are five letters, one space and four letters; its decoded text remains unchanged.</w:t>
-      </w:r>
-    </w:p>
-    <w:p>
-      <w:r>
+      <w:pPr>
+        <w:spacing w:line="336" w:lineRule="auto" w:after="180"/>
+      </w:pPr>
+      <w:r>
+        <w:rPr>
+          <w:b w:val="0"/>
+        </w:rPr>
+        <w:t xml:space="preserve">Before class, solve the supported practice: Encode cats sat using the given </w:t>
+      </w:r>
+      <w:r>
+        <w:rPr>
+          <w:b/>
+        </w:rPr>
+        <w:t>vocabulary</w:t>
+      </w:r>
+      <w:r>
+        <w:rPr>
+          <w:b w:val="0"/>
+        </w:rPr>
+        <w:t>, decode it, and count with and without an appended end marker.</w:t>
+      </w:r>
+    </w:p>
+    <w:p>
+      <w:pPr>
+        <w:pStyle w:val="Heading3"/>
+      </w:pPr>
+      <w:r>
+        <w:t>Supported practice answer</w:t>
+      </w:r>
+    </w:p>
+    <w:p>
+      <w:pPr>
+        <w:spacing w:line="336" w:lineRule="auto" w:after="180"/>
+        <w:shd w:fill="F1F6FC"/>
+      </w:pPr>
+      <w:r>
+        <w:rPr>
+          <w:b w:val="0"/>
+        </w:rPr>
+        <w:t xml:space="preserve">Reasoned practice answer: Teacher explanation: Text IDs [1,5,6,7] decode cats sat. Four text </w:t>
+      </w:r>
+      <w:r>
+        <w:rPr>
+          <w:b/>
+        </w:rPr>
+        <w:t>token</w:t>
+      </w:r>
+      <w:r>
+        <w:rPr>
+          <w:b w:val="0"/>
+        </w:rPr>
+        <w:t>s; five sequence items if the protocol appends end ID 0.</w:t>
+      </w:r>
+    </w:p>
+    <w:p>
+      <w:pPr>
+        <w:spacing w:line="336" w:lineRule="auto" w:after="180"/>
+      </w:pPr>
+      <w:r>
+        <w:rPr>
+          <w:b w:val="0"/>
+        </w:rPr>
+        <w:t xml:space="preserve">Check every learner before discussion: Use the worked case for </w:t>
+      </w:r>
+      <w:r>
+        <w:rPr>
+          <w:b/>
+        </w:rPr>
+        <w:t>Token</w:t>
+      </w:r>
+      <w:r>
+        <w:rPr>
+          <w:b w:val="0"/>
+        </w:rPr>
+        <w:t xml:space="preserve">isation and </w:t>
+      </w:r>
+      <w:r>
+        <w:rPr>
+          <w:b/>
+        </w:rPr>
+        <w:t>vocabulary</w:t>
+      </w:r>
+      <w:r>
+        <w:rPr>
+          <w:b w:val="0"/>
+        </w:rPr>
+        <w:t xml:space="preserve">. Proposed explanation: “A </w:t>
+      </w:r>
+      <w:r>
+        <w:rPr>
+          <w:b/>
+        </w:rPr>
+        <w:t>token</w:t>
+      </w:r>
+      <w:r>
+        <w:rPr>
+          <w:b w:val="0"/>
+        </w:rPr>
+        <w:t xml:space="preserve"> always equals a word”. Decide whether this explanation is supported.</w:t>
+      </w:r>
+    </w:p>
+    <w:p>
+      <w:pPr>
+        <w:spacing w:line="336" w:lineRule="auto" w:after="180"/>
+      </w:pPr>
+      <w:r>
+        <w:rPr>
+          <w:b w:val="0"/>
+        </w:rPr>
+        <w:t>Point to the step or supplied fact that decides; explain your repair if needed.</w:t>
+      </w:r>
+    </w:p>
+    <w:p>
+      <w:pPr>
+        <w:pStyle w:val="Heading3"/>
+      </w:pPr>
+      <w:r>
+        <w:t>Repair the misconception</w:t>
+      </w:r>
+    </w:p>
+    <w:p>
+      <w:pPr>
+        <w:spacing w:line="336" w:lineRule="auto" w:after="180"/>
+        <w:shd w:fill="FFF5E6"/>
+      </w:pPr>
+      <w:r>
+        <w:rPr>
+          <w:b w:val="0"/>
+        </w:rPr>
+        <w:t xml:space="preserve">Misconception repair: The </w:t>
+      </w:r>
+      <w:r>
+        <w:rPr>
+          <w:b/>
+        </w:rPr>
+        <w:t>vocabulary</w:t>
+      </w:r>
+      <w:r>
+        <w:rPr>
+          <w:b w:val="0"/>
+        </w:rPr>
+        <w:t xml:space="preserve"> contains both whole strings and character pieces, so one word can take multiple </w:t>
+      </w:r>
+      <w:r>
+        <w:rPr>
+          <w:b/>
+        </w:rPr>
+        <w:t>token</w:t>
+      </w:r>
+      <w:r>
+        <w:rPr>
+          <w:b w:val="0"/>
+        </w:rPr>
+        <w:t>s.</w:t>
+      </w:r>
+    </w:p>
+    <w:p>
+      <w:pPr>
+        <w:pStyle w:val="Heading3"/>
+      </w:pPr>
+      <w:r>
+        <w:t>Support without giving away the answer</w:t>
+      </w:r>
+    </w:p>
+    <w:p>
+      <w:pPr>
+        <w:spacing w:line="336" w:lineRule="auto" w:after="180"/>
+        <w:shd w:fill="F1F6F8"/>
+      </w:pPr>
+      <w:r>
+        <w:rPr>
+          <w:b w:val="0"/>
+        </w:rPr>
+        <w:t xml:space="preserve">Support: read the exact case aloud, enlarge the labelled picture, supply </w:t>
+      </w:r>
+      <w:r>
+        <w:rPr>
+          <w:b/>
+        </w:rPr>
+        <w:t>input</w:t>
+      </w:r>
+      <w:r>
+        <w:rPr>
+          <w:b w:val="0"/>
+        </w:rPr>
+        <w:t xml:space="preserve"> cards and model only the first deciding step. Accept a spoken explanation or drawing; retain the reasoning goal.</w:t>
+      </w:r>
+    </w:p>
+    <w:p>
+      <w:pPr>
+        <w:pStyle w:val="Heading3"/>
+      </w:pPr>
+      <w:r>
+        <w:t>Extend the reasoning</w:t>
+      </w:r>
+    </w:p>
+    <w:p>
+      <w:pPr>
+        <w:spacing w:line="336" w:lineRule="auto" w:after="180"/>
+        <w:shd w:fill="F5F1FB"/>
+      </w:pPr>
+      <w:r>
+        <w:rPr>
+          <w:b w:val="0"/>
+        </w:rPr>
+        <w:t xml:space="preserve">Extension: Use a character </w:t>
+      </w:r>
+      <w:r>
+        <w:rPr>
+          <w:b/>
+        </w:rPr>
+        <w:t>vocabulary</w:t>
+      </w:r>
+      <w:r>
+        <w:rPr>
+          <w:b w:val="0"/>
+        </w:rPr>
+        <w:t xml:space="preserve"> covering b,o,k,s and space instead. Require a </w:t>
+      </w:r>
+      <w:r>
+        <w:rPr>
+          <w:b/>
+        </w:rPr>
+        <w:t>prediction</w:t>
+      </w:r>
+      <w:r>
+        <w:rPr>
+          <w:b w:val="0"/>
+        </w:rPr>
+        <w:t xml:space="preserve"> and a reason before comparing. Expected result: The same phrase uses ten character </w:t>
+      </w:r>
+      <w:r>
+        <w:rPr>
+          <w:b/>
+        </w:rPr>
+        <w:t>token</w:t>
+      </w:r>
+      <w:r>
+        <w:rPr>
+          <w:b w:val="0"/>
+        </w:rPr>
+        <w:t>s.</w:t>
+      </w:r>
+    </w:p>
+    <w:p>
+      <w:pPr>
+        <w:spacing w:line="336" w:lineRule="auto" w:after="180"/>
+        <w:shd w:fill="F5F1FB"/>
+      </w:pPr>
+      <w:r>
+        <w:rPr>
+          <w:b w:val="0"/>
+        </w:rPr>
+        <w:t>Reason: There are five letters, one space and four letters; its decoded text remains unchanged.</w:t>
+      </w:r>
+    </w:p>
+    <w:p>
+      <w:pPr>
+        <w:pStyle w:val="Heading3"/>
+      </w:pPr>
+      <w:r>
+        <w:t>Protect the independent attempt</w:t>
+      </w:r>
+    </w:p>
+    <w:p>
+      <w:pPr>
+        <w:spacing w:line="336" w:lineRule="auto" w:after="180"/>
+        <w:shd w:fill="FFF5E6"/>
+      </w:pPr>
+      <w:r>
+        <w:rPr>
+          <w:b w:val="0"/>
+        </w:rPr>
         <w:t>Independent assessment: withhold the reserved answer until the learner has attempted the new case. Record support separately from correctness.</w:t>
       </w:r>
     </w:p>
@@ -3166,13 +6542,58 @@
       </w:tr>
     </w:tbl>
     <w:p>
-      <w:r>
-        <w:t>Project checkpoint: Prepare the demonstration. Gather reproducible instructions, evidence, access checks and remaining limitations.</w:t>
-      </w:r>
-    </w:p>
-    <w:p>
-      <w:r>
-        <w:t>Use the weekly teacher answer for topic-specific reasoning. A saved progress tick is an activity record; judge mastery from the learner’s explanation and evidence.</w:t>
+      <w:pPr>
+        <w:pStyle w:val="Heading3"/>
+      </w:pPr>
+      <w:r>
+        <w:t>Project checkpoint</w:t>
+      </w:r>
+    </w:p>
+    <w:p>
+      <w:pPr>
+        <w:spacing w:line="336" w:lineRule="auto" w:after="180"/>
+        <w:shd w:fill="EDF7F3"/>
+      </w:pPr>
+      <w:r>
+        <w:rPr>
+          <w:b w:val="0"/>
+        </w:rPr>
+        <w:t xml:space="preserve">Project checkpoint: Prepare the demonstration. Gather reproducible instructions, </w:t>
+      </w:r>
+      <w:r>
+        <w:rPr>
+          <w:b/>
+        </w:rPr>
+        <w:t>evidence</w:t>
+      </w:r>
+      <w:r>
+        <w:rPr>
+          <w:b w:val="0"/>
+        </w:rPr>
+        <w:t>, access checks and remaining limitations.</w:t>
+      </w:r>
+    </w:p>
+    <w:p>
+      <w:pPr>
+        <w:spacing w:line="336" w:lineRule="auto" w:after="180"/>
+      </w:pPr>
+      <w:r>
+        <w:rPr>
+          <w:b w:val="0"/>
+        </w:rPr>
+        <w:t xml:space="preserve">Use the weekly teacher answer for topic-specific reasoning. A saved progress tick is an activity record; judge mastery from the learner’s explanation and </w:t>
+      </w:r>
+      <w:r>
+        <w:rPr>
+          <w:b/>
+        </w:rPr>
+        <w:t>evidence</w:t>
+      </w:r>
+      <w:r>
+        <w:rPr>
+          <w:b w:val="0"/>
+        </w:rPr>
+        <w:t>.</w:t>
       </w:r>
     </w:p>
     <w:p>
@@ -3185,27 +6606,1151 @@
     </w:p>
     <w:p>
       <w:r>
-        <w:t>Use the two formative questions as supported practice, not as independent mastery scores. Discuss the deciding evidence rather than accepting a guessed selection.</w:t>
-      </w:r>
-    </w:p>
-    <w:p>
-      <w:r>
+        <w:t>Use feedback, earlier review and portfolios purposefully. Apply the coding routine only when this lesson has an executable lab.</w:t>
+      </w:r>
+    </w:p>
+    <w:p>
+      <w:pPr>
+        <w:spacing w:line="336" w:lineRule="auto" w:after="180"/>
+      </w:pPr>
+      <w:r>
+        <w:rPr>
+          <w:b w:val="0"/>
+        </w:rPr>
+        <w:t xml:space="preserve">Use the two formative questions as supported practice, not as independent mastery scores. Discuss the deciding </w:t>
+      </w:r>
+      <w:r>
+        <w:rPr>
+          <w:b/>
+        </w:rPr>
+        <w:t>evidence</w:t>
+      </w:r>
+      <w:r>
+        <w:rPr>
+          <w:b w:val="0"/>
+        </w:rPr>
+        <w:t xml:space="preserve"> rather than accepting a guessed selection.</w:t>
+      </w:r>
+    </w:p>
+    <w:p>
+      <w:pPr>
+        <w:spacing w:line="336" w:lineRule="auto" w:after="180"/>
+      </w:pPr>
+      <w:r>
+        <w:rPr>
+          <w:b w:val="0"/>
+        </w:rPr>
         <w:t>The feedback comes from the reviewed public worked case. Do not reveal the separately reserved independent teacher answer until the learner has attempted that case.</w:t>
       </w:r>
     </w:p>
     <w:p>
-      <w:r>
-        <w:t>Ask students to predict before running code. Preserve errors and actual outputs; collect a changed test and an explanation. The branch-boundary and indexing lessons deliberately include failure cases.</w:t>
-      </w:r>
-    </w:p>
-    <w:p>
-      <w:r>
+      <w:pPr>
+        <w:pStyle w:val="Heading3"/>
+      </w:pPr>
+      <w:r>
+        <w:t>For later coding lessons</w:t>
+      </w:r>
+    </w:p>
+    <w:p>
+      <w:r>
+        <w:t>This week has no code block. Use this routine when a later lesson includes an executable lab.</w:t>
+      </w:r>
+    </w:p>
+    <w:p>
+      <w:pPr>
+        <w:spacing w:line="336" w:lineRule="auto" w:after="180"/>
+        <w:shd w:fill="F1F6F8"/>
+      </w:pPr>
+      <w:r>
+        <w:rPr>
+          <w:b w:val="0"/>
+        </w:rPr>
+        <w:t xml:space="preserve">Ask students to predict before running code. Preserve errors and actual </w:t>
+      </w:r>
+      <w:r>
+        <w:rPr>
+          <w:b/>
+        </w:rPr>
+        <w:t>output</w:t>
+      </w:r>
+      <w:r>
+        <w:rPr>
+          <w:b w:val="0"/>
+        </w:rPr>
+        <w:t>s; collect a changed test and an explanation. The branch-boundary and indexing lessons deliberately include failure cases.</w:t>
+      </w:r>
+    </w:p>
+    <w:p>
+      <w:pPr>
+        <w:spacing w:line="336" w:lineRule="auto" w:after="180"/>
+      </w:pPr>
+      <w:r>
+        <w:rPr>
+          <w:b w:val="0"/>
+        </w:rPr>
         <w:t>Use the earlier worked-explanation links to address a specific missing building block, then return to the current question. Adapt this suggestion after observing the learner; it is not an automatic diagnosis.</w:t>
       </w:r>
     </w:p>
     <w:p>
-      <w:r>
-        <w:t>Collect the completed-work portfolio as evidence. Record support separately from correctness, and assess explanation, trace/test and limitations. Progress ticks and quiz selections alone do not establish mastery.</w:t>
+      <w:pPr>
+        <w:spacing w:line="336" w:lineRule="auto" w:after="180"/>
+      </w:pPr>
+      <w:r>
+        <w:rPr>
+          <w:b w:val="0"/>
+        </w:rPr>
+        <w:t xml:space="preserve">Collect the completed-work portfolio as </w:t>
+      </w:r>
+      <w:r>
+        <w:rPr>
+          <w:b/>
+        </w:rPr>
+        <w:t>evidence</w:t>
+      </w:r>
+      <w:r>
+        <w:rPr>
+          <w:b w:val="0"/>
+        </w:rPr>
+        <w:t>. Record support separately from correctness, and assess explanation, trace/test and limitations. Progress ticks and quiz selections alone do not establish mastery.</w:t>
+      </w:r>
+    </w:p>
+    <w:p>
+      <w:pPr>
+        <w:pStyle w:val="Heading1"/>
+      </w:pPr>
+      <w:r>
+        <w:t>09. Visual concept journey</w:t>
+      </w:r>
+    </w:p>
+    <w:p>
+      <w:r>
+        <w:t>Show one Text as Pieces graphic at a time, request a prediction and discuss its trace before the independent assessment.</w:t>
+      </w:r>
+    </w:p>
+    <w:p>
+      <w:pPr>
+        <w:spacing w:line="336" w:lineRule="auto" w:after="180"/>
+      </w:pPr>
+      <w:r>
+        <w:rPr>
+          <w:b w:val="0"/>
+        </w:rPr>
+        <w:t xml:space="preserve">Use one picture at a time. Hide a worked result before asking for a </w:t>
+      </w:r>
+      <w:r>
+        <w:rPr>
+          <w:b/>
+        </w:rPr>
+        <w:t>prediction</w:t>
+      </w:r>
+      <w:r>
+        <w:rPr>
+          <w:b w:val="0"/>
+        </w:rPr>
+        <w:t>, then reveal it for feedback. These are supported teaching cases; retain the separate independent assessment for a fresh first attempt.</w:t>
+      </w:r>
+    </w:p>
+    <w:p>
+      <w:pPr>
+        <w:pStyle w:val="Heading3"/>
+      </w:pPr>
+      <w:r>
+        <w:t>01. Text as Pieces: the case</w:t>
+      </w:r>
+    </w:p>
+    <w:p>
+      <w:r>
+        <w:drawing>
+          <wp:inline xmlns:a="http://schemas.openxmlformats.org/drawingml/2006/main" xmlns:pic="http://schemas.openxmlformats.org/drawingml/2006/picture">
+            <wp:extent cx="5486400" cy="3142488"/>
+            <wp:docPr id="2" name="Picture 2" descr="A fictional tokenizer converts a short catalogue phrase into tokens. Supplied facts: Vocabulary entries: book, books and the space character. At each position choose the longest matching entry; preserve the actual space. Text is “books book”. Exclamation marks have no token; zero-based character positions are used."/>
+            <wp:cNvGraphicFramePr>
+              <a:graphicFrameLocks noChangeAspect="1"/>
+            </wp:cNvGraphicFramePr>
+            <a:graphic>
+              <a:graphicData uri="http://schemas.openxmlformats.org/drawingml/2006/picture">
+                <pic:pic>
+                  <pic:nvPicPr>
+                    <pic:cNvPr id="0" name="academy-story-ai-2-25-01.png"/>
+                    <pic:cNvPicPr/>
+                  </pic:nvPicPr>
+                  <pic:blipFill>
+                    <a:blip r:embed="rId10"/>
+                    <a:stretch>
+                      <a:fillRect/>
+                    </a:stretch>
+                  </pic:blipFill>
+                  <pic:spPr>
+                    <a:xfrm>
+                      <a:off x="0" y="0"/>
+                      <a:ext cx="5486400" cy="3142488"/>
+                    </a:xfrm>
+                    <a:prstGeom prst="rect"/>
+                  </pic:spPr>
+                </pic:pic>
+              </a:graphicData>
+            </a:graphic>
+          </wp:inline>
+        </w:drawing>
+      </w:r>
+    </w:p>
+    <w:p>
+      <w:pPr>
+        <w:spacing w:line="336" w:lineRule="auto" w:after="180"/>
+      </w:pPr>
+      <w:r>
+        <w:rPr>
+          <w:b w:val="0"/>
+        </w:rPr>
+        <w:t xml:space="preserve">A fictional </w:t>
+      </w:r>
+      <w:r>
+        <w:rPr>
+          <w:b/>
+        </w:rPr>
+        <w:t>token</w:t>
+      </w:r>
+      <w:r>
+        <w:rPr>
+          <w:b w:val="0"/>
+        </w:rPr>
+        <w:t xml:space="preserve">izer converts a short catalogue phrase into </w:t>
+      </w:r>
+      <w:r>
+        <w:rPr>
+          <w:b/>
+        </w:rPr>
+        <w:t>token</w:t>
+      </w:r>
+      <w:r>
+        <w:rPr>
+          <w:b w:val="0"/>
+        </w:rPr>
+        <w:t xml:space="preserve">s. Supplied facts: </w:t>
+      </w:r>
+      <w:r>
+        <w:rPr>
+          <w:b/>
+        </w:rPr>
+        <w:t>Vocabulary</w:t>
+      </w:r>
+      <w:r>
+        <w:rPr>
+          <w:b w:val="0"/>
+        </w:rPr>
+        <w:t xml:space="preserve"> entries: book, books and the space character. At each position choose the longest matching entry; preserve the actual space.</w:t>
+      </w:r>
+    </w:p>
+    <w:p>
+      <w:pPr>
+        <w:spacing w:line="336" w:lineRule="auto" w:after="180"/>
+      </w:pPr>
+      <w:r>
+        <w:rPr>
+          <w:b w:val="0"/>
+        </w:rPr>
+        <w:t xml:space="preserve">Text is “books book”. Exclamation marks have no </w:t>
+      </w:r>
+      <w:r>
+        <w:rPr>
+          <w:b/>
+        </w:rPr>
+        <w:t>token</w:t>
+      </w:r>
+      <w:r>
+        <w:rPr>
+          <w:b w:val="0"/>
+        </w:rPr>
+        <w:t>; zero-based character positions are used.</w:t>
+      </w:r>
+    </w:p>
+    <w:p>
+      <w:pPr>
+        <w:spacing w:line="336" w:lineRule="auto" w:after="180"/>
+        <w:shd w:fill="F5F1FB"/>
+      </w:pPr>
+      <w:r>
+        <w:rPr>
+          <w:b w:val="0"/>
+        </w:rPr>
+        <w:t>Point to the given fact that matters most. Explain why it matters.</w:t>
+      </w:r>
+    </w:p>
+    <w:p>
+      <w:pPr>
+        <w:pStyle w:val="Heading3"/>
+      </w:pPr>
+      <w:r>
+        <w:t>Discuss while showing the picture</w:t>
+      </w:r>
+    </w:p>
+    <w:p>
+      <w:pPr>
+        <w:spacing w:line="336" w:lineRule="auto" w:after="180"/>
+        <w:shd w:fill="F1F6F8"/>
+      </w:pPr>
+      <w:r>
+        <w:rPr>
+          <w:b w:val="0"/>
+        </w:rPr>
+        <w:t>Teacher prompt: Point to the given fact that matters most. Explain why it matters. Ask learners to describe one label or arrow in ordinary words. Use the adjacent transcript if the image is difficult to see.</w:t>
+      </w:r>
+    </w:p>
+    <w:p>
+      <w:pPr>
+        <w:pStyle w:val="Heading3"/>
+      </w:pPr>
+      <w:r>
+        <w:t>02. Follow the deciding steps</w:t>
+      </w:r>
+    </w:p>
+    <w:p>
+      <w:r>
+        <w:drawing>
+          <wp:inline xmlns:a="http://schemas.openxmlformats.org/drawingml/2006/main" xmlns:pic="http://schemas.openxmlformats.org/drawingml/2006/picture">
+            <wp:extent cx="5486400" cy="4005072"/>
+            <wp:docPr id="3" name="Picture 3" descr="Read prefix: At position 0, longest matching entry is books, not book. → Encode phrase: Tokens: books, space-character, book; three tokens. → Decode: Joining token text returns exactly books book. → Unknown character: For books book!, the ! at position 10 has no token: stop with error."/>
+            <wp:cNvGraphicFramePr>
+              <a:graphicFrameLocks noChangeAspect="1"/>
+            </wp:cNvGraphicFramePr>
+            <a:graphic>
+              <a:graphicData uri="http://schemas.openxmlformats.org/drawingml/2006/picture">
+                <pic:pic>
+                  <pic:nvPicPr>
+                    <pic:cNvPr id="0" name="academy-story-ai-2-25-02.png"/>
+                    <pic:cNvPicPr/>
+                  </pic:nvPicPr>
+                  <pic:blipFill>
+                    <a:blip r:embed="rId11"/>
+                    <a:stretch>
+                      <a:fillRect/>
+                    </a:stretch>
+                  </pic:blipFill>
+                  <pic:spPr>
+                    <a:xfrm>
+                      <a:off x="0" y="0"/>
+                      <a:ext cx="5486400" cy="4005072"/>
+                    </a:xfrm>
+                    <a:prstGeom prst="rect"/>
+                  </pic:spPr>
+                </pic:pic>
+              </a:graphicData>
+            </a:graphic>
+          </wp:inline>
+        </w:drawing>
+      </w:r>
+    </w:p>
+    <w:p>
+      <w:pPr>
+        <w:spacing w:line="336" w:lineRule="auto" w:after="180"/>
+      </w:pPr>
+      <w:r>
+        <w:rPr>
+          <w:b w:val="0"/>
+        </w:rPr>
+        <w:t xml:space="preserve">Read prefix: At position 0, longest matching entry is books, not book. → Encode phrase: </w:t>
+      </w:r>
+      <w:r>
+        <w:rPr>
+          <w:b/>
+        </w:rPr>
+        <w:t>Token</w:t>
+      </w:r>
+      <w:r>
+        <w:rPr>
+          <w:b w:val="0"/>
+        </w:rPr>
+        <w:t xml:space="preserve">s: books, space-character, book; three </w:t>
+      </w:r>
+      <w:r>
+        <w:rPr>
+          <w:b/>
+        </w:rPr>
+        <w:t>token</w:t>
+      </w:r>
+      <w:r>
+        <w:rPr>
+          <w:b w:val="0"/>
+        </w:rPr>
+        <w:t xml:space="preserve">s. → Decode: Joining </w:t>
+      </w:r>
+      <w:r>
+        <w:rPr>
+          <w:b/>
+        </w:rPr>
+        <w:t>token</w:t>
+      </w:r>
+      <w:r>
+        <w:rPr>
+          <w:b w:val="0"/>
+        </w:rPr>
+        <w:t xml:space="preserve"> text returns exactly books book. → Unknown character: For books book!, the ! at position 10 has no </w:t>
+      </w:r>
+      <w:r>
+        <w:rPr>
+          <w:b/>
+        </w:rPr>
+        <w:t>token</w:t>
+      </w:r>
+      <w:r>
+        <w:rPr>
+          <w:b w:val="0"/>
+        </w:rPr>
+        <w:t>: stop with error.</w:t>
+      </w:r>
+    </w:p>
+    <w:p>
+      <w:pPr>
+        <w:spacing w:line="336" w:lineRule="auto" w:after="180"/>
+        <w:shd w:fill="F5F1FB"/>
+      </w:pPr>
+      <w:r>
+        <w:rPr>
+          <w:b w:val="0"/>
+        </w:rPr>
+        <w:t xml:space="preserve">Point to each numbered stage and explain which recorded </w:t>
+      </w:r>
+      <w:r>
+        <w:rPr>
+          <w:b/>
+        </w:rPr>
+        <w:t>input</w:t>
+      </w:r>
+      <w:r>
+        <w:rPr>
+          <w:b w:val="0"/>
+        </w:rPr>
+        <w:t xml:space="preserve"> it uses.</w:t>
+      </w:r>
+    </w:p>
+    <w:p>
+      <w:pPr>
+        <w:pStyle w:val="Heading3"/>
+      </w:pPr>
+      <w:r>
+        <w:t>Discuss while showing the picture</w:t>
+      </w:r>
+    </w:p>
+    <w:p>
+      <w:pPr>
+        <w:spacing w:line="336" w:lineRule="auto" w:after="180"/>
+        <w:shd w:fill="F1F6F8"/>
+      </w:pPr>
+      <w:r>
+        <w:rPr>
+          <w:b w:val="0"/>
+        </w:rPr>
+        <w:t xml:space="preserve">Teacher prompt: Point to each numbered stage and explain which recorded </w:t>
+      </w:r>
+      <w:r>
+        <w:rPr>
+          <w:b/>
+        </w:rPr>
+        <w:t>input</w:t>
+      </w:r>
+      <w:r>
+        <w:rPr>
+          <w:b w:val="0"/>
+        </w:rPr>
+        <w:t xml:space="preserve"> it uses. Ask learners to describe one label or arrow in ordinary words. Use the adjacent transcript if the image is difficult to see.</w:t>
+      </w:r>
+    </w:p>
+    <w:p>
+      <w:pPr>
+        <w:pStyle w:val="Heading3"/>
+      </w:pPr>
+      <w:r>
+        <w:t>03. Keep the evidence roles separate</w:t>
+      </w:r>
+    </w:p>
+    <w:p>
+      <w:r>
+        <w:drawing>
+          <wp:inline xmlns:a="http://schemas.openxmlformats.org/drawingml/2006/main" xmlns:pic="http://schemas.openxmlformats.org/drawingml/2006/picture">
+            <wp:extent cx="5486400" cy="2834640"/>
+            <wp:docPr id="4" name="Picture 4" descr="Keep the evidence roles separate. Exact text: cats sat | Longest-match encoding | IDs 1, 5, 6, 7. IDs 1, 5, 6, 7 | Concatenate token strings | Exact text: cats sat. Exact text: Cat | No match for uppercase C | Report unsupported input"/>
+            <wp:cNvGraphicFramePr>
+              <a:graphicFrameLocks noChangeAspect="1"/>
+            </wp:cNvGraphicFramePr>
+            <a:graphic>
+              <a:graphicData uri="http://schemas.openxmlformats.org/drawingml/2006/picture">
+                <pic:pic>
+                  <pic:nvPicPr>
+                    <pic:cNvPr id="0" name="academy-story-ai-2-25-03.png"/>
+                    <pic:cNvPicPr/>
+                  </pic:nvPicPr>
+                  <pic:blipFill>
+                    <a:blip r:embed="rId12"/>
+                    <a:stretch>
+                      <a:fillRect/>
+                    </a:stretch>
+                  </pic:blipFill>
+                  <pic:spPr>
+                    <a:xfrm>
+                      <a:off x="0" y="0"/>
+                      <a:ext cx="5486400" cy="2834640"/>
+                    </a:xfrm>
+                    <a:prstGeom prst="rect"/>
+                  </pic:spPr>
+                </pic:pic>
+              </a:graphicData>
+            </a:graphic>
+          </wp:inline>
+        </w:drawing>
+      </w:r>
+    </w:p>
+    <w:p>
+      <w:pPr>
+        <w:spacing w:line="336" w:lineRule="auto" w:after="180"/>
+      </w:pPr>
+      <w:r>
+        <w:rPr>
+          <w:b w:val="0"/>
+        </w:rPr>
+        <w:t xml:space="preserve">Keep the </w:t>
+      </w:r>
+      <w:r>
+        <w:rPr>
+          <w:b/>
+        </w:rPr>
+        <w:t>evidence</w:t>
+      </w:r>
+      <w:r>
+        <w:rPr>
+          <w:b w:val="0"/>
+        </w:rPr>
+        <w:t xml:space="preserve"> roles separate. Exact text: cats sat | Longest-match </w:t>
+      </w:r>
+      <w:r>
+        <w:rPr>
+          <w:b/>
+        </w:rPr>
+        <w:t>encoding</w:t>
+      </w:r>
+      <w:r>
+        <w:rPr>
+          <w:b w:val="0"/>
+        </w:rPr>
+        <w:t xml:space="preserve"> | IDs 1, 5, 6, 7. IDs 1, 5, 6, 7 | Concatenate </w:t>
+      </w:r>
+      <w:r>
+        <w:rPr>
+          <w:b/>
+        </w:rPr>
+        <w:t>token</w:t>
+      </w:r>
+      <w:r>
+        <w:rPr>
+          <w:b w:val="0"/>
+        </w:rPr>
+        <w:t xml:space="preserve"> strings | Exact text: cats sat.</w:t>
+      </w:r>
+    </w:p>
+    <w:p>
+      <w:pPr>
+        <w:spacing w:line="336" w:lineRule="auto" w:after="180"/>
+      </w:pPr>
+      <w:r>
+        <w:rPr>
+          <w:b w:val="0"/>
+        </w:rPr>
+        <w:t xml:space="preserve">Exact text: Cat | No match for uppercase C | Report unsupported </w:t>
+      </w:r>
+      <w:r>
+        <w:rPr>
+          <w:b/>
+        </w:rPr>
+        <w:t>input</w:t>
+      </w:r>
+    </w:p>
+    <w:p>
+      <w:pPr>
+        <w:spacing w:line="336" w:lineRule="auto" w:after="180"/>
+        <w:shd w:fill="F5F1FB"/>
+      </w:pPr>
+      <w:r>
+        <w:rPr>
+          <w:b w:val="0"/>
+        </w:rPr>
+        <w:t>Read the labels and values. Explain the relationship the model shows.</w:t>
+      </w:r>
+    </w:p>
+    <w:p>
+      <w:pPr>
+        <w:pStyle w:val="Heading3"/>
+      </w:pPr>
+      <w:r>
+        <w:t>Discuss while showing the picture</w:t>
+      </w:r>
+    </w:p>
+    <w:p>
+      <w:pPr>
+        <w:spacing w:line="336" w:lineRule="auto" w:after="180"/>
+        <w:shd w:fill="F1F6F8"/>
+      </w:pPr>
+      <w:r>
+        <w:rPr>
+          <w:b w:val="0"/>
+        </w:rPr>
+        <w:t>Teacher prompt: Read the labels and values. Explain the relationship the model shows. Ask learners to describe one label or arrow in ordinary words. Use the adjacent transcript if the image is difficult to see.</w:t>
+      </w:r>
+    </w:p>
+    <w:p>
+      <w:pPr>
+        <w:pStyle w:val="Heading3"/>
+      </w:pPr>
+      <w:r>
+        <w:t>04. Change one thing. Trace what follows.</w:t>
+      </w:r>
+    </w:p>
+    <w:p>
+      <w:r>
+        <w:drawing>
+          <wp:inline xmlns:a="http://schemas.openxmlformats.org/drawingml/2006/main" xmlns:pic="http://schemas.openxmlformats.org/drawingml/2006/picture">
+            <wp:extent cx="5486400" cy="3026664"/>
+            <wp:docPr id="5" name="Picture 5" descr="Original case: For books book!, the ! at position 10 has no token: stop with error. Changed condition: Use a character vocabulary covering b,o,k,s and space instead. Expected result: The same phrase uses ten character tokens. Reason: There are five letters, one space and four letters; its decoded text remains unchanged."/>
+            <wp:cNvGraphicFramePr>
+              <a:graphicFrameLocks noChangeAspect="1"/>
+            </wp:cNvGraphicFramePr>
+            <a:graphic>
+              <a:graphicData uri="http://schemas.openxmlformats.org/drawingml/2006/picture">
+                <pic:pic>
+                  <pic:nvPicPr>
+                    <pic:cNvPr id="0" name="academy-story-ai-2-25-04.png"/>
+                    <pic:cNvPicPr/>
+                  </pic:nvPicPr>
+                  <pic:blipFill>
+                    <a:blip r:embed="rId13"/>
+                    <a:stretch>
+                      <a:fillRect/>
+                    </a:stretch>
+                  </pic:blipFill>
+                  <pic:spPr>
+                    <a:xfrm>
+                      <a:off x="0" y="0"/>
+                      <a:ext cx="5486400" cy="3026664"/>
+                    </a:xfrm>
+                    <a:prstGeom prst="rect"/>
+                  </pic:spPr>
+                </pic:pic>
+              </a:graphicData>
+            </a:graphic>
+          </wp:inline>
+        </w:drawing>
+      </w:r>
+    </w:p>
+    <w:p>
+      <w:pPr>
+        <w:spacing w:line="336" w:lineRule="auto" w:after="180"/>
+      </w:pPr>
+      <w:r>
+        <w:rPr>
+          <w:b w:val="0"/>
+        </w:rPr>
+        <w:t xml:space="preserve">Original case: For books book!, the ! at position 10 has no </w:t>
+      </w:r>
+      <w:r>
+        <w:rPr>
+          <w:b/>
+        </w:rPr>
+        <w:t>token</w:t>
+      </w:r>
+      <w:r>
+        <w:rPr>
+          <w:b w:val="0"/>
+        </w:rPr>
+        <w:t xml:space="preserve">: stop with error. Changed condition: Use a character </w:t>
+      </w:r>
+      <w:r>
+        <w:rPr>
+          <w:b/>
+        </w:rPr>
+        <w:t>vocabulary</w:t>
+      </w:r>
+      <w:r>
+        <w:rPr>
+          <w:b w:val="0"/>
+        </w:rPr>
+        <w:t xml:space="preserve"> covering b,o,k,s and space instead. Expected result: The same phrase uses ten character </w:t>
+      </w:r>
+      <w:r>
+        <w:rPr>
+          <w:b/>
+        </w:rPr>
+        <w:t>token</w:t>
+      </w:r>
+      <w:r>
+        <w:rPr>
+          <w:b w:val="0"/>
+        </w:rPr>
+        <w:t>s.</w:t>
+      </w:r>
+    </w:p>
+    <w:p>
+      <w:pPr>
+        <w:spacing w:line="336" w:lineRule="auto" w:after="180"/>
+      </w:pPr>
+      <w:r>
+        <w:rPr>
+          <w:b w:val="0"/>
+        </w:rPr>
+        <w:t>Reason: There are five letters, one space and four letters; its decoded text remains unchanged.</w:t>
+      </w:r>
+    </w:p>
+    <w:p>
+      <w:pPr>
+        <w:spacing w:line="336" w:lineRule="auto" w:after="180"/>
+        <w:shd w:fill="F5F1FB"/>
+      </w:pPr>
+      <w:r>
+        <w:rPr>
+          <w:b w:val="0"/>
+        </w:rPr>
+        <w:t>Predict before checking the worked changed-case result. Name what changed and what the supplied facts allow you to conclude.</w:t>
+      </w:r>
+    </w:p>
+    <w:p>
+      <w:pPr>
+        <w:pStyle w:val="Heading3"/>
+      </w:pPr>
+      <w:r>
+        <w:t>Discuss while showing the picture</w:t>
+      </w:r>
+    </w:p>
+    <w:p>
+      <w:pPr>
+        <w:spacing w:line="336" w:lineRule="auto" w:after="180"/>
+        <w:shd w:fill="F1F6F8"/>
+      </w:pPr>
+      <w:r>
+        <w:rPr>
+          <w:b w:val="0"/>
+        </w:rPr>
+        <w:t>Teacher prompt: Predict before checking the worked changed-case result. Name what changed and what the supplied facts allow you to conclude. Ask learners to describe one label or arrow in ordinary words.</w:t>
+      </w:r>
+    </w:p>
+    <w:p>
+      <w:pPr>
+        <w:spacing w:line="336" w:lineRule="auto" w:after="180"/>
+        <w:shd w:fill="F1F6F8"/>
+      </w:pPr>
+      <w:r>
+        <w:rPr>
+          <w:b w:val="0"/>
+        </w:rPr>
+        <w:t>Use the adjacent transcript if the image is difficult to see. Changed-case reasoning: There are five letters, one space and four letters; its decoded text remains unchanged.</w:t>
+      </w:r>
+    </w:p>
+    <w:p>
+      <w:pPr>
+        <w:pStyle w:val="Heading3"/>
+      </w:pPr>
+      <w:r>
+        <w:t>05. Connect the explanation to its limit</w:t>
+      </w:r>
+    </w:p>
+    <w:p>
+      <w:r>
+        <w:drawing>
+          <wp:inline xmlns:a="http://schemas.openxmlformats.org/drawingml/2006/main" xmlns:pic="http://schemas.openxmlformats.org/drawingml/2006/picture">
+            <wp:extent cx="5486400" cy="2834640"/>
+            <wp:docPr id="6" name="Picture 6" descr="A token is defined by the vocabulary and encoding rule; it need not be one word or one character. Longest matching matters where vocabulary entries overlap. Counting text tokens here does not count letters. Preserve spaces during decoding so the reconstructed text matches the original exactly. Limit: This deterministic toy tokenizer omits real subword training, Unicode handling and model-specific special tokens."/>
+            <wp:cNvGraphicFramePr>
+              <a:graphicFrameLocks noChangeAspect="1"/>
+            </wp:cNvGraphicFramePr>
+            <a:graphic>
+              <a:graphicData uri="http://schemas.openxmlformats.org/drawingml/2006/picture">
+                <pic:pic>
+                  <pic:nvPicPr>
+                    <pic:cNvPr id="0" name="academy-story-ai-2-25-05.png"/>
+                    <pic:cNvPicPr/>
+                  </pic:nvPicPr>
+                  <pic:blipFill>
+                    <a:blip r:embed="rId14"/>
+                    <a:stretch>
+                      <a:fillRect/>
+                    </a:stretch>
+                  </pic:blipFill>
+                  <pic:spPr>
+                    <a:xfrm>
+                      <a:off x="0" y="0"/>
+                      <a:ext cx="5486400" cy="2834640"/>
+                    </a:xfrm>
+                    <a:prstGeom prst="rect"/>
+                  </pic:spPr>
+                </pic:pic>
+              </a:graphicData>
+            </a:graphic>
+          </wp:inline>
+        </w:drawing>
+      </w:r>
+    </w:p>
+    <w:p>
+      <w:pPr>
+        <w:spacing w:line="336" w:lineRule="auto" w:after="180"/>
+      </w:pPr>
+      <w:r>
+        <w:rPr>
+          <w:b w:val="0"/>
+        </w:rPr>
+        <w:t xml:space="preserve">A </w:t>
+      </w:r>
+      <w:r>
+        <w:rPr>
+          <w:b/>
+        </w:rPr>
+        <w:t>token</w:t>
+      </w:r>
+      <w:r>
+        <w:rPr>
+          <w:b w:val="0"/>
+        </w:rPr>
+        <w:t xml:space="preserve"> is defined by the </w:t>
+      </w:r>
+      <w:r>
+        <w:rPr>
+          <w:b/>
+        </w:rPr>
+        <w:t>vocabulary</w:t>
+      </w:r>
+      <w:r>
+        <w:rPr>
+          <w:b w:val="0"/>
+        </w:rPr>
+        <w:t xml:space="preserve"> and </w:t>
+      </w:r>
+      <w:r>
+        <w:rPr>
+          <w:b/>
+        </w:rPr>
+        <w:t>encoding</w:t>
+      </w:r>
+      <w:r>
+        <w:rPr>
+          <w:b w:val="0"/>
+        </w:rPr>
+        <w:t xml:space="preserve"> rule; it need not be one word or one character. Longest matching matters where </w:t>
+      </w:r>
+      <w:r>
+        <w:rPr>
+          <w:b/>
+        </w:rPr>
+        <w:t>vocabulary</w:t>
+      </w:r>
+      <w:r>
+        <w:rPr>
+          <w:b w:val="0"/>
+        </w:rPr>
+        <w:t xml:space="preserve"> entries overlap. Counting text </w:t>
+      </w:r>
+      <w:r>
+        <w:rPr>
+          <w:b/>
+        </w:rPr>
+        <w:t>token</w:t>
+      </w:r>
+      <w:r>
+        <w:rPr>
+          <w:b w:val="0"/>
+        </w:rPr>
+        <w:t>s here does not count letters.</w:t>
+      </w:r>
+    </w:p>
+    <w:p>
+      <w:pPr>
+        <w:spacing w:line="336" w:lineRule="auto" w:after="180"/>
+      </w:pPr>
+      <w:r>
+        <w:rPr>
+          <w:b w:val="0"/>
+        </w:rPr>
+        <w:t xml:space="preserve">Preserve spaces during </w:t>
+      </w:r>
+      <w:r>
+        <w:rPr>
+          <w:b/>
+        </w:rPr>
+        <w:t>decoding</w:t>
+      </w:r>
+      <w:r>
+        <w:rPr>
+          <w:b w:val="0"/>
+        </w:rPr>
+        <w:t xml:space="preserve"> so the reconstructed text matches the original exactly. Limit: This deterministic toy </w:t>
+      </w:r>
+      <w:r>
+        <w:rPr>
+          <w:b/>
+        </w:rPr>
+        <w:t>token</w:t>
+      </w:r>
+      <w:r>
+        <w:rPr>
+          <w:b w:val="0"/>
+        </w:rPr>
+        <w:t xml:space="preserve">izer omits real subword </w:t>
+      </w:r>
+      <w:r>
+        <w:rPr>
+          <w:b/>
+        </w:rPr>
+        <w:t>training</w:t>
+      </w:r>
+      <w:r>
+        <w:rPr>
+          <w:b w:val="0"/>
+        </w:rPr>
+        <w:t xml:space="preserve">, Unicode handling and model-specific special </w:t>
+      </w:r>
+      <w:r>
+        <w:rPr>
+          <w:b/>
+        </w:rPr>
+        <w:t>token</w:t>
+      </w:r>
+      <w:r>
+        <w:rPr>
+          <w:b w:val="0"/>
+        </w:rPr>
+        <w:t>s.</w:t>
+      </w:r>
+    </w:p>
+    <w:p>
+      <w:pPr>
+        <w:spacing w:line="336" w:lineRule="auto" w:after="180"/>
+        <w:shd w:fill="F5F1FB"/>
+      </w:pPr>
+      <w:r>
+        <w:rPr>
+          <w:b w:val="0"/>
+        </w:rPr>
+        <w:t>Explain the case, then point to a limit on the claim.</w:t>
+      </w:r>
+    </w:p>
+    <w:p>
+      <w:pPr>
+        <w:pStyle w:val="Heading3"/>
+      </w:pPr>
+      <w:r>
+        <w:t>Discuss while showing the picture</w:t>
+      </w:r>
+    </w:p>
+    <w:p>
+      <w:pPr>
+        <w:spacing w:line="336" w:lineRule="auto" w:after="180"/>
+        <w:shd w:fill="F1F6F8"/>
+      </w:pPr>
+      <w:r>
+        <w:rPr>
+          <w:b w:val="0"/>
+        </w:rPr>
+        <w:t>Teacher prompt: Explain the case, then point to a limit on the claim. Ask learners to describe one label or arrow in ordinary words. Use the adjacent transcript if the image is difficult to see.</w:t>
+      </w:r>
+    </w:p>
+    <w:p>
+      <w:pPr>
+        <w:spacing w:line="336" w:lineRule="auto" w:after="180"/>
+        <w:shd w:fill="F1F6F8"/>
+      </w:pPr>
+      <w:r>
+        <w:rPr>
+          <w:b w:val="0"/>
+        </w:rPr>
+        <w:t xml:space="preserve">Keep the stated scope: This deterministic toy </w:t>
+      </w:r>
+      <w:r>
+        <w:rPr>
+          <w:b/>
+        </w:rPr>
+        <w:t>token</w:t>
+      </w:r>
+      <w:r>
+        <w:rPr>
+          <w:b w:val="0"/>
+        </w:rPr>
+        <w:t xml:space="preserve">izer omits real subword </w:t>
+      </w:r>
+      <w:r>
+        <w:rPr>
+          <w:b/>
+        </w:rPr>
+        <w:t>training</w:t>
+      </w:r>
+      <w:r>
+        <w:rPr>
+          <w:b w:val="0"/>
+        </w:rPr>
+        <w:t xml:space="preserve">, Unicode handling and model-specific special </w:t>
+      </w:r>
+      <w:r>
+        <w:rPr>
+          <w:b/>
+        </w:rPr>
+        <w:t>token</w:t>
+      </w:r>
+      <w:r>
+        <w:rPr>
+          <w:b w:val="0"/>
+        </w:rPr>
+        <w:t>s.</w:t>
+      </w:r>
+    </w:p>
+    <w:p>
+      <w:pPr>
+        <w:pStyle w:val="Heading3"/>
+      </w:pPr>
+      <w:r>
+        <w:t>06. Make the idea visible in your project</w:t>
+      </w:r>
+    </w:p>
+    <w:p>
+      <w:r>
+        <w:drawing>
+          <wp:inline xmlns:a="http://schemas.openxmlformats.org/drawingml/2006/main" xmlns:pic="http://schemas.openxmlformats.org/drawingml/2006/picture">
+            <wp:extent cx="5486400" cy="3380232"/>
+            <wp:docPr id="7" name="Picture 7" descr="Document the recommender’s text representation and unknown-token behavior rather than assuming every model counts words identically. Draw your input, deciding step, result and limit. Supported question: Why is the unknown ! at position 10 rather than position 9?"/>
+            <wp:cNvGraphicFramePr>
+              <a:graphicFrameLocks noChangeAspect="1"/>
+            </wp:cNvGraphicFramePr>
+            <a:graphic>
+              <a:graphicData uri="http://schemas.openxmlformats.org/drawingml/2006/picture">
+                <pic:pic>
+                  <pic:nvPicPr>
+                    <pic:cNvPr id="0" name="academy-story-ai-2-25-06.png"/>
+                    <pic:cNvPicPr/>
+                  </pic:nvPicPr>
+                  <pic:blipFill>
+                    <a:blip r:embed="rId15"/>
+                    <a:stretch>
+                      <a:fillRect/>
+                    </a:stretch>
+                  </pic:blipFill>
+                  <pic:spPr>
+                    <a:xfrm>
+                      <a:off x="0" y="0"/>
+                      <a:ext cx="5486400" cy="3380232"/>
+                    </a:xfrm>
+                    <a:prstGeom prst="rect"/>
+                  </pic:spPr>
+                </pic:pic>
+              </a:graphicData>
+            </a:graphic>
+          </wp:inline>
+        </w:drawing>
+      </w:r>
+    </w:p>
+    <w:p>
+      <w:pPr>
+        <w:spacing w:line="336" w:lineRule="auto" w:after="180"/>
+      </w:pPr>
+      <w:r>
+        <w:rPr>
+          <w:b w:val="0"/>
+        </w:rPr>
+        <w:t>Document the recommender’s text representation and unknown-</w:t>
+      </w:r>
+      <w:r>
+        <w:rPr>
+          <w:b/>
+        </w:rPr>
+        <w:t>token</w:t>
+      </w:r>
+      <w:r>
+        <w:rPr>
+          <w:b w:val="0"/>
+        </w:rPr>
+        <w:t xml:space="preserve"> behavior rather than assuming every model counts words identically. Draw your </w:t>
+      </w:r>
+      <w:r>
+        <w:rPr>
+          <w:b/>
+        </w:rPr>
+        <w:t>input</w:t>
+      </w:r>
+      <w:r>
+        <w:rPr>
+          <w:b w:val="0"/>
+        </w:rPr>
+        <w:t>, deciding step, result and limit.</w:t>
+      </w:r>
+    </w:p>
+    <w:p>
+      <w:pPr>
+        <w:spacing w:line="336" w:lineRule="auto" w:after="180"/>
+      </w:pPr>
+      <w:r>
+        <w:rPr>
+          <w:b w:val="0"/>
+        </w:rPr>
+        <w:t>Supported question: Why is the unknown ! at position 10 rather than position 9?</w:t>
+      </w:r>
+    </w:p>
+    <w:p>
+      <w:pPr>
+        <w:spacing w:line="336" w:lineRule="auto" w:after="180"/>
+        <w:shd w:fill="F5F1FB"/>
+      </w:pPr>
+      <w:r>
+        <w:rPr>
+          <w:b w:val="0"/>
+        </w:rPr>
+        <w:t xml:space="preserve">Draw your project trace and justify the deciding step using </w:t>
+      </w:r>
+      <w:r>
+        <w:rPr>
+          <w:b/>
+        </w:rPr>
+        <w:t>evidence</w:t>
+      </w:r>
+      <w:r>
+        <w:rPr>
+          <w:b w:val="0"/>
+        </w:rPr>
+        <w:t>.</w:t>
+      </w:r>
+    </w:p>
+    <w:p>
+      <w:pPr>
+        <w:pStyle w:val="Heading3"/>
+      </w:pPr>
+      <w:r>
+        <w:t>Discuss while showing the picture</w:t>
+      </w:r>
+    </w:p>
+    <w:p>
+      <w:pPr>
+        <w:spacing w:line="336" w:lineRule="auto" w:after="180"/>
+        <w:shd w:fill="F1F6F8"/>
+      </w:pPr>
+      <w:r>
+        <w:rPr>
+          <w:b w:val="0"/>
+        </w:rPr>
+        <w:t xml:space="preserve">Teacher prompt: Draw your project trace and justify the deciding step using </w:t>
+      </w:r>
+      <w:r>
+        <w:rPr>
+          <w:b/>
+        </w:rPr>
+        <w:t>evidence</w:t>
+      </w:r>
+      <w:r>
+        <w:rPr>
+          <w:b w:val="0"/>
+        </w:rPr>
+        <w:t>. Ask learners to describe one label or arrow in ordinary words. Use the adjacent transcript if the image is difficult to see.</w:t>
+      </w:r>
+    </w:p>
+    <w:p>
+      <w:pPr>
+        <w:spacing w:line="336" w:lineRule="auto" w:after="180"/>
+        <w:shd w:fill="F1F6F8"/>
+      </w:pPr>
+      <w:r>
+        <w:rPr>
+          <w:b w:val="0"/>
+        </w:rPr>
+        <w:t>Supported practice key: books occupies 0–4, space is 5, book is 6–9, so ! is character 10.</w:t>
       </w:r>
     </w:p>
     <w:sectPr>

--- a/downloads/teacher/ai-2-week-25.docx
+++ b/downloads/teacher/ai-2-week-25.docx
@@ -131,7 +131,7 @@
           </w:tcPr>
           <w:p>
             <w:r>
-              <w:t>Sections 1–6; record the brief recall in the workbook.</w:t>
+              <w:t>Use Your mission, Notice the evidence, See how it works, Compare the cases, Words that unlock the idea and Follow a worked example; record the brief recall in the workbook.</w:t>
             </w:r>
           </w:p>
         </w:tc>
@@ -163,7 +163,7 @@
           </w:tcPr>
           <w:p>
             <w:r>
-              <w:t>Sections 7–10; use the matching workbook W2 and misconception check.</w:t>
+              <w:t>Use Find and repair a mistake, Practise together, Run the investigation and Build your understanding; use the matching workbook W2 and misconception check.</w:t>
             </w:r>
           </w:p>
         </w:tc>
@@ -195,7 +195,7 @@
           </w:tcPr>
           <w:p>
             <w:r>
-              <w:t>Sections 9 and 11–14. Give extra time to finish the full task set; use Section 15 when the week includes a coding lab.</w:t>
+              <w:t>Use Run the investigation, Connect your project, Show what you know, Study a complete case and Try a new case independently. Allow extra time for the full task set. Use a coding lab only when this week actually provides one; Your lesson route is the planning section.</w:t>
             </w:r>
           </w:p>
         </w:tc>
@@ -3023,7 +3023,7 @@
           </w:tcPr>
           <w:p>
             <w:r>
-              <w:t>Read section 1 and complete W1; ask for a reason alongside each answer.</w:t>
+              <w:t>Read See how it works and Words that unlock the idea, then complete W1; ask for a reason alongside each answer.</w:t>
             </w:r>
           </w:p>
         </w:tc>
@@ -3045,7 +3045,7 @@
           </w:tcPr>
           <w:p>
             <w:r>
-              <w:t>Trace the worked case in section 2 and complete W2.</w:t>
+              <w:t>Trace Follow a worked example and complete W2.</w:t>
             </w:r>
           </w:p>
         </w:tc>
@@ -6010,7 +6010,7 @@
           </w:tcPr>
           <w:p>
             <w:r>
-              <w:t>Sections 1–6; record the brief recall in the workbook.</w:t>
+              <w:t>Use Your mission, Notice the evidence, See how it works, Compare the cases, Words that unlock the idea and Follow a worked example; record the brief recall in the workbook.</w:t>
             </w:r>
           </w:p>
         </w:tc>
@@ -6042,7 +6042,7 @@
           </w:tcPr>
           <w:p>
             <w:r>
-              <w:t>Sections 7–10; use the matching workbook W2 and misconception check.</w:t>
+              <w:t>Use Find and repair a mistake, Practise together, Run the investigation and Build your understanding; use the matching workbook W2 and misconception check.</w:t>
             </w:r>
           </w:p>
         </w:tc>
@@ -6074,7 +6074,7 @@
           </w:tcPr>
           <w:p>
             <w:r>
-              <w:t>Sections 9 and 11–14. Give extra time to finish the full task set; use Section 15 when the week includes a coding lab.</w:t>
+              <w:t>Use Run the investigation, Connect your project, Show what you know, Study a complete case and Try a new case independently. Allow extra time for the full task set. Use a coding lab only when this week actually provides one; Your lesson route is the planning section.</w:t>
             </w:r>
           </w:p>
         </w:tc>

--- a/downloads/teacher/ai-2-week-25.docx
+++ b/downloads/teacher/ai-2-week-25.docx
@@ -25,20 +25,38 @@
         <w:pStyle w:val="Heading1"/>
       </w:pPr>
       <w:r>
-        <w:t>01. Text as Pieces</w:t>
-      </w:r>
-    </w:p>
-    <w:p>
-      <w:r>
-        <w:t>Prepare Text as Pieces: check the target, prerequisites, resources and adaptable teaching schedule.</w:t>
-      </w:r>
-    </w:p>
-    <w:p>
-      <w:pPr>
-        <w:pStyle w:val="Heading3"/>
-      </w:pPr>
-      <w:r>
-        <w:t>Teach the learning cycle</w:t>
+        <w:t>Teach tokenization as a specified representation procedure.</w:t>
+      </w:r>
+    </w:p>
+    <w:p>
+      <w:r>
+        <w:t>Supply complete vocabularies and programs, separate the cases and preserve the fresh phrase assessment.</w:t>
+      </w:r>
+    </w:p>
+    <w:p>
+      <w:r>
+        <w:t>Require original text, IDs, space handling, counting convention and failure position beside any token count.</w:t>
+      </w:r>
+    </w:p>
+    <w:p>
+      <w:pPr>
+        <w:pStyle w:val="Heading1"/>
+      </w:pPr>
+      <w:r>
+        <w:t>01. Prepare this connected week</w:t>
+      </w:r>
+    </w:p>
+    <w:p>
+      <w:r>
+        <w:t>Use one main plan and keep practice separate from the independent first attempt.</w:t>
+      </w:r>
+    </w:p>
+    <w:p>
+      <w:pPr>
+        <w:pStyle w:val="Heading2"/>
+      </w:pPr>
+      <w:r>
+        <w:t>Learning goal and precision</w:t>
       </w:r>
     </w:p>
     <w:p>
@@ -56,6 +74,111 @@
           <w:b/>
         </w:rPr>
         <w:t>vocabulary</w:t>
+      </w:r>
+    </w:p>
+    <w:p>
+      <w:pPr>
+        <w:spacing w:line="336" w:lineRule="auto" w:after="180"/>
+      </w:pPr>
+      <w:r>
+        <w:rPr>
+          <w:b w:val="0"/>
+        </w:rPr>
+        <w:t xml:space="preserve">Use two 45-minute sessions. All model </w:t>
+      </w:r>
+      <w:r>
+        <w:rPr>
+          <w:b/>
+        </w:rPr>
+        <w:t>output</w:t>
+      </w:r>
+      <w:r>
+        <w:rPr>
+          <w:b w:val="0"/>
+        </w:rPr>
+        <w:t>s and probability tables are constructed classroom examples. No hosted AI service, external API or student account is needed.</w:t>
+      </w:r>
+    </w:p>
+    <w:p>
+      <w:pPr>
+        <w:spacing w:line="336" w:lineRule="auto" w:after="180"/>
+      </w:pPr>
+      <w:r>
+        <w:rPr>
+          <w:b w:val="0"/>
+        </w:rPr>
+        <w:t>Distinguish a model objective from factual support and system permissions. Collect independent work before discussing its solutions.</w:t>
+      </w:r>
+    </w:p>
+    <w:p>
+      <w:pPr>
+        <w:spacing w:line="336" w:lineRule="auto" w:after="180"/>
+      </w:pPr>
+      <w:r>
+        <w:rPr>
+          <w:b w:val="0"/>
+        </w:rPr>
+        <w:t xml:space="preserve">By the end, I can encode and decode text using a specified </w:t>
+      </w:r>
+      <w:r>
+        <w:rPr>
+          <w:b/>
+        </w:rPr>
+        <w:t>vocabulary</w:t>
+      </w:r>
+      <w:r>
+        <w:rPr>
+          <w:b w:val="0"/>
+        </w:rPr>
+        <w:t xml:space="preserve"> and matching rule.</w:t>
+      </w:r>
+    </w:p>
+    <w:p>
+      <w:pPr>
+        <w:pStyle w:val="Heading2"/>
+      </w:pPr>
+      <w:r>
+        <w:t>What to prepare</w:t>
+      </w:r>
+    </w:p>
+    <w:p>
+      <w:pPr>
+        <w:pStyle w:val="ListBullet"/>
+      </w:pPr>
+      <w:r>
+        <w:t>Use the supplied scenario, student illustrations and blank paper. For numeric work, offer counters or a calculator after learners show the setup. Fictional records are supplied; personal data and paid accounts are unnecessary.</w:t>
+      </w:r>
+    </w:p>
+    <w:p>
+      <w:pPr>
+        <w:pStyle w:val="ListBullet"/>
+      </w:pPr>
+      <w:r>
+        <w:t>Printed lesson and workbook; paper and pencil</w:t>
+      </w:r>
+    </w:p>
+    <w:p>
+      <w:pPr>
+        <w:pStyle w:val="ListBullet"/>
+      </w:pPr>
+      <w:r>
+        <w:t>Calculator; optional local Python 3 interpreter</w:t>
+      </w:r>
+    </w:p>
+    <w:p>
+      <w:pPr>
+        <w:pStyle w:val="ListBullet"/>
+      </w:pPr>
+      <w:r>
+        <w:t>Prepare the independent task and fresh retry without displaying solutions</w:t>
+      </w:r>
+    </w:p>
+    <w:p>
+      <w:pPr>
+        <w:pStyle w:val="Heading2"/>
+      </w:pPr>
+      <w:r>
+        <w:t>Main teaching plan</w:t>
       </w:r>
     </w:p>
     <w:tbl>
@@ -237,9 +360,155 @@
     </w:p>
     <w:p>
       <w:pPr>
+        <w:pStyle w:val="Heading2"/>
+      </w:pPr>
+      <w:r>
+        <w:t>Opening retrieval and readiness</w:t>
+      </w:r>
+    </w:p>
+    <w:p>
+      <w:pPr>
+        <w:spacing w:line="336" w:lineRule="auto" w:after="180"/>
+      </w:pPr>
+      <w:r>
+        <w:rPr>
+          <w:b w:val="0"/>
+        </w:rPr>
+        <w:t>Without opening the old lesson, explain one key idea from Feedback Loops. Give an example and a mistake that the idea helps you avoid.</w:t>
+      </w:r>
+    </w:p>
+    <w:p>
+      <w:pPr>
+        <w:spacing w:line="336" w:lineRule="auto" w:after="180"/>
+      </w:pPr>
+      <w:r>
+        <w:rPr>
+          <w:b w:val="0"/>
+        </w:rPr>
+        <w:t>Look for: Implement a deterministic recommender</w:t>
+      </w:r>
+    </w:p>
+    <w:p>
+      <w:pPr>
+        <w:spacing w:line="336" w:lineRule="auto" w:after="180"/>
+      </w:pPr>
+      <w:r>
+        <w:rPr>
+          <w:b w:val="0"/>
+        </w:rPr>
+        <w:t>Reference example, not the only acceptable wording: Both score 8 and qualify; A is alphabetically first under the tie rule.</w:t>
+      </w:r>
+    </w:p>
+    <w:p>
+      <w:pPr>
+        <w:spacing w:line="336" w:lineRule="auto" w:after="180"/>
+      </w:pPr>
+      <w:r>
+        <w:rPr>
+          <w:b w:val="0"/>
+        </w:rPr>
+        <w:t>Without opening the old lesson, explain one key idea from Nearest Neighbor Reasoning. Give an example and a mistake that the idea helps you avoid.</w:t>
+      </w:r>
+    </w:p>
+    <w:p>
+      <w:pPr>
+        <w:spacing w:line="336" w:lineRule="auto" w:after="180"/>
+      </w:pPr>
+      <w:r>
+        <w:rPr>
+          <w:b w:val="0"/>
+        </w:rPr>
+        <w:t xml:space="preserve">Look for: Compute absolute distances and rank </w:t>
+      </w:r>
+      <w:r>
+        <w:rPr>
+          <w:b/>
+        </w:rPr>
+        <w:t>training</w:t>
+      </w:r>
+      <w:r>
+        <w:rPr>
+          <w:b w:val="0"/>
+        </w:rPr>
+        <w:t xml:space="preserve"> neighbours</w:t>
+      </w:r>
+    </w:p>
+    <w:p>
+      <w:pPr>
+        <w:spacing w:line="336" w:lineRule="auto" w:after="180"/>
+      </w:pPr>
+      <w:r>
+        <w:rPr>
+          <w:b w:val="0"/>
+        </w:rPr>
+        <w:t>Reference example, not the only acceptable wording: Distances to A,B,C,D,E are 1,1,5,7,9 cm. A and B are equally far from 3 on the numeric feature; their labels do not enter the distance calculation.</w:t>
+      </w:r>
+    </w:p>
+    <w:p>
+      <w:pPr>
+        <w:spacing w:line="336" w:lineRule="auto" w:after="180"/>
+      </w:pPr>
+      <w:r>
+        <w:rPr>
+          <w:b w:val="0"/>
+        </w:rPr>
+        <w:t>Without opening the old lesson, explain one key idea from Sampling and Representation. Give an example and a mistake that the idea helps you avoid.</w:t>
+      </w:r>
+    </w:p>
+    <w:p>
+      <w:pPr>
+        <w:spacing w:line="336" w:lineRule="auto" w:after="180"/>
+      </w:pPr>
+      <w:r>
+        <w:rPr>
+          <w:b w:val="0"/>
+        </w:rPr>
+        <w:t>Look for: Define a question and target population</w:t>
+      </w:r>
+    </w:p>
+    <w:p>
+      <w:pPr>
+        <w:spacing w:line="336" w:lineRule="auto" w:after="180"/>
+      </w:pPr>
+      <w:r>
+        <w:rPr>
+          <w:b w:val="0"/>
+        </w:rPr>
+        <w:t>Reference example, not the only acceptable wording: Population: all Grade 7 students. Only lunch-club members or one friend group is an unsuitable basis for a whole-grade claim.</w:t>
+      </w:r>
+    </w:p>
+    <w:p>
+      <w:pPr>
+        <w:spacing w:line="336" w:lineRule="auto" w:after="180"/>
+      </w:pPr>
+      <w:r>
+        <w:rPr>
+          <w:b w:val="0"/>
+        </w:rPr>
+        <w:t>An exact representation must reconstruct the original source. Lowercasing, removing punctuation or changing spaces is a transformation and must be declared separately rather than called an exact round trip.</w:t>
+      </w:r>
+    </w:p>
+    <w:p>
+      <w:pPr>
+        <w:pStyle w:val="Heading2"/>
+      </w:pPr>
+      <w:r>
+        <w:t>Earlier wording, alternatives and picture transcripts · reference / check after trying</w:t>
+      </w:r>
+    </w:p>
+    <w:p>
+      <w:pPr>
         <w:pStyle w:val="Heading3"/>
       </w:pPr>
       <w:r>
+        <w:t>Teach the learning cycle</w:t>
+      </w:r>
+    </w:p>
+    <w:p>
+      <w:pPr>
+        <w:pStyle w:val="Heading3"/>
+      </w:pPr>
+      <w:r>
         <w:t>Retrieval answer guidance</w:t>
       </w:r>
     </w:p>
@@ -253,39 +522,6 @@
     </w:p>
     <w:p>
       <w:pPr>
-        <w:spacing w:line="336" w:lineRule="auto" w:after="180"/>
-      </w:pPr>
-      <w:r>
-        <w:rPr>
-          <w:b w:val="0"/>
-        </w:rPr>
-        <w:t>Without opening the old lesson, explain one key idea from Feedback Loops. Give an example and a mistake that the idea helps you avoid.</w:t>
-      </w:r>
-    </w:p>
-    <w:p>
-      <w:pPr>
-        <w:spacing w:line="336" w:lineRule="auto" w:after="180"/>
-      </w:pPr>
-      <w:r>
-        <w:rPr>
-          <w:b w:val="0"/>
-        </w:rPr>
-        <w:t>Look for: Implement a deterministic recommender</w:t>
-      </w:r>
-    </w:p>
-    <w:p>
-      <w:pPr>
-        <w:spacing w:line="336" w:lineRule="auto" w:after="180"/>
-      </w:pPr>
-      <w:r>
-        <w:rPr>
-          <w:b w:val="0"/>
-        </w:rPr>
-        <w:t>Reference example, not the only acceptable wording: Both score 8 and qualify; A is alphabetically first under the tie rule.</w:t>
-      </w:r>
-    </w:p>
-    <w:p>
-      <w:pPr>
         <w:pStyle w:val="Heading3"/>
       </w:pPr>
       <w:r>
@@ -294,88 +530,10 @@
     </w:p>
     <w:p>
       <w:pPr>
-        <w:spacing w:line="336" w:lineRule="auto" w:after="180"/>
-      </w:pPr>
-      <w:r>
-        <w:rPr>
-          <w:b w:val="0"/>
-        </w:rPr>
-        <w:t>Without opening the old lesson, explain one key idea from Nearest Neighbor Reasoning. Give an example and a mistake that the idea helps you avoid.</w:t>
-      </w:r>
-    </w:p>
-    <w:p>
-      <w:pPr>
-        <w:spacing w:line="336" w:lineRule="auto" w:after="180"/>
-      </w:pPr>
-      <w:r>
-        <w:rPr>
-          <w:b w:val="0"/>
-        </w:rPr>
-        <w:t xml:space="preserve">Look for: Compute absolute distances and rank </w:t>
-      </w:r>
-      <w:r>
-        <w:rPr>
-          <w:b/>
-        </w:rPr>
-        <w:t>training</w:t>
-      </w:r>
-      <w:r>
-        <w:rPr>
-          <w:b w:val="0"/>
-        </w:rPr>
-        <w:t xml:space="preserve"> neighbours</w:t>
-      </w:r>
-    </w:p>
-    <w:p>
-      <w:pPr>
-        <w:spacing w:line="336" w:lineRule="auto" w:after="180"/>
-      </w:pPr>
-      <w:r>
-        <w:rPr>
-          <w:b w:val="0"/>
-        </w:rPr>
-        <w:t>Reference example, not the only acceptable wording: Distances to A,B,C,D,E are 1,1,5,7,9 cm. A and B are equally far from 3 on the numeric feature; their labels do not enter the distance calculation.</w:t>
-      </w:r>
-    </w:p>
-    <w:p>
-      <w:pPr>
         <w:pStyle w:val="Heading3"/>
       </w:pPr>
       <w:r>
         <w:t>Sampling and Representation</w:t>
-      </w:r>
-    </w:p>
-    <w:p>
-      <w:pPr>
-        <w:spacing w:line="336" w:lineRule="auto" w:after="180"/>
-      </w:pPr>
-      <w:r>
-        <w:rPr>
-          <w:b w:val="0"/>
-        </w:rPr>
-        <w:t>Without opening the old lesson, explain one key idea from Sampling and Representation. Give an example and a mistake that the idea helps you avoid.</w:t>
-      </w:r>
-    </w:p>
-    <w:p>
-      <w:pPr>
-        <w:spacing w:line="336" w:lineRule="auto" w:after="180"/>
-      </w:pPr>
-      <w:r>
-        <w:rPr>
-          <w:b w:val="0"/>
-        </w:rPr>
-        <w:t>Look for: Define a question and target population</w:t>
-      </w:r>
-    </w:p>
-    <w:p>
-      <w:pPr>
-        <w:spacing w:line="336" w:lineRule="auto" w:after="180"/>
-      </w:pPr>
-      <w:r>
-        <w:rPr>
-          <w:b w:val="0"/>
-        </w:rPr>
-        <w:t>Reference example, not the only acceptable wording: Population: all Grade 7 students. Only lunch-club members or one friend group is an unsuitable basis for a whole-grade claim.</w:t>
       </w:r>
     </w:p>
     <w:p>
@@ -632,6 +790,11 @@
       </w:r>
     </w:p>
     <w:p>
+      <w:r>
+        <w:t>This compact option is not the full-week schedule. Use the main teaching cycle and allow extra sessions for the investigation, independent work and project.</w:t>
+      </w:r>
+    </w:p>
+    <w:p>
       <w:pPr>
         <w:spacing w:line="336" w:lineRule="auto" w:after="180"/>
       </w:pPr>
@@ -639,7 +802,7 @@
         <w:rPr>
           <w:b w:val="0"/>
         </w:rPr>
-        <w:t>Use the supplied scenario, student illustrations and blank paper. For numeric work, offer counters or a calculator after learners show the setup. Fictional records are supplied; personal data and paid accounts are unnecessary.</w:t>
+        <w:t>Allow 80 minutes: recall 8; explanation 12; worked demonstration 15; guided practice 20; independent assessment 15; project and reflection 10. Extend the lab into a second session when needed.</w:t>
       </w:r>
     </w:p>
     <w:p>
@@ -647,24 +810,1205 @@
         <w:pStyle w:val="Heading3"/>
       </w:pPr>
       <w:r>
-        <w:t>Alternative compact allocation</w:t>
-      </w:r>
-    </w:p>
-    <w:p>
-      <w:r>
-        <w:t>This compact option is not the full-week schedule. Use the main teaching cycle and allow extra sessions for the investigation, independent work and project.</w:t>
+        <w:t>Preparation for the connected explanation</w:t>
+      </w:r>
+    </w:p>
+    <w:p>
+      <w:pPr>
+        <w:pStyle w:val="Heading3"/>
+      </w:pPr>
+      <w:r>
+        <w:t>Readiness answer</w:t>
+      </w:r>
+    </w:p>
+    <w:p>
+      <w:pPr>
+        <w:pStyle w:val="Heading3"/>
+      </w:pPr>
+      <w:r>
+        <w:t>End goal for the pictorial case</w:t>
       </w:r>
     </w:p>
     <w:p>
       <w:pPr>
         <w:spacing w:line="336" w:lineRule="auto" w:after="180"/>
-        <w:shd w:fill="F1F6F8"/>
-      </w:pPr>
-      <w:r>
-        <w:rPr>
-          <w:b w:val="0"/>
-        </w:rPr>
-        <w:t>Allow 80 minutes: recall 8; explanation 12; worked demonstration 15; guided practice 20; independent assessment 15; project and reflection 10. Extend the lab into a second session when needed.</w:t>
+      </w:pPr>
+      <w:r>
+        <w:rPr>
+          <w:b w:val="0"/>
+        </w:rPr>
+        <w:t>This added worked case illustrates the week’s main idea. Retain all original and connected topics; schedule its practice within the teaching cycle.</w:t>
+      </w:r>
+    </w:p>
+    <w:p>
+      <w:pPr>
+        <w:pStyle w:val="Heading1"/>
+      </w:pPr>
+      <w:r>
+        <w:t>02. Teach a tokenizer through an explicit vocabulary and trace</w:t>
+      </w:r>
+    </w:p>
+    <w:p>
+      <w:r>
+        <w:t>Keep the cat and book vocabularies distinct.</w:t>
+      </w:r>
+    </w:p>
+    <w:p>
+      <w:pPr>
+        <w:pStyle w:val="Heading2"/>
+      </w:pPr>
+      <w:r>
+        <w:t>State vocabulary, matching and unsupported-input policy</w:t>
+      </w:r>
+    </w:p>
+    <w:p>
+      <w:pPr>
+        <w:spacing w:line="336" w:lineRule="auto" w:after="180"/>
+      </w:pPr>
+      <w:r>
+        <w:rPr>
+          <w:b/>
+        </w:rPr>
+        <w:t>Token</w:t>
+      </w:r>
+      <w:r>
+        <w:rPr>
+          <w:b w:val="0"/>
+        </w:rPr>
+        <w:t xml:space="preserve">s need not be words. A classroom </w:t>
+      </w:r>
+      <w:r>
+        <w:rPr>
+          <w:b/>
+        </w:rPr>
+        <w:t>token</w:t>
+      </w:r>
+      <w:r>
+        <w:rPr>
+          <w:b w:val="0"/>
+        </w:rPr>
+        <w:t xml:space="preserve">izer can use an exact, case-sensitive </w:t>
+      </w:r>
+      <w:r>
+        <w:rPr>
+          <w:b/>
+        </w:rPr>
+        <w:t>vocabulary</w:t>
+      </w:r>
+      <w:r>
+        <w:rPr>
+          <w:b w:val="0"/>
+        </w:rPr>
+        <w:t xml:space="preserve"> and greedily choose the longest matching </w:t>
+      </w:r>
+      <w:r>
+        <w:rPr>
+          <w:b/>
+        </w:rPr>
+        <w:t>token</w:t>
+      </w:r>
+      <w:r>
+        <w:rPr>
+          <w:b w:val="0"/>
+        </w:rPr>
+        <w:t xml:space="preserve"> from left to right. This is a toy rule, not a claim about every production </w:t>
+      </w:r>
+      <w:r>
+        <w:rPr>
+          <w:b/>
+        </w:rPr>
+        <w:t>token</w:t>
+      </w:r>
+      <w:r>
+        <w:rPr>
+          <w:b w:val="0"/>
+        </w:rPr>
+        <w:t>izer.</w:t>
+      </w:r>
+    </w:p>
+    <w:p>
+      <w:pPr>
+        <w:spacing w:line="336" w:lineRule="auto" w:after="180"/>
+      </w:pPr>
+      <w:r>
+        <w:rPr>
+          <w:b w:val="0"/>
+        </w:rPr>
+        <w:t xml:space="preserve">Define IDs: 0=end, 1=cat, 2=c, 3=a, 4=t, 5=s, 6=space, 7=sat. The space </w:t>
+      </w:r>
+      <w:r>
+        <w:rPr>
+          <w:b/>
+        </w:rPr>
+        <w:t>token</w:t>
+      </w:r>
+      <w:r>
+        <w:rPr>
+          <w:b w:val="0"/>
+        </w:rPr>
+        <w:t xml:space="preserve"> represents one literal space. The end </w:t>
+      </w:r>
+      <w:r>
+        <w:rPr>
+          <w:b/>
+        </w:rPr>
+        <w:t>token</w:t>
+      </w:r>
+      <w:r>
+        <w:rPr>
+          <w:b w:val="0"/>
+        </w:rPr>
+        <w:t xml:space="preserve"> is a special terminator, not ordinary text.</w:t>
+      </w:r>
+    </w:p>
+    <w:p>
+      <w:pPr>
+        <w:spacing w:line="336" w:lineRule="auto" w:after="180"/>
+      </w:pPr>
+      <w:r>
+        <w:rPr>
+          <w:b w:val="0"/>
+        </w:rPr>
+        <w:t xml:space="preserve">At each position choose the longest matching ordinary </w:t>
+      </w:r>
+      <w:r>
+        <w:rPr>
+          <w:b/>
+        </w:rPr>
+        <w:t>token</w:t>
+      </w:r>
+      <w:r>
+        <w:rPr>
+          <w:b w:val="0"/>
+        </w:rPr>
+        <w:t xml:space="preserve">. If no </w:t>
+      </w:r>
+      <w:r>
+        <w:rPr>
+          <w:b/>
+        </w:rPr>
+        <w:t>token</w:t>
+      </w:r>
+      <w:r>
+        <w:rPr>
+          <w:b w:val="0"/>
+        </w:rPr>
+        <w:t xml:space="preserve"> matches, stop and report the unsupported character and its position. Do not delete the character or guess a replacement.</w:t>
+      </w:r>
+    </w:p>
+    <w:p>
+      <w:pPr>
+        <w:spacing w:line="336" w:lineRule="auto" w:after="180"/>
+      </w:pPr>
+      <w:r>
+        <w:rPr>
+          <w:b w:val="0"/>
+        </w:rPr>
+        <w:t xml:space="preserve">IDs identify entries; a larger ID does not mean a </w:t>
+      </w:r>
+      <w:r>
+        <w:rPr>
+          <w:b/>
+        </w:rPr>
+        <w:t>token</w:t>
+      </w:r>
+      <w:r>
+        <w:rPr>
+          <w:b w:val="0"/>
+        </w:rPr>
+        <w:t xml:space="preserve"> is more valuable or more similar.</w:t>
+      </w:r>
+    </w:p>
+    <w:p>
+      <w:pPr>
+        <w:pStyle w:val="Heading2"/>
+      </w:pPr>
+      <w:r>
+        <w:t>Explain exact decoding and token-count conventions</w:t>
+      </w:r>
+    </w:p>
+    <w:p>
+      <w:pPr>
+        <w:spacing w:line="336" w:lineRule="auto" w:after="180"/>
+      </w:pPr>
+      <w:r>
+        <w:rPr>
+          <w:b w:val="0"/>
+        </w:rPr>
+        <w:t xml:space="preserve">The </w:t>
+      </w:r>
+      <w:r>
+        <w:rPr>
+          <w:b/>
+        </w:rPr>
+        <w:t>encoding</w:t>
+      </w:r>
+      <w:r>
+        <w:rPr>
+          <w:b w:val="0"/>
+        </w:rPr>
+        <w:t xml:space="preserve"> of cats sat is [1,5,6,7], followed by [0] only if the protocol appends an end </w:t>
+      </w:r>
+      <w:r>
+        <w:rPr>
+          <w:b/>
+        </w:rPr>
+        <w:t>token</w:t>
+      </w:r>
+      <w:r>
+        <w:rPr>
+          <w:b w:val="0"/>
+        </w:rPr>
+        <w:t xml:space="preserve">. </w:t>
+      </w:r>
+      <w:r>
+        <w:rPr>
+          <w:b/>
+        </w:rPr>
+        <w:t>Decoding</w:t>
+      </w:r>
+      <w:r>
+        <w:rPr>
+          <w:b w:val="0"/>
+        </w:rPr>
+        <w:t xml:space="preserve"> concatenates the ordinary </w:t>
+      </w:r>
+      <w:r>
+        <w:rPr>
+          <w:b/>
+        </w:rPr>
+        <w:t>token</w:t>
+      </w:r>
+      <w:r>
+        <w:rPr>
+          <w:b w:val="0"/>
+        </w:rPr>
+        <w:t xml:space="preserve"> strings to recover cats sat.</w:t>
+      </w:r>
+    </w:p>
+    <w:p>
+      <w:pPr>
+        <w:spacing w:line="336" w:lineRule="auto" w:after="180"/>
+      </w:pPr>
+      <w:r>
+        <w:rPr>
+          <w:b w:val="0"/>
+        </w:rPr>
+        <w:t xml:space="preserve">Count four text </w:t>
+      </w:r>
+      <w:r>
+        <w:rPr>
+          <w:b/>
+        </w:rPr>
+        <w:t>token</w:t>
+      </w:r>
+      <w:r>
+        <w:rPr>
+          <w:b w:val="0"/>
+        </w:rPr>
+        <w:t xml:space="preserve">s, or five sequence items with the end marker included; always state the counting convention. The two written words do not imply two </w:t>
+      </w:r>
+      <w:r>
+        <w:rPr>
+          <w:b/>
+        </w:rPr>
+        <w:t>token</w:t>
+      </w:r>
+      <w:r>
+        <w:rPr>
+          <w:b w:val="0"/>
+        </w:rPr>
+        <w:t>s.</w:t>
+      </w:r>
+    </w:p>
+    <w:p>
+      <w:pPr>
+        <w:pStyle w:val="Heading2"/>
+      </w:pPr>
+      <w:r>
+        <w:t>Compare original and character-only cat representation</w:t>
+      </w:r>
+    </w:p>
+    <w:p>
+      <w:pPr>
+        <w:spacing w:line="336" w:lineRule="auto" w:after="180"/>
+      </w:pPr>
+      <w:r>
+        <w:rPr>
+          <w:b w:val="0"/>
+        </w:rPr>
+        <w:t xml:space="preserve">A character-only </w:t>
+      </w:r>
+      <w:r>
+        <w:rPr>
+          <w:b/>
+        </w:rPr>
+        <w:t>vocabulary</w:t>
+      </w:r>
+      <w:r>
+        <w:rPr>
+          <w:b w:val="0"/>
+        </w:rPr>
+        <w:t xml:space="preserve"> c,a,t,s,space could encode cats sat as c,a,t,s,space,s,a,t: eight text </w:t>
+      </w:r>
+      <w:r>
+        <w:rPr>
+          <w:b/>
+        </w:rPr>
+        <w:t>token</w:t>
+      </w:r>
+      <w:r>
+        <w:rPr>
+          <w:b w:val="0"/>
+        </w:rPr>
+        <w:t xml:space="preserve">s. The original </w:t>
+      </w:r>
+      <w:r>
+        <w:rPr>
+          <w:b/>
+        </w:rPr>
+        <w:t>vocabulary</w:t>
+      </w:r>
+      <w:r>
+        <w:rPr>
+          <w:b w:val="0"/>
+        </w:rPr>
+        <w:t xml:space="preserve"> uses four. Both decode to the same source text.</w:t>
+      </w:r>
+    </w:p>
+    <w:p>
+      <w:pPr>
+        <w:spacing w:line="336" w:lineRule="auto" w:after="180"/>
+      </w:pPr>
+      <w:r>
+        <w:rPr>
+          <w:b w:val="0"/>
+        </w:rPr>
+        <w:t xml:space="preserve">Sequence length is a property of the text, </w:t>
+      </w:r>
+      <w:r>
+        <w:rPr>
+          <w:b/>
+        </w:rPr>
+        <w:t>vocabulary</w:t>
+      </w:r>
+      <w:r>
+        <w:rPr>
+          <w:b w:val="0"/>
+        </w:rPr>
+        <w:t xml:space="preserve"> and </w:t>
+      </w:r>
+      <w:r>
+        <w:rPr>
+          <w:b/>
+        </w:rPr>
+        <w:t>encoding</w:t>
+      </w:r>
+      <w:r>
+        <w:rPr>
+          <w:b w:val="0"/>
+        </w:rPr>
+        <w:t xml:space="preserve"> rule together. Counts from different </w:t>
+      </w:r>
+      <w:r>
+        <w:rPr>
+          <w:b/>
+        </w:rPr>
+        <w:t>token</w:t>
+      </w:r>
+      <w:r>
+        <w:rPr>
+          <w:b w:val="0"/>
+        </w:rPr>
+        <w:t>izers are not automatically comparable.</w:t>
+      </w:r>
+    </w:p>
+    <w:p>
+      <w:pPr>
+        <w:spacing w:line="336" w:lineRule="auto" w:after="180"/>
+      </w:pPr>
+      <w:r>
+        <w:rPr>
+          <w:b w:val="0"/>
+        </w:rPr>
+        <w:t xml:space="preserve">In this </w:t>
+      </w:r>
+      <w:r>
+        <w:rPr>
+          <w:b/>
+        </w:rPr>
+        <w:t>vocabulary</w:t>
+      </w:r>
+      <w:r>
+        <w:rPr>
+          <w:b w:val="0"/>
+        </w:rPr>
+        <w:t xml:space="preserve">, sat is chosen over s because it is longer. The toy longest-match rule is defined explicitly. Real </w:t>
+      </w:r>
+      <w:r>
+        <w:rPr>
+          <w:b/>
+        </w:rPr>
+        <w:t>token</w:t>
+      </w:r>
+      <w:r>
+        <w:rPr>
+          <w:b w:val="0"/>
+        </w:rPr>
+        <w:t xml:space="preserve">izers may use different algorithms, byte </w:t>
+      </w:r>
+      <w:r>
+        <w:rPr>
+          <w:b/>
+        </w:rPr>
+        <w:t>encoding</w:t>
+      </w:r>
+      <w:r>
+        <w:rPr>
+          <w:b w:val="0"/>
+        </w:rPr>
+        <w:t>s and special-</w:t>
+      </w:r>
+      <w:r>
+        <w:rPr>
+          <w:b/>
+        </w:rPr>
+        <w:t>token</w:t>
+      </w:r>
+      <w:r>
+        <w:rPr>
+          <w:b w:val="0"/>
+        </w:rPr>
+        <w:t xml:space="preserve"> policies.</w:t>
+      </w:r>
+    </w:p>
+    <w:p>
+      <w:pPr>
+        <w:spacing w:line="336" w:lineRule="auto" w:after="180"/>
+      </w:pPr>
+      <w:r>
+        <w:rPr>
+          <w:b w:val="0"/>
+        </w:rPr>
+        <w:t xml:space="preserve">Never infer an unknown </w:t>
+      </w:r>
+      <w:r>
+        <w:rPr>
+          <w:b/>
+        </w:rPr>
+        <w:t>token</w:t>
+      </w:r>
+      <w:r>
+        <w:rPr>
+          <w:b w:val="0"/>
+        </w:rPr>
+        <w:t>izer’s count from word count alone.</w:t>
+      </w:r>
+    </w:p>
+    <w:p>
+      <w:pPr>
+        <w:pStyle w:val="Heading2"/>
+      </w:pPr>
+      <w:r>
+        <w:t>Run the complete supported/failing input audit</w:t>
+      </w:r>
+    </w:p>
+    <w:p>
+      <w:r>
+        <w:rPr>
+          <w:rFonts w:ascii="Courier New" w:hAnsi="Courier New"/>
+          <w:sz w:val="18"/>
+        </w:rPr>
+        <w:t>vocabulary = {1: "cat", 2: "c", 3: "a", 4: "t", 5: "s", 6: " ", 7: "sat"}</w:t>
+        <w:br/>
+        <w:t>def encode(text, entries):</w:t>
+        <w:br/>
+        <w:t xml:space="preserve">    ids = []</w:t>
+        <w:br/>
+        <w:t xml:space="preserve">    position = 0</w:t>
+        <w:br/>
+        <w:t xml:space="preserve">    order = sorted(entries, key=lambda number: (-len(entries[number]), number))</w:t>
+        <w:br/>
+        <w:t xml:space="preserve">    while position &lt; len(text):</w:t>
+        <w:br/>
+        <w:t xml:space="preserve">        found = None</w:t>
+        <w:br/>
+        <w:t xml:space="preserve">        for token_id in order:</w:t>
+        <w:br/>
+        <w:t xml:space="preserve">            if text.startswith(entries[token_id], position):</w:t>
+        <w:br/>
+        <w:t xml:space="preserve">                found = token_id</w:t>
+        <w:br/>
+        <w:t xml:space="preserve">                break</w:t>
+        <w:br/>
+        <w:t xml:space="preserve">        if found is None:</w:t>
+        <w:br/>
+        <w:t xml:space="preserve">            return ids, (position, text[position])</w:t>
+        <w:br/>
+        <w:t xml:space="preserve">        ids.append(found)</w:t>
+        <w:br/>
+        <w:t xml:space="preserve">        position += len(entries[found])</w:t>
+        <w:br/>
+        <w:t xml:space="preserve">    return ids, None</w:t>
+        <w:br/>
+        <w:t>for text in ["cats sat", "c at", "Cat", "cat!"]:</w:t>
+        <w:br/>
+        <w:t xml:space="preserve">    ids, error = encode(text, vocabulary)</w:t>
+        <w:br/>
+        <w:t xml:space="preserve">    print(repr(text), ids, error)</w:t>
+        <w:br/>
+        <w:t xml:space="preserve">    if error is None:</w:t>
+        <w:br/>
+        <w:t xml:space="preserve">        decoded = "".join(vocabulary[token_id] for token_id in ids)</w:t>
+        <w:br/>
+        <w:t xml:space="preserve">        print("decoded", repr(decoded), "text tokens", len(ids))</w:t>
+        <w:br/>
+        <w:t>character_entries = {number: text for number, text in vocabulary.items() if len(text) == 1}</w:t>
+        <w:br/>
+        <w:t>ids, error = encode("cats sat", character_entries)</w:t>
+        <w:br/>
+        <w:t>print("character-only", ids, len(ids), error)</w:t>
+      </w:r>
+    </w:p>
+    <w:p>
+      <w:pPr>
+        <w:pStyle w:val="Heading2"/>
+      </w:pPr>
+      <w:r>
+        <w:t>Introduce the separate book vocabulary and phrase</w:t>
+      </w:r>
+    </w:p>
+    <w:p>
+      <w:pPr>
+        <w:spacing w:line="336" w:lineRule="auto" w:after="180"/>
+      </w:pPr>
+      <w:r>
+        <w:rPr>
+          <w:b w:val="0"/>
+        </w:rPr>
+        <w:t xml:space="preserve">A fictional </w:t>
+      </w:r>
+      <w:r>
+        <w:rPr>
+          <w:b/>
+        </w:rPr>
+        <w:t>token</w:t>
+      </w:r>
+      <w:r>
+        <w:rPr>
+          <w:b w:val="0"/>
+        </w:rPr>
+        <w:t xml:space="preserve">izer converts a short catalogue phrase into </w:t>
+      </w:r>
+      <w:r>
+        <w:rPr>
+          <w:b/>
+        </w:rPr>
+        <w:t>token</w:t>
+      </w:r>
+      <w:r>
+        <w:rPr>
+          <w:b w:val="0"/>
+        </w:rPr>
+        <w:t>s.</w:t>
+      </w:r>
+    </w:p>
+    <w:p>
+      <w:pPr>
+        <w:spacing w:line="336" w:lineRule="auto" w:after="180"/>
+      </w:pPr>
+      <w:r>
+        <w:rPr>
+          <w:b/>
+        </w:rPr>
+        <w:t>Vocabulary</w:t>
+      </w:r>
+      <w:r>
+        <w:rPr>
+          <w:b w:val="0"/>
+        </w:rPr>
+        <w:t xml:space="preserve"> entries: book, books and the space character. At each position choose the longest matching entry; preserve the actual space.</w:t>
+      </w:r>
+    </w:p>
+    <w:p>
+      <w:pPr>
+        <w:spacing w:line="336" w:lineRule="auto" w:after="180"/>
+      </w:pPr>
+      <w:r>
+        <w:rPr>
+          <w:b w:val="0"/>
+        </w:rPr>
+        <w:t xml:space="preserve">Text is “books book”. Exclamation marks have no </w:t>
+      </w:r>
+      <w:r>
+        <w:rPr>
+          <w:b/>
+        </w:rPr>
+        <w:t>token</w:t>
+      </w:r>
+      <w:r>
+        <w:rPr>
+          <w:b w:val="0"/>
+        </w:rPr>
+        <w:t>; zero-based character positions are used.</w:t>
+      </w:r>
+    </w:p>
+    <w:p>
+      <w:pPr>
+        <w:pStyle w:val="Heading2"/>
+      </w:pPr>
+      <w:r>
+        <w:t>Trace its exact text and unknown character</w:t>
+      </w:r>
+    </w:p>
+    <w:p>
+      <w:r>
+        <w:drawing>
+          <wp:inline xmlns:a="http://schemas.openxmlformats.org/drawingml/2006/main" xmlns:pic="http://schemas.openxmlformats.org/drawingml/2006/picture">
+            <wp:extent cx="5486400" cy="4005072"/>
+            <wp:docPr id="1" name="Picture 1" descr="Read prefix: At position 0, longest matching entry is books, not book. → Encode phrase: Tokens: books, space-character, book; three tokens. → Decode: Joining token text returns exactly books book. → Unknown character: For books book!, the ! at position 10 has no token: stop with error."/>
+            <wp:cNvGraphicFramePr>
+              <a:graphicFrameLocks noChangeAspect="1"/>
+            </wp:cNvGraphicFramePr>
+            <a:graphic>
+              <a:graphicData uri="http://schemas.openxmlformats.org/drawingml/2006/picture">
+                <pic:pic>
+                  <pic:nvPicPr>
+                    <pic:cNvPr id="0" name="academy-story-ai-2-25-02.png"/>
+                    <pic:cNvPicPr/>
+                  </pic:nvPicPr>
+                  <pic:blipFill>
+                    <a:blip r:embed="rId9"/>
+                    <a:stretch>
+                      <a:fillRect/>
+                    </a:stretch>
+                  </pic:blipFill>
+                  <pic:spPr>
+                    <a:xfrm>
+                      <a:off x="0" y="0"/>
+                      <a:ext cx="5486400" cy="4005072"/>
+                    </a:xfrm>
+                    <a:prstGeom prst="rect"/>
+                  </pic:spPr>
+                </pic:pic>
+              </a:graphicData>
+            </a:graphic>
+          </wp:inline>
+        </w:drawing>
+      </w:r>
+    </w:p>
+    <w:p>
+      <w:pPr>
+        <w:spacing w:line="336" w:lineRule="auto" w:after="180"/>
+      </w:pPr>
+      <w:r>
+        <w:rPr>
+          <w:b w:val="0"/>
+        </w:rPr>
+        <w:t xml:space="preserve">A </w:t>
+      </w:r>
+      <w:r>
+        <w:rPr>
+          <w:b/>
+        </w:rPr>
+        <w:t>token</w:t>
+      </w:r>
+      <w:r>
+        <w:rPr>
+          <w:b w:val="0"/>
+        </w:rPr>
+        <w:t xml:space="preserve"> is defined by the </w:t>
+      </w:r>
+      <w:r>
+        <w:rPr>
+          <w:b/>
+        </w:rPr>
+        <w:t>vocabulary</w:t>
+      </w:r>
+      <w:r>
+        <w:rPr>
+          <w:b w:val="0"/>
+        </w:rPr>
+        <w:t xml:space="preserve"> and </w:t>
+      </w:r>
+      <w:r>
+        <w:rPr>
+          <w:b/>
+        </w:rPr>
+        <w:t>encoding</w:t>
+      </w:r>
+      <w:r>
+        <w:rPr>
+          <w:b w:val="0"/>
+        </w:rPr>
+        <w:t xml:space="preserve"> rule; it need not be one word or one character. Longest matching matters where </w:t>
+      </w:r>
+      <w:r>
+        <w:rPr>
+          <w:b/>
+        </w:rPr>
+        <w:t>vocabulary</w:t>
+      </w:r>
+      <w:r>
+        <w:rPr>
+          <w:b w:val="0"/>
+        </w:rPr>
+        <w:t xml:space="preserve"> entries overlap. Counting text </w:t>
+      </w:r>
+      <w:r>
+        <w:rPr>
+          <w:b/>
+        </w:rPr>
+        <w:t>token</w:t>
+      </w:r>
+      <w:r>
+        <w:rPr>
+          <w:b w:val="0"/>
+        </w:rPr>
+        <w:t>s here does not count letters.</w:t>
+      </w:r>
+    </w:p>
+    <w:p>
+      <w:pPr>
+        <w:spacing w:line="336" w:lineRule="auto" w:after="180"/>
+      </w:pPr>
+      <w:r>
+        <w:rPr>
+          <w:b w:val="0"/>
+        </w:rPr>
+        <w:t xml:space="preserve">Preserve spaces during </w:t>
+      </w:r>
+      <w:r>
+        <w:rPr>
+          <w:b/>
+        </w:rPr>
+        <w:t>decoding</w:t>
+      </w:r>
+      <w:r>
+        <w:rPr>
+          <w:b w:val="0"/>
+        </w:rPr>
+        <w:t xml:space="preserve"> so the reconstructed text matches the original exactly.</w:t>
+      </w:r>
+    </w:p>
+    <w:p>
+      <w:pPr>
+        <w:spacing w:line="336" w:lineRule="auto" w:after="180"/>
+      </w:pPr>
+      <w:r>
+        <w:rPr>
+          <w:b w:val="0"/>
+        </w:rPr>
+        <w:t xml:space="preserve">This deterministic toy </w:t>
+      </w:r>
+      <w:r>
+        <w:rPr>
+          <w:b/>
+        </w:rPr>
+        <w:t>token</w:t>
+      </w:r>
+      <w:r>
+        <w:rPr>
+          <w:b w:val="0"/>
+        </w:rPr>
+        <w:t xml:space="preserve">izer omits real subword </w:t>
+      </w:r>
+      <w:r>
+        <w:rPr>
+          <w:b/>
+        </w:rPr>
+        <w:t>training</w:t>
+      </w:r>
+      <w:r>
+        <w:rPr>
+          <w:b w:val="0"/>
+        </w:rPr>
+        <w:t xml:space="preserve">, Unicode handling and model-specific special </w:t>
+      </w:r>
+      <w:r>
+        <w:rPr>
+          <w:b/>
+        </w:rPr>
+        <w:t>token</w:t>
+      </w:r>
+      <w:r>
+        <w:rPr>
+          <w:b w:val="0"/>
+        </w:rPr>
+        <w:t>s.</w:t>
+      </w:r>
+    </w:p>
+    <w:p>
+      <w:pPr>
+        <w:pStyle w:val="Heading2"/>
+      </w:pPr>
+      <w:r>
+        <w:t>Change only the vocabulary</w:t>
+      </w:r>
+    </w:p>
+    <w:p>
+      <w:pPr>
+        <w:spacing w:line="336" w:lineRule="auto" w:after="180"/>
+      </w:pPr>
+      <w:r>
+        <w:rPr>
+          <w:b w:val="0"/>
+        </w:rPr>
+        <w:t xml:space="preserve">Change: Use a character </w:t>
+      </w:r>
+      <w:r>
+        <w:rPr>
+          <w:b/>
+        </w:rPr>
+        <w:t>vocabulary</w:t>
+      </w:r>
+      <w:r>
+        <w:rPr>
+          <w:b w:val="0"/>
+        </w:rPr>
+        <w:t xml:space="preserve"> covering b,o,k,s and space instead.</w:t>
+      </w:r>
+    </w:p>
+    <w:p>
+      <w:pPr>
+        <w:spacing w:line="336" w:lineRule="auto" w:after="180"/>
+      </w:pPr>
+      <w:r>
+        <w:rPr>
+          <w:b/>
+        </w:rPr>
+        <w:t>Prediction</w:t>
+      </w:r>
+      <w:r>
+        <w:rPr>
+          <w:b w:val="0"/>
+        </w:rPr>
+        <w:t xml:space="preserve">: The same phrase uses ten character </w:t>
+      </w:r>
+      <w:r>
+        <w:rPr>
+          <w:b/>
+        </w:rPr>
+        <w:t>token</w:t>
+      </w:r>
+      <w:r>
+        <w:rPr>
+          <w:b w:val="0"/>
+        </w:rPr>
+        <w:t>s.</w:t>
+      </w:r>
+    </w:p>
+    <w:p>
+      <w:pPr>
+        <w:spacing w:line="336" w:lineRule="auto" w:after="180"/>
+      </w:pPr>
+      <w:r>
+        <w:rPr>
+          <w:b w:val="0"/>
+        </w:rPr>
+        <w:t>Reason: There are five letters, one space and four letters; its decoded text remains unchanged.</w:t>
+      </w:r>
+    </w:p>
+    <w:p>
+      <w:pPr>
+        <w:pStyle w:val="Heading2"/>
+      </w:pPr>
+      <w:r>
+        <w:t>Elicit picture-based explanation</w:t>
+      </w:r>
+    </w:p>
+    <w:p>
+      <w:pPr>
+        <w:spacing w:line="336" w:lineRule="auto" w:after="180"/>
+      </w:pPr>
+      <w:r>
+        <w:rPr>
+          <w:b w:val="0"/>
+        </w:rPr>
+        <w:t>Use the diagram and verbal explanation together. Ask learners to match a sentence to a specific visual step; do not assign learners fixed visual or auditory learning styles.</w:t>
+      </w:r>
+    </w:p>
+    <w:p>
+      <w:pPr>
+        <w:spacing w:line="336" w:lineRule="auto" w:after="180"/>
+      </w:pPr>
+      <w:r>
+        <w:rPr>
+          <w:b w:val="0"/>
+        </w:rPr>
+        <w:t xml:space="preserve">Cover the result. Ask learners to name the </w:t>
+      </w:r>
+      <w:r>
+        <w:rPr>
+          <w:b/>
+        </w:rPr>
+        <w:t>input</w:t>
+      </w:r>
+      <w:r>
+        <w:rPr>
+          <w:b w:val="0"/>
+        </w:rPr>
+        <w:t xml:space="preserve">s and predict the next step. Uncover one step, connect the icon to the actual procedure, and explain its </w:t>
+      </w:r>
+      <w:r>
+        <w:rPr>
+          <w:b/>
+        </w:rPr>
+        <w:t>evidence</w:t>
+      </w:r>
+      <w:r>
+        <w:rPr>
+          <w:b w:val="0"/>
+        </w:rPr>
+        <w:t>. Then change the supplied condition and compare.</w:t>
+      </w:r>
+    </w:p>
+    <w:p>
+      <w:pPr>
+        <w:spacing w:line="336" w:lineRule="auto" w:after="180"/>
+      </w:pPr>
+      <w:r>
+        <w:rPr>
+          <w:b w:val="0"/>
+        </w:rPr>
+        <w:t>The picture is a representation; it does not document execution of a real AI model.</w:t>
+      </w:r>
+    </w:p>
+    <w:p>
+      <w:pPr>
+        <w:pStyle w:val="Heading2"/>
+      </w:pPr>
+      <w:r>
+        <w:t>Earlier wording, alternatives and picture transcripts · reference / check after trying</w:t>
+      </w:r>
+    </w:p>
+    <w:p>
+      <w:pPr>
+        <w:spacing w:line="336" w:lineRule="auto" w:after="180"/>
+      </w:pPr>
+      <w:r>
+        <w:rPr>
+          <w:b w:val="0"/>
+        </w:rPr>
+        <w:t>Explain the mechanism</w:t>
+      </w:r>
+    </w:p>
+    <w:p>
+      <w:pPr>
+        <w:spacing w:line="336" w:lineRule="auto" w:after="180"/>
+      </w:pPr>
+      <w:r>
+        <w:rPr>
+          <w:b/>
+        </w:rPr>
+        <w:t>Input</w:t>
+      </w:r>
+      <w:r>
+        <w:rPr>
+          <w:b w:val="0"/>
+        </w:rPr>
+        <w:t xml:space="preserve"> → </w:t>
+      </w:r>
+      <w:r>
+        <w:rPr>
+          <w:b/>
+        </w:rPr>
+        <w:t>Process</w:t>
+      </w:r>
+      <w:r>
+        <w:rPr>
+          <w:b w:val="0"/>
+        </w:rPr>
+        <w:t xml:space="preserve"> → </w:t>
+      </w:r>
+      <w:r>
+        <w:rPr>
+          <w:b/>
+        </w:rPr>
+        <w:t>Output</w:t>
+      </w:r>
+    </w:p>
+    <w:p>
+      <w:pPr>
+        <w:spacing w:line="336" w:lineRule="auto" w:after="180"/>
+      </w:pPr>
+      <w:r>
+        <w:rPr>
+          <w:b w:val="0"/>
+        </w:rPr>
+        <w:t>Trace the information. At each stage, ask what changed and how you could test it.</w:t>
+      </w:r>
+    </w:p>
+    <w:p>
+      <w:pPr>
+        <w:spacing w:line="336" w:lineRule="auto" w:after="180"/>
+      </w:pPr>
+      <w:r>
+        <w:rPr>
+          <w:b w:val="0"/>
+        </w:rPr>
+        <w:t>Which stage could fail even when the other two are correct? Explain:</w:t>
+      </w:r>
+    </w:p>
+    <w:p>
+      <w:pPr>
+        <w:spacing w:line="336" w:lineRule="auto" w:after="180"/>
+      </w:pPr>
+      <w:r>
+        <w:rPr>
+          <w:b w:val="0"/>
+        </w:rPr>
+        <w:t xml:space="preserve">Predict first. Then check each step. A correct answer without visible reasoning is incomplete </w:t>
+      </w:r>
+      <w:r>
+        <w:rPr>
+          <w:b/>
+        </w:rPr>
+        <w:t>evidence</w:t>
+      </w:r>
+      <w:r>
+        <w:rPr>
+          <w:b w:val="0"/>
+        </w:rPr>
+        <w:t>.</w:t>
+      </w:r>
+    </w:p>
+    <w:p>
+      <w:pPr>
+        <w:spacing w:line="336" w:lineRule="auto" w:after="180"/>
+      </w:pPr>
+      <w:r>
+        <w:rPr>
+          <w:b w:val="0"/>
+        </w:rPr>
+        <w:t>1. ‘unhelpful’ might split as ‘un’ + ‘help’ + ‘ful’.</w:t>
+      </w:r>
+    </w:p>
+    <w:p>
+      <w:pPr>
+        <w:spacing w:line="336" w:lineRule="auto" w:after="180"/>
+      </w:pPr>
+      <w:r>
+        <w:rPr>
+          <w:b w:val="0"/>
+        </w:rPr>
+        <w:t xml:space="preserve">2. A name or emoji may use unexpected </w:t>
+      </w:r>
+      <w:r>
+        <w:rPr>
+          <w:b/>
+        </w:rPr>
+        <w:t>token</w:t>
+      </w:r>
+      <w:r>
+        <w:rPr>
+          <w:b w:val="0"/>
+        </w:rPr>
+        <w:t xml:space="preserve"> pieces.</w:t>
+      </w:r>
+    </w:p>
+    <w:p>
+      <w:pPr>
+        <w:spacing w:line="336" w:lineRule="auto" w:after="180"/>
+      </w:pPr>
+      <w:r>
+        <w:rPr>
+          <w:b w:val="0"/>
+        </w:rPr>
+        <w:t xml:space="preserve">3. </w:t>
+      </w:r>
+      <w:r>
+        <w:rPr>
+          <w:b/>
+        </w:rPr>
+        <w:t>Token</w:t>
+      </w:r>
+      <w:r>
+        <w:rPr>
+          <w:b w:val="0"/>
+        </w:rPr>
+        <w:t xml:space="preserve"> boundaries need not match whole words.</w:t>
+      </w:r>
+    </w:p>
+    <w:p>
+      <w:pPr>
+        <w:spacing w:line="336" w:lineRule="auto" w:after="180"/>
+      </w:pPr>
+      <w:r>
+        <w:rPr>
+          <w:b w:val="0"/>
+        </w:rPr>
+        <w:t xml:space="preserve">4. Meaning emerges from </w:t>
+      </w:r>
+      <w:r>
+        <w:rPr>
+          <w:b/>
+        </w:rPr>
+        <w:t>pattern</w:t>
+      </w:r>
+      <w:r>
+        <w:rPr>
+          <w:b w:val="0"/>
+        </w:rPr>
+        <w:t xml:space="preserve">s across </w:t>
+      </w:r>
+      <w:r>
+        <w:rPr>
+          <w:b/>
+        </w:rPr>
+        <w:t>context</w:t>
+      </w:r>
+      <w:r>
+        <w:rPr>
+          <w:b w:val="0"/>
+        </w:rPr>
+        <w:t xml:space="preserve">, not from one </w:t>
+      </w:r>
+      <w:r>
+        <w:rPr>
+          <w:b/>
+        </w:rPr>
+        <w:t>token</w:t>
+      </w:r>
+      <w:r>
+        <w:rPr>
+          <w:b w:val="0"/>
+        </w:rPr>
+        <w:t xml:space="preserve"> acting like a dictionary.</w:t>
+      </w:r>
+    </w:p>
+    <w:p>
+      <w:pPr>
+        <w:spacing w:line="336" w:lineRule="auto" w:after="180"/>
+      </w:pPr>
+      <w:r>
+        <w:rPr>
+          <w:b w:val="0"/>
+        </w:rPr>
+        <w:t>Recalculate, retrace, or restate the reasoning in your own representation:</w:t>
+      </w:r>
+    </w:p>
+    <w:p>
+      <w:pPr>
+        <w:spacing w:line="336" w:lineRule="auto" w:after="180"/>
+      </w:pPr>
+      <w:r>
+        <w:rPr>
+          <w:b w:val="0"/>
+        </w:rPr>
+        <w:t xml:space="preserve">CHECK Did the </w:t>
+      </w:r>
+      <w:r>
+        <w:rPr>
+          <w:b/>
+        </w:rPr>
+        <w:t>evidence</w:t>
+      </w:r>
+      <w:r>
+        <w:rPr>
+          <w:b w:val="0"/>
+        </w:rPr>
+        <w:t xml:space="preserve"> answer the exact question? Did the total, path, or source record stay consistent?</w:t>
       </w:r>
     </w:p>
     <w:p>
@@ -672,7 +2016,7 @@
         <w:pStyle w:val="Heading3"/>
       </w:pPr>
       <w:r>
-        <w:t>Preparation for the connected explanation</w:t>
+        <w:t>Concrete teaching case</w:t>
       </w:r>
     </w:p>
     <w:p>
@@ -683,19 +2027,19 @@
         <w:rPr>
           <w:b w:val="0"/>
         </w:rPr>
-        <w:t xml:space="preserve">Use two 45-minute sessions. All model </w:t>
+        <w:t xml:space="preserve">Toy </w:t>
       </w:r>
       <w:r>
         <w:rPr>
           <w:b/>
         </w:rPr>
-        <w:t>output</w:t>
-      </w:r>
-      <w:r>
-        <w:rPr>
-          <w:b w:val="0"/>
-        </w:rPr>
-        <w:t>s and probability tables are constructed classroom examples. No hosted AI service, external API or student account is needed.</w:t>
+        <w:t>token</w:t>
+      </w:r>
+      <w:r>
+        <w:rPr>
+          <w:b w:val="0"/>
+        </w:rPr>
+        <w:t>izer A splits rainbows as [rain][bow][s]; B uses [rainbows].</w:t>
       </w:r>
     </w:p>
     <w:p>
@@ -706,7 +2050,19 @@
         <w:rPr>
           <w:b w:val="0"/>
         </w:rPr>
-        <w:t>Distinguish a model objective from factual support and system permissions. Collect independent work before discussing its solutions.</w:t>
+        <w:t xml:space="preserve">Count </w:t>
+      </w:r>
+      <w:r>
+        <w:rPr>
+          <w:b/>
+        </w:rPr>
+        <w:t>token</w:t>
+      </w:r>
+      <w:r>
+        <w:rPr>
+          <w:b w:val="0"/>
+        </w:rPr>
+        <w:t>s and state the limit of the example.</w:t>
       </w:r>
     </w:p>
     <w:p>
@@ -714,7 +2070,7 @@
         <w:pStyle w:val="Heading3"/>
       </w:pPr>
       <w:r>
-        <w:t>Readiness answer</w:t>
+        <w:t>Exact explanation to model</w:t>
       </w:r>
     </w:p>
     <w:p>
@@ -725,76 +2081,43 @@
         <w:rPr>
           <w:b w:val="0"/>
         </w:rPr>
-        <w:t xml:space="preserve">The preceding </w:t>
+        <w:t xml:space="preserve">Three versus one. </w:t>
       </w:r>
       <w:r>
         <w:rPr>
           <w:b/>
         </w:rPr>
+        <w:t>Token</w:t>
+      </w:r>
+      <w:r>
+        <w:rPr>
+          <w:b w:val="0"/>
+        </w:rPr>
+        <w:t xml:space="preserve"> count depends on </w:t>
+      </w:r>
+      <w:r>
+        <w:rPr>
+          <w:b/>
+        </w:rPr>
         <w:t>token</w:t>
       </w:r>
       <w:r>
         <w:rPr>
           <w:b w:val="0"/>
         </w:rPr>
-        <w:t xml:space="preserve"> sequence, together with the model and any stated </w:t>
+        <w:t xml:space="preserve">izer; </w:t>
       </w:r>
       <w:r>
         <w:rPr>
           <w:b/>
         </w:rPr>
-        <w:t>context</w:t>
-      </w:r>
-      <w:r>
-        <w:rPr>
-          <w:b w:val="0"/>
-        </w:rPr>
-        <w:t xml:space="preserve">. Changing segmentation changes that </w:t>
-      </w:r>
-      <w:r>
-        <w:rPr>
-          <w:b/>
-        </w:rPr>
         <w:t>token</w:t>
       </w:r>
       <w:r>
         <w:rPr>
           <w:b w:val="0"/>
         </w:rPr>
-        <w:t xml:space="preserve"> sequence.</w:t>
-      </w:r>
-    </w:p>
-    <w:p>
-      <w:pPr>
-        <w:spacing w:line="336" w:lineRule="auto" w:after="180"/>
-      </w:pPr>
-      <w:r>
-        <w:rPr>
-          <w:b w:val="0"/>
-        </w:rPr>
-        <w:t>Printed lesson and workbook; paper and pencil</w:t>
-      </w:r>
-    </w:p>
-    <w:p>
-      <w:pPr>
-        <w:spacing w:line="336" w:lineRule="auto" w:after="180"/>
-      </w:pPr>
-      <w:r>
-        <w:rPr>
-          <w:b w:val="0"/>
-        </w:rPr>
-        <w:t>Calculator; optional local Python 3 interpreter</w:t>
-      </w:r>
-    </w:p>
-    <w:p>
-      <w:pPr>
-        <w:spacing w:line="336" w:lineRule="auto" w:after="180"/>
-      </w:pPr>
-      <w:r>
-        <w:rPr>
-          <w:b w:val="0"/>
-        </w:rPr>
-        <w:t>Prepare the independent task and fresh retry without displaying solutions</w:t>
+        <w:t>s need not equal words or letters.</w:t>
       </w:r>
     </w:p>
     <w:p>
@@ -802,697 +2125,7 @@
         <w:pStyle w:val="Heading3"/>
       </w:pPr>
       <w:r>
-        <w:t>End goal for the pictorial case</w:t>
-      </w:r>
-    </w:p>
-    <w:p>
-      <w:pPr>
-        <w:spacing w:line="336" w:lineRule="auto" w:after="180"/>
-      </w:pPr>
-      <w:r>
-        <w:rPr>
-          <w:b w:val="0"/>
-        </w:rPr>
-        <w:t xml:space="preserve">By the end, I can encode and decode text using a specified </w:t>
-      </w:r>
-      <w:r>
-        <w:rPr>
-          <w:b/>
-        </w:rPr>
-        <w:t>vocabulary</w:t>
-      </w:r>
-      <w:r>
-        <w:rPr>
-          <w:b w:val="0"/>
-        </w:rPr>
-        <w:t xml:space="preserve"> and matching rule.</w:t>
-      </w:r>
-    </w:p>
-    <w:p>
-      <w:pPr>
-        <w:spacing w:line="336" w:lineRule="auto" w:after="180"/>
-      </w:pPr>
-      <w:r>
-        <w:rPr>
-          <w:b w:val="0"/>
-        </w:rPr>
-        <w:t>This added worked case illustrates the week’s main idea. Retain all original and connected topics; schedule its practice within the teaching cycle.</w:t>
-      </w:r>
-    </w:p>
-    <w:p>
-      <w:pPr>
-        <w:pStyle w:val="Heading1"/>
-      </w:pPr>
-      <w:r>
-        <w:t>02. Explain the mechanism</w:t>
-      </w:r>
-    </w:p>
-    <w:p>
-      <w:r>
-        <w:t>Model Text as Pieces using the supplied case, labelled mechanism and reasoning. Make the scope of each conclusion explicit.</w:t>
-      </w:r>
-    </w:p>
-    <w:p>
-      <w:pPr>
-        <w:spacing w:line="336" w:lineRule="auto" w:after="180"/>
-      </w:pPr>
-      <w:r>
-        <w:rPr>
-          <w:b/>
-        </w:rPr>
-        <w:t>Input</w:t>
-      </w:r>
-      <w:r>
-        <w:rPr>
-          <w:b w:val="0"/>
-        </w:rPr>
-        <w:t xml:space="preserve"> → </w:t>
-      </w:r>
-      <w:r>
-        <w:rPr>
-          <w:b/>
-        </w:rPr>
-        <w:t>Process</w:t>
-      </w:r>
-      <w:r>
-        <w:rPr>
-          <w:b w:val="0"/>
-        </w:rPr>
-        <w:t xml:space="preserve"> → </w:t>
-      </w:r>
-      <w:r>
-        <w:rPr>
-          <w:b/>
-        </w:rPr>
-        <w:t>Output</w:t>
-      </w:r>
-    </w:p>
-    <w:p>
-      <w:pPr>
-        <w:spacing w:line="336" w:lineRule="auto" w:after="180"/>
-      </w:pPr>
-      <w:r>
-        <w:rPr>
-          <w:b w:val="0"/>
-        </w:rPr>
-        <w:t>Trace the information. At each stage, ask what changed and how you could test it.</w:t>
-      </w:r>
-    </w:p>
-    <w:p>
-      <w:pPr>
-        <w:spacing w:line="336" w:lineRule="auto" w:after="180"/>
-      </w:pPr>
-      <w:r>
-        <w:rPr>
-          <w:b w:val="0"/>
-        </w:rPr>
-        <w:t>Which stage could fail even when the other two are correct? Explain:</w:t>
-      </w:r>
-    </w:p>
-    <w:p>
-      <w:pPr>
-        <w:spacing w:line="336" w:lineRule="auto" w:after="180"/>
-      </w:pPr>
-      <w:r>
-        <w:rPr>
-          <w:b w:val="0"/>
-        </w:rPr>
-        <w:t xml:space="preserve">Predict first. Then check each step. A correct answer without visible reasoning is incomplete </w:t>
-      </w:r>
-      <w:r>
-        <w:rPr>
-          <w:b/>
-        </w:rPr>
-        <w:t>evidence</w:t>
-      </w:r>
-      <w:r>
-        <w:rPr>
-          <w:b w:val="0"/>
-        </w:rPr>
-        <w:t>.</w:t>
-      </w:r>
-    </w:p>
-    <w:p>
-      <w:pPr>
-        <w:spacing w:line="336" w:lineRule="auto" w:after="180"/>
-        <w:shd w:fill="F4F9FC"/>
-      </w:pPr>
-      <w:r>
-        <w:rPr>
-          <w:b w:val="0"/>
-        </w:rPr>
-        <w:t>1. ‘unhelpful’ might split as ‘un’ + ‘help’ + ‘ful’.</w:t>
-      </w:r>
-    </w:p>
-    <w:p>
-      <w:pPr>
-        <w:spacing w:line="336" w:lineRule="auto" w:after="180"/>
-        <w:shd w:fill="F4F9FC"/>
-      </w:pPr>
-      <w:r>
-        <w:rPr>
-          <w:b w:val="0"/>
-        </w:rPr>
-        <w:t xml:space="preserve">2. A name or emoji may use unexpected </w:t>
-      </w:r>
-      <w:r>
-        <w:rPr>
-          <w:b/>
-        </w:rPr>
-        <w:t>token</w:t>
-      </w:r>
-      <w:r>
-        <w:rPr>
-          <w:b w:val="0"/>
-        </w:rPr>
-        <w:t xml:space="preserve"> pieces.</w:t>
-      </w:r>
-    </w:p>
-    <w:p>
-      <w:pPr>
-        <w:spacing w:line="336" w:lineRule="auto" w:after="180"/>
-        <w:shd w:fill="F4F9FC"/>
-      </w:pPr>
-      <w:r>
-        <w:rPr>
-          <w:b w:val="0"/>
-        </w:rPr>
-        <w:t xml:space="preserve">3. </w:t>
-      </w:r>
-      <w:r>
-        <w:rPr>
-          <w:b/>
-        </w:rPr>
-        <w:t>Token</w:t>
-      </w:r>
-      <w:r>
-        <w:rPr>
-          <w:b w:val="0"/>
-        </w:rPr>
-        <w:t xml:space="preserve"> boundaries need not match whole words.</w:t>
-      </w:r>
-    </w:p>
-    <w:p>
-      <w:pPr>
-        <w:spacing w:line="336" w:lineRule="auto" w:after="180"/>
-        <w:shd w:fill="F4F9FC"/>
-      </w:pPr>
-      <w:r>
-        <w:rPr>
-          <w:b w:val="0"/>
-        </w:rPr>
-        <w:t xml:space="preserve">4. Meaning emerges from </w:t>
-      </w:r>
-      <w:r>
-        <w:rPr>
-          <w:b/>
-        </w:rPr>
-        <w:t>pattern</w:t>
-      </w:r>
-      <w:r>
-        <w:rPr>
-          <w:b w:val="0"/>
-        </w:rPr>
-        <w:t xml:space="preserve">s across </w:t>
-      </w:r>
-      <w:r>
-        <w:rPr>
-          <w:b/>
-        </w:rPr>
-        <w:t>context</w:t>
-      </w:r>
-      <w:r>
-        <w:rPr>
-          <w:b w:val="0"/>
-        </w:rPr>
-        <w:t xml:space="preserve">, not from one </w:t>
-      </w:r>
-      <w:r>
-        <w:rPr>
-          <w:b/>
-        </w:rPr>
-        <w:t>token</w:t>
-      </w:r>
-      <w:r>
-        <w:rPr>
-          <w:b w:val="0"/>
-        </w:rPr>
-        <w:t xml:space="preserve"> acting like a dictionary.</w:t>
-      </w:r>
-    </w:p>
-    <w:p>
-      <w:pPr>
-        <w:spacing w:line="336" w:lineRule="auto" w:after="180"/>
-      </w:pPr>
-      <w:r>
-        <w:rPr>
-          <w:b w:val="0"/>
-        </w:rPr>
-        <w:t>Recalculate, retrace, or restate the reasoning in your own representation:</w:t>
-      </w:r>
-    </w:p>
-    <w:p>
-      <w:pPr>
-        <w:spacing w:line="336" w:lineRule="auto" w:after="180"/>
-        <w:shd w:fill="F5F1FB"/>
-      </w:pPr>
-      <w:r>
-        <w:rPr>
-          <w:b w:val="0"/>
-        </w:rPr>
-        <w:t xml:space="preserve">CHECK Did the </w:t>
-      </w:r>
-      <w:r>
-        <w:rPr>
-          <w:b/>
-        </w:rPr>
-        <w:t>evidence</w:t>
-      </w:r>
-      <w:r>
-        <w:rPr>
-          <w:b w:val="0"/>
-        </w:rPr>
-        <w:t xml:space="preserve"> answer the exact question? Did the total, path, or source record stay consistent?</w:t>
-      </w:r>
-    </w:p>
-    <w:p>
-      <w:pPr>
-        <w:pStyle w:val="Heading3"/>
-      </w:pPr>
-      <w:r>
-        <w:t>Concrete teaching case</w:t>
-      </w:r>
-    </w:p>
-    <w:p>
-      <w:pPr>
-        <w:pStyle w:val="Heading3"/>
-      </w:pPr>
-      <w:r>
-        <w:t>The teaching case</w:t>
-      </w:r>
-    </w:p>
-    <w:p>
-      <w:pPr>
-        <w:spacing w:line="336" w:lineRule="auto" w:after="180"/>
-        <w:shd w:fill="F1F6FC"/>
-      </w:pPr>
-      <w:r>
-        <w:rPr>
-          <w:b w:val="0"/>
-        </w:rPr>
-        <w:t xml:space="preserve">Toy </w:t>
-      </w:r>
-      <w:r>
-        <w:rPr>
-          <w:b/>
-        </w:rPr>
-        <w:t>token</w:t>
-      </w:r>
-      <w:r>
-        <w:rPr>
-          <w:b w:val="0"/>
-        </w:rPr>
-        <w:t>izer A splits rainbows as [rain][bow][s]; B uses [rainbows].</w:t>
-      </w:r>
-    </w:p>
-    <w:p>
-      <w:pPr>
-        <w:pStyle w:val="Heading3"/>
-      </w:pPr>
-      <w:r>
-        <w:t>The teaching case</w:t>
-      </w:r>
-    </w:p>
-    <w:p>
-      <w:pPr>
-        <w:spacing w:line="336" w:lineRule="auto" w:after="180"/>
-        <w:shd w:fill="F1F6FC"/>
-      </w:pPr>
-      <w:r>
-        <w:rPr>
-          <w:b w:val="0"/>
-        </w:rPr>
-        <w:t xml:space="preserve">Count </w:t>
-      </w:r>
-      <w:r>
-        <w:rPr>
-          <w:b/>
-        </w:rPr>
-        <w:t>token</w:t>
-      </w:r>
-      <w:r>
-        <w:rPr>
-          <w:b w:val="0"/>
-        </w:rPr>
-        <w:t>s and state the limit of the example.</w:t>
-      </w:r>
-    </w:p>
-    <w:p>
-      <w:pPr>
-        <w:pStyle w:val="Heading3"/>
-      </w:pPr>
-      <w:r>
-        <w:t>Exact explanation to model</w:t>
-      </w:r>
-    </w:p>
-    <w:p>
-      <w:pPr>
-        <w:pStyle w:val="Heading3"/>
-      </w:pPr>
-      <w:r>
-        <w:t>Why the result follows</w:t>
-      </w:r>
-    </w:p>
-    <w:p>
-      <w:pPr>
-        <w:spacing w:line="336" w:lineRule="auto" w:after="180"/>
-        <w:shd w:fill="F1F6FC"/>
-      </w:pPr>
-      <w:r>
-        <w:rPr>
-          <w:b w:val="0"/>
-        </w:rPr>
-        <w:t xml:space="preserve">Three versus one. </w:t>
-      </w:r>
-      <w:r>
-        <w:rPr>
-          <w:b/>
-        </w:rPr>
-        <w:t>Token</w:t>
-      </w:r>
-      <w:r>
-        <w:rPr>
-          <w:b w:val="0"/>
-        </w:rPr>
-        <w:t xml:space="preserve"> count depends on </w:t>
-      </w:r>
-      <w:r>
-        <w:rPr>
-          <w:b/>
-        </w:rPr>
-        <w:t>token</w:t>
-      </w:r>
-      <w:r>
-        <w:rPr>
-          <w:b w:val="0"/>
-        </w:rPr>
-        <w:t xml:space="preserve">izer; </w:t>
-      </w:r>
-      <w:r>
-        <w:rPr>
-          <w:b/>
-        </w:rPr>
-        <w:t>token</w:t>
-      </w:r>
-      <w:r>
-        <w:rPr>
-          <w:b w:val="0"/>
-        </w:rPr>
-        <w:t>s need not equal words or letters.</w:t>
-      </w:r>
-    </w:p>
-    <w:p>
-      <w:pPr>
-        <w:pStyle w:val="Heading3"/>
-      </w:pPr>
-      <w:r>
         <w:t>Explain the added worked example</w:t>
-      </w:r>
-    </w:p>
-    <w:p>
-      <w:pPr>
-        <w:pStyle w:val="Heading3"/>
-      </w:pPr>
-      <w:r>
-        <w:t>Explain the added worked example · 1</w:t>
-      </w:r>
-    </w:p>
-    <w:p>
-      <w:pPr>
-        <w:spacing w:line="336" w:lineRule="auto" w:after="180"/>
-      </w:pPr>
-      <w:r>
-        <w:rPr>
-          <w:b/>
-        </w:rPr>
-        <w:t>Token</w:t>
-      </w:r>
-      <w:r>
-        <w:rPr>
-          <w:b w:val="0"/>
-        </w:rPr>
-        <w:t xml:space="preserve">s need not be words. A classroom </w:t>
-      </w:r>
-      <w:r>
-        <w:rPr>
-          <w:b/>
-        </w:rPr>
-        <w:t>token</w:t>
-      </w:r>
-      <w:r>
-        <w:rPr>
-          <w:b w:val="0"/>
-        </w:rPr>
-        <w:t xml:space="preserve">izer can use an exact, case-sensitive </w:t>
-      </w:r>
-      <w:r>
-        <w:rPr>
-          <w:b/>
-        </w:rPr>
-        <w:t>vocabulary</w:t>
-      </w:r>
-      <w:r>
-        <w:rPr>
-          <w:b w:val="0"/>
-        </w:rPr>
-        <w:t xml:space="preserve"> and greedily choose the longest matching </w:t>
-      </w:r>
-      <w:r>
-        <w:rPr>
-          <w:b/>
-        </w:rPr>
-        <w:t>token</w:t>
-      </w:r>
-      <w:r>
-        <w:rPr>
-          <w:b w:val="0"/>
-        </w:rPr>
-        <w:t xml:space="preserve"> from left to right. This is a toy rule, not a claim about every production </w:t>
-      </w:r>
-      <w:r>
-        <w:rPr>
-          <w:b/>
-        </w:rPr>
-        <w:t>token</w:t>
-      </w:r>
-      <w:r>
-        <w:rPr>
-          <w:b w:val="0"/>
-        </w:rPr>
-        <w:t>izer.</w:t>
-      </w:r>
-    </w:p>
-    <w:p>
-      <w:pPr>
-        <w:spacing w:line="336" w:lineRule="auto" w:after="180"/>
-      </w:pPr>
-      <w:r>
-        <w:rPr>
-          <w:b w:val="0"/>
-        </w:rPr>
-        <w:t xml:space="preserve">Define IDs: 0=end, 1=cat, 2=c, 3=a, 4=t, 5=s, 6=space, 7=sat. The space </w:t>
-      </w:r>
-      <w:r>
-        <w:rPr>
-          <w:b/>
-        </w:rPr>
-        <w:t>token</w:t>
-      </w:r>
-      <w:r>
-        <w:rPr>
-          <w:b w:val="0"/>
-        </w:rPr>
-        <w:t xml:space="preserve"> represents one literal space. The end </w:t>
-      </w:r>
-      <w:r>
-        <w:rPr>
-          <w:b/>
-        </w:rPr>
-        <w:t>token</w:t>
-      </w:r>
-      <w:r>
-        <w:rPr>
-          <w:b w:val="0"/>
-        </w:rPr>
-        <w:t xml:space="preserve"> is a special terminator, not ordinary text.</w:t>
-      </w:r>
-    </w:p>
-    <w:p>
-      <w:pPr>
-        <w:pStyle w:val="Heading3"/>
-      </w:pPr>
-      <w:r>
-        <w:t>Explain the added worked example · 2</w:t>
-      </w:r>
-    </w:p>
-    <w:p>
-      <w:pPr>
-        <w:spacing w:line="336" w:lineRule="auto" w:after="180"/>
-      </w:pPr>
-      <w:r>
-        <w:rPr>
-          <w:b w:val="0"/>
-        </w:rPr>
-        <w:t xml:space="preserve">At each position choose the longest matching ordinary </w:t>
-      </w:r>
-      <w:r>
-        <w:rPr>
-          <w:b/>
-        </w:rPr>
-        <w:t>token</w:t>
-      </w:r>
-      <w:r>
-        <w:rPr>
-          <w:b w:val="0"/>
-        </w:rPr>
-        <w:t xml:space="preserve">. If no </w:t>
-      </w:r>
-      <w:r>
-        <w:rPr>
-          <w:b/>
-        </w:rPr>
-        <w:t>token</w:t>
-      </w:r>
-      <w:r>
-        <w:rPr>
-          <w:b w:val="0"/>
-        </w:rPr>
-        <w:t xml:space="preserve"> matches, stop and report the unsupported character and its position. Do not delete the character or guess a replacement.</w:t>
-      </w:r>
-    </w:p>
-    <w:p>
-      <w:pPr>
-        <w:spacing w:line="336" w:lineRule="auto" w:after="180"/>
-      </w:pPr>
-      <w:r>
-        <w:rPr>
-          <w:b w:val="0"/>
-        </w:rPr>
-        <w:t xml:space="preserve">IDs identify entries; a larger ID does not mean a </w:t>
-      </w:r>
-      <w:r>
-        <w:rPr>
-          <w:b/>
-        </w:rPr>
-        <w:t>token</w:t>
-      </w:r>
-      <w:r>
-        <w:rPr>
-          <w:b w:val="0"/>
-        </w:rPr>
-        <w:t xml:space="preserve"> is more valuable or more similar.</w:t>
-      </w:r>
-    </w:p>
-    <w:p>
-      <w:pPr>
-        <w:pStyle w:val="Heading3"/>
-      </w:pPr>
-      <w:r>
-        <w:t>Explain the added worked example · 3</w:t>
-      </w:r>
-    </w:p>
-    <w:p>
-      <w:pPr>
-        <w:spacing w:line="336" w:lineRule="auto" w:after="180"/>
-      </w:pPr>
-      <w:r>
-        <w:rPr>
-          <w:b w:val="0"/>
-        </w:rPr>
-        <w:t xml:space="preserve">The </w:t>
-      </w:r>
-      <w:r>
-        <w:rPr>
-          <w:b/>
-        </w:rPr>
-        <w:t>encoding</w:t>
-      </w:r>
-      <w:r>
-        <w:rPr>
-          <w:b w:val="0"/>
-        </w:rPr>
-        <w:t xml:space="preserve"> of cats sat is [1,5,6,7], followed by [0] only if the protocol appends an end </w:t>
-      </w:r>
-      <w:r>
-        <w:rPr>
-          <w:b/>
-        </w:rPr>
-        <w:t>token</w:t>
-      </w:r>
-      <w:r>
-        <w:rPr>
-          <w:b w:val="0"/>
-        </w:rPr>
-        <w:t xml:space="preserve">. </w:t>
-      </w:r>
-      <w:r>
-        <w:rPr>
-          <w:b/>
-        </w:rPr>
-        <w:t>Decoding</w:t>
-      </w:r>
-      <w:r>
-        <w:rPr>
-          <w:b w:val="0"/>
-        </w:rPr>
-        <w:t xml:space="preserve"> concatenates the ordinary </w:t>
-      </w:r>
-      <w:r>
-        <w:rPr>
-          <w:b/>
-        </w:rPr>
-        <w:t>token</w:t>
-      </w:r>
-      <w:r>
-        <w:rPr>
-          <w:b w:val="0"/>
-        </w:rPr>
-        <w:t xml:space="preserve"> strings to recover cats sat.</w:t>
-      </w:r>
-    </w:p>
-    <w:p>
-      <w:pPr>
-        <w:spacing w:line="336" w:lineRule="auto" w:after="180"/>
-      </w:pPr>
-      <w:r>
-        <w:rPr>
-          <w:b w:val="0"/>
-        </w:rPr>
-        <w:t xml:space="preserve">Count four text </w:t>
-      </w:r>
-      <w:r>
-        <w:rPr>
-          <w:b/>
-        </w:rPr>
-        <w:t>token</w:t>
-      </w:r>
-      <w:r>
-        <w:rPr>
-          <w:b w:val="0"/>
-        </w:rPr>
-        <w:t xml:space="preserve">s, or five sequence items with the end marker included; always state the counting convention. The two written words do not imply two </w:t>
-      </w:r>
-      <w:r>
-        <w:rPr>
-          <w:b/>
-        </w:rPr>
-        <w:t>token</w:t>
-      </w:r>
-      <w:r>
-        <w:rPr>
-          <w:b w:val="0"/>
-        </w:rPr>
-        <w:t>s.</w:t>
       </w:r>
     </w:p>
     <w:p>
@@ -1669,190 +2302,6 @@
         <w:t>These teacher notes contain solutions; do not reveal the independent case answer during modelling.</w:t>
       </w:r>
     </w:p>
-    <w:p>
-      <w:pPr>
-        <w:pStyle w:val="Heading3"/>
-      </w:pPr>
-      <w:r>
-        <w:t>Model the reasoning aloud · 4</w:t>
-      </w:r>
-    </w:p>
-    <w:p>
-      <w:pPr>
-        <w:spacing w:line="336" w:lineRule="auto" w:after="180"/>
-      </w:pPr>
-      <w:r>
-        <w:rPr>
-          <w:b w:val="0"/>
-        </w:rPr>
-        <w:t xml:space="preserve">A character-only </w:t>
-      </w:r>
-      <w:r>
-        <w:rPr>
-          <w:b/>
-        </w:rPr>
-        <w:t>vocabulary</w:t>
-      </w:r>
-      <w:r>
-        <w:rPr>
-          <w:b w:val="0"/>
-        </w:rPr>
-        <w:t xml:space="preserve"> c,a,t,s,space could encode cats sat as c,a,t,s,space,s,a,t: eight text </w:t>
-      </w:r>
-      <w:r>
-        <w:rPr>
-          <w:b/>
-        </w:rPr>
-        <w:t>token</w:t>
-      </w:r>
-      <w:r>
-        <w:rPr>
-          <w:b w:val="0"/>
-        </w:rPr>
-        <w:t xml:space="preserve">s. The original </w:t>
-      </w:r>
-      <w:r>
-        <w:rPr>
-          <w:b/>
-        </w:rPr>
-        <w:t>vocabulary</w:t>
-      </w:r>
-      <w:r>
-        <w:rPr>
-          <w:b w:val="0"/>
-        </w:rPr>
-        <w:t xml:space="preserve"> uses four. Both decode to the same source text.</w:t>
-      </w:r>
-    </w:p>
-    <w:p>
-      <w:pPr>
-        <w:spacing w:line="336" w:lineRule="auto" w:after="180"/>
-      </w:pPr>
-      <w:r>
-        <w:rPr>
-          <w:b w:val="0"/>
-        </w:rPr>
-        <w:t xml:space="preserve">Sequence length is a property of the text, </w:t>
-      </w:r>
-      <w:r>
-        <w:rPr>
-          <w:b/>
-        </w:rPr>
-        <w:t>vocabulary</w:t>
-      </w:r>
-      <w:r>
-        <w:rPr>
-          <w:b w:val="0"/>
-        </w:rPr>
-        <w:t xml:space="preserve"> and </w:t>
-      </w:r>
-      <w:r>
-        <w:rPr>
-          <w:b/>
-        </w:rPr>
-        <w:t>encoding</w:t>
-      </w:r>
-      <w:r>
-        <w:rPr>
-          <w:b w:val="0"/>
-        </w:rPr>
-        <w:t xml:space="preserve"> rule together. Counts from different </w:t>
-      </w:r>
-      <w:r>
-        <w:rPr>
-          <w:b/>
-        </w:rPr>
-        <w:t>token</w:t>
-      </w:r>
-      <w:r>
-        <w:rPr>
-          <w:b w:val="0"/>
-        </w:rPr>
-        <w:t>izers are not automatically comparable.</w:t>
-      </w:r>
-    </w:p>
-    <w:p>
-      <w:pPr>
-        <w:spacing w:line="336" w:lineRule="auto" w:after="180"/>
-      </w:pPr>
-      <w:r>
-        <w:rPr>
-          <w:b w:val="0"/>
-        </w:rPr>
-        <w:t xml:space="preserve">In this </w:t>
-      </w:r>
-      <w:r>
-        <w:rPr>
-          <w:b/>
-        </w:rPr>
-        <w:t>vocabulary</w:t>
-      </w:r>
-      <w:r>
-        <w:rPr>
-          <w:b w:val="0"/>
-        </w:rPr>
-        <w:t xml:space="preserve">, sat is chosen over s because it is longer. The toy longest-match rule is defined explicitly. Real </w:t>
-      </w:r>
-      <w:r>
-        <w:rPr>
-          <w:b/>
-        </w:rPr>
-        <w:t>token</w:t>
-      </w:r>
-      <w:r>
-        <w:rPr>
-          <w:b w:val="0"/>
-        </w:rPr>
-        <w:t xml:space="preserve">izers may use different algorithms, byte </w:t>
-      </w:r>
-      <w:r>
-        <w:rPr>
-          <w:b/>
-        </w:rPr>
-        <w:t>encoding</w:t>
-      </w:r>
-      <w:r>
-        <w:rPr>
-          <w:b w:val="0"/>
-        </w:rPr>
-        <w:t>s and special-</w:t>
-      </w:r>
-      <w:r>
-        <w:rPr>
-          <w:b/>
-        </w:rPr>
-        <w:t>token</w:t>
-      </w:r>
-      <w:r>
-        <w:rPr>
-          <w:b w:val="0"/>
-        </w:rPr>
-        <w:t xml:space="preserve"> policies.</w:t>
-      </w:r>
-    </w:p>
-    <w:p>
-      <w:pPr>
-        <w:spacing w:line="336" w:lineRule="auto" w:after="180"/>
-      </w:pPr>
-      <w:r>
-        <w:rPr>
-          <w:b w:val="0"/>
-        </w:rPr>
-        <w:t xml:space="preserve">Never infer an unknown </w:t>
-      </w:r>
-      <w:r>
-        <w:rPr>
-          <w:b/>
-        </w:rPr>
-        <w:t>token</w:t>
-      </w:r>
-      <w:r>
-        <w:rPr>
-          <w:b w:val="0"/>
-        </w:rPr>
-        <w:t>izer’s count from word count alone.</w:t>
-      </w:r>
-    </w:p>
     <w:tbl>
       <w:tblPr>
         <w:tblStyle w:val="LightShading-Accent1"/>
@@ -1957,17 +2406,6 @@
     </w:tbl>
     <w:p>
       <w:pPr>
-        <w:spacing w:line="336" w:lineRule="auto" w:after="180"/>
-      </w:pPr>
-      <w:r>
-        <w:rPr>
-          <w:b w:val="0"/>
-        </w:rPr>
-        <w:t>Use the diagram and verbal explanation together. Ask learners to match a sentence to a specific visual step; do not assign learners fixed visual or auditory learning styles.</w:t>
-      </w:r>
-    </w:p>
-    <w:p>
-      <w:pPr>
         <w:pStyle w:val="Heading3"/>
       </w:pPr>
       <w:r>
@@ -1976,103 +2414,10 @@
     </w:p>
     <w:p>
       <w:pPr>
-        <w:spacing w:line="336" w:lineRule="auto" w:after="180"/>
-      </w:pPr>
-      <w:r>
-        <w:rPr>
-          <w:b w:val="0"/>
-        </w:rPr>
-        <w:t xml:space="preserve">A fictional </w:t>
-      </w:r>
-      <w:r>
-        <w:rPr>
-          <w:b/>
-        </w:rPr>
-        <w:t>token</w:t>
-      </w:r>
-      <w:r>
-        <w:rPr>
-          <w:b w:val="0"/>
-        </w:rPr>
-        <w:t xml:space="preserve">izer converts a short catalogue phrase into </w:t>
-      </w:r>
-      <w:r>
-        <w:rPr>
-          <w:b/>
-        </w:rPr>
-        <w:t>token</w:t>
-      </w:r>
-      <w:r>
-        <w:rPr>
-          <w:b w:val="0"/>
-        </w:rPr>
-        <w:t>s.</w:t>
-      </w:r>
-    </w:p>
-    <w:p>
-      <w:pPr>
         <w:pStyle w:val="Heading3"/>
       </w:pPr>
       <w:r>
         <w:t>The facts we will use</w:t>
-      </w:r>
-    </w:p>
-    <w:p>
-      <w:pPr>
-        <w:pStyle w:val="Heading3"/>
-      </w:pPr>
-      <w:r>
-        <w:t>Supplied facts</w:t>
-      </w:r>
-    </w:p>
-    <w:p>
-      <w:pPr>
-        <w:spacing w:line="336" w:lineRule="auto" w:after="180"/>
-        <w:shd w:fill="F1F6FC"/>
-      </w:pPr>
-      <w:r>
-        <w:rPr>
-          <w:b/>
-        </w:rPr>
-        <w:t>Vocabulary</w:t>
-      </w:r>
-      <w:r>
-        <w:rPr>
-          <w:b w:val="0"/>
-        </w:rPr>
-        <w:t xml:space="preserve"> entries: book, books and the space character. At each position choose the longest matching entry; preserve the actual space.</w:t>
-      </w:r>
-    </w:p>
-    <w:p>
-      <w:pPr>
-        <w:pStyle w:val="Heading3"/>
-      </w:pPr>
-      <w:r>
-        <w:t>Supplied facts</w:t>
-      </w:r>
-    </w:p>
-    <w:p>
-      <w:pPr>
-        <w:spacing w:line="336" w:lineRule="auto" w:after="180"/>
-        <w:shd w:fill="F1F6FC"/>
-      </w:pPr>
-      <w:r>
-        <w:rPr>
-          <w:b w:val="0"/>
-        </w:rPr>
-        <w:t xml:space="preserve">Text is “books book”. Exclamation marks have no </w:t>
-      </w:r>
-      <w:r>
-        <w:rPr>
-          <w:b/>
-        </w:rPr>
-        <w:t>token</w:t>
-      </w:r>
-      <w:r>
-        <w:rPr>
-          <w:b w:val="0"/>
-        </w:rPr>
-        <w:t>; zero-based character positions are used.</w:t>
       </w:r>
     </w:p>
     <w:p>
@@ -2080,7 +2425,7 @@
         <w:drawing>
           <wp:inline xmlns:a="http://schemas.openxmlformats.org/drawingml/2006/main" xmlns:pic="http://schemas.openxmlformats.org/drawingml/2006/picture">
             <wp:extent cx="5346057" cy="5943599"/>
-            <wp:docPr id="1" name="Picture 1" descr="Text as Pieces. Read prefix: At position 0, longest matching entry is books, not book.. Encode phrase: Tokens: books, space-character, book; three tokens.. Decode: Joining token text returns exactly books book.. Unknown character: For books book!, the ! at position 10 has no token: stop with error."/>
+            <wp:docPr id="2" name="Picture 2" descr="Text as Pieces. Read prefix: At position 0, longest matching entry is books, not book.. Encode phrase: Tokens: books, space-character, book; three tokens.. Decode: Joining token text returns exactly books book.. Unknown character: For books book!, the ! at position 10 has no token: stop with error."/>
             <wp:cNvGraphicFramePr>
               <a:graphicFrameLocks noChangeAspect="1"/>
             </wp:cNvGraphicFramePr>
@@ -2092,7 +2437,7 @@
                     <pic:cNvPicPr/>
                   </pic:nvPicPr>
                   <pic:blipFill>
-                    <a:blip r:embed="rId9"/>
+                    <a:blip r:embed="rId10"/>
                     <a:stretch>
                       <a:fillRect/>
                     </a:stretch>
@@ -2261,55 +2606,209 @@
         <w:pStyle w:val="Heading3"/>
       </w:pPr>
       <w:r>
-        <w:t>Why the result follows</w:t>
+        <w:t>What this example does not establish</w:t>
+      </w:r>
+    </w:p>
+    <w:p>
+      <w:pPr>
+        <w:pStyle w:val="Heading3"/>
+      </w:pPr>
+      <w:r>
+        <w:t>Change one thing in the pictured case</w:t>
+      </w:r>
+    </w:p>
+    <w:p>
+      <w:pPr>
+        <w:pStyle w:val="Heading3"/>
+      </w:pPr>
+      <w:r>
+        <w:t>Ask while showing the picture</w:t>
+      </w:r>
+    </w:p>
+    <w:p>
+      <w:pPr>
+        <w:pStyle w:val="Heading1"/>
+      </w:pPr>
+      <w:r>
+        <w:t>03. Guide the reasoning, then remove help</w:t>
+      </w:r>
+    </w:p>
+    <w:p>
+      <w:r>
+        <w:t>Collect a response from each learner before discussing the worked key.</w:t>
+      </w:r>
+    </w:p>
+    <w:p>
+      <w:pPr>
+        <w:pStyle w:val="Heading2"/>
+      </w:pPr>
+      <w:r>
+        <w:t>Prompt before revealing</w:t>
       </w:r>
     </w:p>
     <w:p>
       <w:pPr>
         <w:spacing w:line="336" w:lineRule="auto" w:after="180"/>
-        <w:shd w:fill="F1F6FC"/>
-      </w:pPr>
-      <w:r>
-        <w:rPr>
-          <w:b w:val="0"/>
-        </w:rPr>
-        <w:t xml:space="preserve">A </w:t>
+      </w:pPr>
+      <w:r>
+        <w:rPr>
+          <w:b w:val="0"/>
+        </w:rPr>
+        <w:t xml:space="preserve">Completion task: Encode cats sat using the given </w:t>
       </w:r>
       <w:r>
         <w:rPr>
           <w:b/>
         </w:rPr>
+        <w:t>vocabulary</w:t>
+      </w:r>
+      <w:r>
+        <w:rPr>
+          <w:b w:val="0"/>
+        </w:rPr>
+        <w:t>, decode it, and count with and without an appended end marker.</w:t>
+      </w:r>
+    </w:p>
+    <w:p>
+      <w:pPr>
+        <w:pStyle w:val="Heading2"/>
+      </w:pPr>
+      <w:r>
+        <w:t>Expected reasoning and fading help</w:t>
+      </w:r>
+    </w:p>
+    <w:p>
+      <w:pPr>
+        <w:spacing w:line="336" w:lineRule="auto" w:after="180"/>
+      </w:pPr>
+      <w:r>
+        <w:rPr>
+          <w:b w:val="0"/>
+        </w:rPr>
+        <w:t xml:space="preserve">Teacher check: Teacher explanation: Text IDs [1,5,6,7] decode cats sat. Four text </w:t>
+      </w:r>
+      <w:r>
+        <w:rPr>
+          <w:b/>
+        </w:rPr>
         <w:t>token</w:t>
       </w:r>
       <w:r>
         <w:rPr>
           <w:b w:val="0"/>
         </w:rPr>
-        <w:t xml:space="preserve"> is defined by the </w:t>
+        <w:t>s; five sequence items if the protocol appends end ID 0.</w:t>
+      </w:r>
+    </w:p>
+    <w:p>
+      <w:pPr>
+        <w:spacing w:line="336" w:lineRule="auto" w:after="180"/>
+      </w:pPr>
+      <w:r>
+        <w:rPr>
+          <w:b w:val="0"/>
+        </w:rPr>
+        <w:t xml:space="preserve">Start by identifying the given </w:t>
       </w:r>
       <w:r>
         <w:rPr>
           <w:b/>
         </w:rPr>
+        <w:t>input</w:t>
+      </w:r>
+      <w:r>
+        <w:rPr>
+          <w:b w:val="0"/>
+        </w:rPr>
+        <w:t>s together. Leave the intermediate steps blank. If needed, model one step, then withdraw that help on the next step. Move to a full trace only when the partial trace is understood.</w:t>
+      </w:r>
+    </w:p>
+    <w:p>
+      <w:pPr>
+        <w:spacing w:line="336" w:lineRule="auto" w:after="180"/>
+      </w:pPr>
+      <w:r>
+        <w:rPr>
+          <w:b w:val="0"/>
+        </w:rPr>
+        <w:t>For partners, alternate explainer and checker; collect a response from every learner before discussion.</w:t>
+      </w:r>
+    </w:p>
+    <w:p>
+      <w:pPr>
+        <w:pStyle w:val="Heading2"/>
+      </w:pPr>
+      <w:r>
+        <w:t>Check the misconception before discussion</w:t>
+      </w:r>
+    </w:p>
+    <w:p>
+      <w:pPr>
+        <w:spacing w:line="336" w:lineRule="auto" w:after="180"/>
+      </w:pPr>
+      <w:r>
+        <w:rPr>
+          <w:b w:val="0"/>
+        </w:rPr>
+        <w:t xml:space="preserve">Use the worked case for </w:t>
+      </w:r>
+      <w:r>
+        <w:rPr>
+          <w:b/>
+        </w:rPr>
+        <w:t>Token</w:t>
+      </w:r>
+      <w:r>
+        <w:rPr>
+          <w:b w:val="0"/>
+        </w:rPr>
+        <w:t xml:space="preserve">isation and </w:t>
+      </w:r>
+      <w:r>
+        <w:rPr>
+          <w:b/>
+        </w:rPr>
         <w:t>vocabulary</w:t>
       </w:r>
       <w:r>
         <w:rPr>
           <w:b w:val="0"/>
         </w:rPr>
-        <w:t xml:space="preserve"> and </w:t>
+        <w:t xml:space="preserve">. Proposed explanation: “A </w:t>
       </w:r>
       <w:r>
         <w:rPr>
           <w:b/>
         </w:rPr>
-        <w:t>encoding</w:t>
-      </w:r>
-      <w:r>
-        <w:rPr>
-          <w:b w:val="0"/>
-        </w:rPr>
-        <w:t xml:space="preserve"> rule; it need not be one word or one character. Longest matching matters where </w:t>
+        <w:t>token</w:t>
+      </w:r>
+      <w:r>
+        <w:rPr>
+          <w:b w:val="0"/>
+        </w:rPr>
+        <w:t xml:space="preserve"> always equals a word”. Decide whether this explanation is supported.</w:t>
+      </w:r>
+    </w:p>
+    <w:p>
+      <w:pPr>
+        <w:spacing w:line="336" w:lineRule="auto" w:after="180"/>
+      </w:pPr>
+      <w:r>
+        <w:rPr>
+          <w:b w:val="0"/>
+        </w:rPr>
+        <w:t>Point to the step or supplied fact that decides; explain your repair if needed.</w:t>
+      </w:r>
+    </w:p>
+    <w:p>
+      <w:pPr>
+        <w:spacing w:line="336" w:lineRule="auto" w:after="180"/>
+      </w:pPr>
+      <w:r>
+        <w:rPr>
+          <w:b w:val="0"/>
+        </w:rPr>
+        <w:t xml:space="preserve">Expected correction: The </w:t>
       </w:r>
       <w:r>
         <w:rPr>
@@ -2321,7 +2820,7 @@
         <w:rPr>
           <w:b w:val="0"/>
         </w:rPr>
-        <w:t xml:space="preserve"> entries overlap. Counting text </w:t>
+        <w:t xml:space="preserve"> contains both whole strings and character pieces, so one word can take multiple </w:t>
       </w:r>
       <w:r>
         <w:rPr>
@@ -2333,31 +2832,168 @@
         <w:rPr>
           <w:b w:val="0"/>
         </w:rPr>
-        <w:t>s here does not count letters.</w:t>
+        <w:t>s.</w:t>
       </w:r>
     </w:p>
     <w:p>
       <w:pPr>
         <w:spacing w:line="336" w:lineRule="auto" w:after="180"/>
-        <w:shd w:fill="F1F6FC"/>
-      </w:pPr>
-      <w:r>
-        <w:rPr>
-          <w:b w:val="0"/>
-        </w:rPr>
-        <w:t xml:space="preserve">Preserve spaces during </w:t>
+      </w:pPr>
+      <w:r>
+        <w:rPr>
+          <w:b w:val="0"/>
+        </w:rPr>
+        <w:t>Collect explanations, not only yes/no votes. If a misunderstanding is common, re-model the relevant step for the class.</w:t>
+      </w:r>
+    </w:p>
+    <w:p>
+      <w:pPr>
+        <w:spacing w:line="336" w:lineRule="auto" w:after="180"/>
+      </w:pPr>
+      <w:r>
+        <w:rPr>
+          <w:b w:val="0"/>
+        </w:rPr>
+        <w:t>If it affects a few learners, give a short targeted group explanation while others solve a more demanding variation.</w:t>
+      </w:r>
+    </w:p>
+    <w:p>
+      <w:pPr>
+        <w:pStyle w:val="Heading2"/>
+      </w:pPr>
+      <w:r>
+        <w:t>Use the pictorial check</w:t>
+      </w:r>
+    </w:p>
+    <w:p>
+      <w:pPr>
+        <w:spacing w:line="336" w:lineRule="auto" w:after="180"/>
+      </w:pPr>
+      <w:r>
+        <w:rPr>
+          <w:b w:val="0"/>
+        </w:rPr>
+        <w:t>Why is the unknown ! at position 10 rather than position 9?</w:t>
+      </w:r>
+    </w:p>
+    <w:p>
+      <w:pPr>
+        <w:spacing w:line="336" w:lineRule="auto" w:after="180"/>
+      </w:pPr>
+      <w:r>
+        <w:rPr>
+          <w:b w:val="0"/>
+        </w:rPr>
+        <w:t>books occupies 0–4, space is 5, book is 6–9, so ! is character 10.</w:t>
+      </w:r>
+    </w:p>
+    <w:p>
+      <w:pPr>
+        <w:spacing w:line="336" w:lineRule="auto" w:after="180"/>
+      </w:pPr>
+      <w:r>
+        <w:rPr>
+          <w:b w:val="0"/>
+        </w:rPr>
+        <w:t xml:space="preserve">Changed-case reasoning: The same phrase uses ten character </w:t>
       </w:r>
       <w:r>
         <w:rPr>
           <w:b/>
         </w:rPr>
-        <w:t>decoding</w:t>
-      </w:r>
-      <w:r>
-        <w:rPr>
-          <w:b w:val="0"/>
-        </w:rPr>
-        <w:t xml:space="preserve"> so the reconstructed text matches the original exactly.</w:t>
+        <w:t>token</w:t>
+      </w:r>
+      <w:r>
+        <w:rPr>
+          <w:b w:val="0"/>
+        </w:rPr>
+        <w:t>s. There are five letters, one space and four letters; its decoded text remains unchanged.</w:t>
+      </w:r>
+    </w:p>
+    <w:p>
+      <w:pPr>
+        <w:spacing w:line="336" w:lineRule="auto" w:after="180"/>
+      </w:pPr>
+      <w:r>
+        <w:rPr>
+          <w:b w:val="0"/>
+        </w:rPr>
+        <w:t xml:space="preserve">Collect each learner’s explanation before discussion. Use the first missing connection between </w:t>
+      </w:r>
+      <w:r>
+        <w:rPr>
+          <w:b/>
+        </w:rPr>
+        <w:t>input</w:t>
+      </w:r>
+      <w:r>
+        <w:rPr>
+          <w:b w:val="0"/>
+        </w:rPr>
+        <w:t xml:space="preserve">, deciding step and result to choose support. This question is worked-case practice, not fresh mastery </w:t>
+      </w:r>
+      <w:r>
+        <w:rPr>
+          <w:b/>
+        </w:rPr>
+        <w:t>evidence</w:t>
+      </w:r>
+      <w:r>
+        <w:rPr>
+          <w:b w:val="0"/>
+        </w:rPr>
+        <w:t>.</w:t>
+      </w:r>
+    </w:p>
+    <w:p>
+      <w:pPr>
+        <w:pStyle w:val="Heading2"/>
+      </w:pPr>
+      <w:r>
+        <w:t>Keep each learner explaining</w:t>
+      </w:r>
+    </w:p>
+    <w:p>
+      <w:pPr>
+        <w:pStyle w:val="ListBullet"/>
+      </w:pPr>
+      <w:r>
+        <w:t>Ask: Which facts are given, and which would we have to assume? Learners mark relevant details before discussing answers.</w:t>
+      </w:r>
+    </w:p>
+    <w:p>
+      <w:pPr>
+        <w:pStyle w:val="ListBullet"/>
+      </w:pPr>
+      <w:r>
+        <w:t>Say: Predict first. Show the rule, information path or calculation that would produce the result. A correct guess is not yet an explanation.</w:t>
+      </w:r>
+    </w:p>
+    <w:p>
+      <w:pPr>
+        <w:pStyle w:val="ListBullet"/>
+      </w:pPr>
+      <w:r>
+        <w:t>In pairs, one learner solves while the other checks evidence; exchange roles. Remove the worked answer before independent assessment.</w:t>
+      </w:r>
+    </w:p>
+    <w:p>
+      <w:pPr>
+        <w:pStyle w:val="Heading2"/>
+      </w:pPr>
+      <w:r>
+        <w:t>Earlier wording, alternatives and picture transcripts · reference / check after trying</w:t>
+      </w:r>
+    </w:p>
+    <w:p>
+      <w:pPr>
+        <w:spacing w:line="336" w:lineRule="auto" w:after="180"/>
+      </w:pPr>
+      <w:r>
+        <w:rPr>
+          <w:b w:val="0"/>
+        </w:rPr>
+        <w:t>Demonstrate and guide practice</w:t>
       </w:r>
     </w:p>
     <w:p>
@@ -2365,7 +3001,123 @@
         <w:pStyle w:val="Heading3"/>
       </w:pPr>
       <w:r>
-        <w:t>What this example does not establish</w:t>
+        <w:t>Board sequence</w:t>
+      </w:r>
+    </w:p>
+    <w:p>
+      <w:pPr>
+        <w:spacing w:line="336" w:lineRule="auto" w:after="180"/>
+      </w:pPr>
+      <w:r>
+        <w:rPr>
+          <w:b w:val="0"/>
+        </w:rPr>
+        <w:t xml:space="preserve">Write the given facts: Toy </w:t>
+      </w:r>
+      <w:r>
+        <w:rPr>
+          <w:b/>
+        </w:rPr>
+        <w:t>token</w:t>
+      </w:r>
+      <w:r>
+        <w:rPr>
+          <w:b w:val="0"/>
+        </w:rPr>
+        <w:t>izer A splits rainbows as [rain][bow][s]; B uses [rainbows].</w:t>
+      </w:r>
+    </w:p>
+    <w:p>
+      <w:pPr>
+        <w:spacing w:line="336" w:lineRule="auto" w:after="180"/>
+      </w:pPr>
+      <w:r>
+        <w:rPr>
+          <w:b w:val="0"/>
+        </w:rPr>
+        <w:t xml:space="preserve">Write the question to explain: Count </w:t>
+      </w:r>
+      <w:r>
+        <w:rPr>
+          <w:b/>
+        </w:rPr>
+        <w:t>token</w:t>
+      </w:r>
+      <w:r>
+        <w:rPr>
+          <w:b w:val="0"/>
+        </w:rPr>
+        <w:t>s and state the limit of the example.</w:t>
+      </w:r>
+    </w:p>
+    <w:p>
+      <w:pPr>
+        <w:spacing w:line="336" w:lineRule="auto" w:after="180"/>
+      </w:pPr>
+      <w:r>
+        <w:rPr>
+          <w:b w:val="0"/>
+        </w:rPr>
+        <w:t xml:space="preserve">Reveal after </w:t>
+      </w:r>
+      <w:r>
+        <w:rPr>
+          <w:b/>
+        </w:rPr>
+        <w:t>prediction</w:t>
+      </w:r>
+      <w:r>
+        <w:rPr>
+          <w:b w:val="0"/>
+        </w:rPr>
+        <w:t xml:space="preserve">s: Three versus one. </w:t>
+      </w:r>
+      <w:r>
+        <w:rPr>
+          <w:b/>
+        </w:rPr>
+        <w:t>Token</w:t>
+      </w:r>
+      <w:r>
+        <w:rPr>
+          <w:b w:val="0"/>
+        </w:rPr>
+        <w:t xml:space="preserve"> count depends on </w:t>
+      </w:r>
+      <w:r>
+        <w:rPr>
+          <w:b/>
+        </w:rPr>
+        <w:t>token</w:t>
+      </w:r>
+      <w:r>
+        <w:rPr>
+          <w:b w:val="0"/>
+        </w:rPr>
+        <w:t xml:space="preserve">izer; </w:t>
+      </w:r>
+      <w:r>
+        <w:rPr>
+          <w:b/>
+        </w:rPr>
+        <w:t>token</w:t>
+      </w:r>
+      <w:r>
+        <w:rPr>
+          <w:b w:val="0"/>
+        </w:rPr>
+        <w:t>s need not equal words or letters.</w:t>
+      </w:r>
+    </w:p>
+    <w:p>
+      <w:pPr>
+        <w:spacing w:line="336" w:lineRule="auto" w:after="180"/>
+      </w:pPr>
+      <w:r>
+        <w:rPr>
+          <w:b w:val="0"/>
+        </w:rPr>
+        <w:t>Use the earlier changed question as optional later practice. Reserve Trace a new input independently for the first independent attempt before hints or feedback.</w:t>
       </w:r>
     </w:p>
     <w:p>
@@ -2373,494 +3125,18 @@
         <w:pStyle w:val="Heading3"/>
       </w:pPr>
       <w:r>
-        <w:t>Keep the stated limit</w:t>
+        <w:t>Classroom dialogue</w:t>
       </w:r>
     </w:p>
     <w:p>
       <w:pPr>
         <w:spacing w:line="336" w:lineRule="auto" w:after="180"/>
-        <w:shd w:fill="FFF5E6"/>
-      </w:pPr>
-      <w:r>
-        <w:rPr>
-          <w:b w:val="0"/>
-        </w:rPr>
-        <w:t xml:space="preserve">This deterministic toy </w:t>
-      </w:r>
-      <w:r>
-        <w:rPr>
-          <w:b/>
-        </w:rPr>
-        <w:t>token</w:t>
-      </w:r>
-      <w:r>
-        <w:rPr>
-          <w:b w:val="0"/>
-        </w:rPr>
-        <w:t xml:space="preserve">izer omits real subword </w:t>
-      </w:r>
-      <w:r>
-        <w:rPr>
-          <w:b/>
-        </w:rPr>
-        <w:t>training</w:t>
-      </w:r>
-      <w:r>
-        <w:rPr>
-          <w:b w:val="0"/>
-        </w:rPr>
-        <w:t xml:space="preserve">, Unicode handling and model-specific special </w:t>
-      </w:r>
-      <w:r>
-        <w:rPr>
-          <w:b/>
-        </w:rPr>
-        <w:t>token</w:t>
-      </w:r>
-      <w:r>
-        <w:rPr>
-          <w:b w:val="0"/>
-        </w:rPr>
-        <w:t>s.</w:t>
-      </w:r>
-    </w:p>
-    <w:p>
-      <w:pPr>
-        <w:pStyle w:val="Heading3"/>
-      </w:pPr>
-      <w:r>
-        <w:t>Change one thing in the pictured case</w:t>
-      </w:r>
-    </w:p>
-    <w:p>
-      <w:pPr>
-        <w:pStyle w:val="Heading3"/>
-      </w:pPr>
-      <w:r>
-        <w:t>Change one thing</w:t>
-      </w:r>
-    </w:p>
-    <w:p>
-      <w:pPr>
-        <w:spacing w:line="336" w:lineRule="auto" w:after="180"/>
-        <w:shd w:fill="F5F1FB"/>
-      </w:pPr>
-      <w:r>
-        <w:rPr>
-          <w:b w:val="0"/>
-        </w:rPr>
-        <w:t xml:space="preserve">Change: Use a character </w:t>
-      </w:r>
-      <w:r>
-        <w:rPr>
-          <w:b/>
-        </w:rPr>
-        <w:t>vocabulary</w:t>
-      </w:r>
-      <w:r>
-        <w:rPr>
-          <w:b w:val="0"/>
-        </w:rPr>
-        <w:t xml:space="preserve"> covering b,o,k,s and space instead.</w:t>
-      </w:r>
-    </w:p>
-    <w:p>
-      <w:pPr>
-        <w:pStyle w:val="Heading3"/>
-      </w:pPr>
-      <w:r>
-        <w:t>Predicted result</w:t>
-      </w:r>
-    </w:p>
-    <w:p>
-      <w:pPr>
-        <w:spacing w:line="336" w:lineRule="auto" w:after="180"/>
-        <w:shd w:fill="F1F6FC"/>
-      </w:pPr>
-      <w:r>
-        <w:rPr>
-          <w:b/>
-        </w:rPr>
-        <w:t>Prediction</w:t>
-      </w:r>
-      <w:r>
-        <w:rPr>
-          <w:b w:val="0"/>
-        </w:rPr>
-        <w:t xml:space="preserve">: The same phrase uses ten character </w:t>
-      </w:r>
-      <w:r>
-        <w:rPr>
-          <w:b/>
-        </w:rPr>
-        <w:t>token</w:t>
-      </w:r>
-      <w:r>
-        <w:rPr>
-          <w:b w:val="0"/>
-        </w:rPr>
-        <w:t>s.</w:t>
-      </w:r>
-    </w:p>
-    <w:p>
-      <w:pPr>
-        <w:pStyle w:val="Heading3"/>
-      </w:pPr>
-      <w:r>
-        <w:t>Why the result follows</w:t>
-      </w:r>
-    </w:p>
-    <w:p>
-      <w:pPr>
-        <w:spacing w:line="336" w:lineRule="auto" w:after="180"/>
-        <w:shd w:fill="F1F6FC"/>
-      </w:pPr>
-      <w:r>
-        <w:rPr>
-          <w:b w:val="0"/>
-        </w:rPr>
-        <w:t>Reason: There are five letters, one space and four letters; its decoded text remains unchanged.</w:t>
-      </w:r>
-    </w:p>
-    <w:p>
-      <w:pPr>
-        <w:pStyle w:val="Heading3"/>
-      </w:pPr>
-      <w:r>
-        <w:t>Ask while showing the picture</w:t>
-      </w:r>
-    </w:p>
-    <w:p>
-      <w:pPr>
-        <w:pStyle w:val="Heading3"/>
-      </w:pPr>
-      <w:r>
-        <w:t>Ask while showing the picture · 5</w:t>
-      </w:r>
-    </w:p>
-    <w:p>
-      <w:pPr>
-        <w:spacing w:line="336" w:lineRule="auto" w:after="180"/>
-      </w:pPr>
-      <w:r>
-        <w:rPr>
-          <w:b w:val="0"/>
-        </w:rPr>
-        <w:t xml:space="preserve">Cover the result. Ask learners to name the </w:t>
-      </w:r>
-      <w:r>
-        <w:rPr>
-          <w:b/>
-        </w:rPr>
-        <w:t>input</w:t>
-      </w:r>
-      <w:r>
-        <w:rPr>
-          <w:b w:val="0"/>
-        </w:rPr>
-        <w:t xml:space="preserve">s and predict the next step. Uncover one step, connect the icon to the actual procedure, and explain its </w:t>
-      </w:r>
-      <w:r>
-        <w:rPr>
-          <w:b/>
-        </w:rPr>
-        <w:t>evidence</w:t>
-      </w:r>
-      <w:r>
-        <w:rPr>
-          <w:b w:val="0"/>
-        </w:rPr>
-        <w:t>. Then change the supplied condition and compare.</w:t>
-      </w:r>
-    </w:p>
-    <w:p>
-      <w:pPr>
-        <w:spacing w:line="336" w:lineRule="auto" w:after="180"/>
-      </w:pPr>
-      <w:r>
-        <w:rPr>
-          <w:b w:val="0"/>
-        </w:rPr>
-        <w:t>The picture is a representation; it does not document execution of a real AI model.</w:t>
-      </w:r>
-    </w:p>
-    <w:p>
-      <w:pPr>
-        <w:pStyle w:val="Heading1"/>
-      </w:pPr>
-      <w:r>
-        <w:t>03. Demonstrate and guide practice</w:t>
-      </w:r>
-    </w:p>
-    <w:p>
-      <w:r>
-        <w:t>Demonstrate Text as Pieces, reduce support deliberately and check individual reasoning before discussing answers.</w:t>
-      </w:r>
-    </w:p>
-    <w:p>
-      <w:pPr>
-        <w:pStyle w:val="Heading3"/>
-      </w:pPr>
-      <w:r>
-        <w:t>Board sequence</w:t>
-      </w:r>
-    </w:p>
-    <w:p>
-      <w:pPr>
-        <w:pStyle w:val="Heading3"/>
-      </w:pPr>
-      <w:r>
-        <w:t>1. Put the facts on the board</w:t>
-      </w:r>
-    </w:p>
-    <w:p>
-      <w:pPr>
-        <w:spacing w:line="336" w:lineRule="auto" w:after="180"/>
-        <w:shd w:fill="F4F9FC"/>
-      </w:pPr>
-      <w:r>
-        <w:rPr>
-          <w:b w:val="0"/>
-        </w:rPr>
-        <w:t xml:space="preserve">Write the given facts: Toy </w:t>
-      </w:r>
-      <w:r>
-        <w:rPr>
-          <w:b/>
-        </w:rPr>
-        <w:t>token</w:t>
-      </w:r>
-      <w:r>
-        <w:rPr>
-          <w:b w:val="0"/>
-        </w:rPr>
-        <w:t>izer A splits rainbows as [rain][bow][s]; B uses [rainbows].</w:t>
-      </w:r>
-    </w:p>
-    <w:p>
-      <w:pPr>
-        <w:pStyle w:val="Heading3"/>
-      </w:pPr>
-      <w:r>
-        <w:t>2. State the decision to explain</w:t>
-      </w:r>
-    </w:p>
-    <w:p>
-      <w:pPr>
-        <w:spacing w:line="336" w:lineRule="auto" w:after="180"/>
-        <w:shd w:fill="F4F9FC"/>
-      </w:pPr>
-      <w:r>
-        <w:rPr>
-          <w:b w:val="0"/>
-        </w:rPr>
-        <w:t xml:space="preserve">Write the question to explain: Count </w:t>
-      </w:r>
-      <w:r>
-        <w:rPr>
-          <w:b/>
-        </w:rPr>
-        <w:t>token</w:t>
-      </w:r>
-      <w:r>
-        <w:rPr>
-          <w:b w:val="0"/>
-        </w:rPr>
-        <w:t>s and state the limit of the example.</w:t>
-      </w:r>
-    </w:p>
-    <w:p>
-      <w:pPr>
-        <w:pStyle w:val="Heading3"/>
-      </w:pPr>
-      <w:r>
-        <w:t>3. Reveal the worked reasoning</w:t>
-      </w:r>
-    </w:p>
-    <w:p>
-      <w:pPr>
-        <w:spacing w:line="336" w:lineRule="auto" w:after="180"/>
-        <w:shd w:fill="F1F6FC"/>
-      </w:pPr>
-      <w:r>
-        <w:rPr>
-          <w:b w:val="0"/>
-        </w:rPr>
-        <w:t xml:space="preserve">Reveal after </w:t>
-      </w:r>
-      <w:r>
-        <w:rPr>
-          <w:b/>
-        </w:rPr>
-        <w:t>prediction</w:t>
-      </w:r>
-      <w:r>
-        <w:rPr>
-          <w:b w:val="0"/>
-        </w:rPr>
-        <w:t xml:space="preserve">s: Three versus one. </w:t>
-      </w:r>
-      <w:r>
-        <w:rPr>
-          <w:b/>
-        </w:rPr>
-        <w:t>Token</w:t>
-      </w:r>
-      <w:r>
-        <w:rPr>
-          <w:b w:val="0"/>
-        </w:rPr>
-        <w:t xml:space="preserve"> count depends on </w:t>
-      </w:r>
-      <w:r>
-        <w:rPr>
-          <w:b/>
-        </w:rPr>
-        <w:t>token</w:t>
-      </w:r>
-      <w:r>
-        <w:rPr>
-          <w:b w:val="0"/>
-        </w:rPr>
-        <w:t xml:space="preserve">izer; </w:t>
-      </w:r>
-      <w:r>
-        <w:rPr>
-          <w:b/>
-        </w:rPr>
-        <w:t>token</w:t>
-      </w:r>
-      <w:r>
-        <w:rPr>
-          <w:b w:val="0"/>
-        </w:rPr>
-        <w:t>s need not equal words or letters.</w:t>
-      </w:r>
-    </w:p>
-    <w:p>
-      <w:pPr>
-        <w:pStyle w:val="Heading3"/>
-      </w:pPr>
-      <w:r>
-        <w:t>Hold back the independent task</w:t>
-      </w:r>
-    </w:p>
-    <w:p>
-      <w:pPr>
-        <w:spacing w:line="336" w:lineRule="auto" w:after="180"/>
-        <w:shd w:fill="F5F1FB"/>
-      </w:pPr>
-      <w:r>
-        <w:rPr>
-          <w:b w:val="0"/>
-        </w:rPr>
-        <w:t xml:space="preserve">Keep for an independent attempt: A classroom </w:t>
-      </w:r>
-      <w:r>
-        <w:rPr>
-          <w:b/>
-        </w:rPr>
-        <w:t>token</w:t>
-      </w:r>
-      <w:r>
-        <w:rPr>
-          <w:b w:val="0"/>
-        </w:rPr>
-        <w:t xml:space="preserve">izer splits sunflower into sun and flower. How many pieces result? Must every real </w:t>
-      </w:r>
-      <w:r>
-        <w:rPr>
-          <w:b/>
-        </w:rPr>
-        <w:t>token</w:t>
-      </w:r>
-      <w:r>
-        <w:rPr>
-          <w:b w:val="0"/>
-        </w:rPr>
-        <w:t>izer split it the same way?</w:t>
-      </w:r>
-    </w:p>
-    <w:p>
-      <w:pPr>
-        <w:pStyle w:val="Heading3"/>
-      </w:pPr>
-      <w:r>
-        <w:t>Classroom dialogue</w:t>
-      </w:r>
-    </w:p>
-    <w:p>
-      <w:pPr>
-        <w:pStyle w:val="Heading3"/>
-      </w:pPr>
-      <w:r>
-        <w:t>Ask the class</w:t>
-      </w:r>
-    </w:p>
-    <w:p>
-      <w:pPr>
-        <w:spacing w:line="336" w:lineRule="auto" w:after="180"/>
-        <w:shd w:fill="F5F1FB"/>
-      </w:pPr>
-      <w:r>
-        <w:rPr>
-          <w:b w:val="0"/>
-        </w:rPr>
-        <w:t>Ask: Which facts are given, and which would we have to assume? Learners mark relevant details before discussing answers.</w:t>
-      </w:r>
-    </w:p>
-    <w:p>
-      <w:pPr>
-        <w:pStyle w:val="Heading3"/>
-      </w:pPr>
-      <w:r>
-        <w:t>Language to model</w:t>
-      </w:r>
-    </w:p>
-    <w:p>
-      <w:pPr>
-        <w:spacing w:line="336" w:lineRule="auto" w:after="180"/>
-        <w:shd w:fill="F1F6F8"/>
-      </w:pPr>
-      <w:r>
-        <w:rPr>
-          <w:b w:val="0"/>
-        </w:rPr>
-        <w:t>Say: Predict first. Show the rule, information path or calculation that would produce the result. A correct guess is not yet an explanation.</w:t>
-      </w:r>
-    </w:p>
-    <w:p>
-      <w:pPr>
-        <w:spacing w:line="336" w:lineRule="auto" w:after="180"/>
       </w:pPr>
       <w:r>
         <w:rPr>
           <w:b w:val="0"/>
         </w:rPr>
         <w:t>Reveal reasoning one step at a time. Explain why a tempting alternative fails. Write units and denominators for arithmetic, trace conditions for decisions, and identify supporting sources for claims.</w:t>
-      </w:r>
-    </w:p>
-    <w:p>
-      <w:pPr>
-        <w:spacing w:line="336" w:lineRule="auto" w:after="180"/>
-      </w:pPr>
-      <w:r>
-        <w:rPr>
-          <w:b w:val="0"/>
-        </w:rPr>
-        <w:t xml:space="preserve">In pairs, one learner solves while the other checks </w:t>
-      </w:r>
-      <w:r>
-        <w:rPr>
-          <w:b/>
-        </w:rPr>
-        <w:t>evidence</w:t>
-      </w:r>
-      <w:r>
-        <w:rPr>
-          <w:b w:val="0"/>
-        </w:rPr>
-        <w:t>; exchange roles. Remove the worked answer before independent assessment.</w:t>
       </w:r>
     </w:p>
     <w:p>
@@ -3174,460 +3450,103 @@
         <w:pStyle w:val="Heading3"/>
       </w:pPr>
       <w:r>
-        <w:t>Completion practice</w:t>
+        <w:t>Individual reasoning check</w:t>
+      </w:r>
+    </w:p>
+    <w:p>
+      <w:pPr>
+        <w:pStyle w:val="Heading3"/>
+      </w:pPr>
+      <w:r>
+        <w:t>Pictorial practice question</w:t>
+      </w:r>
+    </w:p>
+    <w:p>
+      <w:pPr>
+        <w:pStyle w:val="Heading3"/>
+      </w:pPr>
+      <w:r>
+        <w:t>Reasoned teacher answer</w:t>
+      </w:r>
+    </w:p>
+    <w:p>
+      <w:pPr>
+        <w:pStyle w:val="Heading1"/>
+      </w:pPr>
+      <w:r>
+        <w:t>04. Run the supplied investigation</w:t>
+      </w:r>
+    </w:p>
+    <w:p>
+      <w:r>
+        <w:t>Keep expected results, observed paper traces and remaining limits distinguishable.</w:t>
+      </w:r>
+    </w:p>
+    <w:p>
+      <w:pPr>
+        <w:pStyle w:val="Heading2"/>
+      </w:pPr>
+      <w:r>
+        <w:t>Supplied materials and answer guidance</w:t>
       </w:r>
     </w:p>
     <w:p>
       <w:pPr>
         <w:spacing w:line="336" w:lineRule="auto" w:after="180"/>
-        <w:shd w:fill="F5F1FB"/>
-      </w:pPr>
-      <w:r>
-        <w:rPr>
-          <w:b w:val="0"/>
-        </w:rPr>
-        <w:t xml:space="preserve">Completion task: Encode cats sat using the given </w:t>
-      </w:r>
-      <w:r>
-        <w:rPr>
-          <w:b/>
-        </w:rPr>
-        <w:t>vocabulary</w:t>
-      </w:r>
-      <w:r>
-        <w:rPr>
-          <w:b w:val="0"/>
-        </w:rPr>
-        <w:t>, decode it, and count with and without an appended end marker.</w:t>
-      </w:r>
-    </w:p>
-    <w:p>
-      <w:pPr>
-        <w:pStyle w:val="Heading3"/>
-      </w:pPr>
-      <w:r>
-        <w:t>Reasoning to listen for</w:t>
-      </w:r>
-    </w:p>
-    <w:p>
-      <w:pPr>
-        <w:spacing w:line="336" w:lineRule="auto" w:after="180"/>
-        <w:shd w:fill="F1F6FC"/>
-      </w:pPr>
-      <w:r>
-        <w:rPr>
-          <w:b w:val="0"/>
-        </w:rPr>
-        <w:t xml:space="preserve">Teacher check: Teacher explanation: Text IDs [1,5,6,7] decode cats sat. Four text </w:t>
-      </w:r>
-      <w:r>
-        <w:rPr>
-          <w:b/>
-        </w:rPr>
-        <w:t>token</w:t>
-      </w:r>
-      <w:r>
-        <w:rPr>
-          <w:b w:val="0"/>
-        </w:rPr>
-        <w:t>s; five sequence items if the protocol appends end ID 0.</w:t>
-      </w:r>
-    </w:p>
-    <w:p>
-      <w:pPr>
-        <w:spacing w:line="336" w:lineRule="auto" w:after="180"/>
-      </w:pPr>
-      <w:r>
-        <w:rPr>
-          <w:b w:val="0"/>
-        </w:rPr>
-        <w:t xml:space="preserve">Start by identifying the given </w:t>
-      </w:r>
-      <w:r>
-        <w:rPr>
-          <w:b/>
-        </w:rPr>
-        <w:t>input</w:t>
-      </w:r>
-      <w:r>
-        <w:rPr>
-          <w:b w:val="0"/>
-        </w:rPr>
-        <w:t>s together. Leave the intermediate steps blank. If needed, model one step, then withdraw that help on the next step. Move to a full trace only when the partial trace is understood.</w:t>
-      </w:r>
-    </w:p>
-    <w:p>
-      <w:pPr>
-        <w:spacing w:line="336" w:lineRule="auto" w:after="180"/>
-      </w:pPr>
-      <w:r>
-        <w:rPr>
-          <w:b w:val="0"/>
-        </w:rPr>
-        <w:t>For partners, alternate explainer and checker; collect a response from every learner before discussion.</w:t>
-      </w:r>
-    </w:p>
-    <w:p>
-      <w:pPr>
-        <w:pStyle w:val="Heading3"/>
-      </w:pPr>
-      <w:r>
-        <w:t>Individual reasoning check</w:t>
-      </w:r>
-    </w:p>
-    <w:p>
-      <w:pPr>
-        <w:spacing w:line="336" w:lineRule="auto" w:after="180"/>
-      </w:pPr>
-      <w:r>
-        <w:rPr>
-          <w:b w:val="0"/>
-        </w:rPr>
-        <w:t xml:space="preserve">Use the worked case for </w:t>
-      </w:r>
-      <w:r>
-        <w:rPr>
-          <w:b/>
-        </w:rPr>
-        <w:t>Token</w:t>
-      </w:r>
-      <w:r>
-        <w:rPr>
-          <w:b w:val="0"/>
-        </w:rPr>
-        <w:t xml:space="preserve">isation and </w:t>
-      </w:r>
-      <w:r>
-        <w:rPr>
-          <w:b/>
-        </w:rPr>
-        <w:t>vocabulary</w:t>
-      </w:r>
-      <w:r>
-        <w:rPr>
-          <w:b w:val="0"/>
-        </w:rPr>
-        <w:t xml:space="preserve">. Proposed explanation: “A </w:t>
-      </w:r>
-      <w:r>
-        <w:rPr>
-          <w:b/>
-        </w:rPr>
-        <w:t>token</w:t>
-      </w:r>
-      <w:r>
-        <w:rPr>
-          <w:b w:val="0"/>
-        </w:rPr>
-        <w:t xml:space="preserve"> always equals a word”. Decide whether this explanation is supported.</w:t>
-      </w:r>
-    </w:p>
-    <w:p>
-      <w:pPr>
-        <w:spacing w:line="336" w:lineRule="auto" w:after="180"/>
-      </w:pPr>
-      <w:r>
-        <w:rPr>
-          <w:b w:val="0"/>
-        </w:rPr>
-        <w:t>Point to the step or supplied fact that decides; explain your repair if needed.</w:t>
-      </w:r>
-    </w:p>
-    <w:p>
-      <w:pPr>
-        <w:pStyle w:val="Heading3"/>
-      </w:pPr>
-      <w:r>
-        <w:t>Expected repair</w:t>
-      </w:r>
-    </w:p>
-    <w:p>
-      <w:pPr>
-        <w:spacing w:line="336" w:lineRule="auto" w:after="180"/>
-        <w:shd w:fill="F1F6FC"/>
-      </w:pPr>
-      <w:r>
-        <w:rPr>
-          <w:b w:val="0"/>
-        </w:rPr>
-        <w:t xml:space="preserve">Expected correction: The </w:t>
-      </w:r>
-      <w:r>
-        <w:rPr>
-          <w:b/>
-        </w:rPr>
-        <w:t>vocabulary</w:t>
-      </w:r>
-      <w:r>
-        <w:rPr>
-          <w:b w:val="0"/>
-        </w:rPr>
-        <w:t xml:space="preserve"> contains both whole strings and character pieces, so one word can take multiple </w:t>
-      </w:r>
-      <w:r>
-        <w:rPr>
-          <w:b/>
-        </w:rPr>
-        <w:t>token</w:t>
-      </w:r>
-      <w:r>
-        <w:rPr>
-          <w:b w:val="0"/>
-        </w:rPr>
-        <w:t>s.</w:t>
-      </w:r>
-    </w:p>
-    <w:p>
-      <w:pPr>
-        <w:spacing w:line="336" w:lineRule="auto" w:after="180"/>
-      </w:pPr>
-      <w:r>
-        <w:rPr>
-          <w:b w:val="0"/>
-        </w:rPr>
-        <w:t>Collect explanations, not only yes/no votes. If a misunderstanding is common, re-model the relevant step for the class.</w:t>
-      </w:r>
-    </w:p>
-    <w:p>
-      <w:pPr>
-        <w:spacing w:line="336" w:lineRule="auto" w:after="180"/>
-      </w:pPr>
-      <w:r>
-        <w:rPr>
-          <w:b w:val="0"/>
-        </w:rPr>
-        <w:t>If it affects a few learners, give a short targeted group explanation while others solve a more demanding variation.</w:t>
-      </w:r>
-    </w:p>
-    <w:p>
-      <w:pPr>
-        <w:pStyle w:val="Heading3"/>
-      </w:pPr>
-      <w:r>
-        <w:t>Pictorial practice question</w:t>
-      </w:r>
-    </w:p>
-    <w:p>
-      <w:pPr>
-        <w:spacing w:line="336" w:lineRule="auto" w:after="180"/>
-        <w:shd w:fill="F5F1FB"/>
-      </w:pPr>
-      <w:r>
-        <w:rPr>
-          <w:b w:val="0"/>
-        </w:rPr>
-        <w:t>Why is the unknown ! at position 10 rather than position 9?</w:t>
-      </w:r>
-    </w:p>
-    <w:p>
-      <w:pPr>
-        <w:pStyle w:val="Heading3"/>
-      </w:pPr>
-      <w:r>
-        <w:t>Reasoned teacher answer</w:t>
-      </w:r>
-    </w:p>
-    <w:p>
-      <w:pPr>
-        <w:spacing w:line="336" w:lineRule="auto" w:after="180"/>
-      </w:pPr>
-      <w:r>
-        <w:rPr>
-          <w:b w:val="0"/>
-        </w:rPr>
-        <w:t>books occupies 0–4, space is 5, book is 6–9, so ! is character 10.</w:t>
-      </w:r>
-    </w:p>
-    <w:p>
-      <w:pPr>
-        <w:spacing w:line="336" w:lineRule="auto" w:after="180"/>
-      </w:pPr>
-      <w:r>
-        <w:rPr>
-          <w:b w:val="0"/>
-        </w:rPr>
-        <w:t xml:space="preserve">Changed-case reasoning: The same phrase uses ten character </w:t>
-      </w:r>
-      <w:r>
-        <w:rPr>
-          <w:b/>
-        </w:rPr>
-        <w:t>token</w:t>
-      </w:r>
-      <w:r>
-        <w:rPr>
-          <w:b w:val="0"/>
-        </w:rPr>
-        <w:t>s. There are five letters, one space and four letters; its decoded text remains unchanged.</w:t>
-      </w:r>
-    </w:p>
-    <w:p>
-      <w:pPr>
-        <w:spacing w:line="336" w:lineRule="auto" w:after="180"/>
-      </w:pPr>
-      <w:r>
-        <w:rPr>
-          <w:b w:val="0"/>
-        </w:rPr>
-        <w:t xml:space="preserve">Collect each learner’s explanation before discussion. Use the first missing connection between </w:t>
-      </w:r>
-      <w:r>
-        <w:rPr>
-          <w:b/>
-        </w:rPr>
-        <w:t>input</w:t>
-      </w:r>
-      <w:r>
-        <w:rPr>
-          <w:b w:val="0"/>
-        </w:rPr>
-        <w:t xml:space="preserve">, deciding step and result to choose support. This question is worked-case practice, not fresh mastery </w:t>
-      </w:r>
-      <w:r>
-        <w:rPr>
-          <w:b/>
-        </w:rPr>
-        <w:t>evidence</w:t>
-      </w:r>
-      <w:r>
-        <w:rPr>
-          <w:b w:val="0"/>
-        </w:rPr>
-        <w:t>.</w:t>
-      </w:r>
-    </w:p>
-    <w:p>
-      <w:pPr>
-        <w:pStyle w:val="Heading1"/>
-      </w:pPr>
-      <w:r>
-        <w:t>04. Run the weekly evidence lab</w:t>
-      </w:r>
-    </w:p>
-    <w:p>
-      <w:r>
-        <w:t>Run the Text as Pieces investigation and use the first unsupported step to choose a teaching response.</w:t>
-      </w:r>
-    </w:p>
-    <w:p>
-      <w:pPr>
-        <w:spacing w:line="336" w:lineRule="auto" w:after="180"/>
-      </w:pPr>
-      <w:r>
-        <w:rPr>
-          <w:b w:val="0"/>
-        </w:rPr>
-        <w:t>Words You Can Use to Reason</w:t>
-      </w:r>
-    </w:p>
-    <w:p>
-      <w:pPr>
-        <w:spacing w:line="336" w:lineRule="auto" w:after="180"/>
-      </w:pPr>
-      <w:r>
-        <w:rPr>
-          <w:b w:val="0"/>
-        </w:rPr>
-        <w:t>A definition matters when you can recognize the idea, use it, and contrast it with a near-miss.</w:t>
-      </w:r>
-    </w:p>
-    <w:p>
-      <w:pPr>
-        <w:spacing w:line="336" w:lineRule="auto" w:after="180"/>
-      </w:pPr>
-      <w:r>
-        <w:rPr>
-          <w:b w:val="0"/>
-        </w:rPr>
+      </w:pPr>
+      <w:r>
+        <w:rPr>
+          <w:b w:val="0"/>
+        </w:rPr>
+        <w:t>cats sat→[1,5,6,7],exact decode,four ordinary tokens,five with appended end. Character-only→[2,3,4,5,6,5,3,4],eight ordinary tokens. c at→[2,6,3,4]. Cat fails uppercaseC at0; cat! retains[1] then fails! at3. Separate books book has three chunk tokens or ten characters; ! is at10. Token IDs are not semantic distances, and no production tokenizer or continuation model is implemented. Reserve the fresh phrase pair for W4.</w:t>
+      </w:r>
+    </w:p>
+    <w:p>
+      <w:pPr>
+        <w:pStyle w:val="Heading2"/>
+      </w:pPr>
+      <w:r>
+        <w:t>Run and record</w:t>
+      </w:r>
+    </w:p>
+    <w:p>
+      <w:pPr>
+        <w:pStyle w:val="ListNumber"/>
+      </w:pPr>
+      <w:r>
         <w:t>Predict → Test → Record → Explain</w:t>
       </w:r>
     </w:p>
     <w:p>
       <w:pPr>
-        <w:spacing w:line="336" w:lineRule="auto" w:after="180"/>
-      </w:pPr>
-      <w:r>
-        <w:rPr>
-          <w:b w:val="0"/>
-        </w:rPr>
+        <w:pStyle w:val="ListNumber"/>
+      </w:pPr>
+      <w:r>
         <w:t>Keep expected and actual results separate. Surprises are useful data when recorded honestly.</w:t>
       </w:r>
     </w:p>
     <w:p>
       <w:pPr>
-        <w:spacing w:line="336" w:lineRule="auto" w:after="180"/>
-      </w:pPr>
-      <w:r>
-        <w:rPr>
-          <w:b w:val="0"/>
-        </w:rPr>
-        <w:t xml:space="preserve">Cut sentence cards into two plausible </w:t>
-      </w:r>
-      <w:r>
-        <w:rPr>
-          <w:b/>
-        </w:rPr>
-        <w:t>tokenization</w:t>
-      </w:r>
-      <w:r>
-        <w:rPr>
-          <w:b w:val="0"/>
-        </w:rPr>
-        <w:t xml:space="preserve">s, compare piece counts, remove </w:t>
-      </w:r>
-      <w:r>
-        <w:rPr>
-          <w:b/>
-        </w:rPr>
-        <w:t>context</w:t>
-      </w:r>
-      <w:r>
-        <w:rPr>
-          <w:b w:val="0"/>
-        </w:rPr>
-        <w:t>, and predict which continuation becomes less certain.</w:t>
-      </w:r>
-    </w:p>
-    <w:p>
-      <w:pPr>
-        <w:spacing w:line="336" w:lineRule="auto" w:after="180"/>
-        <w:shd w:fill="F5F1FB"/>
-      </w:pPr>
-      <w:r>
-        <w:rPr>
-          <w:b w:val="0"/>
-        </w:rPr>
+        <w:pStyle w:val="ListNumber"/>
+      </w:pPr>
+      <w:r>
+        <w:t>Use the complete supplied toy encoder and four exact source strings. Record ordinary IDs, counting convention, decoded text or partial failure, then compare character-only vocabulary. No continuation model is supplied, so do not invent a probability change after removing context.</w:t>
+      </w:r>
+    </w:p>
+    <w:p>
+      <w:pPr>
+        <w:pStyle w:val="ListNumber"/>
+      </w:pPr>
+      <w:r>
         <w:t>What did the hardest test teach you that the normal test did not?</w:t>
       </w:r>
     </w:p>
     <w:p>
       <w:pPr>
-        <w:pStyle w:val="Heading3"/>
-      </w:pPr>
-      <w:r>
-        <w:t>Make the lab runnable</w:t>
-      </w:r>
-    </w:p>
-    <w:p>
-      <w:pPr>
-        <w:spacing w:line="336" w:lineRule="auto" w:after="180"/>
-      </w:pPr>
-      <w:r>
-        <w:rPr>
-          <w:b w:val="0"/>
-        </w:rPr>
-        <w:t>Use the concrete case as the shared normal case and the independent question as a second case. Each pair creates a boundary or missing-information case and predicts its result before testing.</w:t>
-      </w:r>
-    </w:p>
-    <w:p>
-      <w:pPr>
-        <w:spacing w:line="336" w:lineRule="auto" w:after="180"/>
-      </w:pPr>
-      <w:r>
-        <w:rPr>
-          <w:b w:val="0"/>
-        </w:rPr>
-        <w:t>Keep the expected result separate from an observed mistake.</w:t>
+        <w:pStyle w:val="Heading2"/>
+      </w:pPr>
+      <w:r>
+        <w:t>Keep an inspectable record</w:t>
       </w:r>
     </w:p>
     <w:tbl>
@@ -3778,10 +3697,10 @@
     </w:tbl>
     <w:p>
       <w:pPr>
-        <w:pStyle w:val="Heading3"/>
-      </w:pPr>
-      <w:r>
-        <w:t>Diagnose and reteach</w:t>
+        <w:pStyle w:val="Heading2"/>
+      </w:pPr>
+      <w:r>
+        <w:t>Diagnose the first misunderstanding</w:t>
       </w:r>
     </w:p>
     <w:p>
@@ -3792,19 +3711,43 @@
         <w:rPr>
           <w:b w:val="0"/>
         </w:rPr>
-        <w:t xml:space="preserve">For guessing, return to given facts and request a trace. For </w:t>
+        <w:t xml:space="preserve">A </w:t>
       </w:r>
       <w:r>
         <w:rPr>
           <w:b/>
         </w:rPr>
+        <w:t>token</w:t>
+      </w:r>
+      <w:r>
+        <w:rPr>
+          <w:b w:val="0"/>
+        </w:rPr>
+        <w:t xml:space="preserve"> always equals a word: The </w:t>
+      </w:r>
+      <w:r>
+        <w:rPr>
+          <w:b/>
+        </w:rPr>
         <w:t>vocabulary</w:t>
       </w:r>
       <w:r>
         <w:rPr>
           <w:b w:val="0"/>
         </w:rPr>
-        <w:t xml:space="preserve"> without application, use one example and one non-example. For arithmetic errors, check the setup before the calculation.</w:t>
+        <w:t xml:space="preserve"> contains both whole strings and character pieces, so one word can take multiple </w:t>
+      </w:r>
+      <w:r>
+        <w:rPr>
+          <w:b/>
+        </w:rPr>
+        <w:t>token</w:t>
+      </w:r>
+      <w:r>
+        <w:rPr>
+          <w:b w:val="0"/>
+        </w:rPr>
+        <w:t>s.</w:t>
       </w:r>
     </w:p>
     <w:p>
@@ -3815,15 +3758,19 @@
         <w:rPr>
           <w:b w:val="0"/>
         </w:rPr>
-        <w:t>Finish with a different uncoached case before recording mastery.</w:t>
-      </w:r>
-    </w:p>
-    <w:p>
-      <w:pPr>
-        <w:pStyle w:val="Heading3"/>
-      </w:pPr>
-      <w:r>
-        <w:t>Address these additional misconceptions</w:t>
+        <w:t xml:space="preserve">IDs measure semantic similarity: IDs are </w:t>
+      </w:r>
+      <w:r>
+        <w:rPr>
+          <w:b/>
+        </w:rPr>
+        <w:t>vocabulary</w:t>
+      </w:r>
+      <w:r>
+        <w:rPr>
+          <w:b w:val="0"/>
+        </w:rPr>
+        <w:t xml:space="preserve"> indices; their numerical spacing does not establish meaning.</w:t>
       </w:r>
     </w:p>
     <w:p>
@@ -3834,85 +3781,15 @@
         <w:rPr>
           <w:b w:val="0"/>
         </w:rPr>
-        <w:t xml:space="preserve">A </w:t>
-      </w:r>
-      <w:r>
-        <w:rPr>
-          <w:b/>
-        </w:rPr>
-        <w:t>token</w:t>
-      </w:r>
-      <w:r>
-        <w:rPr>
-          <w:b w:val="0"/>
-        </w:rPr>
-        <w:t xml:space="preserve"> always equals a word: The </w:t>
-      </w:r>
-      <w:r>
-        <w:rPr>
-          <w:b/>
-        </w:rPr>
-        <w:t>vocabulary</w:t>
-      </w:r>
-      <w:r>
-        <w:rPr>
-          <w:b w:val="0"/>
-        </w:rPr>
-        <w:t xml:space="preserve"> contains both whole strings and character pieces, so one word can take multiple </w:t>
-      </w:r>
-      <w:r>
-        <w:rPr>
-          <w:b/>
-        </w:rPr>
-        <w:t>token</w:t>
-      </w:r>
-      <w:r>
-        <w:rPr>
-          <w:b w:val="0"/>
-        </w:rPr>
-        <w:t>s.</w:t>
-      </w:r>
-    </w:p>
-    <w:p>
-      <w:pPr>
-        <w:spacing w:line="336" w:lineRule="auto" w:after="180"/>
-      </w:pPr>
-      <w:r>
-        <w:rPr>
-          <w:b w:val="0"/>
-        </w:rPr>
-        <w:t xml:space="preserve">IDs measure semantic similarity: IDs are </w:t>
-      </w:r>
-      <w:r>
-        <w:rPr>
-          <w:b/>
-        </w:rPr>
-        <w:t>vocabulary</w:t>
-      </w:r>
-      <w:r>
-        <w:rPr>
-          <w:b w:val="0"/>
-        </w:rPr>
-        <w:t xml:space="preserve"> indices; their numerical spacing does not establish meaning.</w:t>
-      </w:r>
-    </w:p>
-    <w:p>
-      <w:pPr>
-        <w:spacing w:line="336" w:lineRule="auto" w:after="180"/>
-      </w:pPr>
-      <w:r>
-        <w:rPr>
-          <w:b w:val="0"/>
-        </w:rPr>
         <w:t>Dropping characters preserves an exact round trip: Deleted characters change the source and must not be hidden.</w:t>
       </w:r>
     </w:p>
     <w:p>
       <w:pPr>
-        <w:pStyle w:val="Heading3"/>
-      </w:pPr>
-      <w:r>
-        <w:t>Match the support to the first error</w:t>
+        <w:pStyle w:val="Heading2"/>
+      </w:pPr>
+      <w:r>
+        <w:t>Choose support from the response</w:t>
       </w:r>
     </w:p>
     <w:tbl>
@@ -4085,15 +3962,679 @@
     </w:p>
     <w:p>
       <w:pPr>
+        <w:pStyle w:val="Heading2"/>
+      </w:pPr>
+      <w:r>
+        <w:t>Earlier wording, alternatives and picture transcripts · reference / check after trying</w:t>
+      </w:r>
+    </w:p>
+    <w:p>
+      <w:pPr>
+        <w:spacing w:line="336" w:lineRule="auto" w:after="180"/>
+      </w:pPr>
+      <w:r>
+        <w:rPr>
+          <w:b w:val="0"/>
+        </w:rPr>
+        <w:t>Run the weekly evidence lab</w:t>
+      </w:r>
+    </w:p>
+    <w:p>
+      <w:pPr>
+        <w:spacing w:line="336" w:lineRule="auto" w:after="180"/>
+      </w:pPr>
+      <w:r>
+        <w:rPr>
+          <w:b w:val="0"/>
+        </w:rPr>
+        <w:t>Words You Can Use to Reason</w:t>
+      </w:r>
+    </w:p>
+    <w:p>
+      <w:pPr>
+        <w:spacing w:line="336" w:lineRule="auto" w:after="180"/>
+      </w:pPr>
+      <w:r>
+        <w:rPr>
+          <w:b w:val="0"/>
+        </w:rPr>
+        <w:t>A definition matters when you can recognize the idea, use it, and contrast it with a near-miss.</w:t>
+      </w:r>
+    </w:p>
+    <w:p>
+      <w:pPr>
+        <w:pStyle w:val="Heading3"/>
+      </w:pPr>
+      <w:r>
+        <w:t>Make the lab runnable</w:t>
+      </w:r>
+    </w:p>
+    <w:p>
+      <w:pPr>
+        <w:spacing w:line="336" w:lineRule="auto" w:after="180"/>
+      </w:pPr>
+      <w:r>
+        <w:rPr>
+          <w:b w:val="0"/>
+        </w:rPr>
+        <w:t>Use the supplied investigation for shared practice. Keep predictions and observed paper-trace results separate. Reserve Trace a new input independently for the individual first attempt before feedback; do not use the reserved case as a paired lab task.</w:t>
+      </w:r>
+    </w:p>
+    <w:p>
+      <w:pPr>
+        <w:pStyle w:val="Heading3"/>
+      </w:pPr>
+      <w:r>
+        <w:t>Diagnose and reteach</w:t>
+      </w:r>
+    </w:p>
+    <w:p>
+      <w:pPr>
+        <w:spacing w:line="336" w:lineRule="auto" w:after="180"/>
+      </w:pPr>
+      <w:r>
+        <w:rPr>
+          <w:b w:val="0"/>
+        </w:rPr>
+        <w:t xml:space="preserve">For guessing, return to given facts and request a trace. For </w:t>
+      </w:r>
+      <w:r>
+        <w:rPr>
+          <w:b/>
+        </w:rPr>
+        <w:t>vocabulary</w:t>
+      </w:r>
+      <w:r>
+        <w:rPr>
+          <w:b w:val="0"/>
+        </w:rPr>
+        <w:t xml:space="preserve"> without application, use one example and one non-example. For arithmetic errors, check the setup before the calculation.</w:t>
+      </w:r>
+    </w:p>
+    <w:p>
+      <w:pPr>
+        <w:spacing w:line="336" w:lineRule="auto" w:after="180"/>
+      </w:pPr>
+      <w:r>
+        <w:rPr>
+          <w:b w:val="0"/>
+        </w:rPr>
+        <w:t>Finish with a different uncoached case before recording mastery.</w:t>
+      </w:r>
+    </w:p>
+    <w:p>
+      <w:pPr>
+        <w:pStyle w:val="Heading3"/>
+      </w:pPr>
+      <w:r>
+        <w:t>Address these additional misconceptions</w:t>
+      </w:r>
+    </w:p>
+    <w:p>
+      <w:pPr>
+        <w:pStyle w:val="Heading3"/>
+      </w:pPr>
+      <w:r>
+        <w:t>Match the support to the first error</w:t>
+      </w:r>
+    </w:p>
+    <w:p>
+      <w:pPr>
         <w:pStyle w:val="Heading1"/>
       </w:pPr>
       <w:r>
-        <w:t>05. Assess and explain the answers</w:t>
-      </w:r>
-    </w:p>
-    <w:p>
-      <w:r>
-        <w:t>Use the Text as Pieces questions, teacher keys and criteria after the relevant attempts. Previously discussed cases are practice; protect the separately selected independent task.</w:t>
+        <w:t>05. Assess the selected new case</w:t>
+      </w:r>
+    </w:p>
+    <w:p>
+      <w:r>
+        <w:t>Keep this key until after the first attempt; accept valid alternatives with defensible reasoning.</w:t>
+      </w:r>
+    </w:p>
+    <w:p>
+      <w:pPr>
+        <w:pStyle w:val="Heading2"/>
+      </w:pPr>
+      <w:r>
+        <w:t>Selected independent question and key</w:t>
+      </w:r>
+    </w:p>
+    <w:p>
+      <w:pPr>
+        <w:spacing w:line="336" w:lineRule="auto" w:after="180"/>
+      </w:pPr>
+      <w:r>
+        <w:rPr>
+          <w:b w:val="0"/>
+        </w:rPr>
+        <w:t xml:space="preserve">Selected case: Under the original </w:t>
+      </w:r>
+      <w:r>
+        <w:rPr>
+          <w:b/>
+        </w:rPr>
+        <w:t>vocabulary</w:t>
+      </w:r>
+      <w:r>
+        <w:rPr>
+          <w:b w:val="0"/>
+        </w:rPr>
+        <w:t xml:space="preserve"> encode sat cats, decode it and count text </w:t>
+      </w:r>
+      <w:r>
+        <w:rPr>
+          <w:b/>
+        </w:rPr>
+        <w:t>token</w:t>
+      </w:r>
+      <w:r>
+        <w:rPr>
+          <w:b w:val="0"/>
+        </w:rPr>
+        <w:t>s. Then trace sat cat! and state the exact failure position using zero-based character positions.</w:t>
+      </w:r>
+    </w:p>
+    <w:p>
+      <w:pPr>
+        <w:spacing w:line="336" w:lineRule="auto" w:after="180"/>
+      </w:pPr>
+      <w:r>
+        <w:rPr>
+          <w:b w:val="0"/>
+        </w:rPr>
+        <w:t xml:space="preserve">Teacher explanation: sat cats encodes [7,6,1,5], decodes exactly and has four text </w:t>
+      </w:r>
+      <w:r>
+        <w:rPr>
+          <w:b/>
+        </w:rPr>
+        <w:t>token</w:t>
+      </w:r>
+      <w:r>
+        <w:rPr>
+          <w:b w:val="0"/>
+        </w:rPr>
+        <w:t>s. sat cat! has partial IDs [7,6,1] then unsupported ! at position 7. Report failure with the partial trace, not complete success.</w:t>
+      </w:r>
+    </w:p>
+    <w:p>
+      <w:pPr>
+        <w:pStyle w:val="Heading2"/>
+      </w:pPr>
+      <w:r>
+        <w:t>Judge explanation, trace and limits</w:t>
+      </w:r>
+    </w:p>
+    <w:tbl>
+      <w:tblPr>
+        <w:tblStyle w:val="LightShading-Accent1"/>
+        <w:tblW w:type="auto" w:w="0"/>
+        <w:tblLook w:firstColumn="1" w:firstRow="1" w:lastColumn="0" w:lastRow="0" w:noHBand="0" w:noVBand="1" w:val="04A0"/>
+      </w:tblPr>
+      <w:tblGrid>
+        <w:gridCol w:w="5112"/>
+        <w:gridCol w:w="5112"/>
+      </w:tblGrid>
+      <w:tr>
+        <w:trPr>
+          <w:tblHeader/>
+        </w:trPr>
+        <w:tc>
+          <w:tcPr>
+            <w:tcW w:type="dxa" w:w="5112"/>
+          </w:tcPr>
+          <w:p>
+            <w:r>
+              <w:t>Dimension</w:t>
+            </w:r>
+          </w:p>
+        </w:tc>
+        <w:tc>
+          <w:tcPr>
+            <w:tcW w:type="dxa" w:w="5112"/>
+          </w:tcPr>
+          <w:p>
+            <w:r>
+              <w:t>Evidence required</w:t>
+            </w:r>
+          </w:p>
+        </w:tc>
+      </w:tr>
+      <w:tr>
+        <w:tc>
+          <w:tcPr>
+            <w:tcW w:type="dxa" w:w="5112"/>
+          </w:tcPr>
+          <w:p>
+            <w:r>
+              <w:t>Explanation</w:t>
+            </w:r>
+          </w:p>
+        </w:tc>
+        <w:tc>
+          <w:tcPr>
+            <w:tcW w:type="dxa" w:w="5112"/>
+          </w:tcPr>
+          <w:p>
+            <w:r>
+              <w:t>Names the applicable idea or procedure and ties it to the supplied facts.</w:t>
+            </w:r>
+          </w:p>
+        </w:tc>
+      </w:tr>
+      <w:tr>
+        <w:tc>
+          <w:tcPr>
+            <w:tcW w:type="dxa" w:w="5112"/>
+          </w:tcPr>
+          <w:p>
+            <w:r>
+              <w:t>Trace and result</w:t>
+            </w:r>
+          </w:p>
+        </w:tc>
+        <w:tc>
+          <w:tcPr>
+            <w:tcW w:type="dxa" w:w="5112"/>
+          </w:tcPr>
+          <w:p>
+            <w:r>
+              <w:t>Preserves the given inputs and shows the relevant intermediate steps; distinguishes a prediction from an observed execution.</w:t>
+            </w:r>
+          </w:p>
+        </w:tc>
+      </w:tr>
+      <w:tr>
+        <w:tc>
+          <w:tcPr>
+            <w:tcW w:type="dxa" w:w="5112"/>
+          </w:tcPr>
+          <w:p>
+            <w:r>
+              <w:t>Limits</w:t>
+            </w:r>
+          </w:p>
+        </w:tc>
+        <w:tc>
+          <w:tcPr>
+            <w:tcW w:type="dxa" w:w="5112"/>
+          </w:tcPr>
+          <w:p>
+            <w:r>
+              <w:t>States the assumptions, missing evidence or conditions under which the result would change.</w:t>
+            </w:r>
+          </w:p>
+        </w:tc>
+      </w:tr>
+    </w:tbl>
+    <w:p>
+      <w:pPr>
+        <w:spacing w:line="336" w:lineRule="auto" w:after="180"/>
+      </w:pPr>
+      <w:r>
+        <w:rPr>
+          <w:b w:val="0"/>
+        </w:rPr>
+        <w:t>Record each dimension as not yet, with support, or independent. Accept a valid alternative procedure with a defensible trace.</w:t>
+      </w:r>
+    </w:p>
+    <w:p>
+      <w:pPr>
+        <w:spacing w:line="336" w:lineRule="auto" w:after="180"/>
+      </w:pPr>
+      <w:r>
+        <w:rPr>
+          <w:b w:val="0"/>
+        </w:rPr>
+        <w:t xml:space="preserve">Do not penalise an honestly recorded model failure if the learner correctly explains its </w:t>
+      </w:r>
+      <w:r>
+        <w:rPr>
+          <w:b/>
+        </w:rPr>
+        <w:t>evidence</w:t>
+      </w:r>
+      <w:r>
+        <w:rPr>
+          <w:b w:val="0"/>
+        </w:rPr>
+        <w:t xml:space="preserve"> and limits.</w:t>
+      </w:r>
+    </w:p>
+    <w:p>
+      <w:pPr>
+        <w:pStyle w:val="Heading2"/>
+      </w:pPr>
+      <w:r>
+        <w:t>Give one usable repair action</w:t>
+      </w:r>
+    </w:p>
+    <w:p>
+      <w:pPr>
+        <w:spacing w:line="336" w:lineRule="auto" w:after="180"/>
+      </w:pPr>
+      <w:r>
+        <w:rPr>
+          <w:b w:val="0"/>
+        </w:rPr>
+        <w:t>Name the earliest unsupported step and give one action to repair it. Have the learner make that repair now and explain why. Then assess the relevant skill on a fresh, fully specified case.</w:t>
+      </w:r>
+    </w:p>
+    <w:p>
+      <w:pPr>
+        <w:spacing w:line="336" w:lineRule="auto" w:after="180"/>
+      </w:pPr>
+      <w:r>
+        <w:rPr>
+          <w:b w:val="0"/>
+        </w:rPr>
+        <w:t>Confirm it was not previously practised with feedback; solve and check the new case before assigning it. A follow-up design prompt is a starting brief, not automatically an equivalent test.</w:t>
+      </w:r>
+    </w:p>
+    <w:p>
+      <w:pPr>
+        <w:pStyle w:val="Heading2"/>
+      </w:pPr>
+      <w:r>
+        <w:t>W1 Read the contract</w:t>
+      </w:r>
+    </w:p>
+    <w:p>
+      <w:pPr>
+        <w:spacing w:line="336" w:lineRule="auto" w:after="180"/>
+      </w:pPr>
+      <w:r>
+        <w:rPr>
+          <w:b w:val="0"/>
+        </w:rPr>
+        <w:t>Explain why sat wins over s at the start of sat and why uppercase C is unsupported.</w:t>
+      </w:r>
+    </w:p>
+    <w:p>
+      <w:pPr>
+        <w:spacing w:line="336" w:lineRule="auto" w:after="180"/>
+      </w:pPr>
+      <w:r>
+        <w:rPr>
+          <w:b w:val="0"/>
+        </w:rPr>
+        <w:t xml:space="preserve">Teacher explanation: The rule chooses the longest matching ordinary </w:t>
+      </w:r>
+      <w:r>
+        <w:rPr>
+          <w:b/>
+        </w:rPr>
+        <w:t>token</w:t>
+      </w:r>
+      <w:r>
+        <w:rPr>
+          <w:b w:val="0"/>
+        </w:rPr>
+        <w:t xml:space="preserve">; sat has length three and s length one. </w:t>
+      </w:r>
+      <w:r>
+        <w:rPr>
+          <w:b/>
+        </w:rPr>
+        <w:t>Vocabulary</w:t>
+      </w:r>
+      <w:r>
+        <w:rPr>
+          <w:b w:val="0"/>
+        </w:rPr>
+        <w:t xml:space="preserve"> and matching are case sensitive and contain no uppercase C.</w:t>
+      </w:r>
+    </w:p>
+    <w:p>
+      <w:pPr>
+        <w:pStyle w:val="Heading2"/>
+      </w:pPr>
+      <w:r>
+        <w:t>W2 Encode and decode</w:t>
+      </w:r>
+    </w:p>
+    <w:p>
+      <w:pPr>
+        <w:spacing w:line="336" w:lineRule="auto" w:after="180"/>
+      </w:pPr>
+      <w:r>
+        <w:rPr>
+          <w:b w:val="0"/>
+        </w:rPr>
+        <w:t xml:space="preserve">Encode cats sat using the given </w:t>
+      </w:r>
+      <w:r>
+        <w:rPr>
+          <w:b/>
+        </w:rPr>
+        <w:t>vocabulary</w:t>
+      </w:r>
+      <w:r>
+        <w:rPr>
+          <w:b w:val="0"/>
+        </w:rPr>
+        <w:t>, decode it, and count with and without an appended end marker.</w:t>
+      </w:r>
+    </w:p>
+    <w:p>
+      <w:pPr>
+        <w:spacing w:line="336" w:lineRule="auto" w:after="180"/>
+      </w:pPr>
+      <w:r>
+        <w:rPr>
+          <w:b w:val="0"/>
+        </w:rPr>
+        <w:t xml:space="preserve">Teacher explanation: Text IDs [1,5,6,7] decode cats sat. Four text </w:t>
+      </w:r>
+      <w:r>
+        <w:rPr>
+          <w:b/>
+        </w:rPr>
+        <w:t>token</w:t>
+      </w:r>
+      <w:r>
+        <w:rPr>
+          <w:b w:val="0"/>
+        </w:rPr>
+        <w:t>s; five sequence items if the protocol appends end ID 0.</w:t>
+      </w:r>
+    </w:p>
+    <w:p>
+      <w:pPr>
+        <w:pStyle w:val="Heading2"/>
+      </w:pPr>
+      <w:r>
+        <w:t>W3 Compare sequence lengths</w:t>
+      </w:r>
+    </w:p>
+    <w:p>
+      <w:pPr>
+        <w:spacing w:line="336" w:lineRule="auto" w:after="180"/>
+      </w:pPr>
+      <w:r>
+        <w:rPr>
+          <w:b w:val="0"/>
+        </w:rPr>
+        <w:t xml:space="preserve">Encode cats sat with character </w:t>
+      </w:r>
+      <w:r>
+        <w:rPr>
+          <w:b/>
+        </w:rPr>
+        <w:t>token</w:t>
+      </w:r>
+      <w:r>
+        <w:rPr>
+          <w:b w:val="0"/>
+        </w:rPr>
+        <w:t xml:space="preserve">s only. Explain the difference from four text </w:t>
+      </w:r>
+      <w:r>
+        <w:rPr>
+          <w:b/>
+        </w:rPr>
+        <w:t>token</w:t>
+      </w:r>
+      <w:r>
+        <w:rPr>
+          <w:b w:val="0"/>
+        </w:rPr>
+        <w:t xml:space="preserve">s in the original </w:t>
+      </w:r>
+      <w:r>
+        <w:rPr>
+          <w:b/>
+        </w:rPr>
+        <w:t>vocabulary</w:t>
+      </w:r>
+      <w:r>
+        <w:rPr>
+          <w:b w:val="0"/>
+        </w:rPr>
+        <w:t>.</w:t>
+      </w:r>
+    </w:p>
+    <w:p>
+      <w:pPr>
+        <w:spacing w:line="336" w:lineRule="auto" w:after="180"/>
+      </w:pPr>
+      <w:r>
+        <w:rPr>
+          <w:b w:val="0"/>
+        </w:rPr>
+        <w:t xml:space="preserve">Teacher explanation: c,a,t,s,space,s,a,t is eight text </w:t>
+      </w:r>
+      <w:r>
+        <w:rPr>
+          <w:b/>
+        </w:rPr>
+        <w:t>token</w:t>
+      </w:r>
+      <w:r>
+        <w:rPr>
+          <w:b w:val="0"/>
+        </w:rPr>
+        <w:t xml:space="preserve">s. Larger chunks in the original </w:t>
+      </w:r>
+      <w:r>
+        <w:rPr>
+          <w:b/>
+        </w:rPr>
+        <w:t>vocabulary</w:t>
+      </w:r>
+      <w:r>
+        <w:rPr>
+          <w:b w:val="0"/>
+        </w:rPr>
+        <w:t xml:space="preserve"> compress this representation; the source text is unchanged.</w:t>
+      </w:r>
+    </w:p>
+    <w:p>
+      <w:pPr>
+        <w:pStyle w:val="Heading2"/>
+      </w:pPr>
+      <w:r>
+        <w:t>W5 Audit silent repair</w:t>
+      </w:r>
+    </w:p>
+    <w:p>
+      <w:pPr>
+        <w:spacing w:line="336" w:lineRule="auto" w:after="180"/>
+      </w:pPr>
+      <w:r>
+        <w:rPr>
+          <w:b w:val="0"/>
+        </w:rPr>
+        <w:t xml:space="preserve">An encoder lowercases Cat and removes punctuation before </w:t>
+      </w:r>
+      <w:r>
+        <w:rPr>
+          <w:b/>
+        </w:rPr>
+        <w:t>encoding</w:t>
+      </w:r>
+      <w:r>
+        <w:rPr>
+          <w:b w:val="0"/>
+        </w:rPr>
+        <w:t xml:space="preserve">, but labels its </w:t>
+      </w:r>
+      <w:r>
+        <w:rPr>
+          <w:b/>
+        </w:rPr>
+        <w:t>output</w:t>
+      </w:r>
+      <w:r>
+        <w:rPr>
+          <w:b w:val="0"/>
+        </w:rPr>
+        <w:t xml:space="preserve"> an exact </w:t>
+      </w:r>
+      <w:r>
+        <w:rPr>
+          <w:b/>
+        </w:rPr>
+        <w:t>encoding</w:t>
+      </w:r>
+      <w:r>
+        <w:rPr>
+          <w:b w:val="0"/>
+        </w:rPr>
+        <w:t xml:space="preserve"> of the original. Explain what must be recorded or changed.</w:t>
+      </w:r>
+    </w:p>
+    <w:p>
+      <w:pPr>
+        <w:spacing w:line="336" w:lineRule="auto" w:after="180"/>
+      </w:pPr>
+      <w:r>
+        <w:rPr>
+          <w:b w:val="0"/>
+        </w:rPr>
+        <w:t>Teacher explanation: Lowercasing and punctuation removal alter the source.</w:t>
+      </w:r>
+    </w:p>
+    <w:p>
+      <w:pPr>
+        <w:spacing w:line="336" w:lineRule="auto" w:after="180"/>
+      </w:pPr>
+      <w:r>
+        <w:rPr>
+          <w:b w:val="0"/>
+        </w:rPr>
+        <w:t>Record pre</w:t>
+      </w:r>
+      <w:r>
+        <w:rPr>
+          <w:b/>
+        </w:rPr>
+        <w:t>process</w:t>
+      </w:r>
+      <w:r>
+        <w:rPr>
+          <w:b w:val="0"/>
+        </w:rPr>
+        <w:t>ing separately and label the transformed text; an exact encoder under this contract must report unsupported characters rather than silently change them.</w:t>
+      </w:r>
+    </w:p>
+    <w:p>
+      <w:pPr>
+        <w:pStyle w:val="Heading2"/>
+      </w:pPr>
+      <w:r>
+        <w:t>Earlier wording, alternatives and picture transcripts · reference / check after trying</w:t>
+      </w:r>
+    </w:p>
+    <w:p>
+      <w:pPr>
+        <w:spacing w:line="336" w:lineRule="auto" w:after="180"/>
+      </w:pPr>
+      <w:r>
+        <w:rPr>
+          <w:b w:val="0"/>
+        </w:rPr>
+        <w:t>Assess and explain the answers</w:t>
       </w:r>
     </w:p>
     <w:p>
@@ -4106,34 +4647,80 @@
     </w:p>
     <w:p>
       <w:pPr>
+        <w:spacing w:line="336" w:lineRule="auto" w:after="180"/>
+      </w:pPr>
+      <w:r>
+        <w:rPr>
+          <w:b w:val="0"/>
+        </w:rPr>
+        <w:t xml:space="preserve">Three versus one. </w:t>
+      </w:r>
+      <w:r>
+        <w:rPr>
+          <w:b/>
+        </w:rPr>
+        <w:t>Token</w:t>
+      </w:r>
+      <w:r>
+        <w:rPr>
+          <w:b w:val="0"/>
+        </w:rPr>
+        <w:t xml:space="preserve"> count depends on </w:t>
+      </w:r>
+      <w:r>
+        <w:rPr>
+          <w:b/>
+        </w:rPr>
+        <w:t>token</w:t>
+      </w:r>
+      <w:r>
+        <w:rPr>
+          <w:b w:val="0"/>
+        </w:rPr>
+        <w:t xml:space="preserve">izer; </w:t>
+      </w:r>
+      <w:r>
+        <w:rPr>
+          <w:b/>
+        </w:rPr>
+        <w:t>token</w:t>
+      </w:r>
+      <w:r>
+        <w:rPr>
+          <w:b w:val="0"/>
+        </w:rPr>
+        <w:t>s need not equal words or letters.</w:t>
+      </w:r>
+    </w:p>
+    <w:p>
+      <w:pPr>
         <w:pStyle w:val="Heading3"/>
       </w:pPr>
       <w:r>
-        <w:t>Teacher key · Worked case answer</w:t>
+        <w:t>Additional transfer practice question</w:t>
       </w:r>
     </w:p>
     <w:p>
       <w:pPr>
         <w:spacing w:line="336" w:lineRule="auto" w:after="180"/>
-        <w:shd w:fill="F1F6FC"/>
-      </w:pPr>
-      <w:r>
-        <w:rPr>
-          <w:b w:val="0"/>
-        </w:rPr>
-        <w:t xml:space="preserve">Three versus one. </w:t>
+      </w:pPr>
+      <w:r>
+        <w:rPr>
+          <w:b w:val="0"/>
+        </w:rPr>
+        <w:t xml:space="preserve">A classroom </w:t>
       </w:r>
       <w:r>
         <w:rPr>
           <w:b/>
         </w:rPr>
-        <w:t>Token</w:t>
-      </w:r>
-      <w:r>
-        <w:rPr>
-          <w:b w:val="0"/>
-        </w:rPr>
-        <w:t xml:space="preserve"> count depends on </w:t>
+        <w:t>token</w:t>
+      </w:r>
+      <w:r>
+        <w:rPr>
+          <w:b w:val="0"/>
+        </w:rPr>
+        <w:t xml:space="preserve">izer splits sunflower into sun and flower. How many pieces result? Must every real </w:t>
       </w:r>
       <w:r>
         <w:rPr>
@@ -4145,19 +4732,7 @@
         <w:rPr>
           <w:b w:val="0"/>
         </w:rPr>
-        <w:t xml:space="preserve">izer; </w:t>
-      </w:r>
-      <w:r>
-        <w:rPr>
-          <w:b/>
-        </w:rPr>
-        <w:t>token</w:t>
-      </w:r>
-      <w:r>
-        <w:rPr>
-          <w:b w:val="0"/>
-        </w:rPr>
-        <w:t>s need not equal words or letters.</w:t>
+        <w:t>izer split it the same way?</w:t>
       </w:r>
     </w:p>
     <w:p>
@@ -4165,73 +4740,12 @@
         <w:pStyle w:val="Heading3"/>
       </w:pPr>
       <w:r>
-        <w:t>Independent question</w:t>
-      </w:r>
-    </w:p>
-    <w:p>
-      <w:pPr>
-        <w:pStyle w:val="Heading3"/>
-      </w:pPr>
-      <w:r>
-        <w:t>Independent question · withhold the key</w:t>
+        <w:t>Reasoned practice answer</w:t>
       </w:r>
     </w:p>
     <w:p>
       <w:pPr>
         <w:spacing w:line="336" w:lineRule="auto" w:after="180"/>
-        <w:shd w:fill="F5F1FB"/>
-      </w:pPr>
-      <w:r>
-        <w:rPr>
-          <w:b w:val="0"/>
-        </w:rPr>
-        <w:t xml:space="preserve">A classroom </w:t>
-      </w:r>
-      <w:r>
-        <w:rPr>
-          <w:b/>
-        </w:rPr>
-        <w:t>token</w:t>
-      </w:r>
-      <w:r>
-        <w:rPr>
-          <w:b w:val="0"/>
-        </w:rPr>
-        <w:t xml:space="preserve">izer splits sunflower into sun and flower. How many pieces result? Must every real </w:t>
-      </w:r>
-      <w:r>
-        <w:rPr>
-          <w:b/>
-        </w:rPr>
-        <w:t>token</w:t>
-      </w:r>
-      <w:r>
-        <w:rPr>
-          <w:b w:val="0"/>
-        </w:rPr>
-        <w:t>izer split it the same way?</w:t>
-      </w:r>
-    </w:p>
-    <w:p>
-      <w:pPr>
-        <w:pStyle w:val="Heading3"/>
-      </w:pPr>
-      <w:r>
-        <w:t>Expected independent answer</w:t>
-      </w:r>
-    </w:p>
-    <w:p>
-      <w:pPr>
-        <w:pStyle w:val="Heading3"/>
-      </w:pPr>
-      <w:r>
-        <w:t>Teacher key · Expected independent answer</w:t>
-      </w:r>
-    </w:p>
-    <w:p>
-      <w:pPr>
-        <w:spacing w:line="336" w:lineRule="auto" w:after="180"/>
-        <w:shd w:fill="F1F6FC"/>
       </w:pPr>
       <w:r>
         <w:rPr>
@@ -4561,34 +5075,146 @@
     </w:p>
     <w:p>
       <w:pPr>
+        <w:spacing w:line="336" w:lineRule="auto" w:after="180"/>
+      </w:pPr>
+      <w:r>
+        <w:rPr>
+          <w:b w:val="0"/>
+        </w:rPr>
+        <w:t xml:space="preserve">A uses 3 </w:t>
+      </w:r>
+      <w:r>
+        <w:rPr>
+          <w:b/>
+        </w:rPr>
+        <w:t>token</w:t>
+      </w:r>
+      <w:r>
+        <w:rPr>
+          <w:b w:val="0"/>
+        </w:rPr>
+        <w:t xml:space="preserve">s, B uses 1. Real </w:t>
+      </w:r>
+      <w:r>
+        <w:rPr>
+          <w:b/>
+        </w:rPr>
+        <w:t>token</w:t>
+      </w:r>
+      <w:r>
+        <w:rPr>
+          <w:b w:val="0"/>
+        </w:rPr>
+        <w:t>izers can split words, include spaces or punctuation and use different vocabularies.</w:t>
+      </w:r>
+    </w:p>
+    <w:p>
+      <w:pPr>
+        <w:spacing w:line="336" w:lineRule="auto" w:after="180"/>
+      </w:pPr>
+      <w:r>
+        <w:rPr>
+          <w:b w:val="0"/>
+        </w:rPr>
+        <w:t xml:space="preserve">A word count alone cannot determine a </w:t>
+      </w:r>
+      <w:r>
+        <w:rPr>
+          <w:b/>
+        </w:rPr>
+        <w:t>token</w:t>
+      </w:r>
+      <w:r>
+        <w:rPr>
+          <w:b w:val="0"/>
+        </w:rPr>
+        <w:t xml:space="preserve"> budget; these toy splits illustrate the idea rather than document a particular model.</w:t>
+      </w:r>
+    </w:p>
+    <w:p>
+      <w:pPr>
         <w:pStyle w:val="Heading3"/>
       </w:pPr>
       <w:r>
-        <w:t>Teacher key · Original transfer answer</w:t>
+        <w:t>Explanations for the additional workbook examples</w:t>
+      </w:r>
+    </w:p>
+    <w:p>
+      <w:pPr>
+        <w:pStyle w:val="Heading3"/>
+      </w:pPr>
+      <w:r>
+        <w:t>W1 Read the contract</w:t>
+      </w:r>
+    </w:p>
+    <w:p>
+      <w:pPr>
+        <w:pStyle w:val="Heading3"/>
+      </w:pPr>
+      <w:r>
+        <w:t>W2 Encode and decode</w:t>
+      </w:r>
+    </w:p>
+    <w:p>
+      <w:pPr>
+        <w:pStyle w:val="Heading3"/>
+      </w:pPr>
+      <w:r>
+        <w:t>W3 Compare sequence lengths</w:t>
+      </w:r>
+    </w:p>
+    <w:p>
+      <w:pPr>
+        <w:pStyle w:val="Heading3"/>
+      </w:pPr>
+      <w:r>
+        <w:t>W4 Trace a new input independently</w:t>
       </w:r>
     </w:p>
     <w:p>
       <w:pPr>
         <w:spacing w:line="336" w:lineRule="auto" w:after="180"/>
-        <w:shd w:fill="F1F6FC"/>
-      </w:pPr>
-      <w:r>
-        <w:rPr>
-          <w:b w:val="0"/>
-        </w:rPr>
-        <w:t xml:space="preserve">A uses 3 </w:t>
+      </w:pPr>
+      <w:r>
+        <w:rPr>
+          <w:b w:val="0"/>
+        </w:rPr>
+        <w:t xml:space="preserve">Under the original </w:t>
       </w:r>
       <w:r>
         <w:rPr>
           <w:b/>
         </w:rPr>
+        <w:t>vocabulary</w:t>
+      </w:r>
+      <w:r>
+        <w:rPr>
+          <w:b w:val="0"/>
+        </w:rPr>
+        <w:t xml:space="preserve"> encode sat cats, decode it and count text </w:t>
+      </w:r>
+      <w:r>
+        <w:rPr>
+          <w:b/>
+        </w:rPr>
         <w:t>token</w:t>
       </w:r>
       <w:r>
         <w:rPr>
           <w:b w:val="0"/>
         </w:rPr>
-        <w:t xml:space="preserve">s, B uses 1. Real </w:t>
+        <w:t>s. Then trace sat cat! and state the exact failure position using zero-based character positions.</w:t>
+      </w:r>
+    </w:p>
+    <w:p>
+      <w:pPr>
+        <w:spacing w:line="336" w:lineRule="auto" w:after="180"/>
+      </w:pPr>
+      <w:r>
+        <w:rPr>
+          <w:b w:val="0"/>
+        </w:rPr>
+        <w:t xml:space="preserve">Teacher explanation: sat cats encodes [7,6,1,5], decodes exactly and has four text </w:t>
       </w:r>
       <w:r>
         <w:rPr>
@@ -4600,87 +5226,187 @@
         <w:rPr>
           <w:b w:val="0"/>
         </w:rPr>
-        <w:t>izers can split words, include spaces or punctuation and use different vocabularies.</w:t>
+        <w:t>s. sat cat! has partial IDs [7,6,1] then unsupported ! at position 7. Report failure with the partial trace, not complete success.</w:t>
+      </w:r>
+    </w:p>
+    <w:p>
+      <w:pPr>
+        <w:pStyle w:val="Heading3"/>
+      </w:pPr>
+      <w:r>
+        <w:t>W5 Audit silent repair</w:t>
+      </w:r>
+    </w:p>
+    <w:p>
+      <w:pPr>
+        <w:pStyle w:val="Heading3"/>
+      </w:pPr>
+      <w:r>
+        <w:t>Assess independent transfer</w:t>
+      </w:r>
+    </w:p>
+    <w:p>
+      <w:pPr>
+        <w:pStyle w:val="Heading3"/>
+      </w:pPr>
+      <w:r>
+        <w:t>Selected case answer</w:t>
+      </w:r>
+    </w:p>
+    <w:p>
+      <w:pPr>
+        <w:pStyle w:val="Heading3"/>
+      </w:pPr>
+      <w:r>
+        <w:t>Feedback that the learner uses</w:t>
+      </w:r>
+    </w:p>
+    <w:p>
+      <w:pPr>
+        <w:pStyle w:val="Heading1"/>
+      </w:pPr>
+      <w:r>
+        <w:t>06. Connect, adapt and return</w:t>
+      </w:r>
+    </w:p>
+    <w:p>
+      <w:r>
+        <w:t>Retain the project evidence and revisit the reasoning on a changed case.</w:t>
+      </w:r>
+    </w:p>
+    <w:p>
+      <w:pPr>
+        <w:pStyle w:val="Heading2"/>
+      </w:pPr>
+      <w:r>
+        <w:t>Project evidence to keep</w:t>
       </w:r>
     </w:p>
     <w:p>
       <w:pPr>
         <w:spacing w:line="336" w:lineRule="auto" w:after="180"/>
-        <w:shd w:fill="F1F6FC"/>
-      </w:pPr>
-      <w:r>
-        <w:rPr>
-          <w:b w:val="0"/>
-        </w:rPr>
-        <w:t xml:space="preserve">A word count alone cannot determine a </w:t>
-      </w:r>
+      </w:pPr>
       <w:r>
         <w:rPr>
           <w:b/>
         </w:rPr>
+        <w:t>Token</w:t>
+      </w:r>
+      <w:r>
+        <w:rPr>
+          <w:b w:val="0"/>
+        </w:rPr>
+        <w:t>ize book descriptions before any text-based matching, while preserving the original source text.</w:t>
+      </w:r>
+    </w:p>
+    <w:p>
+      <w:pPr>
+        <w:spacing w:line="336" w:lineRule="auto" w:after="180"/>
+      </w:pPr>
+      <w:r>
+        <w:rPr>
+          <w:b w:val="0"/>
+        </w:rPr>
+        <w:t xml:space="preserve">Keep the decision, </w:t>
+      </w:r>
+      <w:r>
+        <w:rPr>
+          <w:b/>
+        </w:rPr>
+        <w:t>input</w:t>
+      </w:r>
+      <w:r>
+        <w:rPr>
+          <w:b w:val="0"/>
+        </w:rPr>
+        <w:t xml:space="preserve">, result, explanation and remaining limitation in the project </w:t>
+      </w:r>
+      <w:r>
+        <w:rPr>
+          <w:b/>
+        </w:rPr>
+        <w:t>evidence</w:t>
+      </w:r>
+      <w:r>
+        <w:rPr>
+          <w:b w:val="0"/>
+        </w:rPr>
+        <w:t xml:space="preserve"> record. Retrieve this record next week rather than restarting the project.</w:t>
+      </w:r>
+    </w:p>
+    <w:p>
+      <w:pPr>
+        <w:spacing w:line="336" w:lineRule="auto" w:after="180"/>
+      </w:pPr>
+      <w:r>
+        <w:rPr>
+          <w:b w:val="0"/>
+        </w:rPr>
+        <w:t>Document the recommender’s text representation and unknown-</w:t>
+      </w:r>
+      <w:r>
+        <w:rPr>
+          <w:b/>
+        </w:rPr>
         <w:t>token</w:t>
       </w:r>
       <w:r>
         <w:rPr>
           <w:b w:val="0"/>
         </w:rPr>
-        <w:t xml:space="preserve"> budget; these toy splits illustrate the idea rather than document a particular model.</w:t>
-      </w:r>
-    </w:p>
-    <w:p>
-      <w:pPr>
-        <w:pStyle w:val="Heading3"/>
-      </w:pPr>
-      <w:r>
-        <w:t>Explanations for the additional workbook examples</w:t>
-      </w:r>
-    </w:p>
-    <w:p>
-      <w:pPr>
-        <w:pStyle w:val="Heading3"/>
-      </w:pPr>
-      <w:r>
-        <w:t>W1 Read the contract</w:t>
-      </w:r>
-    </w:p>
-    <w:p>
-      <w:pPr>
-        <w:pStyle w:val="Heading3"/>
-      </w:pPr>
-      <w:r>
-        <w:t>Workbook question · W1</w:t>
+        <w:t xml:space="preserve"> behavior rather than assuming every model counts words identically.</w:t>
+      </w:r>
+    </w:p>
+    <w:p>
+      <w:pPr>
+        <w:pStyle w:val="Heading2"/>
+      </w:pPr>
+      <w:r>
+        <w:t>Support while preserving the reasoning goal</w:t>
       </w:r>
     </w:p>
     <w:p>
       <w:pPr>
         <w:spacing w:line="336" w:lineRule="auto" w:after="180"/>
-        <w:shd w:fill="F5F1FB"/>
-      </w:pPr>
-      <w:r>
-        <w:rPr>
-          <w:b w:val="0"/>
-        </w:rPr>
-        <w:t>Explain why sat wins over s at the start of sat and why uppercase C is unsupported.</w:t>
-      </w:r>
-    </w:p>
-    <w:p>
-      <w:pPr>
-        <w:pStyle w:val="Heading3"/>
-      </w:pPr>
-      <w:r>
-        <w:t>Teacher reasoning · W1</w:t>
+      </w:pPr>
+      <w:r>
+        <w:rPr>
+          <w:b w:val="0"/>
+        </w:rPr>
+        <w:t>Trace one record or condition at a time with counters and labelled columns. Stretch: introduce a tie, boundary or missing field and declare its handling policy before rerunning.</w:t>
       </w:r>
     </w:p>
     <w:p>
       <w:pPr>
         <w:spacing w:line="336" w:lineRule="auto" w:after="180"/>
-        <w:shd w:fill="F1F6FC"/>
-      </w:pPr>
-      <w:r>
-        <w:rPr>
-          <w:b w:val="0"/>
-        </w:rPr>
-        <w:t xml:space="preserve">Teacher explanation: The rule chooses the longest matching ordinary </w:t>
+      </w:pPr>
+      <w:r>
+        <w:rPr>
+          <w:b w:val="0"/>
+        </w:rPr>
+        <w:t>Provide labelled intermediate columns and allow a calculator. Ask students to state the meaning and denominator of a value before interpreting it.</w:t>
+      </w:r>
+    </w:p>
+    <w:p>
+      <w:pPr>
+        <w:spacing w:line="336" w:lineRule="auto" w:after="180"/>
+      </w:pPr>
+      <w:r>
+        <w:rPr>
+          <w:b w:val="0"/>
+        </w:rPr>
+        <w:t>Extension: implement the classroom calculation locally and test boundary cases without using personal data.</w:t>
+      </w:r>
+    </w:p>
+    <w:p>
+      <w:pPr>
+        <w:spacing w:line="336" w:lineRule="auto" w:after="180"/>
+      </w:pPr>
+      <w:r>
+        <w:rPr>
+          <w:b w:val="0"/>
+        </w:rPr>
+        <w:t xml:space="preserve">W4 requires [7,6,1,5], four text </w:t>
       </w:r>
       <w:r>
         <w:rPr>
@@ -4692,894 +5418,35 @@
         <w:rPr>
           <w:b w:val="0"/>
         </w:rPr>
-        <w:t xml:space="preserve">; sat has length three and s length one. </w:t>
+        <w:t xml:space="preserve">s and unsupported ! at position 7. Fresh retry: cats cat encodes [1,5,6,1], four text </w:t>
       </w:r>
       <w:r>
         <w:rPr>
           <w:b/>
         </w:rPr>
-        <w:t>Vocabulary</w:t>
-      </w:r>
-      <w:r>
-        <w:rPr>
-          <w:b w:val="0"/>
-        </w:rPr>
-        <w:t xml:space="preserve"> and matching are case sensitive and contain no uppercase C.</w:t>
-      </w:r>
-    </w:p>
-    <w:p>
-      <w:pPr>
-        <w:pStyle w:val="Heading3"/>
-      </w:pPr>
-      <w:r>
-        <w:t>W2 Encode and decode</w:t>
-      </w:r>
-    </w:p>
-    <w:p>
-      <w:pPr>
-        <w:pStyle w:val="Heading3"/>
-      </w:pPr>
-      <w:r>
-        <w:t>Workbook question · W2</w:t>
+        <w:t>token</w:t>
+      </w:r>
+      <w:r>
+        <w:rPr>
+          <w:b w:val="0"/>
+        </w:rPr>
+        <w:t>s; cats Cat fails at uppercase C position 5 after [1,5,6].</w:t>
       </w:r>
     </w:p>
     <w:p>
       <w:pPr>
         <w:spacing w:line="336" w:lineRule="auto" w:after="180"/>
-        <w:shd w:fill="F5F1FB"/>
-      </w:pPr>
-      <w:r>
-        <w:rPr>
-          <w:b w:val="0"/>
-        </w:rPr>
-        <w:t xml:space="preserve">Encode cats sat using the given </w:t>
+      </w:pPr>
+      <w:r>
+        <w:rPr>
+          <w:b w:val="0"/>
+        </w:rPr>
+        <w:t xml:space="preserve">Require exact </w:t>
       </w:r>
       <w:r>
         <w:rPr>
           <w:b/>
         </w:rPr>
-        <w:t>vocabulary</w:t>
-      </w:r>
-      <w:r>
-        <w:rPr>
-          <w:b w:val="0"/>
-        </w:rPr>
-        <w:t>, decode it, and count with and without an appended end marker.</w:t>
-      </w:r>
-    </w:p>
-    <w:p>
-      <w:pPr>
-        <w:pStyle w:val="Heading3"/>
-      </w:pPr>
-      <w:r>
-        <w:t>Teacher reasoning · W2</w:t>
-      </w:r>
-    </w:p>
-    <w:p>
-      <w:pPr>
-        <w:spacing w:line="336" w:lineRule="auto" w:after="180"/>
-        <w:shd w:fill="F1F6FC"/>
-      </w:pPr>
-      <w:r>
-        <w:rPr>
-          <w:b w:val="0"/>
-        </w:rPr>
-        <w:t xml:space="preserve">Teacher explanation: Text IDs [1,5,6,7] decode cats sat. Four text </w:t>
-      </w:r>
-      <w:r>
-        <w:rPr>
-          <w:b/>
-        </w:rPr>
-        <w:t>token</w:t>
-      </w:r>
-      <w:r>
-        <w:rPr>
-          <w:b w:val="0"/>
-        </w:rPr>
-        <w:t>s; five sequence items if the protocol appends end ID 0.</w:t>
-      </w:r>
-    </w:p>
-    <w:p>
-      <w:pPr>
-        <w:pStyle w:val="Heading3"/>
-      </w:pPr>
-      <w:r>
-        <w:t>W3 Compare sequence lengths</w:t>
-      </w:r>
-    </w:p>
-    <w:p>
-      <w:pPr>
-        <w:pStyle w:val="Heading3"/>
-      </w:pPr>
-      <w:r>
-        <w:t>Workbook question · W3</w:t>
-      </w:r>
-    </w:p>
-    <w:p>
-      <w:pPr>
-        <w:spacing w:line="336" w:lineRule="auto" w:after="180"/>
-        <w:shd w:fill="F5F1FB"/>
-      </w:pPr>
-      <w:r>
-        <w:rPr>
-          <w:b w:val="0"/>
-        </w:rPr>
-        <w:t xml:space="preserve">Encode cats sat with character </w:t>
-      </w:r>
-      <w:r>
-        <w:rPr>
-          <w:b/>
-        </w:rPr>
-        <w:t>token</w:t>
-      </w:r>
-      <w:r>
-        <w:rPr>
-          <w:b w:val="0"/>
-        </w:rPr>
-        <w:t xml:space="preserve">s only. Explain the difference from four text </w:t>
-      </w:r>
-      <w:r>
-        <w:rPr>
-          <w:b/>
-        </w:rPr>
-        <w:t>token</w:t>
-      </w:r>
-      <w:r>
-        <w:rPr>
-          <w:b w:val="0"/>
-        </w:rPr>
-        <w:t xml:space="preserve">s in the original </w:t>
-      </w:r>
-      <w:r>
-        <w:rPr>
-          <w:b/>
-        </w:rPr>
-        <w:t>vocabulary</w:t>
-      </w:r>
-      <w:r>
-        <w:rPr>
-          <w:b w:val="0"/>
-        </w:rPr>
-        <w:t>.</w:t>
-      </w:r>
-    </w:p>
-    <w:p>
-      <w:pPr>
-        <w:pStyle w:val="Heading3"/>
-      </w:pPr>
-      <w:r>
-        <w:t>Teacher reasoning · W3</w:t>
-      </w:r>
-    </w:p>
-    <w:p>
-      <w:pPr>
-        <w:spacing w:line="336" w:lineRule="auto" w:after="180"/>
-        <w:shd w:fill="F1F6FC"/>
-      </w:pPr>
-      <w:r>
-        <w:rPr>
-          <w:b w:val="0"/>
-        </w:rPr>
-        <w:t xml:space="preserve">Teacher explanation: c,a,t,s,space,s,a,t is eight text </w:t>
-      </w:r>
-      <w:r>
-        <w:rPr>
-          <w:b/>
-        </w:rPr>
-        <w:t>token</w:t>
-      </w:r>
-      <w:r>
-        <w:rPr>
-          <w:b w:val="0"/>
-        </w:rPr>
-        <w:t xml:space="preserve">s. Larger chunks in the original </w:t>
-      </w:r>
-      <w:r>
-        <w:rPr>
-          <w:b/>
-        </w:rPr>
-        <w:t>vocabulary</w:t>
-      </w:r>
-      <w:r>
-        <w:rPr>
-          <w:b w:val="0"/>
-        </w:rPr>
-        <w:t xml:space="preserve"> compress this representation; the source text is unchanged.</w:t>
-      </w:r>
-    </w:p>
-    <w:p>
-      <w:pPr>
-        <w:pStyle w:val="Heading3"/>
-      </w:pPr>
-      <w:r>
-        <w:t>W4 Trace a new input independently</w:t>
-      </w:r>
-    </w:p>
-    <w:p>
-      <w:pPr>
-        <w:pStyle w:val="Heading3"/>
-      </w:pPr>
-      <w:r>
-        <w:t>Workbook question · W4</w:t>
-      </w:r>
-    </w:p>
-    <w:p>
-      <w:pPr>
-        <w:spacing w:line="336" w:lineRule="auto" w:after="180"/>
-        <w:shd w:fill="F5F1FB"/>
-      </w:pPr>
-      <w:r>
-        <w:rPr>
-          <w:b w:val="0"/>
-        </w:rPr>
-        <w:t xml:space="preserve">Under the original </w:t>
-      </w:r>
-      <w:r>
-        <w:rPr>
-          <w:b/>
-        </w:rPr>
-        <w:t>vocabulary</w:t>
-      </w:r>
-      <w:r>
-        <w:rPr>
-          <w:b w:val="0"/>
-        </w:rPr>
-        <w:t xml:space="preserve"> encode sat cats, decode it and count text </w:t>
-      </w:r>
-      <w:r>
-        <w:rPr>
-          <w:b/>
-        </w:rPr>
-        <w:t>token</w:t>
-      </w:r>
-      <w:r>
-        <w:rPr>
-          <w:b w:val="0"/>
-        </w:rPr>
-        <w:t>s. Then trace sat cat! and state the exact failure position using zero-based character positions.</w:t>
-      </w:r>
-    </w:p>
-    <w:p>
-      <w:pPr>
-        <w:pStyle w:val="Heading3"/>
-      </w:pPr>
-      <w:r>
-        <w:t>Teacher reasoning · W4</w:t>
-      </w:r>
-    </w:p>
-    <w:p>
-      <w:pPr>
-        <w:spacing w:line="336" w:lineRule="auto" w:after="180"/>
-        <w:shd w:fill="F1F6FC"/>
-      </w:pPr>
-      <w:r>
-        <w:rPr>
-          <w:b w:val="0"/>
-        </w:rPr>
-        <w:t xml:space="preserve">Teacher explanation: sat cats encodes [7,6,1,5], decodes exactly and has four text </w:t>
-      </w:r>
-      <w:r>
-        <w:rPr>
-          <w:b/>
-        </w:rPr>
-        <w:t>token</w:t>
-      </w:r>
-      <w:r>
-        <w:rPr>
-          <w:b w:val="0"/>
-        </w:rPr>
-        <w:t>s. sat cat! has partial IDs [7,6,1] then unsupported ! at position 7. Report failure with the partial trace, not complete success.</w:t>
-      </w:r>
-    </w:p>
-    <w:p>
-      <w:pPr>
-        <w:pStyle w:val="Heading3"/>
-      </w:pPr>
-      <w:r>
-        <w:t>W5 Audit silent repair</w:t>
-      </w:r>
-    </w:p>
-    <w:p>
-      <w:pPr>
-        <w:pStyle w:val="Heading3"/>
-      </w:pPr>
-      <w:r>
-        <w:t>Workbook question · W5</w:t>
-      </w:r>
-    </w:p>
-    <w:p>
-      <w:pPr>
-        <w:spacing w:line="336" w:lineRule="auto" w:after="180"/>
-        <w:shd w:fill="F5F1FB"/>
-      </w:pPr>
-      <w:r>
-        <w:rPr>
-          <w:b w:val="0"/>
-        </w:rPr>
-        <w:t xml:space="preserve">An encoder lowercases Cat and removes punctuation before </w:t>
-      </w:r>
-      <w:r>
-        <w:rPr>
-          <w:b/>
-        </w:rPr>
-        <w:t>encoding</w:t>
-      </w:r>
-      <w:r>
-        <w:rPr>
-          <w:b w:val="0"/>
-        </w:rPr>
-        <w:t xml:space="preserve">, but labels its </w:t>
-      </w:r>
-      <w:r>
-        <w:rPr>
-          <w:b/>
-        </w:rPr>
-        <w:t>output</w:t>
-      </w:r>
-      <w:r>
-        <w:rPr>
-          <w:b w:val="0"/>
-        </w:rPr>
-        <w:t xml:space="preserve"> an exact </w:t>
-      </w:r>
-      <w:r>
-        <w:rPr>
-          <w:b/>
-        </w:rPr>
-        <w:t>encoding</w:t>
-      </w:r>
-      <w:r>
-        <w:rPr>
-          <w:b w:val="0"/>
-        </w:rPr>
-        <w:t xml:space="preserve"> of the original. Explain what must be recorded or changed.</w:t>
-      </w:r>
-    </w:p>
-    <w:p>
-      <w:pPr>
-        <w:pStyle w:val="Heading3"/>
-      </w:pPr>
-      <w:r>
-        <w:t>Teacher reasoning · W5</w:t>
-      </w:r>
-    </w:p>
-    <w:p>
-      <w:pPr>
-        <w:spacing w:line="336" w:lineRule="auto" w:after="180"/>
-        <w:shd w:fill="F1F6FC"/>
-      </w:pPr>
-      <w:r>
-        <w:rPr>
-          <w:b w:val="0"/>
-        </w:rPr>
-        <w:t>Teacher explanation: Lowercasing and punctuation removal alter the source.</w:t>
-      </w:r>
-    </w:p>
-    <w:p>
-      <w:pPr>
-        <w:spacing w:line="336" w:lineRule="auto" w:after="180"/>
-        <w:shd w:fill="F1F6FC"/>
-      </w:pPr>
-      <w:r>
-        <w:rPr>
-          <w:b w:val="0"/>
-        </w:rPr>
-        <w:t>Record pre</w:t>
-      </w:r>
-      <w:r>
-        <w:rPr>
-          <w:b/>
-        </w:rPr>
-        <w:t>process</w:t>
-      </w:r>
-      <w:r>
-        <w:rPr>
-          <w:b w:val="0"/>
-        </w:rPr>
-        <w:t>ing separately and label the transformed text; an exact encoder under this contract must report unsupported characters rather than silently change them.</w:t>
-      </w:r>
-    </w:p>
-    <w:p>
-      <w:pPr>
-        <w:pStyle w:val="Heading3"/>
-      </w:pPr>
-      <w:r>
-        <w:t>Assess independent transfer</w:t>
-      </w:r>
-    </w:p>
-    <w:p>
-      <w:pPr>
-        <w:pStyle w:val="Heading3"/>
-      </w:pPr>
-      <w:r>
-        <w:t>Independent question · withhold the key</w:t>
-      </w:r>
-    </w:p>
-    <w:p>
-      <w:pPr>
-        <w:spacing w:line="336" w:lineRule="auto" w:after="180"/>
-        <w:shd w:fill="F5F1FB"/>
-      </w:pPr>
-      <w:r>
-        <w:rPr>
-          <w:b w:val="0"/>
-        </w:rPr>
-        <w:t xml:space="preserve">Selected case: Under the original </w:t>
-      </w:r>
-      <w:r>
-        <w:rPr>
-          <w:b/>
-        </w:rPr>
-        <w:t>vocabulary</w:t>
-      </w:r>
-      <w:r>
-        <w:rPr>
-          <w:b w:val="0"/>
-        </w:rPr>
-        <w:t xml:space="preserve"> encode sat cats, decode it and count text </w:t>
-      </w:r>
-      <w:r>
-        <w:rPr>
-          <w:b/>
-        </w:rPr>
-        <w:t>token</w:t>
-      </w:r>
-      <w:r>
-        <w:rPr>
-          <w:b w:val="0"/>
-        </w:rPr>
-        <w:t>s. Then trace sat cat! and state the exact failure position using zero-based character positions.</w:t>
-      </w:r>
-    </w:p>
-    <w:p>
-      <w:pPr>
-        <w:pStyle w:val="Heading3"/>
-      </w:pPr>
-      <w:r>
-        <w:t>Selected case answer</w:t>
-      </w:r>
-    </w:p>
-    <w:p>
-      <w:pPr>
-        <w:pStyle w:val="Heading3"/>
-      </w:pPr>
-      <w:r>
-        <w:t>Teacher key · Selected case answer</w:t>
-      </w:r>
-    </w:p>
-    <w:p>
-      <w:pPr>
-        <w:spacing w:line="336" w:lineRule="auto" w:after="180"/>
-        <w:shd w:fill="F1F6FC"/>
-      </w:pPr>
-      <w:r>
-        <w:rPr>
-          <w:b w:val="0"/>
-        </w:rPr>
-        <w:t xml:space="preserve">Teacher explanation: sat cats encodes [7,6,1,5], decodes exactly and has four text </w:t>
-      </w:r>
-      <w:r>
-        <w:rPr>
-          <w:b/>
-        </w:rPr>
-        <w:t>token</w:t>
-      </w:r>
-      <w:r>
-        <w:rPr>
-          <w:b w:val="0"/>
-        </w:rPr>
-        <w:t>s. sat cat! has partial IDs [7,6,1] then unsupported ! at position 7. Report failure with the partial trace, not complete success.</w:t>
-      </w:r>
-    </w:p>
-    <w:tbl>
-      <w:tblPr>
-        <w:tblStyle w:val="LightShading-Accent1"/>
-        <w:tblW w:type="auto" w:w="0"/>
-        <w:tblLook w:firstColumn="1" w:firstRow="1" w:lastColumn="0" w:lastRow="0" w:noHBand="0" w:noVBand="1" w:val="04A0"/>
-      </w:tblPr>
-      <w:tblGrid>
-        <w:gridCol w:w="5112"/>
-        <w:gridCol w:w="5112"/>
-      </w:tblGrid>
-      <w:tr>
-        <w:trPr>
-          <w:tblHeader/>
-        </w:trPr>
-        <w:tc>
-          <w:tcPr>
-            <w:tcW w:type="dxa" w:w="5112"/>
-          </w:tcPr>
-          <w:p>
-            <w:r>
-              <w:t>Dimension</w:t>
-            </w:r>
-          </w:p>
-        </w:tc>
-        <w:tc>
-          <w:tcPr>
-            <w:tcW w:type="dxa" w:w="5112"/>
-          </w:tcPr>
-          <w:p>
-            <w:r>
-              <w:t>Evidence required</w:t>
-            </w:r>
-          </w:p>
-        </w:tc>
-      </w:tr>
-      <w:tr>
-        <w:tc>
-          <w:tcPr>
-            <w:tcW w:type="dxa" w:w="5112"/>
-          </w:tcPr>
-          <w:p>
-            <w:r>
-              <w:t>Explanation</w:t>
-            </w:r>
-          </w:p>
-        </w:tc>
-        <w:tc>
-          <w:tcPr>
-            <w:tcW w:type="dxa" w:w="5112"/>
-          </w:tcPr>
-          <w:p>
-            <w:r>
-              <w:t>Names the applicable idea or procedure and ties it to the supplied facts.</w:t>
-            </w:r>
-          </w:p>
-        </w:tc>
-      </w:tr>
-      <w:tr>
-        <w:tc>
-          <w:tcPr>
-            <w:tcW w:type="dxa" w:w="5112"/>
-          </w:tcPr>
-          <w:p>
-            <w:r>
-              <w:t>Trace and result</w:t>
-            </w:r>
-          </w:p>
-        </w:tc>
-        <w:tc>
-          <w:tcPr>
-            <w:tcW w:type="dxa" w:w="5112"/>
-          </w:tcPr>
-          <w:p>
-            <w:r>
-              <w:t>Preserves the given inputs and shows the relevant intermediate steps; distinguishes a prediction from an observed execution.</w:t>
-            </w:r>
-          </w:p>
-        </w:tc>
-      </w:tr>
-      <w:tr>
-        <w:tc>
-          <w:tcPr>
-            <w:tcW w:type="dxa" w:w="5112"/>
-          </w:tcPr>
-          <w:p>
-            <w:r>
-              <w:t>Limits</w:t>
-            </w:r>
-          </w:p>
-        </w:tc>
-        <w:tc>
-          <w:tcPr>
-            <w:tcW w:type="dxa" w:w="5112"/>
-          </w:tcPr>
-          <w:p>
-            <w:r>
-              <w:t>States the assumptions, missing evidence or conditions under which the result would change.</w:t>
-            </w:r>
-          </w:p>
-        </w:tc>
-      </w:tr>
-    </w:tbl>
-    <w:p>
-      <w:pPr>
-        <w:pStyle w:val="Heading3"/>
-      </w:pPr>
-      <w:r>
-        <w:t>Teacher key · Selected case answer</w:t>
-      </w:r>
-    </w:p>
-    <w:p>
-      <w:pPr>
-        <w:spacing w:line="336" w:lineRule="auto" w:after="180"/>
-        <w:shd w:fill="F1F6FC"/>
-      </w:pPr>
-      <w:r>
-        <w:rPr>
-          <w:b w:val="0"/>
-        </w:rPr>
-        <w:t>Record each dimension as not yet, with support, or independent. Accept a valid alternative procedure with a defensible trace.</w:t>
-      </w:r>
-    </w:p>
-    <w:p>
-      <w:pPr>
-        <w:spacing w:line="336" w:lineRule="auto" w:after="180"/>
-        <w:shd w:fill="F1F6FC"/>
-      </w:pPr>
-      <w:r>
-        <w:rPr>
-          <w:b w:val="0"/>
-        </w:rPr>
-        <w:t xml:space="preserve">Do not penalise an honestly recorded model failure if the learner correctly explains its </w:t>
-      </w:r>
-      <w:r>
-        <w:rPr>
-          <w:b/>
-        </w:rPr>
-        <w:t>evidence</w:t>
-      </w:r>
-      <w:r>
-        <w:rPr>
-          <w:b w:val="0"/>
-        </w:rPr>
-        <w:t xml:space="preserve"> and limits.</w:t>
-      </w:r>
-    </w:p>
-    <w:p>
-      <w:pPr>
-        <w:pStyle w:val="Heading3"/>
-      </w:pPr>
-      <w:r>
-        <w:t>Feedback that the learner uses</w:t>
-      </w:r>
-    </w:p>
-    <w:p>
-      <w:pPr>
-        <w:spacing w:line="336" w:lineRule="auto" w:after="180"/>
-      </w:pPr>
-      <w:r>
-        <w:rPr>
-          <w:b w:val="0"/>
-        </w:rPr>
-        <w:t>Name the earliest unsupported step and give one action to repair it. Have the learner make that repair now and explain why. Then assess the relevant skill on a fresh, fully specified case.</w:t>
-      </w:r>
-    </w:p>
-    <w:p>
-      <w:pPr>
-        <w:spacing w:line="336" w:lineRule="auto" w:after="180"/>
-      </w:pPr>
-      <w:r>
-        <w:rPr>
-          <w:b w:val="0"/>
-        </w:rPr>
-        <w:t>Confirm it was not previously practised with feedback; solve and check the new case before assigning it. A follow-up design prompt is a starting brief, not automatically an equivalent test.</w:t>
-      </w:r>
-    </w:p>
-    <w:p>
-      <w:pPr>
-        <w:pStyle w:val="Heading1"/>
-      </w:pPr>
-      <w:r>
-        <w:t>06. Connect and extend learning</w:t>
-      </w:r>
-    </w:p>
-    <w:p>
-      <w:r>
-        <w:t>Connect Text as Pieces to Transparent Book Recommender, adapt support and plan a later changed-case check.</w:t>
-      </w:r>
-    </w:p>
-    <w:p>
-      <w:pPr>
-        <w:pStyle w:val="Heading3"/>
-      </w:pPr>
-      <w:r>
-        <w:t>Transparent Book Recommender</w:t>
-      </w:r>
-    </w:p>
-    <w:p>
-      <w:pPr>
-        <w:spacing w:line="336" w:lineRule="auto" w:after="180"/>
-      </w:pPr>
-      <w:r>
-        <w:rPr>
-          <w:b/>
-        </w:rPr>
-        <w:t>Token</w:t>
-      </w:r>
-      <w:r>
-        <w:rPr>
-          <w:b w:val="0"/>
-        </w:rPr>
-        <w:t>ize book descriptions before any text-based matching, while preserving the original source text.</w:t>
-      </w:r>
-    </w:p>
-    <w:p>
-      <w:pPr>
-        <w:spacing w:line="336" w:lineRule="auto" w:after="180"/>
-      </w:pPr>
-      <w:r>
-        <w:rPr>
-          <w:b w:val="0"/>
-        </w:rPr>
-        <w:t xml:space="preserve">Keep the decision, </w:t>
-      </w:r>
-      <w:r>
-        <w:rPr>
-          <w:b/>
-        </w:rPr>
-        <w:t>input</w:t>
-      </w:r>
-      <w:r>
-        <w:rPr>
-          <w:b w:val="0"/>
-        </w:rPr>
-        <w:t xml:space="preserve">, result, explanation and remaining limitation in the project </w:t>
-      </w:r>
-      <w:r>
-        <w:rPr>
-          <w:b/>
-        </w:rPr>
-        <w:t>evidence</w:t>
-      </w:r>
-      <w:r>
-        <w:rPr>
-          <w:b w:val="0"/>
-        </w:rPr>
-        <w:t xml:space="preserve"> record. Retrieve this record next week rather than restarting the project.</w:t>
-      </w:r>
-    </w:p>
-    <w:p>
-      <w:pPr>
-        <w:pStyle w:val="Heading3"/>
-      </w:pPr>
-      <w:r>
-        <w:t>Support and stretch</w:t>
-      </w:r>
-    </w:p>
-    <w:p>
-      <w:pPr>
-        <w:spacing w:line="336" w:lineRule="auto" w:after="180"/>
-      </w:pPr>
-      <w:r>
-        <w:rPr>
-          <w:b w:val="0"/>
-        </w:rPr>
-        <w:t>Trace one record or condition at a time with counters and labelled columns. Stretch: introduce a tie, boundary or missing field and declare its handling policy before rerunning.</w:t>
-      </w:r>
-    </w:p>
-    <w:p>
-      <w:pPr>
-        <w:pStyle w:val="Heading3"/>
-      </w:pPr>
-      <w:r>
-        <w:t>Exit reflection</w:t>
-      </w:r>
-    </w:p>
-    <w:p>
-      <w:pPr>
-        <w:spacing w:line="336" w:lineRule="auto" w:after="180"/>
-      </w:pPr>
-      <w:r>
-        <w:rPr>
-          <w:b w:val="0"/>
-        </w:rPr>
-        <w:t xml:space="preserve">Ask for one decision the learner can now justify and one situation requiring more </w:t>
-      </w:r>
-      <w:r>
-        <w:rPr>
-          <w:b/>
-        </w:rPr>
-        <w:t>evidence</w:t>
-      </w:r>
-      <w:r>
-        <w:rPr>
-          <w:b w:val="0"/>
-        </w:rPr>
-        <w:t xml:space="preserve"> or human review. Confidence ratings are separate from correct independent performance.</w:t>
-      </w:r>
-    </w:p>
-    <w:p>
-      <w:pPr>
-        <w:pStyle w:val="Heading3"/>
-      </w:pPr>
-      <w:r>
-        <w:t>Bridge to the next week</w:t>
-      </w:r>
-    </w:p>
-    <w:p>
-      <w:pPr>
-        <w:spacing w:line="336" w:lineRule="auto" w:after="180"/>
-      </w:pPr>
-      <w:r>
-        <w:rPr>
-          <w:b w:val="0"/>
-        </w:rPr>
-        <w:t xml:space="preserve">Next: Week 26: Image and Voice Pipelines. Retrieve today’s </w:t>
-      </w:r>
-      <w:r>
-        <w:rPr>
-          <w:b/>
-        </w:rPr>
-        <w:t>evidence</w:t>
-      </w:r>
-      <w:r>
-        <w:rPr>
-          <w:b w:val="0"/>
-        </w:rPr>
-        <w:t xml:space="preserve"> and identify what carries forward and what is new.</w:t>
-      </w:r>
-    </w:p>
-    <w:p>
-      <w:pPr>
-        <w:pStyle w:val="Heading3"/>
-      </w:pPr>
-      <w:r>
-        <w:t>Support and fresh reassessment</w:t>
-      </w:r>
-    </w:p>
-    <w:p>
-      <w:pPr>
-        <w:spacing w:line="336" w:lineRule="auto" w:after="180"/>
-      </w:pPr>
-      <w:r>
-        <w:rPr>
-          <w:b w:val="0"/>
-        </w:rPr>
-        <w:t>Provide labelled intermediate columns and allow a calculator. Ask students to state the meaning and denominator of a value before interpreting it.</w:t>
-      </w:r>
-    </w:p>
-    <w:p>
-      <w:pPr>
-        <w:spacing w:line="336" w:lineRule="auto" w:after="180"/>
-      </w:pPr>
-      <w:r>
-        <w:rPr>
-          <w:b w:val="0"/>
-        </w:rPr>
-        <w:t>Extension: implement the classroom calculation locally and test boundary cases without using personal data.</w:t>
-      </w:r>
-    </w:p>
-    <w:p>
-      <w:pPr>
-        <w:spacing w:line="336" w:lineRule="auto" w:after="180"/>
-      </w:pPr>
-      <w:r>
-        <w:rPr>
-          <w:b w:val="0"/>
-        </w:rPr>
-        <w:t xml:space="preserve">W4 requires [7,6,1,5], four text </w:t>
-      </w:r>
-      <w:r>
-        <w:rPr>
-          <w:b/>
-        </w:rPr>
-        <w:t>token</w:t>
-      </w:r>
-      <w:r>
-        <w:rPr>
-          <w:b w:val="0"/>
-        </w:rPr>
-        <w:t xml:space="preserve">s and unsupported ! at position 7. Fresh retry: cats cat encodes [1,5,6,1], four text </w:t>
-      </w:r>
-      <w:r>
-        <w:rPr>
-          <w:b/>
-        </w:rPr>
-        <w:t>token</w:t>
-      </w:r>
-      <w:r>
-        <w:rPr>
-          <w:b w:val="0"/>
-        </w:rPr>
-        <w:t>s; cats Cat fails at uppercase C position 5 after [1,5,6].</w:t>
-      </w:r>
-    </w:p>
-    <w:p>
-      <w:pPr>
-        <w:spacing w:line="336" w:lineRule="auto" w:after="180"/>
-      </w:pPr>
-      <w:r>
-        <w:rPr>
-          <w:b w:val="0"/>
-        </w:rPr>
-        <w:t xml:space="preserve">Require exact </w:t>
-      </w:r>
-      <w:r>
-        <w:rPr>
-          <w:b/>
-        </w:rPr>
         <w:t>decoding</w:t>
       </w:r>
       <w:r>
@@ -5591,45 +5458,10 @@
     </w:p>
     <w:p>
       <w:pPr>
-        <w:spacing w:line="336" w:lineRule="auto" w:after="180"/>
-      </w:pPr>
-      <w:r>
-        <w:rPr>
-          <w:b w:val="0"/>
-        </w:rPr>
-        <w:t xml:space="preserve">Week 3 uses </w:t>
-      </w:r>
-      <w:r>
-        <w:rPr>
-          <w:b/>
-        </w:rPr>
-        <w:t>vocabulary</w:t>
-      </w:r>
-      <w:r>
-        <w:rPr>
-          <w:b w:val="0"/>
-        </w:rPr>
-        <w:t xml:space="preserve"> alternatives to inspect next-</w:t>
-      </w:r>
-      <w:r>
-        <w:rPr>
-          <w:b/>
-        </w:rPr>
-        <w:t>token</w:t>
-      </w:r>
-      <w:r>
-        <w:rPr>
-          <w:b w:val="0"/>
-        </w:rPr>
-        <w:t xml:space="preserve"> probability distributions and sequence probabilities.</w:t>
-      </w:r>
-    </w:p>
-    <w:p>
-      <w:pPr>
-        <w:pStyle w:val="Heading3"/>
-      </w:pPr>
-      <w:r>
-        <w:t>Plan the delayed return</w:t>
+        <w:pStyle w:val="Heading2"/>
+      </w:pPr>
+      <w:r>
+        <w:t>Plan the delayed check</w:t>
       </w:r>
     </w:p>
     <w:p>
@@ -5846,60 +5678,188 @@
     </w:p>
     <w:p>
       <w:pPr>
+        <w:pStyle w:val="Heading2"/>
+      </w:pPr>
+      <w:r>
+        <w:t>Bridge to next week</w:t>
+      </w:r>
+    </w:p>
+    <w:p>
+      <w:pPr>
+        <w:spacing w:line="336" w:lineRule="auto" w:after="180"/>
+      </w:pPr>
+      <w:r>
+        <w:rPr>
+          <w:b w:val="0"/>
+        </w:rPr>
+        <w:t xml:space="preserve">Ask for one decision the learner can now justify and one situation requiring more </w:t>
+      </w:r>
+      <w:r>
+        <w:rPr>
+          <w:b/>
+        </w:rPr>
+        <w:t>evidence</w:t>
+      </w:r>
+      <w:r>
+        <w:rPr>
+          <w:b w:val="0"/>
+        </w:rPr>
+        <w:t xml:space="preserve"> or human review. Confidence ratings are separate from correct independent performance.</w:t>
+      </w:r>
+    </w:p>
+    <w:p>
+      <w:pPr>
+        <w:spacing w:line="336" w:lineRule="auto" w:after="180"/>
+      </w:pPr>
+      <w:r>
+        <w:rPr>
+          <w:b w:val="0"/>
+        </w:rPr>
+        <w:t xml:space="preserve">Next: Week 26: Image and Voice Pipelines. Retrieve today’s </w:t>
+      </w:r>
+      <w:r>
+        <w:rPr>
+          <w:b/>
+        </w:rPr>
+        <w:t>evidence</w:t>
+      </w:r>
+      <w:r>
+        <w:rPr>
+          <w:b w:val="0"/>
+        </w:rPr>
+        <w:t xml:space="preserve"> and identify what carries forward and what is new.</w:t>
+      </w:r>
+    </w:p>
+    <w:p>
+      <w:pPr>
+        <w:spacing w:line="336" w:lineRule="auto" w:after="180"/>
+      </w:pPr>
+      <w:r>
+        <w:rPr>
+          <w:b w:val="0"/>
+        </w:rPr>
+        <w:t xml:space="preserve">Next is Week26: Image and Voice Pipelines. Carry forward explicit representation, preprocessing and failure records when tracing another modality; do not describe this week as a real model’s </w:t>
+      </w:r>
+      <w:r>
+        <w:rPr>
+          <w:b/>
+        </w:rPr>
+        <w:t>token</w:t>
+      </w:r>
+      <w:r>
+        <w:rPr>
+          <w:b w:val="0"/>
+        </w:rPr>
+        <w:t>izer.</w:t>
+      </w:r>
+    </w:p>
+    <w:p>
+      <w:pPr>
+        <w:pStyle w:val="Heading2"/>
+      </w:pPr>
+      <w:r>
+        <w:t>Earlier wording, alternatives and picture transcripts · reference / check after trying</w:t>
+      </w:r>
+    </w:p>
+    <w:p>
+      <w:pPr>
+        <w:spacing w:line="336" w:lineRule="auto" w:after="180"/>
+      </w:pPr>
+      <w:r>
+        <w:rPr>
+          <w:b w:val="0"/>
+        </w:rPr>
+        <w:t>Connect and extend learning</w:t>
+      </w:r>
+    </w:p>
+    <w:p>
+      <w:pPr>
         <w:pStyle w:val="Heading3"/>
       </w:pPr>
       <w:r>
+        <w:t>Transparent Book Recommender</w:t>
+      </w:r>
+    </w:p>
+    <w:p>
+      <w:pPr>
+        <w:pStyle w:val="Heading3"/>
+      </w:pPr>
+      <w:r>
+        <w:t>Support and stretch</w:t>
+      </w:r>
+    </w:p>
+    <w:p>
+      <w:pPr>
+        <w:pStyle w:val="Heading3"/>
+      </w:pPr>
+      <w:r>
+        <w:t>Exit reflection</w:t>
+      </w:r>
+    </w:p>
+    <w:p>
+      <w:pPr>
+        <w:pStyle w:val="Heading3"/>
+      </w:pPr>
+      <w:r>
+        <w:t>Bridge to the next week</w:t>
+      </w:r>
+    </w:p>
+    <w:p>
+      <w:pPr>
+        <w:pStyle w:val="Heading3"/>
+      </w:pPr>
+      <w:r>
+        <w:t>Support and fresh reassessment</w:t>
+      </w:r>
+    </w:p>
+    <w:p>
+      <w:pPr>
+        <w:pStyle w:val="Heading3"/>
+      </w:pPr>
+      <w:r>
+        <w:t>Plan the delayed return</w:t>
+      </w:r>
+    </w:p>
+    <w:p>
+      <w:pPr>
+        <w:pStyle w:val="Heading3"/>
+      </w:pPr>
+      <w:r>
         <w:t>Project evidence from this case</w:t>
       </w:r>
     </w:p>
     <w:p>
       <w:pPr>
+        <w:pStyle w:val="Heading1"/>
+      </w:pPr>
+      <w:r>
+        <w:t>Reference bank and extra practice</w:t>
+      </w:r>
+    </w:p>
+    <w:p>
+      <w:pPr>
+        <w:pStyle w:val="Heading1"/>
+      </w:pPr>
+      <w:r>
+        <w:t>07. Reference: alternative planning checklist</w:t>
+      </w:r>
+    </w:p>
+    <w:p>
+      <w:r>
+        <w:t>Use as a reminder alongside the main route rather than teaching the cycle twice.</w:t>
+      </w:r>
+    </w:p>
+    <w:p>
+      <w:pPr>
+        <w:pStyle w:val="Heading2"/>
+      </w:pPr>
+      <w:r>
+        <w:t>Preparation and schedule</w:t>
+      </w:r>
+    </w:p>
+    <w:p>
+      <w:pPr>
         <w:spacing w:line="336" w:lineRule="auto" w:after="180"/>
-      </w:pPr>
-      <w:r>
-        <w:rPr>
-          <w:b w:val="0"/>
-        </w:rPr>
-        <w:t>Document the recommender’s text representation and unknown-</w:t>
-      </w:r>
-      <w:r>
-        <w:rPr>
-          <w:b/>
-        </w:rPr>
-        <w:t>token</w:t>
-      </w:r>
-      <w:r>
-        <w:rPr>
-          <w:b w:val="0"/>
-        </w:rPr>
-        <w:t xml:space="preserve"> behavior rather than assuming every model counts words identically.</w:t>
-      </w:r>
-    </w:p>
-    <w:p>
-      <w:pPr>
-        <w:pStyle w:val="Heading1"/>
-      </w:pPr>
-      <w:r>
-        <w:t>07. Prepare, teach and assess</w:t>
-      </w:r>
-    </w:p>
-    <w:p>
-      <w:r>
-        <w:t>Use this preparation summary alongside the detailed Text as Pieces lesson; it is a checklist rather than a replacement for the full sequence.</w:t>
-      </w:r>
-    </w:p>
-    <w:p>
-      <w:pPr>
-        <w:pStyle w:val="Heading3"/>
-      </w:pPr>
-      <w:r>
-        <w:t>Teaching target</w:t>
-      </w:r>
-    </w:p>
-    <w:p>
-      <w:pPr>
-        <w:spacing w:line="336" w:lineRule="auto" w:after="180"/>
-        <w:shd w:fill="EDF7F3"/>
       </w:pPr>
       <w:r>
         <w:rPr>
@@ -6082,6 +6042,14 @@
     </w:tbl>
     <w:p>
       <w:pPr>
+        <w:pStyle w:val="Heading2"/>
+      </w:pPr>
+      <w:r>
+        <w:t>Practice and assessment reminders</w:t>
+      </w:r>
+    </w:p>
+    <w:p>
+      <w:pPr>
         <w:spacing w:line="336" w:lineRule="auto" w:after="180"/>
       </w:pPr>
       <w:r>
@@ -6105,16 +6073,7 @@
     </w:p>
     <w:p>
       <w:pPr>
-        <w:pStyle w:val="Heading3"/>
-      </w:pPr>
-      <w:r>
-        <w:t>Supported practice answer</w:t>
-      </w:r>
-    </w:p>
-    <w:p>
-      <w:pPr>
         <w:spacing w:line="336" w:lineRule="auto" w:after="180"/>
-        <w:shd w:fill="F1F6FC"/>
       </w:pPr>
       <w:r>
         <w:rPr>
@@ -6195,16 +6154,7 @@
     </w:p>
     <w:p>
       <w:pPr>
-        <w:pStyle w:val="Heading3"/>
-      </w:pPr>
-      <w:r>
-        <w:t>Repair the misconception</w:t>
-      </w:r>
-    </w:p>
-    <w:p>
-      <w:pPr>
         <w:spacing w:line="336" w:lineRule="auto" w:after="180"/>
-        <w:shd w:fill="FFF5E6"/>
       </w:pPr>
       <w:r>
         <w:rPr>
@@ -6239,16 +6189,7 @@
     </w:p>
     <w:p>
       <w:pPr>
-        <w:pStyle w:val="Heading3"/>
-      </w:pPr>
-      <w:r>
-        <w:t>Support without giving away the answer</w:t>
-      </w:r>
-    </w:p>
-    <w:p>
-      <w:pPr>
         <w:spacing w:line="336" w:lineRule="auto" w:after="180"/>
-        <w:shd w:fill="F1F6F8"/>
       </w:pPr>
       <w:r>
         <w:rPr>
@@ -6271,16 +6212,7 @@
     </w:p>
     <w:p>
       <w:pPr>
-        <w:pStyle w:val="Heading3"/>
-      </w:pPr>
-      <w:r>
-        <w:t>Extend the reasoning</w:t>
-      </w:r>
-    </w:p>
-    <w:p>
-      <w:pPr>
         <w:spacing w:line="336" w:lineRule="auto" w:after="180"/>
-        <w:shd w:fill="F5F1FB"/>
       </w:pPr>
       <w:r>
         <w:rPr>
@@ -6328,7 +6260,6 @@
     <w:p>
       <w:pPr>
         <w:spacing w:line="336" w:lineRule="auto" w:after="180"/>
-        <w:shd w:fill="F5F1FB"/>
       </w:pPr>
       <w:r>
         <w:rPr>
@@ -6339,16 +6270,7 @@
     </w:p>
     <w:p>
       <w:pPr>
-        <w:pStyle w:val="Heading3"/>
-      </w:pPr>
-      <w:r>
-        <w:t>Protect the independent attempt</w:t>
-      </w:r>
-    </w:p>
-    <w:p>
-      <w:pPr>
         <w:spacing w:line="336" w:lineRule="auto" w:after="180"/>
-        <w:shd w:fill="FFF5E6"/>
       </w:pPr>
       <w:r>
         <w:rPr>
@@ -6543,16 +6465,7 @@
     </w:tbl>
     <w:p>
       <w:pPr>
-        <w:pStyle w:val="Heading3"/>
-      </w:pPr>
-      <w:r>
-        <w:t>Project checkpoint</w:t>
-      </w:r>
-    </w:p>
-    <w:p>
-      <w:pPr>
         <w:spacing w:line="336" w:lineRule="auto" w:after="180"/>
-        <w:shd w:fill="EDF7F3"/>
       </w:pPr>
       <w:r>
         <w:rPr>
@@ -6601,12 +6514,20 @@
         <w:pStyle w:val="Heading1"/>
       </w:pPr>
       <w:r>
-        <w:t>08. Use feedback, labs and repair paths</w:t>
-      </w:r>
-    </w:p>
-    <w:p>
-      <w:r>
-        <w:t>Use feedback, earlier review and portfolios purposefully. Apply the coding routine only when this lesson has an executable lab.</w:t>
+        <w:t>08. Reference: feedback and records</w:t>
+      </w:r>
+    </w:p>
+    <w:p>
+      <w:r>
+        <w:t>Use digital tools where they help retain an explanation and its evidence.</w:t>
+      </w:r>
+    </w:p>
+    <w:p>
+      <w:pPr>
+        <w:pStyle w:val="Heading2"/>
+      </w:pPr>
+      <w:r>
+        <w:t>Keep practice and independent evidence separate</w:t>
       </w:r>
     </w:p>
     <w:p>
@@ -6645,10 +6566,52 @@
     </w:p>
     <w:p>
       <w:pPr>
-        <w:pStyle w:val="Heading3"/>
-      </w:pPr>
-      <w:r>
-        <w:t>For later coding lessons</w:t>
+        <w:pStyle w:val="Heading2"/>
+      </w:pPr>
+      <w:r>
+        <w:t>Repair and portfolio records</w:t>
+      </w:r>
+    </w:p>
+    <w:p>
+      <w:pPr>
+        <w:spacing w:line="336" w:lineRule="auto" w:after="180"/>
+      </w:pPr>
+      <w:r>
+        <w:rPr>
+          <w:b w:val="0"/>
+        </w:rPr>
+        <w:t>Use the earlier worked-explanation links to address a specific missing building block, then return to the current question. Adapt this suggestion after observing the learner; it is not an automatic diagnosis.</w:t>
+      </w:r>
+    </w:p>
+    <w:p>
+      <w:pPr>
+        <w:spacing w:line="336" w:lineRule="auto" w:after="180"/>
+      </w:pPr>
+      <w:r>
+        <w:rPr>
+          <w:b w:val="0"/>
+        </w:rPr>
+        <w:t xml:space="preserve">Collect the completed-work portfolio as </w:t>
+      </w:r>
+      <w:r>
+        <w:rPr>
+          <w:b/>
+        </w:rPr>
+        <w:t>evidence</w:t>
+      </w:r>
+      <w:r>
+        <w:rPr>
+          <w:b w:val="0"/>
+        </w:rPr>
+        <w:t>. Record support separately from correctness, and assess explanation, trace/test and limitations. Progress ticks and quiz selections alone do not establish mastery.</w:t>
+      </w:r>
+    </w:p>
+    <w:p>
+      <w:pPr>
+        <w:pStyle w:val="Heading2"/>
+      </w:pPr>
+      <w:r>
+        <w:t>Earlier wording, alternatives and picture transcripts · reference / check after trying</w:t>
       </w:r>
     </w:p>
     <w:p>
@@ -6659,7 +6622,6 @@
     <w:p>
       <w:pPr>
         <w:spacing w:line="336" w:lineRule="auto" w:after="180"/>
-        <w:shd w:fill="F1F6F8"/>
       </w:pPr>
       <w:r>
         <w:rPr>
@@ -6682,77 +6644,20 @@
     </w:p>
     <w:p>
       <w:pPr>
-        <w:spacing w:line="336" w:lineRule="auto" w:after="180"/>
-      </w:pPr>
-      <w:r>
-        <w:rPr>
-          <w:b w:val="0"/>
-        </w:rPr>
-        <w:t>Use the earlier worked-explanation links to address a specific missing building block, then return to the current question. Adapt this suggestion after observing the learner; it is not an automatic diagnosis.</w:t>
-      </w:r>
-    </w:p>
-    <w:p>
-      <w:pPr>
-        <w:spacing w:line="336" w:lineRule="auto" w:after="180"/>
-      </w:pPr>
-      <w:r>
-        <w:rPr>
-          <w:b w:val="0"/>
-        </w:rPr>
-        <w:t xml:space="preserve">Collect the completed-work portfolio as </w:t>
-      </w:r>
-      <w:r>
-        <w:rPr>
-          <w:b/>
-        </w:rPr>
-        <w:t>evidence</w:t>
-      </w:r>
-      <w:r>
-        <w:rPr>
-          <w:b w:val="0"/>
-        </w:rPr>
-        <w:t>. Record support separately from correctness, and assess explanation, trace/test and limitations. Progress ticks and quiz selections alone do not establish mastery.</w:t>
-      </w:r>
-    </w:p>
-    <w:p>
-      <w:pPr>
         <w:pStyle w:val="Heading1"/>
       </w:pPr>
       <w:r>
-        <w:t>09. Visual concept journey</w:t>
-      </w:r>
-    </w:p>
-    <w:p>
-      <w:r>
-        <w:t>Show one Text as Pieces graphic at a time, request a prediction and discuss its trace before the independent assessment.</w:t>
-      </w:r>
-    </w:p>
-    <w:p>
-      <w:pPr>
-        <w:spacing w:line="336" w:lineRule="auto" w:after="180"/>
-      </w:pPr>
-      <w:r>
-        <w:rPr>
-          <w:b w:val="0"/>
-        </w:rPr>
-        <w:t xml:space="preserve">Use one picture at a time. Hide a worked result before asking for a </w:t>
-      </w:r>
-      <w:r>
-        <w:rPr>
-          <w:b/>
-        </w:rPr>
-        <w:t>prediction</w:t>
-      </w:r>
-      <w:r>
-        <w:rPr>
-          <w:b w:val="0"/>
-        </w:rPr>
-        <w:t>, then reveal it for feedback. These are supported teaching cases; retain the separate independent assessment for a fresh first attempt.</w:t>
-      </w:r>
-    </w:p>
-    <w:p>
-      <w:pPr>
-        <w:pStyle w:val="Heading3"/>
+        <w:t>09. Reference: teach with the six pictures</w:t>
+      </w:r>
+    </w:p>
+    <w:p>
+      <w:r>
+        <w:t>Choose the picture for the teaching move and connect it to the explanation.</w:t>
+      </w:r>
+    </w:p>
+    <w:p>
+      <w:pPr>
+        <w:pStyle w:val="Heading2"/>
       </w:pPr>
       <w:r>
         <w:t>01. Text as Pieces: the case</w:t>
@@ -6763,7 +6668,7 @@
         <w:drawing>
           <wp:inline xmlns:a="http://schemas.openxmlformats.org/drawingml/2006/main" xmlns:pic="http://schemas.openxmlformats.org/drawingml/2006/picture">
             <wp:extent cx="5486400" cy="3142488"/>
-            <wp:docPr id="2" name="Picture 2" descr="A fictional tokenizer converts a short catalogue phrase into tokens. Supplied facts: Vocabulary entries: book, books and the space character. At each position choose the longest matching entry; preserve the actual space. Text is “books book”. Exclamation marks have no token; zero-based character positions are used."/>
+            <wp:docPr id="3" name="Picture 3" descr="A fictional tokenizer converts a short catalogue phrase into tokens. Supplied facts: Vocabulary entries: book, books and the space character. At each position choose the longest matching entry; preserve the actual space. Text is “books book”. Exclamation marks have no token; zero-based character positions are used."/>
             <wp:cNvGraphicFramePr>
               <a:graphicFrameLocks noChangeAspect="1"/>
             </wp:cNvGraphicFramePr>
@@ -6775,7 +6680,7 @@
                     <pic:cNvPicPr/>
                   </pic:nvPicPr>
                   <pic:blipFill>
-                    <a:blip r:embed="rId10"/>
+                    <a:blip r:embed="rId11"/>
                     <a:stretch>
                       <a:fillRect/>
                     </a:stretch>
@@ -6867,7 +6772,6 @@
     <w:p>
       <w:pPr>
         <w:spacing w:line="336" w:lineRule="auto" w:after="180"/>
-        <w:shd w:fill="F5F1FB"/>
       </w:pPr>
       <w:r>
         <w:rPr>
@@ -6878,16 +6782,7 @@
     </w:p>
     <w:p>
       <w:pPr>
-        <w:pStyle w:val="Heading3"/>
-      </w:pPr>
-      <w:r>
-        <w:t>Discuss while showing the picture</w:t>
-      </w:r>
-    </w:p>
-    <w:p>
-      <w:pPr>
         <w:spacing w:line="336" w:lineRule="auto" w:after="180"/>
-        <w:shd w:fill="F1F6F8"/>
       </w:pPr>
       <w:r>
         <w:rPr>
@@ -6898,7 +6793,7 @@
     </w:p>
     <w:p>
       <w:pPr>
-        <w:pStyle w:val="Heading3"/>
+        <w:pStyle w:val="Heading2"/>
       </w:pPr>
       <w:r>
         <w:t>02. Follow the deciding steps</w:t>
@@ -6909,7 +6804,7 @@
         <w:drawing>
           <wp:inline xmlns:a="http://schemas.openxmlformats.org/drawingml/2006/main" xmlns:pic="http://schemas.openxmlformats.org/drawingml/2006/picture">
             <wp:extent cx="5486400" cy="4005072"/>
-            <wp:docPr id="3" name="Picture 3" descr="Read prefix: At position 0, longest matching entry is books, not book. → Encode phrase: Tokens: books, space-character, book; three tokens. → Decode: Joining token text returns exactly books book. → Unknown character: For books book!, the ! at position 10 has no token: stop with error."/>
+            <wp:docPr id="4" name="Picture 4" descr="Read prefix: At position 0, longest matching entry is books, not book. → Encode phrase: Tokens: books, space-character, book; three tokens. → Decode: Joining token text returns exactly books book. → Unknown character: For books book!, the ! at position 10 has no token: stop with error."/>
             <wp:cNvGraphicFramePr>
               <a:graphicFrameLocks noChangeAspect="1"/>
             </wp:cNvGraphicFramePr>
@@ -6921,7 +6816,7 @@
                     <pic:cNvPicPr/>
                   </pic:nvPicPr>
                   <pic:blipFill>
-                    <a:blip r:embed="rId11"/>
+                    <a:blip r:embed="rId9"/>
                     <a:stretch>
                       <a:fillRect/>
                     </a:stretch>
@@ -7002,7 +6897,6 @@
     <w:p>
       <w:pPr>
         <w:spacing w:line="336" w:lineRule="auto" w:after="180"/>
-        <w:shd w:fill="F5F1FB"/>
       </w:pPr>
       <w:r>
         <w:rPr>
@@ -7025,16 +6919,7 @@
     </w:p>
     <w:p>
       <w:pPr>
-        <w:pStyle w:val="Heading3"/>
-      </w:pPr>
-      <w:r>
-        <w:t>Discuss while showing the picture</w:t>
-      </w:r>
-    </w:p>
-    <w:p>
-      <w:pPr>
         <w:spacing w:line="336" w:lineRule="auto" w:after="180"/>
-        <w:shd w:fill="F1F6F8"/>
       </w:pPr>
       <w:r>
         <w:rPr>
@@ -7057,7 +6942,7 @@
     </w:p>
     <w:p>
       <w:pPr>
-        <w:pStyle w:val="Heading3"/>
+        <w:pStyle w:val="Heading2"/>
       </w:pPr>
       <w:r>
         <w:t>03. Keep the evidence roles separate</w:t>
@@ -7068,7 +6953,7 @@
         <w:drawing>
           <wp:inline xmlns:a="http://schemas.openxmlformats.org/drawingml/2006/main" xmlns:pic="http://schemas.openxmlformats.org/drawingml/2006/picture">
             <wp:extent cx="5486400" cy="2834640"/>
-            <wp:docPr id="4" name="Picture 4" descr="Keep the evidence roles separate. Exact text: cats sat | Longest-match encoding | IDs 1, 5, 6, 7. IDs 1, 5, 6, 7 | Concatenate token strings | Exact text: cats sat. Exact text: Cat | No match for uppercase C | Report unsupported input"/>
+            <wp:docPr id="5" name="Picture 5" descr="Keep the evidence roles separate. Exact text: cats sat | Longest-match encoding | IDs 1, 5, 6, 7. IDs 1, 5, 6, 7 | Concatenate token strings | Exact text: cats sat. Exact text: Cat | No match for uppercase C | Report unsupported input"/>
             <wp:cNvGraphicFramePr>
               <a:graphicFrameLocks noChangeAspect="1"/>
             </wp:cNvGraphicFramePr>
@@ -7166,7 +7051,6 @@
     <w:p>
       <w:pPr>
         <w:spacing w:line="336" w:lineRule="auto" w:after="180"/>
-        <w:shd w:fill="F5F1FB"/>
       </w:pPr>
       <w:r>
         <w:rPr>
@@ -7177,16 +7061,7 @@
     </w:p>
     <w:p>
       <w:pPr>
-        <w:pStyle w:val="Heading3"/>
-      </w:pPr>
-      <w:r>
-        <w:t>Discuss while showing the picture</w:t>
-      </w:r>
-    </w:p>
-    <w:p>
-      <w:pPr>
         <w:spacing w:line="336" w:lineRule="auto" w:after="180"/>
-        <w:shd w:fill="F1F6F8"/>
       </w:pPr>
       <w:r>
         <w:rPr>
@@ -7197,7 +7072,7 @@
     </w:p>
     <w:p>
       <w:pPr>
-        <w:pStyle w:val="Heading3"/>
+        <w:pStyle w:val="Heading2"/>
       </w:pPr>
       <w:r>
         <w:t>04. Change one thing. Trace what follows.</w:t>
@@ -7208,7 +7083,7 @@
         <w:drawing>
           <wp:inline xmlns:a="http://schemas.openxmlformats.org/drawingml/2006/main" xmlns:pic="http://schemas.openxmlformats.org/drawingml/2006/picture">
             <wp:extent cx="5486400" cy="3026664"/>
-            <wp:docPr id="5" name="Picture 5" descr="Original case: For books book!, the ! at position 10 has no token: stop with error. Changed condition: Use a character vocabulary covering b,o,k,s and space instead. Expected result: The same phrase uses ten character tokens. Reason: There are five letters, one space and four letters; its decoded text remains unchanged."/>
+            <wp:docPr id="6" name="Picture 6" descr="Original case: For books book!, the ! at position 10 has no token: stop with error. Changed condition: Use a character vocabulary covering b,o,k,s and space instead. Expected result: The same phrase uses ten character tokens. Reason: There are five letters, one space and four letters; its decoded text remains unchanged."/>
             <wp:cNvGraphicFramePr>
               <a:graphicFrameLocks noChangeAspect="1"/>
             </wp:cNvGraphicFramePr>
@@ -7300,7 +7175,6 @@
     <w:p>
       <w:pPr>
         <w:spacing w:line="336" w:lineRule="auto" w:after="180"/>
-        <w:shd w:fill="F5F1FB"/>
       </w:pPr>
       <w:r>
         <w:rPr>
@@ -7311,16 +7185,7 @@
     </w:p>
     <w:p>
       <w:pPr>
-        <w:pStyle w:val="Heading3"/>
-      </w:pPr>
-      <w:r>
-        <w:t>Discuss while showing the picture</w:t>
-      </w:r>
-    </w:p>
-    <w:p>
-      <w:pPr>
         <w:spacing w:line="336" w:lineRule="auto" w:after="180"/>
-        <w:shd w:fill="F1F6F8"/>
       </w:pPr>
       <w:r>
         <w:rPr>
@@ -7332,7 +7197,6 @@
     <w:p>
       <w:pPr>
         <w:spacing w:line="336" w:lineRule="auto" w:after="180"/>
-        <w:shd w:fill="F1F6F8"/>
       </w:pPr>
       <w:r>
         <w:rPr>
@@ -7343,7 +7207,7 @@
     </w:p>
     <w:p>
       <w:pPr>
-        <w:pStyle w:val="Heading3"/>
+        <w:pStyle w:val="Heading2"/>
       </w:pPr>
       <w:r>
         <w:t>05. Connect the explanation to its limit</w:t>
@@ -7354,7 +7218,7 @@
         <w:drawing>
           <wp:inline xmlns:a="http://schemas.openxmlformats.org/drawingml/2006/main" xmlns:pic="http://schemas.openxmlformats.org/drawingml/2006/picture">
             <wp:extent cx="5486400" cy="2834640"/>
-            <wp:docPr id="6" name="Picture 6" descr="A token is defined by the vocabulary and encoding rule; it need not be one word or one character. Longest matching matters where vocabulary entries overlap. Counting text tokens here does not count letters. Preserve spaces during decoding so the reconstructed text matches the original exactly. Limit: This deterministic toy tokenizer omits real subword training, Unicode handling and model-specific special tokens."/>
+            <wp:docPr id="7" name="Picture 7" descr="A token is defined by the vocabulary and encoding rule; it need not be one word or one character. Longest matching matters where vocabulary entries overlap. Counting text tokens here does not count letters. Preserve spaces during decoding so the reconstructed text matches the original exactly. Limit: This deterministic toy tokenizer omits real subword training, Unicode handling and model-specific special tokens."/>
             <wp:cNvGraphicFramePr>
               <a:graphicFrameLocks noChangeAspect="1"/>
             </wp:cNvGraphicFramePr>
@@ -7518,7 +7382,6 @@
     <w:p>
       <w:pPr>
         <w:spacing w:line="336" w:lineRule="auto" w:after="180"/>
-        <w:shd w:fill="F5F1FB"/>
       </w:pPr>
       <w:r>
         <w:rPr>
@@ -7529,16 +7392,7 @@
     </w:p>
     <w:p>
       <w:pPr>
-        <w:pStyle w:val="Heading3"/>
-      </w:pPr>
-      <w:r>
-        <w:t>Discuss while showing the picture</w:t>
-      </w:r>
-    </w:p>
-    <w:p>
-      <w:pPr>
         <w:spacing w:line="336" w:lineRule="auto" w:after="180"/>
-        <w:shd w:fill="F1F6F8"/>
       </w:pPr>
       <w:r>
         <w:rPr>
@@ -7550,7 +7404,6 @@
     <w:p>
       <w:pPr>
         <w:spacing w:line="336" w:lineRule="auto" w:after="180"/>
-        <w:shd w:fill="F1F6F8"/>
       </w:pPr>
       <w:r>
         <w:rPr>
@@ -7597,7 +7450,7 @@
     </w:p>
     <w:p>
       <w:pPr>
-        <w:pStyle w:val="Heading3"/>
+        <w:pStyle w:val="Heading2"/>
       </w:pPr>
       <w:r>
         <w:t>06. Make the idea visible in your project</w:t>
@@ -7608,7 +7461,7 @@
         <w:drawing>
           <wp:inline xmlns:a="http://schemas.openxmlformats.org/drawingml/2006/main" xmlns:pic="http://schemas.openxmlformats.org/drawingml/2006/picture">
             <wp:extent cx="5486400" cy="3380232"/>
-            <wp:docPr id="7" name="Picture 7" descr="Document the recommender’s text representation and unknown-token behavior rather than assuming every model counts words identically. Draw your input, deciding step, result and limit. Supported question: Why is the unknown ! at position 10 rather than position 9?"/>
+            <wp:docPr id="8" name="Picture 8" descr="Document the recommender’s text representation and unknown-token behavior rather than assuming every model counts words identically. Draw your input, deciding step, result and limit. Supported question: Why is the unknown ! at position 10 rather than position 9?"/>
             <wp:cNvGraphicFramePr>
               <a:graphicFrameLocks noChangeAspect="1"/>
             </wp:cNvGraphicFramePr>
@@ -7688,7 +7541,6 @@
     <w:p>
       <w:pPr>
         <w:spacing w:line="336" w:lineRule="auto" w:after="180"/>
-        <w:shd w:fill="F5F1FB"/>
       </w:pPr>
       <w:r>
         <w:rPr>
@@ -7711,46 +7563,115 @@
     </w:p>
     <w:p>
       <w:pPr>
+        <w:spacing w:line="336" w:lineRule="auto" w:after="180"/>
+      </w:pPr>
+      <w:r>
+        <w:rPr>
+          <w:b w:val="0"/>
+        </w:rPr>
+        <w:t xml:space="preserve">Teacher prompt: Draw your project trace and justify the deciding step using </w:t>
+      </w:r>
+      <w:r>
+        <w:rPr>
+          <w:b/>
+        </w:rPr>
+        <w:t>evidence</w:t>
+      </w:r>
+      <w:r>
+        <w:rPr>
+          <w:b w:val="0"/>
+        </w:rPr>
+        <w:t>. Ask learners to describe one label or arrow in ordinary words. Use the adjacent transcript if the image is difficult to see.</w:t>
+      </w:r>
+    </w:p>
+    <w:p>
+      <w:pPr>
+        <w:spacing w:line="336" w:lineRule="auto" w:after="180"/>
+      </w:pPr>
+      <w:r>
+        <w:rPr>
+          <w:b w:val="0"/>
+        </w:rPr>
+        <w:t>Supported practice key: books occupies 0–4, space is 5, book is 6–9, so ! is character 10.</w:t>
+      </w:r>
+    </w:p>
+    <w:p>
+      <w:pPr>
+        <w:pStyle w:val="Heading2"/>
+      </w:pPr>
+      <w:r>
+        <w:t>Earlier wording, alternatives and picture transcripts · reference / check after trying</w:t>
+      </w:r>
+    </w:p>
+    <w:p>
+      <w:pPr>
+        <w:spacing w:line="336" w:lineRule="auto" w:after="180"/>
+      </w:pPr>
+      <w:r>
+        <w:rPr>
+          <w:b w:val="0"/>
+        </w:rPr>
+        <w:t xml:space="preserve">Use one picture at a time. Hide a worked result before asking for a </w:t>
+      </w:r>
+      <w:r>
+        <w:rPr>
+          <w:b/>
+        </w:rPr>
+        <w:t>prediction</w:t>
+      </w:r>
+      <w:r>
+        <w:rPr>
+          <w:b w:val="0"/>
+        </w:rPr>
+        <w:t>, then reveal it for feedback. These are supported teaching cases; retain the separate independent assessment for a fresh first attempt.</w:t>
+      </w:r>
+    </w:p>
+    <w:p>
+      <w:pPr>
         <w:pStyle w:val="Heading3"/>
       </w:pPr>
       <w:r>
-        <w:t>Discuss while showing the picture</w:t>
-      </w:r>
-    </w:p>
-    <w:p>
-      <w:pPr>
-        <w:spacing w:line="336" w:lineRule="auto" w:after="180"/>
-        <w:shd w:fill="F1F6F8"/>
-      </w:pPr>
-      <w:r>
-        <w:rPr>
-          <w:b w:val="0"/>
-        </w:rPr>
-        <w:t xml:space="preserve">Teacher prompt: Draw your project trace and justify the deciding step using </w:t>
-      </w:r>
-      <w:r>
-        <w:rPr>
-          <w:b/>
-        </w:rPr>
-        <w:t>evidence</w:t>
-      </w:r>
-      <w:r>
-        <w:rPr>
-          <w:b w:val="0"/>
-        </w:rPr>
-        <w:t>. Ask learners to describe one label or arrow in ordinary words. Use the adjacent transcript if the image is difficult to see.</w:t>
-      </w:r>
-    </w:p>
-    <w:p>
-      <w:pPr>
-        <w:spacing w:line="336" w:lineRule="auto" w:after="180"/>
-        <w:shd w:fill="F1F6F8"/>
-      </w:pPr>
-      <w:r>
-        <w:rPr>
-          <w:b w:val="0"/>
-        </w:rPr>
-        <w:t>Supported practice key: books occupies 0–4, space is 5, book is 6–9, so ! is character 10.</w:t>
+        <w:t>01. Text as Pieces: the case</w:t>
+      </w:r>
+    </w:p>
+    <w:p>
+      <w:pPr>
+        <w:pStyle w:val="Heading3"/>
+      </w:pPr>
+      <w:r>
+        <w:t>02. Follow the deciding steps</w:t>
+      </w:r>
+    </w:p>
+    <w:p>
+      <w:pPr>
+        <w:pStyle w:val="Heading3"/>
+      </w:pPr>
+      <w:r>
+        <w:t>03. Keep the evidence roles separate</w:t>
+      </w:r>
+    </w:p>
+    <w:p>
+      <w:pPr>
+        <w:pStyle w:val="Heading3"/>
+      </w:pPr>
+      <w:r>
+        <w:t>04. Change one thing. Trace what follows.</w:t>
+      </w:r>
+    </w:p>
+    <w:p>
+      <w:pPr>
+        <w:pStyle w:val="Heading3"/>
+      </w:pPr>
+      <w:r>
+        <w:t>05. Connect the explanation to its limit</w:t>
+      </w:r>
+    </w:p>
+    <w:p>
+      <w:pPr>
+        <w:pStyle w:val="Heading3"/>
+      </w:pPr>
+      <w:r>
+        <w:t>06. Make the idea visible in your project</w:t>
       </w:r>
     </w:p>
     <w:sectPr>
